--- a/Yearly exam 2026/Year9-5.2-Yearly-Exam-2026.docx
+++ b/Yearly exam 2026/Year9-5.2-Yearly-Exam-2026.docx
@@ -634,7 +634,7 @@
                       <w:b w:val="0"/>
                       <w:sz w:val="22"/>
                     </w:rPr>
-                    <w:t>Section 3 - Mixed: Chapters 1-8</w:t>
+                    <w:t>Section 3 - Mixed Topics</w:t>
                   </w:r>
                 </w:p>
               </w:tc>
@@ -1121,7 +1121,7 @@
                       <w:i w:val="0"/>
                       <w:sz w:val="22"/>
                     </w:rPr>
-                    <w:t>The time taken to swim 50 m</w:t>
+                    <w:t>The time taken to swim 50 m</w:t>
                   </w:r>
                 </w:p>
               </w:tc>
@@ -3212,7 +3212,7 @@
                 <w:i w:val="0"/>
                 <w:sz w:val="22"/>
               </w:rPr>
-              <w:t>A Year 9 class was asked how many times each student went to the beach last week.</w:t>
+              <w:t>Students were asked how many times they went to the beach last week.</w:t>
             </w:r>
           </w:p>
           <w:tbl>
@@ -3934,6 +3934,18 @@
               </w:rPr>
               <w:t xml:space="preserve"> ÷ total frequency</w:t>
             </w:r>
+            <w:r>
+              <w:br/>
+            </w:r>
+            <w:r>
+              <w:rPr>
+                <w:rFonts w:ascii="Cambria" w:hAnsi="Cambria" w:cs="Cambria" w:eastAsia="Cambria"/>
+                <w:b w:val="0"/>
+                <w:i w:val="0"/>
+                <w:sz w:val="22"/>
+              </w:rPr>
+              <w:t>Range = highest score − lowest score</w:t>
+            </w:r>
           </w:p>
         </w:tc>
         <w:tc>
@@ -7156,7 +7168,7 @@
                             <w:i w:val="0"/>
                             <w:sz w:val="22"/>
                           </w:rPr>
-                          <w:t>±25 mL</w:t>
+                          <w:t>±25 mL</w:t>
                         </w:r>
                       </w:p>
                     </w:tc>
@@ -7195,7 +7207,7 @@
                             <w:i w:val="0"/>
                             <w:sz w:val="22"/>
                           </w:rPr>
-                          <w:t>±50 mL</w:t>
+                          <w:t>±50 mL</w:t>
                         </w:r>
                       </w:p>
                     </w:tc>
@@ -7234,7 +7246,7 @@
                             <w:i w:val="0"/>
                             <w:sz w:val="22"/>
                           </w:rPr>
-                          <w:t>±100 mL</w:t>
+                          <w:t>±100 mL</w:t>
                         </w:r>
                       </w:p>
                     </w:tc>
@@ -7273,7 +7285,7 @@
                             <w:i w:val="0"/>
                             <w:sz w:val="22"/>
                           </w:rPr>
-                          <w:t>±0.5 mL</w:t>
+                          <w:t>±0.5 mL</w:t>
                         </w:r>
                       </w:p>
                     </w:tc>
@@ -11151,7 +11163,25 @@
                 <w:i/>
                 <w:sz w:val="22"/>
               </w:rPr>
-              <w:t>Ah</w:t>
+              <w:t>A</w:t>
+            </w:r>
+            <w:r>
+              <w:rPr>
+                <w:rFonts w:ascii="Cambria" w:hAnsi="Cambria" w:cs="Cambria" w:eastAsia="Cambria"/>
+                <w:b w:val="0"/>
+                <w:i w:val="0"/>
+                <w:sz w:val="22"/>
+              </w:rPr>
+              <w:t xml:space="preserve"> × </w:t>
+            </w:r>
+            <w:r>
+              <w:rPr>
+                <w:rFonts w:ascii="Cambria" w:hAnsi="Cambria" w:cs="Cambria" w:eastAsia="Cambria"/>
+                <w:b w:val="0"/>
+                <w:i/>
+                <w:sz w:val="22"/>
+              </w:rPr>
+              <w:t>l</w:t>
             </w:r>
             <w:r>
               <w:br/>
@@ -11190,7 +11220,7 @@
                 <w:i/>
                 <w:sz w:val="22"/>
               </w:rPr>
-              <w:t>h</w:t>
+              <w:t>l</w:t>
             </w:r>
             <w:r>
               <w:rPr>
@@ -11297,7 +11327,7 @@
                 <w:i w:val="0"/>
                 <w:sz w:val="22"/>
               </w:rPr>
-              <w:t>Note: 1 L = 1000 cm³</w:t>
+              <w:t>Note: 1 L = 1000 cm³</w:t>
             </w:r>
           </w:p>
         </w:tc>
@@ -11483,7 +11513,7 @@
                 <w:color w:val="FFFFFF"/>
                 <w:sz w:val="32"/>
               </w:rPr>
-              <w:t>Section 3: Mixed: Chapters 1-8</w:t>
+              <w:t>Section 3: Mixed Topics (Chapters 1–8)</w:t>
             </w:r>
           </w:p>
         </w:tc>
@@ -13105,12 +13135,43 @@
           </w:tcPr>
           <w:p>
             <w:pPr>
-              <w:spacing w:before="0" w:after="0" w:lineRule="exact" w:line="34"/>
+              <w:spacing w:before="0" w:after="68" w:line="240" w:lineRule="auto"/>
+              <w:jc w:val="center"/>
+            </w:pPr>
+            <w:r>
+              <w:rPr>
+                <w:rFonts w:ascii="Cambria" w:hAnsi="Cambria" w:cs="Cambria" w:eastAsia="Cambria"/>
+                <w:b w:val="0"/>
+                <w:i w:val="0"/>
+                <w:sz w:val="22"/>
+              </w:rPr>
+              <w:t>Ella is a nurse. She earns an annual salary of $81 640. How much is she paid per fortnight?</w:t>
+            </w:r>
+          </w:p>
+          <w:p>
+            <w:pPr>
+              <w:spacing w:before="0" w:after="68" w:line="240" w:lineRule="auto"/>
+              <w:jc w:val="center"/>
+            </w:pPr>
+            <w:r>
+              <w:rPr>
+                <w:rFonts w:ascii="Cambria" w:hAnsi="Cambria" w:cs="Cambria" w:eastAsia="Cambria"/>
+                <w:b w:val="0"/>
+                <w:i w:val="0"/>
+                <w:sz w:val="22"/>
+              </w:rPr>
+              <w:t>Note: 1 year = 52 weeks = 26 fortnights = 12 months</w:t>
+            </w:r>
+          </w:p>
+          <w:p>
+            <w:pPr>
+              <w:spacing w:before="0" w:after="0" w:lineRule="exact" w:line="204"/>
             </w:pPr>
           </w:p>
           <w:tbl>
             <w:tblPr>
-              <w:tblW w:w="9031" w:type="dxa"/>
+              <w:tblW w:w="8294" w:type="dxa"/>
+              <w:tblInd w:w="510" w:type="dxa"/>
               <w:tblBorders>
                 <w:top w:val="nil"/>
                 <w:left w:val="nil"/>
@@ -13129,23 +13190,40 @@
               <w:tblLook w:firstColumn="1" w:firstRow="1" w:lastColumn="0" w:lastRow="0" w:noHBand="0" w:noVBand="1" w:val="04A0"/>
             </w:tblPr>
             <w:tblGrid>
-              <w:gridCol w:w="5568"/>
-              <w:gridCol w:w="3463"/>
+              <w:gridCol w:w="2074"/>
+              <w:gridCol w:w="2074"/>
+              <w:gridCol w:w="2074"/>
+              <w:gridCol w:w="2074"/>
             </w:tblGrid>
             <w:tr>
               <w:tc>
                 <w:tcPr>
-                  <w:tcW w:type="dxa" w:w="5568"/>
-                  <w:tcMar>
-                    <w:right w:w="227" w:type="dxa"/>
-                  </w:tcMar>
-                  <w:vAlign w:val="center"/>
+                  <w:tcW w:type="dxa" w:w="2074"/>
                 </w:tcPr>
                 <w:p>
                   <w:pPr>
-                    <w:spacing w:before="0" w:after="68" w:line="240" w:lineRule="auto"/>
-                    <w:jc w:val="center"/>
+                    <w:tabs>
+                      <w:tab w:pos="351" w:val="left"/>
+                    </w:tabs>
+                    <w:spacing w:before="0" w:after="0" w:line="240" w:lineRule="auto"/>
+                    <w:ind w:left="351" w:hanging="351"/>
+                    <w:jc w:val="left"/>
                   </w:pPr>
+                  <w:r>
+                    <w:rPr>
+                      <w:rFonts w:ascii="Cambria" w:hAnsi="Cambria" w:cs="Cambria" w:eastAsia="Cambria"/>
+                      <w:b w:val="0"/>
+                      <w:sz w:val="22"/>
+                    </w:rPr>
+                    <w:t>A.</w:t>
+                  </w:r>
+                  <w:r>
+                    <w:rPr>
+                      <w:rFonts w:ascii="Cambria" w:hAnsi="Cambria" w:cs="Cambria" w:eastAsia="Cambria"/>
+                      <w:sz w:val="22"/>
+                    </w:rPr>
+                    <w:tab/>
+                  </w:r>
                   <w:r>
                     <w:rPr>
                       <w:rFonts w:ascii="Cambria" w:hAnsi="Cambria" w:cs="Cambria" w:eastAsia="Cambria"/>
@@ -13153,14 +13231,38 @@
                       <w:i w:val="0"/>
                       <w:sz w:val="22"/>
                     </w:rPr>
-                    <w:t>What is the sum of the degrees of all the vertices in this network?</w:t>
+                    <w:t>$1570.00</w:t>
                   </w:r>
                 </w:p>
+              </w:tc>
+              <w:tc>
+                <w:tcPr>
+                  <w:tcW w:type="dxa" w:w="2074"/>
+                </w:tcPr>
                 <w:p>
                   <w:pPr>
-                    <w:spacing w:before="0" w:after="68" w:line="240" w:lineRule="auto"/>
-                    <w:jc w:val="center"/>
+                    <w:tabs>
+                      <w:tab w:pos="351" w:val="left"/>
+                    </w:tabs>
+                    <w:spacing w:before="0" w:after="0" w:line="240" w:lineRule="auto"/>
+                    <w:ind w:left="351" w:hanging="351"/>
+                    <w:jc w:val="left"/>
                   </w:pPr>
+                  <w:r>
+                    <w:rPr>
+                      <w:rFonts w:ascii="Cambria" w:hAnsi="Cambria" w:cs="Cambria" w:eastAsia="Cambria"/>
+                      <w:b w:val="0"/>
+                      <w:sz w:val="22"/>
+                    </w:rPr>
+                    <w:t>B.</w:t>
+                  </w:r>
+                  <w:r>
+                    <w:rPr>
+                      <w:rFonts w:ascii="Cambria" w:hAnsi="Cambria" w:cs="Cambria" w:eastAsia="Cambria"/>
+                      <w:sz w:val="22"/>
+                    </w:rPr>
+                    <w:tab/>
+                  </w:r>
                   <w:r>
                     <w:rPr>
                       <w:rFonts w:ascii="Cambria" w:hAnsi="Cambria" w:cs="Cambria" w:eastAsia="Cambria"/>
@@ -13168,249 +13270,85 @@
                       <w:i w:val="0"/>
                       <w:sz w:val="22"/>
                     </w:rPr>
-                    <w:t>Note: the degree of a vertex is the number of edges that meet at that vertex.</w:t>
+                    <w:t>$3140.00</w:t>
                   </w:r>
-                </w:p>
-                <w:p>
-                  <w:pPr>
-                    <w:spacing w:before="0" w:after="0" w:lineRule="exact" w:line="204"/>
-                  </w:pPr>
-                </w:p>
-                <w:tbl>
-                  <w:tblPr>
-                    <w:tblW w:w="4605" w:type="dxa"/>
-                    <w:tblInd w:w="510" w:type="dxa"/>
-                    <w:tblBorders>
-                      <w:top w:val="nil"/>
-                      <w:left w:val="nil"/>
-                      <w:bottom w:val="nil"/>
-                      <w:right w:val="nil"/>
-                      <w:insideH w:val="nil"/>
-                      <w:insideV w:val="nil"/>
-                    </w:tblBorders>
-                    <w:tblLayout w:type="fixed"/>
-                    <w:tblCellMar>
-                      <w:top w:w="0" w:type="dxa"/>
-                      <w:left w:w="0" w:type="dxa"/>
-                      <w:bottom w:w="0" w:type="dxa"/>
-                      <w:right w:w="0" w:type="dxa"/>
-                    </w:tblCellMar>
-                    <w:tblLook w:firstColumn="1" w:firstRow="1" w:lastColumn="0" w:lastRow="0" w:noHBand="0" w:noVBand="1" w:val="04A0"/>
-                  </w:tblPr>
-                  <w:tblGrid>
-                    <w:gridCol w:w="1151"/>
-                    <w:gridCol w:w="1151"/>
-                    <w:gridCol w:w="1151"/>
-                    <w:gridCol w:w="1151"/>
-                  </w:tblGrid>
-                  <w:tr>
-                    <w:tc>
-                      <w:tcPr>
-                        <w:tcW w:type="dxa" w:w="1151"/>
-                      </w:tcPr>
-                      <w:p>
-                        <w:pPr>
-                          <w:tabs>
-                            <w:tab w:pos="351" w:val="left"/>
-                          </w:tabs>
-                          <w:spacing w:before="0" w:after="0" w:line="240" w:lineRule="auto"/>
-                          <w:ind w:left="351" w:hanging="351"/>
-                          <w:jc w:val="left"/>
-                        </w:pPr>
-                        <w:r>
-                          <w:rPr>
-                            <w:rFonts w:ascii="Cambria" w:hAnsi="Cambria" w:cs="Cambria" w:eastAsia="Cambria"/>
-                            <w:b w:val="0"/>
-                            <w:sz w:val="22"/>
-                          </w:rPr>
-                          <w:t>A.</w:t>
-                        </w:r>
-                        <w:r>
-                          <w:rPr>
-                            <w:rFonts w:ascii="Cambria" w:hAnsi="Cambria" w:cs="Cambria" w:eastAsia="Cambria"/>
-                            <w:sz w:val="22"/>
-                          </w:rPr>
-                          <w:tab/>
-                        </w:r>
-                        <w:r>
-                          <w:rPr>
-                            <w:rFonts w:ascii="Cambria" w:hAnsi="Cambria" w:cs="Cambria" w:eastAsia="Cambria"/>
-                            <w:b w:val="0"/>
-                            <w:i w:val="0"/>
-                            <w:sz w:val="22"/>
-                          </w:rPr>
-                          <w:t>6</w:t>
-                        </w:r>
-                      </w:p>
-                    </w:tc>
-                    <w:tc>
-                      <w:tcPr>
-                        <w:tcW w:type="dxa" w:w="1151"/>
-                      </w:tcPr>
-                      <w:p>
-                        <w:pPr>
-                          <w:tabs>
-                            <w:tab w:pos="351" w:val="left"/>
-                          </w:tabs>
-                          <w:spacing w:before="0" w:after="0" w:line="240" w:lineRule="auto"/>
-                          <w:ind w:left="351" w:hanging="351"/>
-                          <w:jc w:val="left"/>
-                        </w:pPr>
-                        <w:r>
-                          <w:rPr>
-                            <w:rFonts w:ascii="Cambria" w:hAnsi="Cambria" w:cs="Cambria" w:eastAsia="Cambria"/>
-                            <w:b w:val="0"/>
-                            <w:sz w:val="22"/>
-                          </w:rPr>
-                          <w:t>B.</w:t>
-                        </w:r>
-                        <w:r>
-                          <w:rPr>
-                            <w:rFonts w:ascii="Cambria" w:hAnsi="Cambria" w:cs="Cambria" w:eastAsia="Cambria"/>
-                            <w:sz w:val="22"/>
-                          </w:rPr>
-                          <w:tab/>
-                        </w:r>
-                        <w:r>
-                          <w:rPr>
-                            <w:rFonts w:ascii="Cambria" w:hAnsi="Cambria" w:cs="Cambria" w:eastAsia="Cambria"/>
-                            <w:b w:val="0"/>
-                            <w:i w:val="0"/>
-                            <w:sz w:val="22"/>
-                          </w:rPr>
-                          <w:t>8</w:t>
-                        </w:r>
-                      </w:p>
-                    </w:tc>
-                    <w:tc>
-                      <w:tcPr>
-                        <w:tcW w:type="dxa" w:w="1151"/>
-                      </w:tcPr>
-                      <w:p>
-                        <w:pPr>
-                          <w:tabs>
-                            <w:tab w:pos="351" w:val="left"/>
-                          </w:tabs>
-                          <w:spacing w:before="0" w:after="0" w:line="240" w:lineRule="auto"/>
-                          <w:ind w:left="351" w:hanging="351"/>
-                          <w:jc w:val="left"/>
-                        </w:pPr>
-                        <w:r>
-                          <w:rPr>
-                            <w:rFonts w:ascii="Cambria" w:hAnsi="Cambria" w:cs="Cambria" w:eastAsia="Cambria"/>
-                            <w:b w:val="0"/>
-                            <w:sz w:val="22"/>
-                          </w:rPr>
-                          <w:t>C.</w:t>
-                        </w:r>
-                        <w:r>
-                          <w:rPr>
-                            <w:rFonts w:ascii="Cambria" w:hAnsi="Cambria" w:cs="Cambria" w:eastAsia="Cambria"/>
-                            <w:sz w:val="22"/>
-                          </w:rPr>
-                          <w:tab/>
-                        </w:r>
-                        <w:r>
-                          <w:rPr>
-                            <w:rFonts w:ascii="Cambria" w:hAnsi="Cambria" w:cs="Cambria" w:eastAsia="Cambria"/>
-                            <w:b w:val="0"/>
-                            <w:i w:val="0"/>
-                            <w:sz w:val="22"/>
-                          </w:rPr>
-                          <w:t>12</w:t>
-                        </w:r>
-                      </w:p>
-                    </w:tc>
-                    <w:tc>
-                      <w:tcPr>
-                        <w:tcW w:type="dxa" w:w="1151"/>
-                      </w:tcPr>
-                      <w:p>
-                        <w:pPr>
-                          <w:tabs>
-                            <w:tab w:pos="351" w:val="left"/>
-                          </w:tabs>
-                          <w:spacing w:before="0" w:after="0" w:line="240" w:lineRule="auto"/>
-                          <w:ind w:left="351" w:hanging="351"/>
-                          <w:jc w:val="left"/>
-                        </w:pPr>
-                        <w:r>
-                          <w:rPr>
-                            <w:rFonts w:ascii="Cambria" w:hAnsi="Cambria" w:cs="Cambria" w:eastAsia="Cambria"/>
-                            <w:b w:val="0"/>
-                            <w:sz w:val="22"/>
-                          </w:rPr>
-                          <w:t>D.</w:t>
-                        </w:r>
-                        <w:r>
-                          <w:rPr>
-                            <w:rFonts w:ascii="Cambria" w:hAnsi="Cambria" w:cs="Cambria" w:eastAsia="Cambria"/>
-                            <w:sz w:val="22"/>
-                          </w:rPr>
-                          <w:tab/>
-                        </w:r>
-                        <w:r>
-                          <w:rPr>
-                            <w:rFonts w:ascii="Cambria" w:hAnsi="Cambria" w:cs="Cambria" w:eastAsia="Cambria"/>
-                            <w:b w:val="0"/>
-                            <w:i w:val="0"/>
-                            <w:sz w:val="22"/>
-                          </w:rPr>
-                          <w:t>16</w:t>
-                        </w:r>
-                      </w:p>
-                    </w:tc>
-                  </w:tr>
-                </w:tbl>
-                <w:p>
-                  <w:pPr>
-                    <w:spacing w:before="0" w:after="0" w:lineRule="exact" w:line="34"/>
-                  </w:pPr>
                 </w:p>
               </w:tc>
               <w:tc>
                 <w:tcPr>
-                  <w:tcW w:type="dxa" w:w="3463"/>
-                  <w:vAlign w:val="center"/>
+                  <w:tcW w:type="dxa" w:w="2074"/>
                 </w:tcPr>
                 <w:p>
                   <w:pPr>
-                    <w:spacing w:before="91" w:after="57" w:line="240" w:lineRule="auto"/>
-                    <w:jc w:val="center"/>
+                    <w:tabs>
+                      <w:tab w:pos="351" w:val="left"/>
+                    </w:tabs>
+                    <w:spacing w:before="0" w:after="0" w:line="240" w:lineRule="auto"/>
+                    <w:ind w:left="351" w:hanging="351"/>
+                    <w:jc w:val="left"/>
                   </w:pPr>
                   <w:r>
-                    <w:drawing>
-                      <wp:inline xmlns:a="http://schemas.openxmlformats.org/drawingml/2006/main" xmlns:pic="http://schemas.openxmlformats.org/drawingml/2006/picture" distT="0" distB="0" distL="0" distR="0">
-                        <wp:extent cx="2126880" cy="1206245"/>
-                        <wp:docPr id="17" name="Picture 17"/>
-                        <wp:cNvGraphicFramePr>
-                          <a:graphicFrameLocks noChangeAspect="1"/>
-                        </wp:cNvGraphicFramePr>
-                        <a:graphic>
-                          <a:graphicData uri="http://schemas.openxmlformats.org/drawingml/2006/picture">
-                            <pic:pic>
-                              <pic:nvPicPr>
-                                <pic:cNvPr id="0" name="s3-q5.png"/>
-                                <pic:cNvPicPr/>
-                              </pic:nvPicPr>
-                              <pic:blipFill>
-                                <a:blip r:embed="rId26"/>
-                                <a:stretch>
-                                  <a:fillRect/>
-                                </a:stretch>
-                              </pic:blipFill>
-                              <pic:spPr>
-                                <a:xfrm>
-                                  <a:off x="0" y="0"/>
-                                  <a:ext cx="2126880" cy="1206245"/>
-                                </a:xfrm>
-                                <a:prstGeom prst="rect"/>
-                              </pic:spPr>
-                            </pic:pic>
-                          </a:graphicData>
-                        </a:graphic>
-                      </wp:inline>
-                    </w:drawing>
+                    <w:rPr>
+                      <w:rFonts w:ascii="Cambria" w:hAnsi="Cambria" w:cs="Cambria" w:eastAsia="Cambria"/>
+                      <w:b w:val="0"/>
+                      <w:sz w:val="22"/>
+                    </w:rPr>
+                    <w:t>C.</w:t>
+                  </w:r>
+                  <w:r>
+                    <w:rPr>
+                      <w:rFonts w:ascii="Cambria" w:hAnsi="Cambria" w:cs="Cambria" w:eastAsia="Cambria"/>
+                      <w:sz w:val="22"/>
+                    </w:rPr>
+                    <w:tab/>
+                  </w:r>
+                  <w:r>
+                    <w:rPr>
+                      <w:rFonts w:ascii="Cambria" w:hAnsi="Cambria" w:cs="Cambria" w:eastAsia="Cambria"/>
+                      <w:b w:val="0"/>
+                      <w:i w:val="0"/>
+                      <w:sz w:val="22"/>
+                    </w:rPr>
+                    <w:t>$3401.67</w:t>
+                  </w:r>
+                </w:p>
+              </w:tc>
+              <w:tc>
+                <w:tcPr>
+                  <w:tcW w:type="dxa" w:w="2074"/>
+                </w:tcPr>
+                <w:p>
+                  <w:pPr>
+                    <w:tabs>
+                      <w:tab w:pos="351" w:val="left"/>
+                    </w:tabs>
+                    <w:spacing w:before="0" w:after="0" w:line="240" w:lineRule="auto"/>
+                    <w:ind w:left="351" w:hanging="351"/>
+                    <w:jc w:val="left"/>
+                  </w:pPr>
+                  <w:r>
+                    <w:rPr>
+                      <w:rFonts w:ascii="Cambria" w:hAnsi="Cambria" w:cs="Cambria" w:eastAsia="Cambria"/>
+                      <w:b w:val="0"/>
+                      <w:sz w:val="22"/>
+                    </w:rPr>
+                    <w:t>D.</w:t>
+                  </w:r>
+                  <w:r>
+                    <w:rPr>
+                      <w:rFonts w:ascii="Cambria" w:hAnsi="Cambria" w:cs="Cambria" w:eastAsia="Cambria"/>
+                      <w:sz w:val="22"/>
+                    </w:rPr>
+                    <w:tab/>
+                  </w:r>
+                  <w:r>
+                    <w:rPr>
+                      <w:rFonts w:ascii="Cambria" w:hAnsi="Cambria" w:cs="Cambria" w:eastAsia="Cambria"/>
+                      <w:b w:val="0"/>
+                      <w:i w:val="0"/>
+                      <w:sz w:val="22"/>
+                    </w:rPr>
+                    <w:t>$6803.33</w:t>
                   </w:r>
                 </w:p>
               </w:tc>
@@ -13683,6 +13621,128 @@
                 <w:sz w:val="22"/>
               </w:rPr>
               <w:t xml:space="preserve"> − 6)</w:t>
+            </w:r>
+          </w:p>
+        </w:tc>
+        <w:tc>
+          <w:tcPr>
+            <w:tcW w:type="dxa" w:w="5630"/>
+          </w:tcPr>
+          <w:p/>
+        </w:tc>
+        <w:tc>
+          <w:tcPr>
+            <w:tcW w:type="dxa" w:w="680"/>
+            <w:tcMar>
+              <w:left w:w="23" w:type="dxa"/>
+              <w:right w:w="23" w:type="dxa"/>
+            </w:tcMar>
+            <w:vAlign w:val="center"/>
+          </w:tcPr>
+          <w:p>
+            <w:pPr>
+              <w:spacing w:before="0" w:after="0" w:line="240" w:lineRule="auto"/>
+              <w:jc w:val="center"/>
+            </w:pPr>
+            <w:r>
+              <w:rPr>
+                <w:rFonts w:ascii="Cambria" w:hAnsi="Cambria" w:cs="Cambria" w:eastAsia="Cambria"/>
+                <w:b w:val="0"/>
+                <w:sz w:val="22"/>
+              </w:rPr>
+              <w:t>2</w:t>
+            </w:r>
+          </w:p>
+        </w:tc>
+      </w:tr>
+      <w:tr>
+        <w:trPr>
+          <w:cantSplit/>
+          <w:trHeight w:val="2041" w:hRule="atLeast"/>
+        </w:trPr>
+        <w:tc>
+          <w:tcPr>
+            <w:tcW w:type="dxa" w:w="380"/>
+            <w:tcMar>
+              <w:left w:w="23" w:type="dxa"/>
+              <w:right w:w="23" w:type="dxa"/>
+            </w:tcMar>
+            <w:vAlign w:val="center"/>
+          </w:tcPr>
+          <w:p>
+            <w:pPr>
+              <w:spacing w:before="0" w:after="0" w:line="240" w:lineRule="auto"/>
+              <w:jc w:val="center"/>
+            </w:pPr>
+            <w:r>
+              <w:rPr>
+                <w:rFonts w:ascii="Cambria" w:hAnsi="Cambria" w:cs="Cambria" w:eastAsia="Cambria"/>
+                <w:b w:val="0"/>
+                <w:sz w:val="22"/>
+              </w:rPr>
+              <w:t>7</w:t>
+            </w:r>
+          </w:p>
+        </w:tc>
+        <w:tc>
+          <w:tcPr>
+            <w:tcW w:type="dxa" w:w="3742"/>
+          </w:tcPr>
+          <w:p>
+            <w:pPr>
+              <w:spacing w:before="0" w:after="68" w:line="240" w:lineRule="auto"/>
+              <w:jc w:val="left"/>
+            </w:pPr>
+            <w:r>
+              <w:rPr>
+                <w:rFonts w:ascii="Cambria" w:hAnsi="Cambria" w:cs="Cambria" w:eastAsia="Cambria"/>
+                <w:b w:val="0"/>
+                <w:i w:val="0"/>
+                <w:sz w:val="22"/>
+              </w:rPr>
+              <w:t>Liam invests $7250 for 3 years at 4.2% p.a. simple interest. Calculate the interest he earns.</w:t>
+            </w:r>
+          </w:p>
+          <w:p>
+            <w:pPr>
+              <w:spacing w:before="91" w:after="68" w:line="240" w:lineRule="auto"/>
+              <w:jc w:val="left"/>
+            </w:pPr>
+            <w:r>
+              <w:rPr>
+                <w:rFonts w:ascii="Cambria" w:hAnsi="Cambria" w:cs="Cambria" w:eastAsia="Cambria"/>
+                <w:b w:val="0"/>
+                <w:i w:val="0"/>
+                <w:sz w:val="22"/>
+              </w:rPr>
+              <w:t xml:space="preserve">Note: Simple interest: </w:t>
+            </w:r>
+            <w:r>
+              <w:rPr>
+                <w:rFonts w:ascii="Cambria" w:hAnsi="Cambria" w:cs="Cambria" w:eastAsia="Cambria"/>
+                <w:b w:val="0"/>
+                <w:i/>
+                <w:sz w:val="22"/>
+              </w:rPr>
+              <w:t>I</w:t>
+            </w:r>
+            <w:r>
+              <w:rPr>
+                <w:rFonts w:ascii="Cambria" w:hAnsi="Cambria" w:cs="Cambria" w:eastAsia="Cambria"/>
+                <w:b w:val="0"/>
+                <w:i w:val="0"/>
+                <w:sz w:val="22"/>
+              </w:rPr>
+              <w:t xml:space="preserve"> = </w:t>
+            </w:r>
+            <w:r>
+              <w:rPr>
+                <w:rFonts w:ascii="Cambria" w:hAnsi="Cambria" w:cs="Cambria" w:eastAsia="Cambria"/>
+                <w:b w:val="0"/>
+                <w:i/>
+                <w:sz w:val="22"/>
+              </w:rPr>
+              <w:t>Prn</w:t>
             </w:r>
           </w:p>
         </w:tc>
@@ -13798,7 +13858,7 @@
                 <w:color w:val="FFFFFF"/>
                 <w:sz w:val="32"/>
               </w:rPr>
-              <w:t>Section 3: Mixed: Chapters 1-8 (continued)</w:t>
+              <w:t>Section 3: Mixed Topics (Chapters 1–8) (continued)</w:t>
             </w:r>
           </w:p>
         </w:tc>
@@ -13923,7 +13983,7 @@
                 <w:b w:val="0"/>
                 <w:sz w:val="22"/>
               </w:rPr>
-              <w:t>7</w:t>
+              <w:t>8</w:t>
             </w:r>
           </w:p>
         </w:tc>
@@ -13943,128 +14003,6 @@
                 <w:i w:val="0"/>
                 <w:sz w:val="22"/>
               </w:rPr>
-              <w:t>Liam invests $7250 for 3 years at 4.2% p.a. simple interest. Calculate the interest he earns.</w:t>
-            </w:r>
-          </w:p>
-          <w:p>
-            <w:pPr>
-              <w:spacing w:before="91" w:after="68" w:line="240" w:lineRule="auto"/>
-              <w:jc w:val="left"/>
-            </w:pPr>
-            <w:r>
-              <w:rPr>
-                <w:rFonts w:ascii="Cambria" w:hAnsi="Cambria" w:cs="Cambria" w:eastAsia="Cambria"/>
-                <w:b w:val="0"/>
-                <w:i w:val="0"/>
-                <w:sz w:val="22"/>
-              </w:rPr>
-              <w:t xml:space="preserve">Note: Simple interest: </w:t>
-            </w:r>
-            <w:r>
-              <w:rPr>
-                <w:rFonts w:ascii="Cambria" w:hAnsi="Cambria" w:cs="Cambria" w:eastAsia="Cambria"/>
-                <w:b w:val="0"/>
-                <w:i/>
-                <w:sz w:val="22"/>
-              </w:rPr>
-              <w:t>I</w:t>
-            </w:r>
-            <w:r>
-              <w:rPr>
-                <w:rFonts w:ascii="Cambria" w:hAnsi="Cambria" w:cs="Cambria" w:eastAsia="Cambria"/>
-                <w:b w:val="0"/>
-                <w:i w:val="0"/>
-                <w:sz w:val="22"/>
-              </w:rPr>
-              <w:t xml:space="preserve"> = </w:t>
-            </w:r>
-            <w:r>
-              <w:rPr>
-                <w:rFonts w:ascii="Cambria" w:hAnsi="Cambria" w:cs="Cambria" w:eastAsia="Cambria"/>
-                <w:b w:val="0"/>
-                <w:i/>
-                <w:sz w:val="22"/>
-              </w:rPr>
-              <w:t>Prn</w:t>
-            </w:r>
-          </w:p>
-        </w:tc>
-        <w:tc>
-          <w:tcPr>
-            <w:tcW w:type="dxa" w:w="5630"/>
-          </w:tcPr>
-          <w:p/>
-        </w:tc>
-        <w:tc>
-          <w:tcPr>
-            <w:tcW w:type="dxa" w:w="680"/>
-            <w:tcMar>
-              <w:left w:w="23" w:type="dxa"/>
-              <w:right w:w="23" w:type="dxa"/>
-            </w:tcMar>
-            <w:vAlign w:val="center"/>
-          </w:tcPr>
-          <w:p>
-            <w:pPr>
-              <w:spacing w:before="0" w:after="0" w:line="240" w:lineRule="auto"/>
-              <w:jc w:val="center"/>
-            </w:pPr>
-            <w:r>
-              <w:rPr>
-                <w:rFonts w:ascii="Cambria" w:hAnsi="Cambria" w:cs="Cambria" w:eastAsia="Cambria"/>
-                <w:b w:val="0"/>
-                <w:sz w:val="22"/>
-              </w:rPr>
-              <w:t>2</w:t>
-            </w:r>
-          </w:p>
-        </w:tc>
-      </w:tr>
-      <w:tr>
-        <w:trPr>
-          <w:cantSplit/>
-          <w:trHeight w:val="2041" w:hRule="atLeast"/>
-        </w:trPr>
-        <w:tc>
-          <w:tcPr>
-            <w:tcW w:type="dxa" w:w="380"/>
-            <w:tcMar>
-              <w:left w:w="23" w:type="dxa"/>
-              <w:right w:w="23" w:type="dxa"/>
-            </w:tcMar>
-            <w:vAlign w:val="center"/>
-          </w:tcPr>
-          <w:p>
-            <w:pPr>
-              <w:spacing w:before="0" w:after="0" w:line="240" w:lineRule="auto"/>
-              <w:jc w:val="center"/>
-            </w:pPr>
-            <w:r>
-              <w:rPr>
-                <w:rFonts w:ascii="Cambria" w:hAnsi="Cambria" w:cs="Cambria" w:eastAsia="Cambria"/>
-                <w:b w:val="0"/>
-                <w:sz w:val="22"/>
-              </w:rPr>
-              <w:t>8</w:t>
-            </w:r>
-          </w:p>
-        </w:tc>
-        <w:tc>
-          <w:tcPr>
-            <w:tcW w:type="dxa" w:w="3742"/>
-          </w:tcPr>
-          <w:p>
-            <w:pPr>
-              <w:spacing w:before="0" w:after="68" w:line="240" w:lineRule="auto"/>
-              <w:jc w:val="left"/>
-            </w:pPr>
-            <w:r>
-              <w:rPr>
-                <w:rFonts w:ascii="Cambria" w:hAnsi="Cambria" w:cs="Cambria" w:eastAsia="Cambria"/>
-                <w:b w:val="0"/>
-                <w:i w:val="0"/>
-                <w:sz w:val="22"/>
-              </w:rPr>
               <w:t xml:space="preserve">Find the value of </w:t>
             </w:r>
             <w:r>
@@ -14095,7 +14033,7 @@
               <w:drawing>
                 <wp:inline xmlns:a="http://schemas.openxmlformats.org/drawingml/2006/main" xmlns:pic="http://schemas.openxmlformats.org/drawingml/2006/picture" distT="0" distB="0" distL="0" distR="0">
                   <wp:extent cx="1801080" cy="1231041"/>
-                  <wp:docPr id="18" name="Picture 18"/>
+                  <wp:docPr id="17" name="Picture 17"/>
                   <wp:cNvGraphicFramePr>
                     <a:graphicFrameLocks noChangeAspect="1"/>
                   </wp:cNvGraphicFramePr>
@@ -14107,7 +14045,7 @@
                           <pic:cNvPicPr/>
                         </pic:nvPicPr>
                         <pic:blipFill>
-                          <a:blip r:embed="rId27"/>
+                          <a:blip r:embed="rId26"/>
                           <a:stretch>
                             <a:fillRect/>
                           </a:stretch>
@@ -14179,7 +14117,7 @@
                 <m:num>
                   <m:r>
                     <m:rPr>
-                      <m:sty m:val="p"/>
+                      <m:nor/>
                     </m:rPr>
                     <w:rPr>
                       <w:rFonts w:ascii="Cambria Math" w:hAnsi="Cambria Math"/>
@@ -14191,7 +14129,7 @@
                 <m:den>
                   <m:r>
                     <m:rPr>
-                      <m:sty m:val="p"/>
+                      <m:nor/>
                     </m:rPr>
                     <w:rPr>
                       <w:rFonts w:ascii="Cambria Math" w:hAnsi="Cambria Math"/>
@@ -14250,7 +14188,7 @@
                 <m:num>
                   <m:r>
                     <m:rPr>
-                      <m:sty m:val="p"/>
+                      <m:nor/>
                     </m:rPr>
                     <w:rPr>
                       <w:rFonts w:ascii="Cambria Math" w:hAnsi="Cambria Math"/>
@@ -14262,7 +14200,7 @@
                 <m:den>
                   <m:r>
                     <m:rPr>
-                      <m:sty m:val="p"/>
+                      <m:nor/>
                     </m:rPr>
                     <w:rPr>
                       <w:rFonts w:ascii="Cambria Math" w:hAnsi="Cambria Math"/>
@@ -14324,7 +14262,7 @@
                 <m:num>
                   <m:r>
                     <m:rPr>
-                      <m:sty m:val="p"/>
+                      <m:nor/>
                     </m:rPr>
                     <w:rPr>
                       <w:rFonts w:ascii="Cambria Math" w:hAnsi="Cambria Math"/>
@@ -14336,7 +14274,7 @@
                 <m:den>
                   <m:r>
                     <m:rPr>
-                      <m:sty m:val="p"/>
+                      <m:nor/>
                     </m:rPr>
                     <w:rPr>
                       <w:rFonts w:ascii="Cambria Math" w:hAnsi="Cambria Math"/>
@@ -14946,7 +14884,7 @@
                 <w:color w:val="FFFFFF"/>
                 <w:sz w:val="32"/>
               </w:rPr>
-              <w:t>Section 3: Mixed: Chapters 1-8 (continued)</w:t>
+              <w:t>Section 3: Mixed Topics (Chapters 1–8) (continued)</w:t>
             </w:r>
           </w:p>
         </w:tc>
@@ -15645,7 +15583,7 @@
                 <w:color w:val="FFFFFF"/>
                 <w:sz w:val="32"/>
               </w:rPr>
-              <w:t>Section 3: Mixed: Chapters 1-8 (continued)</w:t>
+              <w:t>Section 3: Mixed Topics (Chapters 1–8) (continued)</w:t>
             </w:r>
           </w:p>
         </w:tc>
@@ -15954,7 +15892,7 @@
                       <m:num>
                         <m:r>
                           <m:rPr>
-                            <m:sty m:val="p"/>
+                            <m:nor/>
                           </m:rPr>
                           <w:rPr>
                             <w:rFonts w:ascii="Cambria Math" w:hAnsi="Cambria Math"/>
@@ -15966,7 +15904,7 @@
                       <m:den>
                         <m:r>
                           <m:rPr>
-                            <m:sty m:val="p"/>
+                            <m:nor/>
                           </m:rPr>
                           <w:rPr>
                             <w:rFonts w:ascii="Cambria Math" w:hAnsi="Cambria Math"/>
@@ -16025,7 +15963,7 @@
                       <m:num>
                         <m:r>
                           <m:rPr>
-                            <m:sty m:val="p"/>
+                            <m:nor/>
                           </m:rPr>
                           <w:rPr>
                             <w:rFonts w:ascii="Cambria Math" w:hAnsi="Cambria Math"/>
@@ -16037,7 +15975,7 @@
                       <m:den>
                         <m:r>
                           <m:rPr>
-                            <m:sty m:val="p"/>
+                            <m:nor/>
                           </m:rPr>
                           <w:rPr>
                             <w:rFonts w:ascii="Cambria Math" w:hAnsi="Cambria Math"/>
@@ -16096,7 +16034,7 @@
                       <m:num>
                         <m:r>
                           <m:rPr>
-                            <m:sty m:val="p"/>
+                            <m:nor/>
                           </m:rPr>
                           <w:rPr>
                             <w:rFonts w:ascii="Cambria Math" w:hAnsi="Cambria Math"/>
@@ -16108,7 +16046,7 @@
                       <m:den>
                         <m:r>
                           <m:rPr>
-                            <m:sty m:val="p"/>
+                            <m:nor/>
                           </m:rPr>
                           <w:rPr>
                             <w:rFonts w:ascii="Cambria Math" w:hAnsi="Cambria Math"/>
@@ -16133,8 +16071,8 @@
                   <w:r>
                     <w:drawing>
                       <wp:inline xmlns:a="http://schemas.openxmlformats.org/drawingml/2006/main" xmlns:pic="http://schemas.openxmlformats.org/drawingml/2006/picture" distT="0" distB="0" distL="0" distR="0">
-                        <wp:extent cx="1213560" cy="1981137"/>
-                        <wp:docPr id="19" name="Picture 19"/>
+                        <wp:extent cx="1213560" cy="1966389"/>
+                        <wp:docPr id="18" name="Picture 18"/>
                         <wp:cNvGraphicFramePr>
                           <a:graphicFrameLocks noChangeAspect="1"/>
                         </wp:cNvGraphicFramePr>
@@ -16146,7 +16084,7 @@
                                 <pic:cNvPicPr/>
                               </pic:nvPicPr>
                               <pic:blipFill>
-                                <a:blip r:embed="rId28"/>
+                                <a:blip r:embed="rId27"/>
                                 <a:stretch>
                                   <a:fillRect/>
                                 </a:stretch>
@@ -16154,7 +16092,7 @@
                               <pic:spPr>
                                 <a:xfrm>
                                   <a:off x="0" y="0"/>
-                                  <a:ext cx="1213560" cy="1981137"/>
+                                  <a:ext cx="1213560" cy="1966389"/>
                                 </a:xfrm>
                                 <a:prstGeom prst="rect"/>
                               </pic:spPr>

--- a/Yearly exam 2026/Year9-5.2-Yearly-Exam-2026.docx
+++ b/Yearly exam 2026/Year9-5.2-Yearly-Exam-2026.docx
@@ -571,7 +571,7 @@
                       <w:b w:val="0"/>
                       <w:sz w:val="22"/>
                     </w:rPr>
-                    <w:t>/25</w:t>
+                    <w:t>/17</w:t>
                   </w:r>
                 </w:p>
               </w:tc>
@@ -612,7 +612,7 @@
                       <w:b w:val="0"/>
                       <w:sz w:val="22"/>
                     </w:rPr>
-                    <w:t>/24</w:t>
+                    <w:t>/22</w:t>
                   </w:r>
                 </w:p>
               </w:tc>
@@ -653,7 +653,7 @@
                       <w:b w:val="0"/>
                       <w:sz w:val="22"/>
                     </w:rPr>
-                    <w:t>/21</w:t>
+                    <w:t>/33</w:t>
                   </w:r>
                 </w:p>
               </w:tc>
@@ -694,7 +694,7 @@
                       <w:b/>
                       <w:sz w:val="24"/>
                     </w:rPr>
-                    <w:t>/70</w:t>
+                    <w:t>/72</w:t>
                   </w:r>
                 </w:p>
               </w:tc>
@@ -1531,374 +1531,6 @@
               <w:tblLook w:firstColumn="1" w:firstRow="1" w:lastColumn="0" w:lastRow="0" w:noHBand="0" w:noVBand="1" w:val="04A0"/>
             </w:tblPr>
             <w:tblGrid>
-              <w:gridCol w:w="6839"/>
-              <w:gridCol w:w="2192"/>
-            </w:tblGrid>
-            <w:tr>
-              <w:tc>
-                <w:tcPr>
-                  <w:tcW w:type="dxa" w:w="6839"/>
-                  <w:tcMar>
-                    <w:right w:w="227" w:type="dxa"/>
-                  </w:tcMar>
-                  <w:vAlign w:val="center"/>
-                </w:tcPr>
-                <w:p>
-                  <w:pPr>
-                    <w:spacing w:before="0" w:after="68" w:line="240" w:lineRule="auto"/>
-                    <w:jc w:val="center"/>
-                  </w:pPr>
-                  <w:r>
-                    <w:rPr>
-                      <w:rFonts w:ascii="Cambria" w:hAnsi="Cambria" w:cs="Cambria" w:eastAsia="Cambria"/>
-                      <w:b w:val="0"/>
-                      <w:i w:val="0"/>
-                      <w:sz w:val="22"/>
-                    </w:rPr>
-                    <w:t>The stem-and-leaf plot shows the ages of the 15 people in a yoga class. What is the median age?</w:t>
-                  </w:r>
-                </w:p>
-                <w:p>
-                  <w:pPr>
-                    <w:spacing w:before="0" w:after="0" w:lineRule="exact" w:line="204"/>
-                  </w:pPr>
-                </w:p>
-                <w:tbl>
-                  <w:tblPr>
-                    <w:tblW w:w="5876" w:type="dxa"/>
-                    <w:tblInd w:w="510" w:type="dxa"/>
-                    <w:tblBorders>
-                      <w:top w:val="nil"/>
-                      <w:left w:val="nil"/>
-                      <w:bottom w:val="nil"/>
-                      <w:right w:val="nil"/>
-                      <w:insideH w:val="nil"/>
-                      <w:insideV w:val="nil"/>
-                    </w:tblBorders>
-                    <w:tblLayout w:type="fixed"/>
-                    <w:tblCellMar>
-                      <w:top w:w="0" w:type="dxa"/>
-                      <w:left w:w="0" w:type="dxa"/>
-                      <w:bottom w:w="0" w:type="dxa"/>
-                      <w:right w:w="0" w:type="dxa"/>
-                    </w:tblCellMar>
-                    <w:tblLook w:firstColumn="1" w:firstRow="1" w:lastColumn="0" w:lastRow="0" w:noHBand="0" w:noVBand="1" w:val="04A0"/>
-                  </w:tblPr>
-                  <w:tblGrid>
-                    <w:gridCol w:w="1469"/>
-                    <w:gridCol w:w="1469"/>
-                    <w:gridCol w:w="1469"/>
-                    <w:gridCol w:w="1469"/>
-                  </w:tblGrid>
-                  <w:tr>
-                    <w:tc>
-                      <w:tcPr>
-                        <w:tcW w:type="dxa" w:w="1469"/>
-                      </w:tcPr>
-                      <w:p>
-                        <w:pPr>
-                          <w:tabs>
-                            <w:tab w:pos="351" w:val="left"/>
-                          </w:tabs>
-                          <w:spacing w:before="0" w:after="0" w:line="240" w:lineRule="auto"/>
-                          <w:ind w:left="351" w:hanging="351"/>
-                          <w:jc w:val="left"/>
-                        </w:pPr>
-                        <w:r>
-                          <w:rPr>
-                            <w:rFonts w:ascii="Cambria" w:hAnsi="Cambria" w:cs="Cambria" w:eastAsia="Cambria"/>
-                            <w:b w:val="0"/>
-                            <w:sz w:val="22"/>
-                          </w:rPr>
-                          <w:t>A.</w:t>
-                        </w:r>
-                        <w:r>
-                          <w:rPr>
-                            <w:rFonts w:ascii="Cambria" w:hAnsi="Cambria" w:cs="Cambria" w:eastAsia="Cambria"/>
-                            <w:sz w:val="22"/>
-                          </w:rPr>
-                          <w:tab/>
-                        </w:r>
-                        <w:r>
-                          <w:rPr>
-                            <w:rFonts w:ascii="Cambria" w:hAnsi="Cambria" w:cs="Cambria" w:eastAsia="Cambria"/>
-                            <w:b w:val="0"/>
-                            <w:i w:val="0"/>
-                            <w:sz w:val="22"/>
-                          </w:rPr>
-                          <w:t>30</w:t>
-                        </w:r>
-                      </w:p>
-                    </w:tc>
-                    <w:tc>
-                      <w:tcPr>
-                        <w:tcW w:type="dxa" w:w="1469"/>
-                      </w:tcPr>
-                      <w:p>
-                        <w:pPr>
-                          <w:tabs>
-                            <w:tab w:pos="351" w:val="left"/>
-                          </w:tabs>
-                          <w:spacing w:before="0" w:after="0" w:line="240" w:lineRule="auto"/>
-                          <w:ind w:left="351" w:hanging="351"/>
-                          <w:jc w:val="left"/>
-                        </w:pPr>
-                        <w:r>
-                          <w:rPr>
-                            <w:rFonts w:ascii="Cambria" w:hAnsi="Cambria" w:cs="Cambria" w:eastAsia="Cambria"/>
-                            <w:b w:val="0"/>
-                            <w:sz w:val="22"/>
-                          </w:rPr>
-                          <w:t>B.</w:t>
-                        </w:r>
-                        <w:r>
-                          <w:rPr>
-                            <w:rFonts w:ascii="Cambria" w:hAnsi="Cambria" w:cs="Cambria" w:eastAsia="Cambria"/>
-                            <w:sz w:val="22"/>
-                          </w:rPr>
-                          <w:tab/>
-                        </w:r>
-                        <w:r>
-                          <w:rPr>
-                            <w:rFonts w:ascii="Cambria" w:hAnsi="Cambria" w:cs="Cambria" w:eastAsia="Cambria"/>
-                            <w:b w:val="0"/>
-                            <w:i w:val="0"/>
-                            <w:sz w:val="22"/>
-                          </w:rPr>
-                          <w:t>31</w:t>
-                        </w:r>
-                      </w:p>
-                    </w:tc>
-                    <w:tc>
-                      <w:tcPr>
-                        <w:tcW w:type="dxa" w:w="1469"/>
-                      </w:tcPr>
-                      <w:p>
-                        <w:pPr>
-                          <w:tabs>
-                            <w:tab w:pos="351" w:val="left"/>
-                          </w:tabs>
-                          <w:spacing w:before="0" w:after="0" w:line="240" w:lineRule="auto"/>
-                          <w:ind w:left="351" w:hanging="351"/>
-                          <w:jc w:val="left"/>
-                        </w:pPr>
-                        <w:r>
-                          <w:rPr>
-                            <w:rFonts w:ascii="Cambria" w:hAnsi="Cambria" w:cs="Cambria" w:eastAsia="Cambria"/>
-                            <w:b w:val="0"/>
-                            <w:sz w:val="22"/>
-                          </w:rPr>
-                          <w:t>C.</w:t>
-                        </w:r>
-                        <w:r>
-                          <w:rPr>
-                            <w:rFonts w:ascii="Cambria" w:hAnsi="Cambria" w:cs="Cambria" w:eastAsia="Cambria"/>
-                            <w:sz w:val="22"/>
-                          </w:rPr>
-                          <w:tab/>
-                        </w:r>
-                        <w:r>
-                          <w:rPr>
-                            <w:rFonts w:ascii="Cambria" w:hAnsi="Cambria" w:cs="Cambria" w:eastAsia="Cambria"/>
-                            <w:b w:val="0"/>
-                            <w:i w:val="0"/>
-                            <w:sz w:val="22"/>
-                          </w:rPr>
-                          <w:t>32</w:t>
-                        </w:r>
-                      </w:p>
-                    </w:tc>
-                    <w:tc>
-                      <w:tcPr>
-                        <w:tcW w:type="dxa" w:w="1469"/>
-                      </w:tcPr>
-                      <w:p>
-                        <w:pPr>
-                          <w:tabs>
-                            <w:tab w:pos="351" w:val="left"/>
-                          </w:tabs>
-                          <w:spacing w:before="0" w:after="0" w:line="240" w:lineRule="auto"/>
-                          <w:ind w:left="351" w:hanging="351"/>
-                          <w:jc w:val="left"/>
-                        </w:pPr>
-                        <w:r>
-                          <w:rPr>
-                            <w:rFonts w:ascii="Cambria" w:hAnsi="Cambria" w:cs="Cambria" w:eastAsia="Cambria"/>
-                            <w:b w:val="0"/>
-                            <w:sz w:val="22"/>
-                          </w:rPr>
-                          <w:t>D.</w:t>
-                        </w:r>
-                        <w:r>
-                          <w:rPr>
-                            <w:rFonts w:ascii="Cambria" w:hAnsi="Cambria" w:cs="Cambria" w:eastAsia="Cambria"/>
-                            <w:sz w:val="22"/>
-                          </w:rPr>
-                          <w:tab/>
-                        </w:r>
-                        <w:r>
-                          <w:rPr>
-                            <w:rFonts w:ascii="Cambria" w:hAnsi="Cambria" w:cs="Cambria" w:eastAsia="Cambria"/>
-                            <w:b w:val="0"/>
-                            <w:i w:val="0"/>
-                            <w:sz w:val="22"/>
-                          </w:rPr>
-                          <w:t>36</w:t>
-                        </w:r>
-                      </w:p>
-                    </w:tc>
-                  </w:tr>
-                </w:tbl>
-                <w:p>
-                  <w:pPr>
-                    <w:spacing w:before="0" w:after="0" w:lineRule="exact" w:line="34"/>
-                  </w:pPr>
-                </w:p>
-              </w:tc>
-              <w:tc>
-                <w:tcPr>
-                  <w:tcW w:type="dxa" w:w="2192"/>
-                  <w:vAlign w:val="center"/>
-                </w:tcPr>
-                <w:p>
-                  <w:pPr>
-                    <w:spacing w:before="91" w:after="57" w:line="240" w:lineRule="auto"/>
-                    <w:jc w:val="center"/>
-                  </w:pPr>
-                  <w:r>
-                    <w:drawing>
-                      <wp:inline xmlns:a="http://schemas.openxmlformats.org/drawingml/2006/main" xmlns:pic="http://schemas.openxmlformats.org/drawingml/2006/picture" distT="0" distB="0" distL="0" distR="0">
-                        <wp:extent cx="1319759" cy="1337838"/>
-                        <wp:docPr id="3" name="Picture 3"/>
-                        <wp:cNvGraphicFramePr>
-                          <a:graphicFrameLocks noChangeAspect="1"/>
-                        </wp:cNvGraphicFramePr>
-                        <a:graphic>
-                          <a:graphicData uri="http://schemas.openxmlformats.org/drawingml/2006/picture">
-                            <pic:pic>
-                              <pic:nvPicPr>
-                                <pic:cNvPr id="0" name="s1-q3.png"/>
-                                <pic:cNvPicPr/>
-                              </pic:nvPicPr>
-                              <pic:blipFill>
-                                <a:blip r:embed="rId12"/>
-                                <a:stretch>
-                                  <a:fillRect/>
-                                </a:stretch>
-                              </pic:blipFill>
-                              <pic:spPr>
-                                <a:xfrm>
-                                  <a:off x="0" y="0"/>
-                                  <a:ext cx="1319759" cy="1337838"/>
-                                </a:xfrm>
-                                <a:prstGeom prst="rect"/>
-                              </pic:spPr>
-                            </pic:pic>
-                          </a:graphicData>
-                        </a:graphic>
-                      </wp:inline>
-                    </w:drawing>
-                  </w:r>
-                </w:p>
-              </w:tc>
-            </w:tr>
-          </w:tbl>
-          <w:p>
-            <w:pPr>
-              <w:spacing w:before="0" w:after="0" w:lineRule="exact" w:line="34"/>
-            </w:pPr>
-          </w:p>
-        </w:tc>
-        <w:tc>
-          <w:tcPr>
-            <w:tcW w:type="dxa" w:w="680"/>
-            <w:tcMar>
-              <w:left w:w="23" w:type="dxa"/>
-              <w:right w:w="23" w:type="dxa"/>
-            </w:tcMar>
-            <w:vAlign w:val="center"/>
-          </w:tcPr>
-          <w:p>
-            <w:pPr>
-              <w:spacing w:before="0" w:after="0" w:line="240" w:lineRule="auto"/>
-              <w:jc w:val="center"/>
-            </w:pPr>
-            <w:r>
-              <w:rPr>
-                <w:rFonts w:ascii="Cambria" w:hAnsi="Cambria" w:cs="Cambria" w:eastAsia="Cambria"/>
-                <w:b w:val="0"/>
-                <w:sz w:val="22"/>
-              </w:rPr>
-              <w:t>1</w:t>
-            </w:r>
-          </w:p>
-        </w:tc>
-      </w:tr>
-      <w:tr>
-        <w:trPr>
-          <w:cantSplit/>
-        </w:trPr>
-        <w:tc>
-          <w:tcPr>
-            <w:tcW w:type="dxa" w:w="380"/>
-            <w:tcMar>
-              <w:left w:w="23" w:type="dxa"/>
-              <w:right w:w="23" w:type="dxa"/>
-            </w:tcMar>
-            <w:vAlign w:val="center"/>
-          </w:tcPr>
-          <w:p>
-            <w:pPr>
-              <w:spacing w:before="0" w:after="0" w:line="240" w:lineRule="auto"/>
-              <w:jc w:val="center"/>
-            </w:pPr>
-            <w:r>
-              <w:rPr>
-                <w:rFonts w:ascii="Cambria" w:hAnsi="Cambria" w:cs="Cambria" w:eastAsia="Cambria"/>
-                <w:b w:val="0"/>
-                <w:sz w:val="22"/>
-              </w:rPr>
-              <w:t>4</w:t>
-            </w:r>
-          </w:p>
-        </w:tc>
-        <w:tc>
-          <w:tcPr>
-            <w:tcW w:type="dxa" w:w="9371"/>
-            <w:gridSpan w:val="2"/>
-            <w:tcMar>
-              <w:top w:w="147" w:type="dxa"/>
-              <w:left w:w="170" w:type="dxa"/>
-              <w:bottom w:w="170" w:type="dxa"/>
-              <w:right w:w="170" w:type="dxa"/>
-            </w:tcMar>
-          </w:tcPr>
-          <w:p>
-            <w:pPr>
-              <w:spacing w:before="0" w:after="0" w:lineRule="exact" w:line="34"/>
-            </w:pPr>
-          </w:p>
-          <w:tbl>
-            <w:tblPr>
-              <w:tblW w:w="9031" w:type="dxa"/>
-              <w:tblBorders>
-                <w:top w:val="nil"/>
-                <w:left w:val="nil"/>
-                <w:bottom w:val="nil"/>
-                <w:right w:val="nil"/>
-                <w:insideH w:val="nil"/>
-                <w:insideV w:val="nil"/>
-              </w:tblBorders>
-              <w:tblLayout w:type="fixed"/>
-              <w:tblCellMar>
-                <w:top w:w="0" w:type="dxa"/>
-                <w:left w:w="0" w:type="dxa"/>
-                <w:bottom w:w="0" w:type="dxa"/>
-                <w:right w:w="0" w:type="dxa"/>
-              </w:tblCellMar>
-              <w:tblLook w:firstColumn="1" w:firstRow="1" w:lastColumn="0" w:lastRow="0" w:noHBand="0" w:noVBand="1" w:val="04A0"/>
-            </w:tblPr>
-            <w:tblGrid>
               <w:gridCol w:w="5365"/>
               <w:gridCol w:w="3666"/>
             </w:tblGrid>
@@ -2137,7 +1769,7 @@
                     <w:drawing>
                       <wp:inline xmlns:a="http://schemas.openxmlformats.org/drawingml/2006/main" xmlns:pic="http://schemas.openxmlformats.org/drawingml/2006/picture" distT="0" distB="0" distL="0" distR="0">
                         <wp:extent cx="2255760" cy="1734267"/>
-                        <wp:docPr id="4" name="Picture 4"/>
+                        <wp:docPr id="3" name="Picture 3"/>
                         <wp:cNvGraphicFramePr>
                           <a:graphicFrameLocks noChangeAspect="1"/>
                         </wp:cNvGraphicFramePr>
@@ -2145,11 +1777,11 @@
                           <a:graphicData uri="http://schemas.openxmlformats.org/drawingml/2006/picture">
                             <pic:pic>
                               <pic:nvPicPr>
-                                <pic:cNvPr id="0" name="s1-q4.png"/>
+                                <pic:cNvPr id="0" name="s1-q3.png"/>
                                 <pic:cNvPicPr/>
                               </pic:nvPicPr>
                               <pic:blipFill>
-                                <a:blip r:embed="rId13"/>
+                                <a:blip r:embed="rId12"/>
                                 <a:stretch>
                                   <a:fillRect/>
                                 </a:stretch>
@@ -2226,7 +1858,7 @@
                 <w:b w:val="0"/>
                 <w:sz w:val="22"/>
               </w:rPr>
-              <w:t>5</w:t>
+              <w:t>4</w:t>
             </w:r>
           </w:p>
         </w:tc>
@@ -2736,91 +2368,7 @@
       <w:tr>
         <w:trPr>
           <w:cantSplit/>
-        </w:trPr>
-        <w:tc>
-          <w:tcPr>
-            <w:tcW w:type="dxa" w:w="380"/>
-            <w:tcMar>
-              <w:left w:w="17" w:type="dxa"/>
-              <w:right w:w="17" w:type="dxa"/>
-            </w:tcMar>
-            <w:vAlign w:val="center"/>
-          </w:tcPr>
-          <w:p>
-            <w:pPr>
-              <w:keepNext/>
-            </w:pPr>
-          </w:p>
-        </w:tc>
-        <w:tc>
-          <w:tcPr>
-            <w:tcW w:type="dxa" w:w="9371"/>
-            <w:gridSpan w:val="2"/>
-          </w:tcPr>
-          <w:p>
-            <w:pPr>
-              <w:keepNext/>
-              <w:spacing w:before="0" w:after="68" w:line="240" w:lineRule="auto"/>
-              <w:jc w:val="center"/>
-            </w:pPr>
-            <w:r>
-              <w:rPr>
-                <w:rFonts w:ascii="Cambria" w:hAnsi="Cambria" w:cs="Cambria" w:eastAsia="Cambria"/>
-                <w:b w:val="0"/>
-                <w:i w:val="0"/>
-                <w:sz w:val="22"/>
-              </w:rPr>
-              <w:t>Use this set of data for questions 6 to 9.</w:t>
-            </w:r>
-          </w:p>
-          <w:p>
-            <w:pPr>
-              <w:keepNext/>
-              <w:spacing w:before="0" w:after="68" w:line="240" w:lineRule="auto"/>
-              <w:jc w:val="center"/>
-            </w:pPr>
-            <w:r>
-              <w:rPr>
-                <w:rFonts w:ascii="Cambria" w:hAnsi="Cambria" w:cs="Cambria" w:eastAsia="Cambria"/>
-                <w:b w:val="0"/>
-                <w:i w:val="0"/>
-                <w:sz w:val="22"/>
-              </w:rPr>
-              <w:t>The numbers of laps swum by 10 students at swimming training were:</w:t>
-            </w:r>
-          </w:p>
-          <w:p>
-            <w:pPr>
-              <w:keepNext/>
-              <w:spacing w:before="0" w:after="68" w:line="240" w:lineRule="auto"/>
-              <w:jc w:val="center"/>
-            </w:pPr>
-            <w:r>
-              <w:rPr>
-                <w:rFonts w:ascii="Cambria" w:hAnsi="Cambria" w:cs="Cambria" w:eastAsia="Cambria"/>
-                <w:b/>
-                <w:i w:val="0"/>
-                <w:sz w:val="22"/>
-              </w:rPr>
-              <w:t>9,   15,   11,   12,   18,   12,   14,   10,   16,   13</w:t>
-            </w:r>
-          </w:p>
-        </w:tc>
-        <w:tc>
-          <w:tcPr>
-            <w:tcW w:type="dxa" w:w="680"/>
-          </w:tcPr>
-          <w:p>
-            <w:pPr>
-              <w:keepNext/>
-            </w:pPr>
-          </w:p>
-        </w:tc>
-      </w:tr>
-      <w:tr>
-        <w:trPr>
-          <w:cantSplit/>
-          <w:trHeight w:val="1247" w:hRule="atLeast"/>
+          <w:trHeight w:val="3288" w:hRule="atLeast"/>
         </w:trPr>
         <w:tc>
           <w:tcPr>
@@ -2842,7 +2390,7 @@
                 <w:b w:val="0"/>
                 <w:sz w:val="22"/>
               </w:rPr>
-              <w:t>6</w:t>
+              <w:t>5</w:t>
             </w:r>
           </w:p>
         </w:tc>
@@ -2862,7 +2410,101 @@
                 <w:i w:val="0"/>
                 <w:sz w:val="22"/>
               </w:rPr>
+              <w:t>The stem-and-leaf plot shows the number of minutes that 11 students spent on homework last night.</w:t>
+            </w:r>
+          </w:p>
+          <w:p>
+            <w:pPr>
+              <w:spacing w:before="91" w:after="57" w:line="240" w:lineRule="auto"/>
+              <w:jc w:val="center"/>
+            </w:pPr>
+            <w:r>
+              <w:drawing>
+                <wp:inline xmlns:a="http://schemas.openxmlformats.org/drawingml/2006/main" xmlns:pic="http://schemas.openxmlformats.org/drawingml/2006/picture" distT="0" distB="0" distL="0" distR="0">
+                  <wp:extent cx="1177200" cy="987523"/>
+                  <wp:docPr id="4" name="Picture 4"/>
+                  <wp:cNvGraphicFramePr>
+                    <a:graphicFrameLocks noChangeAspect="1"/>
+                  </wp:cNvGraphicFramePr>
+                  <a:graphic>
+                    <a:graphicData uri="http://schemas.openxmlformats.org/drawingml/2006/picture">
+                      <pic:pic>
+                        <pic:nvPicPr>
+                          <pic:cNvPr id="0" name="s1-q5.png"/>
+                          <pic:cNvPicPr/>
+                        </pic:nvPicPr>
+                        <pic:blipFill>
+                          <a:blip r:embed="rId13"/>
+                          <a:stretch>
+                            <a:fillRect/>
+                          </a:stretch>
+                        </pic:blipFill>
+                        <pic:spPr>
+                          <a:xfrm>
+                            <a:off x="0" y="0"/>
+                            <a:ext cx="1177200" cy="987523"/>
+                          </a:xfrm>
+                          <a:prstGeom prst="rect"/>
+                        </pic:spPr>
+                      </pic:pic>
+                    </a:graphicData>
+                  </a:graphic>
+                </wp:inline>
+              </w:drawing>
+            </w:r>
+          </w:p>
+          <w:p>
+            <w:pPr>
+              <w:tabs>
+                <w:tab w:pos="340" w:val="left"/>
+              </w:tabs>
+              <w:spacing w:before="34" w:after="34" w:line="240" w:lineRule="auto"/>
+              <w:ind w:left="340" w:hanging="312"/>
+              <w:jc w:val="left"/>
+            </w:pPr>
+            <w:r>
+              <w:rPr>
+                <w:rFonts w:ascii="Cambria" w:hAnsi="Cambria" w:cs="Cambria" w:eastAsia="Cambria"/>
+                <w:sz w:val="22"/>
+              </w:rPr>
+              <w:t>a.</w:t>
+              <w:tab/>
+            </w:r>
+            <w:r>
+              <w:rPr>
+                <w:rFonts w:ascii="Cambria" w:hAnsi="Cambria" w:cs="Cambria" w:eastAsia="Cambria"/>
+                <w:b w:val="0"/>
+                <w:i w:val="0"/>
+                <w:sz w:val="22"/>
+              </w:rPr>
               <w:t>Find the mean.</w:t>
+            </w:r>
+          </w:p>
+          <w:p>
+            <w:pPr>
+              <w:tabs>
+                <w:tab w:pos="340" w:val="left"/>
+              </w:tabs>
+              <w:spacing w:before="34" w:after="34" w:line="240" w:lineRule="auto"/>
+              <w:ind w:left="340" w:hanging="312"/>
+              <w:jc w:val="left"/>
+            </w:pPr>
+            <w:r>
+              <w:rPr>
+                <w:rFonts w:ascii="Cambria" w:hAnsi="Cambria" w:cs="Cambria" w:eastAsia="Cambria"/>
+                <w:sz w:val="22"/>
+              </w:rPr>
+              <w:t>b.</w:t>
+              <w:tab/>
+            </w:r>
+            <w:r>
+              <w:rPr>
+                <w:rFonts w:ascii="Cambria" w:hAnsi="Cambria" w:cs="Cambria" w:eastAsia="Cambria"/>
+                <w:b w:val="0"/>
+                <w:i w:val="0"/>
+                <w:sz w:val="22"/>
+              </w:rPr>
+              <w:t>Find the median.</w:t>
             </w:r>
           </w:p>
           <w:p>
@@ -2878,6 +2520,543 @@
                 <w:sz w:val="22"/>
               </w:rPr>
               <w:t>Note: Mean = sum of the scores ÷ number of scores</w:t>
+            </w:r>
+          </w:p>
+        </w:tc>
+        <w:tc>
+          <w:tcPr>
+            <w:tcW w:type="dxa" w:w="5630"/>
+          </w:tcPr>
+          <w:p>
+            <w:pPr>
+              <w:spacing w:before="0" w:after="0" w:line="240" w:lineRule="auto"/>
+            </w:pPr>
+            <w:r>
+              <w:rPr>
+                <w:rFonts w:ascii="Cambria" w:hAnsi="Cambria" w:cs="Cambria" w:eastAsia="Cambria"/>
+                <w:sz w:val="22"/>
+              </w:rPr>
+              <w:t>a.</w:t>
+            </w:r>
+          </w:p>
+          <w:p>
+            <w:pPr>
+              <w:spacing w:before="1647" w:after="0" w:line="240" w:lineRule="auto"/>
+            </w:pPr>
+            <w:r>
+              <w:rPr>
+                <w:rFonts w:ascii="Cambria" w:hAnsi="Cambria" w:cs="Cambria" w:eastAsia="Cambria"/>
+                <w:sz w:val="22"/>
+              </w:rPr>
+              <w:t>b.</w:t>
+            </w:r>
+          </w:p>
+        </w:tc>
+        <w:tc>
+          <w:tcPr>
+            <w:tcW w:type="dxa" w:w="680"/>
+            <w:tcMar>
+              <w:left w:w="23" w:type="dxa"/>
+              <w:right w:w="23" w:type="dxa"/>
+            </w:tcMar>
+          </w:tcPr>
+          <w:p>
+            <w:pPr>
+              <w:spacing w:before="824" w:after="0" w:line="240" w:lineRule="auto"/>
+              <w:jc w:val="center"/>
+            </w:pPr>
+            <w:r>
+              <w:rPr>
+                <w:rFonts w:ascii="Cambria" w:hAnsi="Cambria" w:cs="Cambria" w:eastAsia="Cambria"/>
+                <w:sz w:val="22"/>
+              </w:rPr>
+              <w:t>2</w:t>
+            </w:r>
+          </w:p>
+          <w:p>
+            <w:pPr>
+              <w:spacing w:before="1386" w:after="0" w:line="240" w:lineRule="auto"/>
+              <w:jc w:val="center"/>
+            </w:pPr>
+            <w:r>
+              <w:rPr>
+                <w:rFonts w:ascii="Cambria" w:hAnsi="Cambria" w:cs="Cambria" w:eastAsia="Cambria"/>
+                <w:sz w:val="22"/>
+              </w:rPr>
+              <w:t>1</w:t>
+            </w:r>
+          </w:p>
+        </w:tc>
+      </w:tr>
+      <w:tr>
+        <w:trPr>
+          <w:cantSplit/>
+          <w:trHeight w:val="516" w:hRule="atLeast"/>
+        </w:trPr>
+        <w:tc>
+          <w:tcPr>
+            <w:tcW w:type="dxa" w:w="380"/>
+            <w:shd w:val="clear" w:color="auto" w:fill="DBE7F4"/>
+            <w:tcMar>
+              <w:left w:w="17" w:type="dxa"/>
+              <w:right w:w="17" w:type="dxa"/>
+            </w:tcMar>
+            <w:vAlign w:val="center"/>
+          </w:tcPr>
+          <w:p>
+            <w:pPr>
+              <w:keepNext/>
+            </w:pPr>
+          </w:p>
+        </w:tc>
+        <w:tc>
+          <w:tcPr>
+            <w:tcW w:type="dxa" w:w="10052"/>
+            <w:gridSpan w:val="3"/>
+            <w:shd w:val="clear" w:color="auto" w:fill="DBE7F4"/>
+            <w:vAlign w:val="center"/>
+          </w:tcPr>
+          <w:p>
+            <w:pPr>
+              <w:keepNext/>
+              <w:spacing w:before="0" w:after="0" w:line="240" w:lineRule="auto"/>
+              <w:jc w:val="center"/>
+            </w:pPr>
+            <w:r>
+              <w:rPr>
+                <w:rFonts w:ascii="Cambria" w:hAnsi="Cambria" w:cs="Cambria" w:eastAsia="Cambria"/>
+                <w:b/>
+                <w:sz w:val="22"/>
+              </w:rPr>
+              <w:t>Worded Problems:</w:t>
+            </w:r>
+          </w:p>
+        </w:tc>
+      </w:tr>
+      <w:tr>
+        <w:trPr>
+          <w:cantSplit/>
+          <w:trHeight w:val="516" w:hRule="atLeast"/>
+        </w:trPr>
+        <w:tc>
+          <w:tcPr>
+            <w:tcW w:type="dxa" w:w="380"/>
+            <w:shd w:val="clear" w:color="auto" w:fill="EEF4FB"/>
+            <w:tcMar>
+              <w:left w:w="23" w:type="dxa"/>
+              <w:right w:w="23" w:type="dxa"/>
+            </w:tcMar>
+            <w:vAlign w:val="center"/>
+          </w:tcPr>
+          <w:p>
+            <w:pPr>
+              <w:keepNext/>
+              <w:spacing w:before="0" w:after="0" w:line="240" w:lineRule="auto"/>
+              <w:jc w:val="center"/>
+            </w:pPr>
+          </w:p>
+        </w:tc>
+        <w:tc>
+          <w:tcPr>
+            <w:tcW w:type="dxa" w:w="3742"/>
+            <w:shd w:val="clear" w:color="auto" w:fill="EEF4FB"/>
+            <w:vAlign w:val="center"/>
+          </w:tcPr>
+          <w:p>
+            <w:pPr>
+              <w:keepNext/>
+              <w:spacing w:before="0" w:after="0" w:line="240" w:lineRule="auto"/>
+              <w:jc w:val="center"/>
+            </w:pPr>
+            <w:r>
+              <w:rPr>
+                <w:rFonts w:ascii="Cambria" w:hAnsi="Cambria" w:cs="Cambria" w:eastAsia="Cambria"/>
+                <w:b/>
+                <w:sz w:val="22"/>
+              </w:rPr>
+              <w:t>Question</w:t>
+            </w:r>
+          </w:p>
+        </w:tc>
+        <w:tc>
+          <w:tcPr>
+            <w:tcW w:type="dxa" w:w="5630"/>
+            <w:shd w:val="clear" w:color="auto" w:fill="EEF4FB"/>
+            <w:vAlign w:val="center"/>
+          </w:tcPr>
+          <w:p>
+            <w:pPr>
+              <w:keepNext/>
+              <w:spacing w:before="0" w:after="0" w:line="240" w:lineRule="auto"/>
+              <w:jc w:val="center"/>
+            </w:pPr>
+            <w:r>
+              <w:rPr>
+                <w:rFonts w:ascii="Cambria" w:hAnsi="Cambria" w:cs="Cambria" w:eastAsia="Cambria"/>
+                <w:b/>
+                <w:sz w:val="22"/>
+              </w:rPr>
+              <w:t>Working Out</w:t>
+            </w:r>
+          </w:p>
+        </w:tc>
+        <w:tc>
+          <w:tcPr>
+            <w:tcW w:type="dxa" w:w="680"/>
+            <w:shd w:val="clear" w:color="auto" w:fill="EEF4FB"/>
+            <w:tcMar>
+              <w:left w:w="23" w:type="dxa"/>
+              <w:right w:w="23" w:type="dxa"/>
+            </w:tcMar>
+            <w:vAlign w:val="center"/>
+          </w:tcPr>
+          <w:p>
+            <w:pPr>
+              <w:keepNext/>
+              <w:spacing w:before="0" w:after="0" w:line="240" w:lineRule="auto"/>
+              <w:jc w:val="center"/>
+            </w:pPr>
+            <w:r>
+              <w:rPr>
+                <w:rFonts w:ascii="Cambria" w:hAnsi="Cambria" w:cs="Cambria" w:eastAsia="Cambria"/>
+                <w:b/>
+                <w:sz w:val="22"/>
+              </w:rPr>
+              <w:t>Mark</w:t>
+            </w:r>
+          </w:p>
+        </w:tc>
+      </w:tr>
+      <w:tr>
+        <w:trPr>
+          <w:cantSplit/>
+        </w:trPr>
+        <w:tc>
+          <w:tcPr>
+            <w:tcW w:type="dxa" w:w="380"/>
+            <w:tcMar>
+              <w:left w:w="23" w:type="dxa"/>
+              <w:right w:w="23" w:type="dxa"/>
+            </w:tcMar>
+            <w:vAlign w:val="center"/>
+          </w:tcPr>
+          <w:p>
+            <w:pPr>
+              <w:keepNext/>
+              <w:spacing w:before="0" w:after="0" w:line="240" w:lineRule="auto"/>
+              <w:jc w:val="center"/>
+            </w:pPr>
+            <w:r>
+              <w:rPr>
+                <w:rFonts w:ascii="Cambria" w:hAnsi="Cambria" w:cs="Cambria" w:eastAsia="Cambria"/>
+                <w:b w:val="0"/>
+                <w:sz w:val="22"/>
+              </w:rPr>
+              <w:t>6</w:t>
+            </w:r>
+          </w:p>
+        </w:tc>
+        <w:tc>
+          <w:tcPr>
+            <w:tcW w:type="dxa" w:w="9371"/>
+            <w:gridSpan w:val="2"/>
+          </w:tcPr>
+          <w:p>
+            <w:pPr>
+              <w:keepNext/>
+              <w:spacing w:before="0" w:after="68" w:line="240" w:lineRule="auto"/>
+              <w:jc w:val="left"/>
+            </w:pPr>
+            <w:r>
+              <w:rPr>
+                <w:rFonts w:ascii="Cambria" w:hAnsi="Cambria" w:cs="Cambria" w:eastAsia="Cambria"/>
+                <w:b w:val="0"/>
+                <w:i w:val="0"/>
+                <w:sz w:val="22"/>
+              </w:rPr>
+              <w:t>Year 9 students each chose one sport for Friday afternoon. The column graph shows how many students chose each sport.</w:t>
+            </w:r>
+          </w:p>
+          <w:p>
+            <w:pPr>
+              <w:keepNext/>
+              <w:spacing w:before="91" w:after="57" w:line="240" w:lineRule="auto"/>
+              <w:jc w:val="center"/>
+            </w:pPr>
+            <w:r>
+              <w:drawing>
+                <wp:inline xmlns:a="http://schemas.openxmlformats.org/drawingml/2006/main" xmlns:pic="http://schemas.openxmlformats.org/drawingml/2006/picture" distT="0" distB="0" distL="0" distR="0">
+                  <wp:extent cx="3497760" cy="1596803"/>
+                  <wp:docPr id="5" name="Picture 5"/>
+                  <wp:cNvGraphicFramePr>
+                    <a:graphicFrameLocks noChangeAspect="1"/>
+                  </wp:cNvGraphicFramePr>
+                  <a:graphic>
+                    <a:graphicData uri="http://schemas.openxmlformats.org/drawingml/2006/picture">
+                      <pic:pic>
+                        <pic:nvPicPr>
+                          <pic:cNvPr id="0" name="s1-q6.png"/>
+                          <pic:cNvPicPr/>
+                        </pic:nvPicPr>
+                        <pic:blipFill>
+                          <a:blip r:embed="rId14"/>
+                          <a:stretch>
+                            <a:fillRect/>
+                          </a:stretch>
+                        </pic:blipFill>
+                        <pic:spPr>
+                          <a:xfrm>
+                            <a:off x="0" y="0"/>
+                            <a:ext cx="3497760" cy="1596803"/>
+                          </a:xfrm>
+                          <a:prstGeom prst="rect"/>
+                        </pic:spPr>
+                      </pic:pic>
+                    </a:graphicData>
+                  </a:graphic>
+                </wp:inline>
+              </w:drawing>
+            </w:r>
+          </w:p>
+        </w:tc>
+        <w:tc>
+          <w:tcPr>
+            <w:tcW w:type="dxa" w:w="680"/>
+            <w:tcMar>
+              <w:left w:w="23" w:type="dxa"/>
+              <w:right w:w="23" w:type="dxa"/>
+            </w:tcMar>
+            <w:vAlign w:val="center"/>
+          </w:tcPr>
+          <w:p>
+            <w:pPr>
+              <w:keepNext/>
+              <w:spacing w:before="0" w:after="0" w:line="240" w:lineRule="auto"/>
+              <w:jc w:val="center"/>
+            </w:pPr>
+          </w:p>
+        </w:tc>
+      </w:tr>
+      <w:tr>
+        <w:trPr>
+          <w:cantSplit/>
+          <w:trHeight w:val="1134" w:hRule="atLeast"/>
+        </w:trPr>
+        <w:tc>
+          <w:tcPr>
+            <w:tcW w:type="dxa" w:w="380"/>
+            <w:tcMar>
+              <w:left w:w="23" w:type="dxa"/>
+              <w:right w:w="23" w:type="dxa"/>
+            </w:tcMar>
+            <w:vAlign w:val="center"/>
+          </w:tcPr>
+          <w:p>
+            <w:pPr>
+              <w:keepNext/>
+              <w:spacing w:before="0" w:after="0" w:line="240" w:lineRule="auto"/>
+              <w:jc w:val="center"/>
+            </w:pPr>
+            <w:r>
+              <w:rPr>
+                <w:rFonts w:ascii="Cambria" w:hAnsi="Cambria" w:cs="Cambria" w:eastAsia="Cambria"/>
+                <w:b w:val="0"/>
+                <w:sz w:val="22"/>
+              </w:rPr>
+              <w:t>a</w:t>
+            </w:r>
+          </w:p>
+        </w:tc>
+        <w:tc>
+          <w:tcPr>
+            <w:tcW w:type="dxa" w:w="3742"/>
+          </w:tcPr>
+          <w:p>
+            <w:pPr>
+              <w:keepNext/>
+              <w:spacing w:before="0" w:after="68" w:line="240" w:lineRule="auto"/>
+              <w:jc w:val="left"/>
+            </w:pPr>
+            <w:r>
+              <w:rPr>
+                <w:rFonts w:ascii="Cambria" w:hAnsi="Cambria" w:cs="Cambria" w:eastAsia="Cambria"/>
+                <w:b w:val="0"/>
+                <w:i w:val="0"/>
+                <w:sz w:val="22"/>
+              </w:rPr>
+              <w:t>How many more students chose surfing than tennis?</w:t>
+            </w:r>
+          </w:p>
+        </w:tc>
+        <w:tc>
+          <w:tcPr>
+            <w:tcW w:type="dxa" w:w="5630"/>
+          </w:tcPr>
+          <w:p>
+            <w:pPr>
+              <w:keepNext/>
+            </w:pPr>
+          </w:p>
+        </w:tc>
+        <w:tc>
+          <w:tcPr>
+            <w:tcW w:type="dxa" w:w="680"/>
+            <w:tcMar>
+              <w:left w:w="23" w:type="dxa"/>
+              <w:right w:w="23" w:type="dxa"/>
+            </w:tcMar>
+            <w:vAlign w:val="center"/>
+          </w:tcPr>
+          <w:p>
+            <w:pPr>
+              <w:keepNext/>
+              <w:spacing w:before="0" w:after="0" w:line="240" w:lineRule="auto"/>
+              <w:jc w:val="center"/>
+            </w:pPr>
+            <w:r>
+              <w:rPr>
+                <w:rFonts w:ascii="Cambria" w:hAnsi="Cambria" w:cs="Cambria" w:eastAsia="Cambria"/>
+                <w:b w:val="0"/>
+                <w:sz w:val="22"/>
+              </w:rPr>
+              <w:t>1</w:t>
+            </w:r>
+          </w:p>
+        </w:tc>
+      </w:tr>
+      <w:tr>
+        <w:trPr>
+          <w:cantSplit/>
+          <w:trHeight w:val="1134" w:hRule="atLeast"/>
+        </w:trPr>
+        <w:tc>
+          <w:tcPr>
+            <w:tcW w:type="dxa" w:w="380"/>
+            <w:tcMar>
+              <w:left w:w="23" w:type="dxa"/>
+              <w:right w:w="23" w:type="dxa"/>
+            </w:tcMar>
+            <w:vAlign w:val="center"/>
+          </w:tcPr>
+          <w:p>
+            <w:pPr>
+              <w:keepNext/>
+              <w:spacing w:before="0" w:after="0" w:line="240" w:lineRule="auto"/>
+              <w:jc w:val="center"/>
+            </w:pPr>
+            <w:r>
+              <w:rPr>
+                <w:rFonts w:ascii="Cambria" w:hAnsi="Cambria" w:cs="Cambria" w:eastAsia="Cambria"/>
+                <w:b w:val="0"/>
+                <w:sz w:val="22"/>
+              </w:rPr>
+              <w:t>b</w:t>
+            </w:r>
+          </w:p>
+        </w:tc>
+        <w:tc>
+          <w:tcPr>
+            <w:tcW w:type="dxa" w:w="3742"/>
+          </w:tcPr>
+          <w:p>
+            <w:pPr>
+              <w:keepNext/>
+              <w:spacing w:before="0" w:after="68" w:line="240" w:lineRule="auto"/>
+              <w:jc w:val="left"/>
+            </w:pPr>
+            <w:r>
+              <w:rPr>
+                <w:rFonts w:ascii="Cambria" w:hAnsi="Cambria" w:cs="Cambria" w:eastAsia="Cambria"/>
+                <w:b w:val="0"/>
+                <w:i w:val="0"/>
+                <w:sz w:val="22"/>
+              </w:rPr>
+              <w:t>How many students were surveyed altogether?</w:t>
+            </w:r>
+          </w:p>
+        </w:tc>
+        <w:tc>
+          <w:tcPr>
+            <w:tcW w:type="dxa" w:w="5630"/>
+          </w:tcPr>
+          <w:p>
+            <w:pPr>
+              <w:keepNext/>
+            </w:pPr>
+          </w:p>
+        </w:tc>
+        <w:tc>
+          <w:tcPr>
+            <w:tcW w:type="dxa" w:w="680"/>
+            <w:tcMar>
+              <w:left w:w="23" w:type="dxa"/>
+              <w:right w:w="23" w:type="dxa"/>
+            </w:tcMar>
+            <w:vAlign w:val="center"/>
+          </w:tcPr>
+          <w:p>
+            <w:pPr>
+              <w:keepNext/>
+              <w:spacing w:before="0" w:after="0" w:line="240" w:lineRule="auto"/>
+              <w:jc w:val="center"/>
+            </w:pPr>
+            <w:r>
+              <w:rPr>
+                <w:rFonts w:ascii="Cambria" w:hAnsi="Cambria" w:cs="Cambria" w:eastAsia="Cambria"/>
+                <w:b w:val="0"/>
+                <w:sz w:val="22"/>
+              </w:rPr>
+              <w:t>1</w:t>
+            </w:r>
+          </w:p>
+        </w:tc>
+      </w:tr>
+      <w:tr>
+        <w:trPr>
+          <w:cantSplit/>
+          <w:trHeight w:val="1701" w:hRule="atLeast"/>
+        </w:trPr>
+        <w:tc>
+          <w:tcPr>
+            <w:tcW w:type="dxa" w:w="380"/>
+            <w:tcMar>
+              <w:left w:w="23" w:type="dxa"/>
+              <w:right w:w="23" w:type="dxa"/>
+            </w:tcMar>
+            <w:vAlign w:val="center"/>
+          </w:tcPr>
+          <w:p>
+            <w:pPr>
+              <w:spacing w:before="0" w:after="0" w:line="240" w:lineRule="auto"/>
+              <w:jc w:val="center"/>
+            </w:pPr>
+            <w:r>
+              <w:rPr>
+                <w:rFonts w:ascii="Cambria" w:hAnsi="Cambria" w:cs="Cambria" w:eastAsia="Cambria"/>
+                <w:b w:val="0"/>
+                <w:sz w:val="22"/>
+              </w:rPr>
+              <w:t>c</w:t>
+            </w:r>
+          </w:p>
+        </w:tc>
+        <w:tc>
+          <w:tcPr>
+            <w:tcW w:type="dxa" w:w="3742"/>
+          </w:tcPr>
+          <w:p>
+            <w:pPr>
+              <w:spacing w:before="0" w:after="68" w:line="240" w:lineRule="auto"/>
+              <w:jc w:val="left"/>
+            </w:pPr>
+            <w:r>
+              <w:rPr>
+                <w:rFonts w:ascii="Cambria" w:hAnsi="Cambria" w:cs="Cambria" w:eastAsia="Cambria"/>
+                <w:b w:val="0"/>
+                <w:i w:val="0"/>
+                <w:sz w:val="22"/>
+              </w:rPr>
+              <w:t>What percentage of the students chose surfing or tennis?</w:t>
             </w:r>
           </w:p>
         </w:tc>
@@ -2907,1158 +3086,7 @@
                 <w:b w:val="0"/>
                 <w:sz w:val="22"/>
               </w:rPr>
-              <w:t>1</w:t>
-            </w:r>
-          </w:p>
-        </w:tc>
-      </w:tr>
-      <w:tr>
-        <w:trPr>
-          <w:cantSplit/>
-          <w:trHeight w:val="1247" w:hRule="atLeast"/>
-        </w:trPr>
-        <w:tc>
-          <w:tcPr>
-            <w:tcW w:type="dxa" w:w="380"/>
-            <w:tcMar>
-              <w:left w:w="23" w:type="dxa"/>
-              <w:right w:w="23" w:type="dxa"/>
-            </w:tcMar>
-            <w:vAlign w:val="center"/>
-          </w:tcPr>
-          <w:p>
-            <w:pPr>
-              <w:spacing w:before="0" w:after="0" w:line="240" w:lineRule="auto"/>
-              <w:jc w:val="center"/>
-            </w:pPr>
-            <w:r>
-              <w:rPr>
-                <w:rFonts w:ascii="Cambria" w:hAnsi="Cambria" w:cs="Cambria" w:eastAsia="Cambria"/>
-                <w:b w:val="0"/>
-                <w:sz w:val="22"/>
-              </w:rPr>
-              <w:t>7</w:t>
-            </w:r>
-          </w:p>
-        </w:tc>
-        <w:tc>
-          <w:tcPr>
-            <w:tcW w:type="dxa" w:w="3742"/>
-          </w:tcPr>
-          <w:p>
-            <w:pPr>
-              <w:spacing w:before="0" w:after="68" w:line="240" w:lineRule="auto"/>
-              <w:jc w:val="left"/>
-            </w:pPr>
-            <w:r>
-              <w:rPr>
-                <w:rFonts w:ascii="Cambria" w:hAnsi="Cambria" w:cs="Cambria" w:eastAsia="Cambria"/>
-                <w:b w:val="0"/>
-                <w:i w:val="0"/>
-                <w:sz w:val="22"/>
-              </w:rPr>
-              <w:t>Find the median.</w:t>
-            </w:r>
-          </w:p>
-        </w:tc>
-        <w:tc>
-          <w:tcPr>
-            <w:tcW w:type="dxa" w:w="5630"/>
-          </w:tcPr>
-          <w:p/>
-        </w:tc>
-        <w:tc>
-          <w:tcPr>
-            <w:tcW w:type="dxa" w:w="680"/>
-            <w:tcMar>
-              <w:left w:w="23" w:type="dxa"/>
-              <w:right w:w="23" w:type="dxa"/>
-            </w:tcMar>
-            <w:vAlign w:val="center"/>
-          </w:tcPr>
-          <w:p>
-            <w:pPr>
-              <w:spacing w:before="0" w:after="0" w:line="240" w:lineRule="auto"/>
-              <w:jc w:val="center"/>
-            </w:pPr>
-            <w:r>
-              <w:rPr>
-                <w:rFonts w:ascii="Cambria" w:hAnsi="Cambria" w:cs="Cambria" w:eastAsia="Cambria"/>
-                <w:b w:val="0"/>
-                <w:sz w:val="22"/>
-              </w:rPr>
-              <w:t>1</w:t>
-            </w:r>
-          </w:p>
-        </w:tc>
-      </w:tr>
-      <w:tr>
-        <w:trPr>
-          <w:cantSplit/>
-          <w:trHeight w:val="1247" w:hRule="atLeast"/>
-        </w:trPr>
-        <w:tc>
-          <w:tcPr>
-            <w:tcW w:type="dxa" w:w="380"/>
-            <w:tcMar>
-              <w:left w:w="23" w:type="dxa"/>
-              <w:right w:w="23" w:type="dxa"/>
-            </w:tcMar>
-            <w:vAlign w:val="center"/>
-          </w:tcPr>
-          <w:p>
-            <w:pPr>
-              <w:spacing w:before="0" w:after="0" w:line="240" w:lineRule="auto"/>
-              <w:jc w:val="center"/>
-            </w:pPr>
-            <w:r>
-              <w:rPr>
-                <w:rFonts w:ascii="Cambria" w:hAnsi="Cambria" w:cs="Cambria" w:eastAsia="Cambria"/>
-                <w:b w:val="0"/>
-                <w:sz w:val="22"/>
-              </w:rPr>
-              <w:t>8</w:t>
-            </w:r>
-          </w:p>
-        </w:tc>
-        <w:tc>
-          <w:tcPr>
-            <w:tcW w:type="dxa" w:w="3742"/>
-          </w:tcPr>
-          <w:p>
-            <w:pPr>
-              <w:spacing w:before="0" w:after="68" w:line="240" w:lineRule="auto"/>
-              <w:jc w:val="left"/>
-            </w:pPr>
-            <w:r>
-              <w:rPr>
-                <w:rFonts w:ascii="Cambria" w:hAnsi="Cambria" w:cs="Cambria" w:eastAsia="Cambria"/>
-                <w:b w:val="0"/>
-                <w:i w:val="0"/>
-                <w:sz w:val="22"/>
-              </w:rPr>
-              <w:t>Find the mode.</w:t>
-            </w:r>
-          </w:p>
-        </w:tc>
-        <w:tc>
-          <w:tcPr>
-            <w:tcW w:type="dxa" w:w="5630"/>
-          </w:tcPr>
-          <w:p/>
-        </w:tc>
-        <w:tc>
-          <w:tcPr>
-            <w:tcW w:type="dxa" w:w="680"/>
-            <w:tcMar>
-              <w:left w:w="23" w:type="dxa"/>
-              <w:right w:w="23" w:type="dxa"/>
-            </w:tcMar>
-            <w:vAlign w:val="center"/>
-          </w:tcPr>
-          <w:p>
-            <w:pPr>
-              <w:spacing w:before="0" w:after="0" w:line="240" w:lineRule="auto"/>
-              <w:jc w:val="center"/>
-            </w:pPr>
-            <w:r>
-              <w:rPr>
-                <w:rFonts w:ascii="Cambria" w:hAnsi="Cambria" w:cs="Cambria" w:eastAsia="Cambria"/>
-                <w:b w:val="0"/>
-                <w:sz w:val="22"/>
-              </w:rPr>
-              <w:t>1</w:t>
-            </w:r>
-          </w:p>
-        </w:tc>
-      </w:tr>
-      <w:tr>
-        <w:trPr>
-          <w:cantSplit/>
-          <w:trHeight w:val="1247" w:hRule="atLeast"/>
-        </w:trPr>
-        <w:tc>
-          <w:tcPr>
-            <w:tcW w:type="dxa" w:w="380"/>
-            <w:tcMar>
-              <w:left w:w="23" w:type="dxa"/>
-              <w:right w:w="23" w:type="dxa"/>
-            </w:tcMar>
-            <w:vAlign w:val="center"/>
-          </w:tcPr>
-          <w:p>
-            <w:pPr>
-              <w:spacing w:before="0" w:after="0" w:line="240" w:lineRule="auto"/>
-              <w:jc w:val="center"/>
-            </w:pPr>
-            <w:r>
-              <w:rPr>
-                <w:rFonts w:ascii="Cambria" w:hAnsi="Cambria" w:cs="Cambria" w:eastAsia="Cambria"/>
-                <w:b w:val="0"/>
-                <w:sz w:val="22"/>
-              </w:rPr>
-              <w:t>9</w:t>
-            </w:r>
-          </w:p>
-        </w:tc>
-        <w:tc>
-          <w:tcPr>
-            <w:tcW w:type="dxa" w:w="3742"/>
-          </w:tcPr>
-          <w:p>
-            <w:pPr>
-              <w:spacing w:before="0" w:after="68" w:line="240" w:lineRule="auto"/>
-              <w:jc w:val="left"/>
-            </w:pPr>
-            <w:r>
-              <w:rPr>
-                <w:rFonts w:ascii="Cambria" w:hAnsi="Cambria" w:cs="Cambria" w:eastAsia="Cambria"/>
-                <w:b w:val="0"/>
-                <w:i w:val="0"/>
-                <w:sz w:val="22"/>
-              </w:rPr>
-              <w:t>Find the range.</w:t>
-            </w:r>
-          </w:p>
-          <w:p>
-            <w:pPr>
-              <w:spacing w:before="91" w:after="68" w:line="240" w:lineRule="auto"/>
-              <w:jc w:val="left"/>
-            </w:pPr>
-            <w:r>
-              <w:rPr>
-                <w:rFonts w:ascii="Cambria" w:hAnsi="Cambria" w:cs="Cambria" w:eastAsia="Cambria"/>
-                <w:b w:val="0"/>
-                <w:i w:val="0"/>
-                <w:sz w:val="22"/>
-              </w:rPr>
-              <w:t>Note: Range = highest score − lowest score</w:t>
-            </w:r>
-          </w:p>
-        </w:tc>
-        <w:tc>
-          <w:tcPr>
-            <w:tcW w:type="dxa" w:w="5630"/>
-          </w:tcPr>
-          <w:p/>
-        </w:tc>
-        <w:tc>
-          <w:tcPr>
-            <w:tcW w:type="dxa" w:w="680"/>
-            <w:tcMar>
-              <w:left w:w="23" w:type="dxa"/>
-              <w:right w:w="23" w:type="dxa"/>
-            </w:tcMar>
-            <w:vAlign w:val="center"/>
-          </w:tcPr>
-          <w:p>
-            <w:pPr>
-              <w:spacing w:before="0" w:after="0" w:line="240" w:lineRule="auto"/>
-              <w:jc w:val="center"/>
-            </w:pPr>
-            <w:r>
-              <w:rPr>
-                <w:rFonts w:ascii="Cambria" w:hAnsi="Cambria" w:cs="Cambria" w:eastAsia="Cambria"/>
-                <w:b w:val="0"/>
-                <w:sz w:val="22"/>
-              </w:rPr>
-              <w:t>1</w:t>
-            </w:r>
-          </w:p>
-        </w:tc>
-      </w:tr>
-      <w:tr>
-        <w:trPr>
-          <w:cantSplit/>
-          <w:trHeight w:val="4989" w:hRule="atLeast"/>
-        </w:trPr>
-        <w:tc>
-          <w:tcPr>
-            <w:tcW w:type="dxa" w:w="380"/>
-            <w:tcMar>
-              <w:left w:w="23" w:type="dxa"/>
-              <w:right w:w="23" w:type="dxa"/>
-            </w:tcMar>
-            <w:vAlign w:val="center"/>
-          </w:tcPr>
-          <w:p>
-            <w:pPr>
-              <w:spacing w:before="0" w:after="0" w:line="240" w:lineRule="auto"/>
-              <w:jc w:val="center"/>
-            </w:pPr>
-            <w:r>
-              <w:rPr>
-                <w:rFonts w:ascii="Cambria" w:hAnsi="Cambria" w:cs="Cambria" w:eastAsia="Cambria"/>
-                <w:b w:val="0"/>
-                <w:sz w:val="22"/>
-              </w:rPr>
-              <w:t>10</w:t>
-            </w:r>
-          </w:p>
-        </w:tc>
-        <w:tc>
-          <w:tcPr>
-            <w:tcW w:type="dxa" w:w="3742"/>
-          </w:tcPr>
-          <w:p>
-            <w:pPr>
-              <w:spacing w:before="0" w:after="68" w:line="240" w:lineRule="auto"/>
-              <w:jc w:val="left"/>
-            </w:pPr>
-            <w:r>
-              <w:rPr>
-                <w:rFonts w:ascii="Cambria" w:hAnsi="Cambria" w:cs="Cambria" w:eastAsia="Cambria"/>
-                <w:b w:val="0"/>
-                <w:i w:val="0"/>
-                <w:sz w:val="22"/>
-              </w:rPr>
-              <w:t>Students were asked how many times they went to the beach last week.</w:t>
-            </w:r>
-          </w:p>
-          <w:tbl>
-            <w:tblPr>
-              <w:tblW w:w="3447" w:type="dxa"/>
-              <w:tblInd w:w="57" w:type="dxa"/>
-              <w:tblBorders>
-                <w:top w:val="single" w:sz="5" w:space="0" w:color="1F1F1F"/>
-                <w:left w:val="single" w:sz="5" w:space="0" w:color="1F1F1F"/>
-                <w:bottom w:val="single" w:sz="5" w:space="0" w:color="1F1F1F"/>
-                <w:right w:val="single" w:sz="5" w:space="0" w:color="1F1F1F"/>
-                <w:insideH w:val="single" w:sz="5" w:space="0" w:color="1F1F1F"/>
-                <w:insideV w:val="single" w:sz="5" w:space="0" w:color="1F1F1F"/>
-              </w:tblBorders>
-              <w:tblLayout w:type="fixed"/>
-              <w:tblCellMar>
-                <w:top w:w="40" w:type="dxa"/>
-                <w:left w:w="136" w:type="dxa"/>
-                <w:bottom w:w="40" w:type="dxa"/>
-                <w:right w:w="136" w:type="dxa"/>
-              </w:tblCellMar>
-              <w:tblLook w:firstColumn="1" w:firstRow="1" w:lastColumn="0" w:lastRow="0" w:noHBand="0" w:noVBand="1" w:val="04A0"/>
-            </w:tblPr>
-            <w:tblGrid>
-              <w:gridCol w:w="1213"/>
-              <w:gridCol w:w="1499"/>
-              <w:gridCol w:w="735"/>
-            </w:tblGrid>
-            <w:tr>
-              <w:trPr>
-                <w:cantSplit/>
-              </w:trPr>
-              <w:tc>
-                <w:tcPr>
-                  <w:tcW w:type="dxa" w:w="1213"/>
-                  <w:shd w:val="clear" w:color="auto" w:fill="EEF4FB"/>
-                  <w:vAlign w:val="center"/>
-                </w:tcPr>
-                <w:p>
-                  <w:pPr>
-                    <w:spacing w:before="0" w:after="0" w:line="240" w:lineRule="auto"/>
-                    <w:jc w:val="center"/>
-                  </w:pPr>
-                  <w:r>
-                    <w:rPr>
-                      <w:rFonts w:ascii="Cambria" w:hAnsi="Cambria" w:cs="Cambria" w:eastAsia="Cambria"/>
-                      <w:b/>
-                      <w:i w:val="0"/>
-                      <w:sz w:val="21"/>
-                    </w:rPr>
-                    <w:t>Visits (</w:t>
-                  </w:r>
-                  <w:r>
-                    <w:rPr>
-                      <w:rFonts w:ascii="Cambria" w:hAnsi="Cambria" w:cs="Cambria" w:eastAsia="Cambria"/>
-                      <w:b/>
-                      <w:i/>
-                      <w:sz w:val="21"/>
-                    </w:rPr>
-                    <w:t>x</w:t>
-                  </w:r>
-                  <w:r>
-                    <w:rPr>
-                      <w:rFonts w:ascii="Cambria" w:hAnsi="Cambria" w:cs="Cambria" w:eastAsia="Cambria"/>
-                      <w:b/>
-                      <w:i w:val="0"/>
-                      <w:sz w:val="21"/>
-                    </w:rPr>
-                    <w:t>)</w:t>
-                  </w:r>
-                </w:p>
-              </w:tc>
-              <w:tc>
-                <w:tcPr>
-                  <w:tcW w:type="dxa" w:w="1499"/>
-                  <w:shd w:val="clear" w:color="auto" w:fill="EEF4FB"/>
-                  <w:vAlign w:val="center"/>
-                </w:tcPr>
-                <w:p>
-                  <w:pPr>
-                    <w:spacing w:before="0" w:after="0" w:line="240" w:lineRule="auto"/>
-                    <w:jc w:val="center"/>
-                  </w:pPr>
-                  <w:r>
-                    <w:rPr>
-                      <w:rFonts w:ascii="Cambria" w:hAnsi="Cambria" w:cs="Cambria" w:eastAsia="Cambria"/>
-                      <w:b/>
-                      <w:i w:val="0"/>
-                      <w:sz w:val="21"/>
-                    </w:rPr>
-                    <w:t>Frequency (</w:t>
-                  </w:r>
-                  <w:r>
-                    <w:rPr>
-                      <w:rFonts w:ascii="Cambria" w:hAnsi="Cambria" w:cs="Cambria" w:eastAsia="Cambria"/>
-                      <w:b/>
-                      <w:i/>
-                      <w:sz w:val="21"/>
-                    </w:rPr>
-                    <w:t>f</w:t>
-                  </w:r>
-                  <w:r>
-                    <w:rPr>
-                      <w:rFonts w:ascii="Cambria" w:hAnsi="Cambria" w:cs="Cambria" w:eastAsia="Cambria"/>
-                      <w:b/>
-                      <w:i w:val="0"/>
-                      <w:sz w:val="21"/>
-                    </w:rPr>
-                    <w:t>)</w:t>
-                  </w:r>
-                </w:p>
-              </w:tc>
-              <w:tc>
-                <w:tcPr>
-                  <w:tcW w:type="dxa" w:w="735"/>
-                  <w:shd w:val="clear" w:color="auto" w:fill="EEF4FB"/>
-                  <w:vAlign w:val="center"/>
-                </w:tcPr>
-                <w:p>
-                  <w:pPr>
-                    <w:spacing w:before="0" w:after="0" w:line="240" w:lineRule="auto"/>
-                    <w:jc w:val="center"/>
-                  </w:pPr>
-                  <w:r>
-                    <w:rPr>
-                      <w:rFonts w:ascii="Cambria" w:hAnsi="Cambria" w:cs="Cambria" w:eastAsia="Cambria"/>
-                      <w:b/>
-                      <w:i/>
-                      <w:sz w:val="21"/>
-                    </w:rPr>
-                    <w:t>f</w:t>
-                  </w:r>
-                  <w:r>
-                    <w:rPr>
-                      <w:rFonts w:ascii="Cambria" w:hAnsi="Cambria" w:cs="Cambria" w:eastAsia="Cambria"/>
-                      <w:b/>
-                      <w:i w:val="0"/>
-                      <w:sz w:val="21"/>
-                    </w:rPr>
-                    <w:t xml:space="preserve"> × </w:t>
-                  </w:r>
-                  <w:r>
-                    <w:rPr>
-                      <w:rFonts w:ascii="Cambria" w:hAnsi="Cambria" w:cs="Cambria" w:eastAsia="Cambria"/>
-                      <w:b/>
-                      <w:i/>
-                      <w:sz w:val="21"/>
-                    </w:rPr>
-                    <w:t>x</w:t>
-                  </w:r>
-                </w:p>
-              </w:tc>
-            </w:tr>
-            <w:tr>
-              <w:trPr>
-                <w:cantSplit/>
-              </w:trPr>
-              <w:tc>
-                <w:tcPr>
-                  <w:tcW w:type="dxa" w:w="1213"/>
-                  <w:vAlign w:val="center"/>
-                </w:tcPr>
-                <w:p>
-                  <w:pPr>
-                    <w:spacing w:before="0" w:after="0" w:line="240" w:lineRule="auto"/>
-                    <w:jc w:val="center"/>
-                  </w:pPr>
-                  <w:r>
-                    <w:rPr>
-                      <w:rFonts w:ascii="Cambria" w:hAnsi="Cambria" w:cs="Cambria" w:eastAsia="Cambria"/>
-                      <w:b w:val="0"/>
-                      <w:i w:val="0"/>
-                      <w:sz w:val="21"/>
-                    </w:rPr>
-                    <w:t>0</w:t>
-                  </w:r>
-                </w:p>
-              </w:tc>
-              <w:tc>
-                <w:tcPr>
-                  <w:tcW w:type="dxa" w:w="1499"/>
-                  <w:vAlign w:val="center"/>
-                </w:tcPr>
-                <w:p>
-                  <w:pPr>
-                    <w:spacing w:before="0" w:after="0" w:line="240" w:lineRule="auto"/>
-                    <w:jc w:val="center"/>
-                  </w:pPr>
-                  <w:r>
-                    <w:rPr>
-                      <w:rFonts w:ascii="Cambria" w:hAnsi="Cambria" w:cs="Cambria" w:eastAsia="Cambria"/>
-                      <w:b w:val="0"/>
-                      <w:i w:val="0"/>
-                      <w:sz w:val="21"/>
-                    </w:rPr>
-                    <w:t>2</w:t>
-                  </w:r>
-                </w:p>
-              </w:tc>
-              <w:tc>
-                <w:tcPr>
-                  <w:tcW w:type="dxa" w:w="735"/>
-                  <w:vAlign w:val="center"/>
-                </w:tcPr>
-                <w:p>
-                  <w:pPr>
-                    <w:spacing w:before="0" w:after="0" w:line="240" w:lineRule="auto"/>
-                    <w:jc w:val="center"/>
-                  </w:pPr>
-                </w:p>
-              </w:tc>
-            </w:tr>
-            <w:tr>
-              <w:trPr>
-                <w:cantSplit/>
-              </w:trPr>
-              <w:tc>
-                <w:tcPr>
-                  <w:tcW w:type="dxa" w:w="1213"/>
-                  <w:vAlign w:val="center"/>
-                </w:tcPr>
-                <w:p>
-                  <w:pPr>
-                    <w:spacing w:before="0" w:after="0" w:line="240" w:lineRule="auto"/>
-                    <w:jc w:val="center"/>
-                  </w:pPr>
-                  <w:r>
-                    <w:rPr>
-                      <w:rFonts w:ascii="Cambria" w:hAnsi="Cambria" w:cs="Cambria" w:eastAsia="Cambria"/>
-                      <w:b w:val="0"/>
-                      <w:i w:val="0"/>
-                      <w:sz w:val="21"/>
-                    </w:rPr>
-                    <w:t>1</w:t>
-                  </w:r>
-                </w:p>
-              </w:tc>
-              <w:tc>
-                <w:tcPr>
-                  <w:tcW w:type="dxa" w:w="1499"/>
-                  <w:vAlign w:val="center"/>
-                </w:tcPr>
-                <w:p>
-                  <w:pPr>
-                    <w:spacing w:before="0" w:after="0" w:line="240" w:lineRule="auto"/>
-                    <w:jc w:val="center"/>
-                  </w:pPr>
-                  <w:r>
-                    <w:rPr>
-                      <w:rFonts w:ascii="Cambria" w:hAnsi="Cambria" w:cs="Cambria" w:eastAsia="Cambria"/>
-                      <w:b w:val="0"/>
-                      <w:i w:val="0"/>
-                      <w:sz w:val="21"/>
-                    </w:rPr>
-                    <w:t>6</w:t>
-                  </w:r>
-                </w:p>
-              </w:tc>
-              <w:tc>
-                <w:tcPr>
-                  <w:tcW w:type="dxa" w:w="735"/>
-                  <w:vAlign w:val="center"/>
-                </w:tcPr>
-                <w:p>
-                  <w:pPr>
-                    <w:spacing w:before="0" w:after="0" w:line="240" w:lineRule="auto"/>
-                    <w:jc w:val="center"/>
-                  </w:pPr>
-                </w:p>
-              </w:tc>
-            </w:tr>
-            <w:tr>
-              <w:trPr>
-                <w:cantSplit/>
-              </w:trPr>
-              <w:tc>
-                <w:tcPr>
-                  <w:tcW w:type="dxa" w:w="1213"/>
-                  <w:vAlign w:val="center"/>
-                </w:tcPr>
-                <w:p>
-                  <w:pPr>
-                    <w:spacing w:before="0" w:after="0" w:line="240" w:lineRule="auto"/>
-                    <w:jc w:val="center"/>
-                  </w:pPr>
-                  <w:r>
-                    <w:rPr>
-                      <w:rFonts w:ascii="Cambria" w:hAnsi="Cambria" w:cs="Cambria" w:eastAsia="Cambria"/>
-                      <w:b w:val="0"/>
-                      <w:i w:val="0"/>
-                      <w:sz w:val="21"/>
-                    </w:rPr>
-                    <w:t>2</w:t>
-                  </w:r>
-                </w:p>
-              </w:tc>
-              <w:tc>
-                <w:tcPr>
-                  <w:tcW w:type="dxa" w:w="1499"/>
-                  <w:vAlign w:val="center"/>
-                </w:tcPr>
-                <w:p>
-                  <w:pPr>
-                    <w:spacing w:before="0" w:after="0" w:line="240" w:lineRule="auto"/>
-                    <w:jc w:val="center"/>
-                  </w:pPr>
-                  <w:r>
-                    <w:rPr>
-                      <w:rFonts w:ascii="Cambria" w:hAnsi="Cambria" w:cs="Cambria" w:eastAsia="Cambria"/>
-                      <w:b w:val="0"/>
-                      <w:i w:val="0"/>
-                      <w:sz w:val="21"/>
-                    </w:rPr>
-                    <w:t>8</w:t>
-                  </w:r>
-                </w:p>
-              </w:tc>
-              <w:tc>
-                <w:tcPr>
-                  <w:tcW w:type="dxa" w:w="735"/>
-                  <w:vAlign w:val="center"/>
-                </w:tcPr>
-                <w:p>
-                  <w:pPr>
-                    <w:spacing w:before="0" w:after="0" w:line="240" w:lineRule="auto"/>
-                    <w:jc w:val="center"/>
-                  </w:pPr>
-                </w:p>
-              </w:tc>
-            </w:tr>
-            <w:tr>
-              <w:trPr>
-                <w:cantSplit/>
-              </w:trPr>
-              <w:tc>
-                <w:tcPr>
-                  <w:tcW w:type="dxa" w:w="1213"/>
-                  <w:vAlign w:val="center"/>
-                </w:tcPr>
-                <w:p>
-                  <w:pPr>
-                    <w:spacing w:before="0" w:after="0" w:line="240" w:lineRule="auto"/>
-                    <w:jc w:val="center"/>
-                  </w:pPr>
-                  <w:r>
-                    <w:rPr>
-                      <w:rFonts w:ascii="Cambria" w:hAnsi="Cambria" w:cs="Cambria" w:eastAsia="Cambria"/>
-                      <w:b w:val="0"/>
-                      <w:i w:val="0"/>
-                      <w:sz w:val="21"/>
-                    </w:rPr>
-                    <w:t>3</w:t>
-                  </w:r>
-                </w:p>
-              </w:tc>
-              <w:tc>
-                <w:tcPr>
-                  <w:tcW w:type="dxa" w:w="1499"/>
-                  <w:vAlign w:val="center"/>
-                </w:tcPr>
-                <w:p>
-                  <w:pPr>
-                    <w:spacing w:before="0" w:after="0" w:line="240" w:lineRule="auto"/>
-                    <w:jc w:val="center"/>
-                  </w:pPr>
-                  <w:r>
-                    <w:rPr>
-                      <w:rFonts w:ascii="Cambria" w:hAnsi="Cambria" w:cs="Cambria" w:eastAsia="Cambria"/>
-                      <w:b w:val="0"/>
-                      <w:i w:val="0"/>
-                      <w:sz w:val="21"/>
-                    </w:rPr>
-                    <w:t>5</w:t>
-                  </w:r>
-                </w:p>
-              </w:tc>
-              <w:tc>
-                <w:tcPr>
-                  <w:tcW w:type="dxa" w:w="735"/>
-                  <w:vAlign w:val="center"/>
-                </w:tcPr>
-                <w:p>
-                  <w:pPr>
-                    <w:spacing w:before="0" w:after="0" w:line="240" w:lineRule="auto"/>
-                    <w:jc w:val="center"/>
-                  </w:pPr>
-                </w:p>
-              </w:tc>
-            </w:tr>
-            <w:tr>
-              <w:trPr>
-                <w:cantSplit/>
-              </w:trPr>
-              <w:tc>
-                <w:tcPr>
-                  <w:tcW w:type="dxa" w:w="1213"/>
-                  <w:vAlign w:val="center"/>
-                </w:tcPr>
-                <w:p>
-                  <w:pPr>
-                    <w:spacing w:before="0" w:after="0" w:line="240" w:lineRule="auto"/>
-                    <w:jc w:val="center"/>
-                  </w:pPr>
-                  <w:r>
-                    <w:rPr>
-                      <w:rFonts w:ascii="Cambria" w:hAnsi="Cambria" w:cs="Cambria" w:eastAsia="Cambria"/>
-                      <w:b w:val="0"/>
-                      <w:i w:val="0"/>
-                      <w:sz w:val="21"/>
-                    </w:rPr>
-                    <w:t>4</w:t>
-                  </w:r>
-                </w:p>
-              </w:tc>
-              <w:tc>
-                <w:tcPr>
-                  <w:tcW w:type="dxa" w:w="1499"/>
-                  <w:vAlign w:val="center"/>
-                </w:tcPr>
-                <w:p>
-                  <w:pPr>
-                    <w:spacing w:before="0" w:after="0" w:line="240" w:lineRule="auto"/>
-                    <w:jc w:val="center"/>
-                  </w:pPr>
-                  <w:r>
-                    <w:rPr>
-                      <w:rFonts w:ascii="Cambria" w:hAnsi="Cambria" w:cs="Cambria" w:eastAsia="Cambria"/>
-                      <w:b w:val="0"/>
-                      <w:i w:val="0"/>
-                      <w:sz w:val="21"/>
-                    </w:rPr>
-                    <w:t>3</w:t>
-                  </w:r>
-                </w:p>
-              </w:tc>
-              <w:tc>
-                <w:tcPr>
-                  <w:tcW w:type="dxa" w:w="735"/>
-                  <w:vAlign w:val="center"/>
-                </w:tcPr>
-                <w:p>
-                  <w:pPr>
-                    <w:spacing w:before="0" w:after="0" w:line="240" w:lineRule="auto"/>
-                    <w:jc w:val="center"/>
-                  </w:pPr>
-                </w:p>
-              </w:tc>
-            </w:tr>
-            <w:tr>
-              <w:trPr>
-                <w:cantSplit/>
-              </w:trPr>
-              <w:tc>
-                <w:tcPr>
-                  <w:tcW w:type="dxa" w:w="1213"/>
-                  <w:vAlign w:val="center"/>
-                </w:tcPr>
-                <w:p>
-                  <w:pPr>
-                    <w:spacing w:before="0" w:after="0" w:line="240" w:lineRule="auto"/>
-                    <w:jc w:val="center"/>
-                  </w:pPr>
-                  <w:r>
-                    <w:rPr>
-                      <w:rFonts w:ascii="Cambria" w:hAnsi="Cambria" w:cs="Cambria" w:eastAsia="Cambria"/>
-                      <w:b w:val="0"/>
-                      <w:i w:val="0"/>
-                      <w:sz w:val="21"/>
-                    </w:rPr>
-                    <w:t>5</w:t>
-                  </w:r>
-                </w:p>
-              </w:tc>
-              <w:tc>
-                <w:tcPr>
-                  <w:tcW w:type="dxa" w:w="1499"/>
-                  <w:vAlign w:val="center"/>
-                </w:tcPr>
-                <w:p>
-                  <w:pPr>
-                    <w:spacing w:before="0" w:after="0" w:line="240" w:lineRule="auto"/>
-                    <w:jc w:val="center"/>
-                  </w:pPr>
-                  <w:r>
-                    <w:rPr>
-                      <w:rFonts w:ascii="Cambria" w:hAnsi="Cambria" w:cs="Cambria" w:eastAsia="Cambria"/>
-                      <w:b w:val="0"/>
-                      <w:i w:val="0"/>
-                      <w:sz w:val="21"/>
-                    </w:rPr>
-                    <w:t>2</w:t>
-                  </w:r>
-                </w:p>
-              </w:tc>
-              <w:tc>
-                <w:tcPr>
-                  <w:tcW w:type="dxa" w:w="735"/>
-                  <w:vAlign w:val="center"/>
-                </w:tcPr>
-                <w:p>
-                  <w:pPr>
-                    <w:spacing w:before="0" w:after="0" w:line="240" w:lineRule="auto"/>
-                    <w:jc w:val="center"/>
-                  </w:pPr>
-                </w:p>
-              </w:tc>
-            </w:tr>
-            <w:tr>
-              <w:trPr>
-                <w:cantSplit/>
-              </w:trPr>
-              <w:tc>
-                <w:tcPr>
-                  <w:tcW w:type="dxa" w:w="1213"/>
-                  <w:vAlign w:val="center"/>
-                </w:tcPr>
-                <w:p>
-                  <w:pPr>
-                    <w:spacing w:before="0" w:after="0" w:line="240" w:lineRule="auto"/>
-                    <w:jc w:val="center"/>
-                  </w:pPr>
-                  <w:r>
-                    <w:rPr>
-                      <w:rFonts w:ascii="Cambria" w:hAnsi="Cambria" w:cs="Cambria" w:eastAsia="Cambria"/>
-                      <w:b/>
-                      <w:i w:val="0"/>
-                      <w:sz w:val="21"/>
-                    </w:rPr>
-                    <w:t>Total</w:t>
-                  </w:r>
-                </w:p>
-              </w:tc>
-              <w:tc>
-                <w:tcPr>
-                  <w:tcW w:type="dxa" w:w="1499"/>
-                  <w:vAlign w:val="center"/>
-                </w:tcPr>
-                <w:p>
-                  <w:pPr>
-                    <w:spacing w:before="0" w:after="0" w:line="240" w:lineRule="auto"/>
-                    <w:jc w:val="center"/>
-                  </w:pPr>
-                </w:p>
-              </w:tc>
-              <w:tc>
-                <w:tcPr>
-                  <w:tcW w:type="dxa" w:w="735"/>
-                  <w:vAlign w:val="center"/>
-                </w:tcPr>
-                <w:p>
-                  <w:pPr>
-                    <w:spacing w:before="0" w:after="0" w:line="240" w:lineRule="auto"/>
-                    <w:jc w:val="center"/>
-                  </w:pPr>
-                </w:p>
-              </w:tc>
-            </w:tr>
-          </w:tbl>
-          <w:p>
-            <w:pPr>
-              <w:spacing w:before="0" w:after="0" w:lineRule="exact" w:line="68"/>
-            </w:pPr>
-          </w:p>
-          <w:p>
-            <w:pPr>
-              <w:tabs>
-                <w:tab w:pos="340" w:val="left"/>
-              </w:tabs>
-              <w:spacing w:before="34" w:after="34" w:line="240" w:lineRule="auto"/>
-              <w:ind w:left="340" w:hanging="312"/>
-              <w:jc w:val="left"/>
-            </w:pPr>
-            <w:r>
-              <w:rPr>
-                <w:rFonts w:ascii="Cambria" w:hAnsi="Cambria" w:cs="Cambria" w:eastAsia="Cambria"/>
-                <w:sz w:val="22"/>
-              </w:rPr>
-              <w:t>a.</w:t>
-              <w:tab/>
-            </w:r>
-            <w:r>
-              <w:rPr>
-                <w:rFonts w:ascii="Cambria" w:hAnsi="Cambria" w:cs="Cambria" w:eastAsia="Cambria"/>
-                <w:b w:val="0"/>
-                <w:i w:val="0"/>
-                <w:sz w:val="22"/>
-              </w:rPr>
-              <w:t>Complete the table.</w:t>
-            </w:r>
-          </w:p>
-          <w:p>
-            <w:pPr>
-              <w:tabs>
-                <w:tab w:pos="340" w:val="left"/>
-              </w:tabs>
-              <w:spacing w:before="34" w:after="34" w:line="240" w:lineRule="auto"/>
-              <w:ind w:left="340" w:hanging="312"/>
-              <w:jc w:val="left"/>
-            </w:pPr>
-            <w:r>
-              <w:rPr>
-                <w:rFonts w:ascii="Cambria" w:hAnsi="Cambria" w:cs="Cambria" w:eastAsia="Cambria"/>
-                <w:sz w:val="22"/>
-              </w:rPr>
-              <w:t>b.</w:t>
-              <w:tab/>
-            </w:r>
-            <w:r>
-              <w:rPr>
-                <w:rFonts w:ascii="Cambria" w:hAnsi="Cambria" w:cs="Cambria" w:eastAsia="Cambria"/>
-                <w:b w:val="0"/>
-                <w:i w:val="0"/>
-                <w:sz w:val="22"/>
-              </w:rPr>
-              <w:t>Find the mean number of visits, correct to 2 decimal places.</w:t>
-            </w:r>
-          </w:p>
-          <w:p>
-            <w:pPr>
-              <w:tabs>
-                <w:tab w:pos="340" w:val="left"/>
-              </w:tabs>
-              <w:spacing w:before="34" w:after="34" w:line="240" w:lineRule="auto"/>
-              <w:ind w:left="340" w:hanging="312"/>
-              <w:jc w:val="left"/>
-            </w:pPr>
-            <w:r>
-              <w:rPr>
-                <w:rFonts w:ascii="Cambria" w:hAnsi="Cambria" w:cs="Cambria" w:eastAsia="Cambria"/>
-                <w:sz w:val="22"/>
-              </w:rPr>
-              <w:t>c.</w:t>
-              <w:tab/>
-            </w:r>
-            <w:r>
-              <w:rPr>
-                <w:rFonts w:ascii="Cambria" w:hAnsi="Cambria" w:cs="Cambria" w:eastAsia="Cambria"/>
-                <w:b w:val="0"/>
-                <w:i w:val="0"/>
-                <w:sz w:val="22"/>
-              </w:rPr>
-              <w:t>Find the median number of visits.</w:t>
-            </w:r>
-          </w:p>
-          <w:p>
-            <w:pPr>
-              <w:tabs>
-                <w:tab w:pos="340" w:val="left"/>
-              </w:tabs>
-              <w:spacing w:before="34" w:after="34" w:line="240" w:lineRule="auto"/>
-              <w:ind w:left="340" w:hanging="312"/>
-              <w:jc w:val="left"/>
-            </w:pPr>
-            <w:r>
-              <w:rPr>
-                <w:rFonts w:ascii="Cambria" w:hAnsi="Cambria" w:cs="Cambria" w:eastAsia="Cambria"/>
-                <w:sz w:val="22"/>
-              </w:rPr>
-              <w:t>d.</w:t>
-              <w:tab/>
-            </w:r>
-            <w:r>
-              <w:rPr>
-                <w:rFonts w:ascii="Cambria" w:hAnsi="Cambria" w:cs="Cambria" w:eastAsia="Cambria"/>
-                <w:b w:val="0"/>
-                <w:i w:val="0"/>
-                <w:sz w:val="22"/>
-              </w:rPr>
-              <w:t>Find the range.</w:t>
-            </w:r>
-          </w:p>
-          <w:p>
-            <w:pPr>
-              <w:spacing w:before="91" w:after="68" w:line="240" w:lineRule="auto"/>
-              <w:jc w:val="left"/>
-            </w:pPr>
-            <w:r>
-              <w:rPr>
-                <w:rFonts w:ascii="Cambria" w:hAnsi="Cambria" w:cs="Cambria" w:eastAsia="Cambria"/>
-                <w:b w:val="0"/>
-                <w:i w:val="0"/>
-                <w:sz w:val="22"/>
-              </w:rPr>
-              <w:t xml:space="preserve">Note: Mean = total of </w:t>
-            </w:r>
-            <w:r>
-              <w:rPr>
-                <w:rFonts w:ascii="Cambria" w:hAnsi="Cambria" w:cs="Cambria" w:eastAsia="Cambria"/>
-                <w:b w:val="0"/>
-                <w:i/>
-                <w:sz w:val="22"/>
-              </w:rPr>
-              <w:t>f</w:t>
-            </w:r>
-            <w:r>
-              <w:rPr>
-                <w:rFonts w:ascii="Cambria" w:hAnsi="Cambria" w:cs="Cambria" w:eastAsia="Cambria"/>
-                <w:b w:val="0"/>
-                <w:i w:val="0"/>
-                <w:sz w:val="22"/>
-              </w:rPr>
-              <w:t xml:space="preserve"> × </w:t>
-            </w:r>
-            <w:r>
-              <w:rPr>
-                <w:rFonts w:ascii="Cambria" w:hAnsi="Cambria" w:cs="Cambria" w:eastAsia="Cambria"/>
-                <w:b w:val="0"/>
-                <w:i/>
-                <w:sz w:val="22"/>
-              </w:rPr>
-              <w:t>x</w:t>
-            </w:r>
-            <w:r>
-              <w:rPr>
-                <w:rFonts w:ascii="Cambria" w:hAnsi="Cambria" w:cs="Cambria" w:eastAsia="Cambria"/>
-                <w:b w:val="0"/>
-                <w:i w:val="0"/>
-                <w:sz w:val="22"/>
-              </w:rPr>
-              <w:t xml:space="preserve"> ÷ total frequency</w:t>
-            </w:r>
-            <w:r>
-              <w:br/>
-            </w:r>
-            <w:r>
-              <w:rPr>
-                <w:rFonts w:ascii="Cambria" w:hAnsi="Cambria" w:cs="Cambria" w:eastAsia="Cambria"/>
-                <w:b w:val="0"/>
-                <w:i w:val="0"/>
-                <w:sz w:val="22"/>
-              </w:rPr>
-              <w:t>Range = highest score − lowest score</w:t>
-            </w:r>
-          </w:p>
-        </w:tc>
-        <w:tc>
-          <w:tcPr>
-            <w:tcW w:type="dxa" w:w="5630"/>
-          </w:tcPr>
-          <w:p>
-            <w:pPr>
-              <w:spacing w:before="0" w:after="0" w:line="240" w:lineRule="auto"/>
-            </w:pPr>
-            <w:r>
-              <w:rPr>
-                <w:rFonts w:ascii="Cambria" w:hAnsi="Cambria" w:cs="Cambria" w:eastAsia="Cambria"/>
-                <w:sz w:val="22"/>
-              </w:rPr>
-              <w:t>a.</w:t>
-            </w:r>
-          </w:p>
-          <w:p>
-            <w:pPr>
-              <w:spacing w:before="853" w:after="0" w:line="240" w:lineRule="auto"/>
-            </w:pPr>
-            <w:r>
-              <w:rPr>
-                <w:rFonts w:ascii="Cambria" w:hAnsi="Cambria" w:cs="Cambria" w:eastAsia="Cambria"/>
-                <w:sz w:val="22"/>
-              </w:rPr>
-              <w:t>b.</w:t>
-            </w:r>
-          </w:p>
-          <w:p>
-            <w:pPr>
-              <w:spacing w:before="989" w:after="0" w:line="240" w:lineRule="auto"/>
-            </w:pPr>
-            <w:r>
-              <w:rPr>
-                <w:rFonts w:ascii="Cambria" w:hAnsi="Cambria" w:cs="Cambria" w:eastAsia="Cambria"/>
-                <w:sz w:val="22"/>
-              </w:rPr>
-              <w:t>c.</w:t>
-            </w:r>
-          </w:p>
-          <w:p>
-            <w:pPr>
-              <w:spacing w:before="989" w:after="0" w:line="240" w:lineRule="auto"/>
-            </w:pPr>
-            <w:r>
-              <w:rPr>
-                <w:rFonts w:ascii="Cambria" w:hAnsi="Cambria" w:cs="Cambria" w:eastAsia="Cambria"/>
-                <w:sz w:val="22"/>
-              </w:rPr>
-              <w:t>d.</w:t>
-            </w:r>
-          </w:p>
-        </w:tc>
-        <w:tc>
-          <w:tcPr>
-            <w:tcW w:type="dxa" w:w="680"/>
-            <w:tcMar>
-              <w:left w:w="23" w:type="dxa"/>
-              <w:right w:w="23" w:type="dxa"/>
-            </w:tcMar>
-          </w:tcPr>
-          <w:p>
-            <w:pPr>
-              <w:spacing w:before="427" w:after="0" w:line="240" w:lineRule="auto"/>
-              <w:jc w:val="center"/>
-            </w:pPr>
-            <w:r>
-              <w:rPr>
-                <w:rFonts w:ascii="Cambria" w:hAnsi="Cambria" w:cs="Cambria" w:eastAsia="Cambria"/>
-                <w:sz w:val="22"/>
-              </w:rPr>
-              <w:t>1</w:t>
-            </w:r>
-          </w:p>
-          <w:p>
-            <w:pPr>
-              <w:spacing w:before="989" w:after="0" w:line="240" w:lineRule="auto"/>
-              <w:jc w:val="center"/>
-            </w:pPr>
-            <w:r>
-              <w:rPr>
-                <w:rFonts w:ascii="Cambria" w:hAnsi="Cambria" w:cs="Cambria" w:eastAsia="Cambria"/>
-                <w:sz w:val="22"/>
-              </w:rPr>
-              <w:t>1</w:t>
-            </w:r>
-          </w:p>
-          <w:p>
-            <w:pPr>
-              <w:spacing w:before="989" w:after="0" w:line="240" w:lineRule="auto"/>
-              <w:jc w:val="center"/>
-            </w:pPr>
-            <w:r>
-              <w:rPr>
-                <w:rFonts w:ascii="Cambria" w:hAnsi="Cambria" w:cs="Cambria" w:eastAsia="Cambria"/>
-                <w:sz w:val="22"/>
-              </w:rPr>
-              <w:t>1</w:t>
-            </w:r>
-          </w:p>
-          <w:p>
-            <w:pPr>
-              <w:spacing w:before="989" w:after="0" w:line="240" w:lineRule="auto"/>
-              <w:jc w:val="center"/>
-            </w:pPr>
-            <w:r>
-              <w:rPr>
-                <w:rFonts w:ascii="Cambria" w:hAnsi="Cambria" w:cs="Cambria" w:eastAsia="Cambria"/>
-                <w:sz w:val="22"/>
-              </w:rPr>
-              <w:t>1</w:t>
+              <w:t>2</w:t>
             </w:r>
           </w:p>
         </w:tc>
@@ -4269,1705 +3297,7 @@
                 <w:b w:val="0"/>
                 <w:sz w:val="22"/>
               </w:rPr>
-              <w:t>11</w:t>
-            </w:r>
-          </w:p>
-        </w:tc>
-        <w:tc>
-          <w:tcPr>
-            <w:tcW w:type="dxa" w:w="9371"/>
-            <w:gridSpan w:val="2"/>
-          </w:tcPr>
-          <w:p>
-            <w:pPr>
-              <w:keepNext/>
-              <w:spacing w:before="0" w:after="68" w:line="240" w:lineRule="auto"/>
-              <w:jc w:val="left"/>
-            </w:pPr>
-            <w:r>
-              <w:rPr>
-                <w:rFonts w:ascii="Cambria" w:hAnsi="Cambria" w:cs="Cambria" w:eastAsia="Cambria"/>
-                <w:b w:val="0"/>
-                <w:i w:val="0"/>
-                <w:sz w:val="22"/>
-              </w:rPr>
-              <w:t>The delivery times (in minutes) of 10 orders from each of two pizza shops are shown below.</w:t>
-            </w:r>
-          </w:p>
-          <w:tbl>
-            <w:tblPr>
-              <w:tblW w:w="7336" w:type="dxa"/>
-              <w:tblInd w:w="927" w:type="dxa"/>
-              <w:tblBorders>
-                <w:top w:val="single" w:sz="5" w:space="0" w:color="1F1F1F"/>
-                <w:left w:val="single" w:sz="5" w:space="0" w:color="1F1F1F"/>
-                <w:bottom w:val="single" w:sz="5" w:space="0" w:color="1F1F1F"/>
-                <w:right w:val="single" w:sz="5" w:space="0" w:color="1F1F1F"/>
-                <w:insideH w:val="single" w:sz="5" w:space="0" w:color="1F1F1F"/>
-                <w:insideV w:val="single" w:sz="5" w:space="0" w:color="1F1F1F"/>
-              </w:tblBorders>
-              <w:tblLayout w:type="fixed"/>
-              <w:tblCellMar>
-                <w:top w:w="40" w:type="dxa"/>
-                <w:left w:w="136" w:type="dxa"/>
-                <w:bottom w:w="40" w:type="dxa"/>
-                <w:right w:w="136" w:type="dxa"/>
-              </w:tblCellMar>
-              <w:tblLook w:firstColumn="1" w:firstRow="1" w:lastColumn="0" w:lastRow="0" w:noHBand="0" w:noVBand="1" w:val="04A0"/>
-            </w:tblPr>
-            <w:tblGrid>
-              <w:gridCol w:w="1667"/>
-              <w:gridCol w:w="567"/>
-              <w:gridCol w:w="567"/>
-              <w:gridCol w:w="567"/>
-              <w:gridCol w:w="567"/>
-              <w:gridCol w:w="567"/>
-              <w:gridCol w:w="567"/>
-              <w:gridCol w:w="567"/>
-              <w:gridCol w:w="567"/>
-              <w:gridCol w:w="567"/>
-              <w:gridCol w:w="567"/>
-            </w:tblGrid>
-            <w:tr>
-              <w:trPr>
-                <w:cantSplit/>
-              </w:trPr>
-              <w:tc>
-                <w:tcPr>
-                  <w:tcW w:type="dxa" w:w="1667"/>
-                  <w:shd w:val="clear" w:color="auto" w:fill="EEF4FB"/>
-                  <w:vAlign w:val="center"/>
-                </w:tcPr>
-                <w:p>
-                  <w:pPr>
-                    <w:spacing w:before="0" w:after="0" w:line="240" w:lineRule="auto"/>
-                    <w:jc w:val="center"/>
-                  </w:pPr>
-                  <w:r>
-                    <w:rPr>
-                      <w:rFonts w:ascii="Cambria" w:hAnsi="Cambria" w:cs="Cambria" w:eastAsia="Cambria"/>
-                      <w:b/>
-                      <w:i w:val="0"/>
-                      <w:sz w:val="21"/>
-                    </w:rPr>
-                    <w:t>Pete’s Pizza</w:t>
-                  </w:r>
-                </w:p>
-              </w:tc>
-              <w:tc>
-                <w:tcPr>
-                  <w:tcW w:type="dxa" w:w="567"/>
-                  <w:vAlign w:val="center"/>
-                </w:tcPr>
-                <w:p>
-                  <w:pPr>
-                    <w:spacing w:before="0" w:after="0" w:line="240" w:lineRule="auto"/>
-                    <w:jc w:val="center"/>
-                  </w:pPr>
-                  <w:r>
-                    <w:rPr>
-                      <w:rFonts w:ascii="Cambria" w:hAnsi="Cambria" w:cs="Cambria" w:eastAsia="Cambria"/>
-                      <w:b w:val="0"/>
-                      <w:i w:val="0"/>
-                      <w:sz w:val="21"/>
-                    </w:rPr>
-                    <w:t>18</w:t>
-                  </w:r>
-                </w:p>
-              </w:tc>
-              <w:tc>
-                <w:tcPr>
-                  <w:tcW w:type="dxa" w:w="567"/>
-                  <w:vAlign w:val="center"/>
-                </w:tcPr>
-                <w:p>
-                  <w:pPr>
-                    <w:spacing w:before="0" w:after="0" w:line="240" w:lineRule="auto"/>
-                    <w:jc w:val="center"/>
-                  </w:pPr>
-                  <w:r>
-                    <w:rPr>
-                      <w:rFonts w:ascii="Cambria" w:hAnsi="Cambria" w:cs="Cambria" w:eastAsia="Cambria"/>
-                      <w:b w:val="0"/>
-                      <w:i w:val="0"/>
-                      <w:sz w:val="21"/>
-                    </w:rPr>
-                    <w:t>25</w:t>
-                  </w:r>
-                </w:p>
-              </w:tc>
-              <w:tc>
-                <w:tcPr>
-                  <w:tcW w:type="dxa" w:w="567"/>
-                  <w:vAlign w:val="center"/>
-                </w:tcPr>
-                <w:p>
-                  <w:pPr>
-                    <w:spacing w:before="0" w:after="0" w:line="240" w:lineRule="auto"/>
-                    <w:jc w:val="center"/>
-                  </w:pPr>
-                  <w:r>
-                    <w:rPr>
-                      <w:rFonts w:ascii="Cambria" w:hAnsi="Cambria" w:cs="Cambria" w:eastAsia="Cambria"/>
-                      <w:b w:val="0"/>
-                      <w:i w:val="0"/>
-                      <w:sz w:val="21"/>
-                    </w:rPr>
-                    <w:t>32</w:t>
-                  </w:r>
-                </w:p>
-              </w:tc>
-              <w:tc>
-                <w:tcPr>
-                  <w:tcW w:type="dxa" w:w="567"/>
-                  <w:vAlign w:val="center"/>
-                </w:tcPr>
-                <w:p>
-                  <w:pPr>
-                    <w:spacing w:before="0" w:after="0" w:line="240" w:lineRule="auto"/>
-                    <w:jc w:val="center"/>
-                  </w:pPr>
-                  <w:r>
-                    <w:rPr>
-                      <w:rFonts w:ascii="Cambria" w:hAnsi="Cambria" w:cs="Cambria" w:eastAsia="Cambria"/>
-                      <w:b w:val="0"/>
-                      <w:i w:val="0"/>
-                      <w:sz w:val="21"/>
-                    </w:rPr>
-                    <w:t>21</w:t>
-                  </w:r>
-                </w:p>
-              </w:tc>
-              <w:tc>
-                <w:tcPr>
-                  <w:tcW w:type="dxa" w:w="567"/>
-                  <w:vAlign w:val="center"/>
-                </w:tcPr>
-                <w:p>
-                  <w:pPr>
-                    <w:spacing w:before="0" w:after="0" w:line="240" w:lineRule="auto"/>
-                    <w:jc w:val="center"/>
-                  </w:pPr>
-                  <w:r>
-                    <w:rPr>
-                      <w:rFonts w:ascii="Cambria" w:hAnsi="Cambria" w:cs="Cambria" w:eastAsia="Cambria"/>
-                      <w:b w:val="0"/>
-                      <w:i w:val="0"/>
-                      <w:sz w:val="21"/>
-                    </w:rPr>
-                    <w:t>27</w:t>
-                  </w:r>
-                </w:p>
-              </w:tc>
-              <w:tc>
-                <w:tcPr>
-                  <w:tcW w:type="dxa" w:w="567"/>
-                  <w:vAlign w:val="center"/>
-                </w:tcPr>
-                <w:p>
-                  <w:pPr>
-                    <w:spacing w:before="0" w:after="0" w:line="240" w:lineRule="auto"/>
-                    <w:jc w:val="center"/>
-                  </w:pPr>
-                  <w:r>
-                    <w:rPr>
-                      <w:rFonts w:ascii="Cambria" w:hAnsi="Cambria" w:cs="Cambria" w:eastAsia="Cambria"/>
-                      <w:b w:val="0"/>
-                      <w:i w:val="0"/>
-                      <w:sz w:val="21"/>
-                    </w:rPr>
-                    <w:t>35</w:t>
-                  </w:r>
-                </w:p>
-              </w:tc>
-              <w:tc>
-                <w:tcPr>
-                  <w:tcW w:type="dxa" w:w="567"/>
-                  <w:vAlign w:val="center"/>
-                </w:tcPr>
-                <w:p>
-                  <w:pPr>
-                    <w:spacing w:before="0" w:after="0" w:line="240" w:lineRule="auto"/>
-                    <w:jc w:val="center"/>
-                  </w:pPr>
-                  <w:r>
-                    <w:rPr>
-                      <w:rFonts w:ascii="Cambria" w:hAnsi="Cambria" w:cs="Cambria" w:eastAsia="Cambria"/>
-                      <w:b w:val="0"/>
-                      <w:i w:val="0"/>
-                      <w:sz w:val="21"/>
-                    </w:rPr>
-                    <w:t>29</w:t>
-                  </w:r>
-                </w:p>
-              </w:tc>
-              <w:tc>
-                <w:tcPr>
-                  <w:tcW w:type="dxa" w:w="567"/>
-                  <w:vAlign w:val="center"/>
-                </w:tcPr>
-                <w:p>
-                  <w:pPr>
-                    <w:spacing w:before="0" w:after="0" w:line="240" w:lineRule="auto"/>
-                    <w:jc w:val="center"/>
-                  </w:pPr>
-                  <w:r>
-                    <w:rPr>
-                      <w:rFonts w:ascii="Cambria" w:hAnsi="Cambria" w:cs="Cambria" w:eastAsia="Cambria"/>
-                      <w:b w:val="0"/>
-                      <w:i w:val="0"/>
-                      <w:sz w:val="21"/>
-                    </w:rPr>
-                    <w:t>24</w:t>
-                  </w:r>
-                </w:p>
-              </w:tc>
-              <w:tc>
-                <w:tcPr>
-                  <w:tcW w:type="dxa" w:w="567"/>
-                  <w:vAlign w:val="center"/>
-                </w:tcPr>
-                <w:p>
-                  <w:pPr>
-                    <w:spacing w:before="0" w:after="0" w:line="240" w:lineRule="auto"/>
-                    <w:jc w:val="center"/>
-                  </w:pPr>
-                  <w:r>
-                    <w:rPr>
-                      <w:rFonts w:ascii="Cambria" w:hAnsi="Cambria" w:cs="Cambria" w:eastAsia="Cambria"/>
-                      <w:b w:val="0"/>
-                      <w:i w:val="0"/>
-                      <w:sz w:val="21"/>
-                    </w:rPr>
-                    <w:t>41</w:t>
-                  </w:r>
-                </w:p>
-              </w:tc>
-              <w:tc>
-                <w:tcPr>
-                  <w:tcW w:type="dxa" w:w="567"/>
-                  <w:vAlign w:val="center"/>
-                </w:tcPr>
-                <w:p>
-                  <w:pPr>
-                    <w:spacing w:before="0" w:after="0" w:line="240" w:lineRule="auto"/>
-                    <w:jc w:val="center"/>
-                  </w:pPr>
-                  <w:r>
-                    <w:rPr>
-                      <w:rFonts w:ascii="Cambria" w:hAnsi="Cambria" w:cs="Cambria" w:eastAsia="Cambria"/>
-                      <w:b w:val="0"/>
-                      <w:i w:val="0"/>
-                      <w:sz w:val="21"/>
-                    </w:rPr>
-                    <w:t>26</w:t>
-                  </w:r>
-                </w:p>
-              </w:tc>
-            </w:tr>
-            <w:tr>
-              <w:trPr>
-                <w:cantSplit/>
-              </w:trPr>
-              <w:tc>
-                <w:tcPr>
-                  <w:tcW w:type="dxa" w:w="1667"/>
-                  <w:shd w:val="clear" w:color="auto" w:fill="EEF4FB"/>
-                  <w:vAlign w:val="center"/>
-                </w:tcPr>
-                <w:p>
-                  <w:pPr>
-                    <w:spacing w:before="0" w:after="0" w:line="240" w:lineRule="auto"/>
-                    <w:jc w:val="center"/>
-                  </w:pPr>
-                  <w:r>
-                    <w:rPr>
-                      <w:rFonts w:ascii="Cambria" w:hAnsi="Cambria" w:cs="Cambria" w:eastAsia="Cambria"/>
-                      <w:b/>
-                      <w:i w:val="0"/>
-                      <w:sz w:val="21"/>
-                    </w:rPr>
-                    <w:t>Pizza Point</w:t>
-                  </w:r>
-                </w:p>
-              </w:tc>
-              <w:tc>
-                <w:tcPr>
-                  <w:tcW w:type="dxa" w:w="567"/>
-                  <w:vAlign w:val="center"/>
-                </w:tcPr>
-                <w:p>
-                  <w:pPr>
-                    <w:spacing w:before="0" w:after="0" w:line="240" w:lineRule="auto"/>
-                    <w:jc w:val="center"/>
-                  </w:pPr>
-                  <w:r>
-                    <w:rPr>
-                      <w:rFonts w:ascii="Cambria" w:hAnsi="Cambria" w:cs="Cambria" w:eastAsia="Cambria"/>
-                      <w:b w:val="0"/>
-                      <w:i w:val="0"/>
-                      <w:sz w:val="21"/>
-                    </w:rPr>
-                    <w:t>15</w:t>
-                  </w:r>
-                </w:p>
-              </w:tc>
-              <w:tc>
-                <w:tcPr>
-                  <w:tcW w:type="dxa" w:w="567"/>
-                  <w:vAlign w:val="center"/>
-                </w:tcPr>
-                <w:p>
-                  <w:pPr>
-                    <w:spacing w:before="0" w:after="0" w:line="240" w:lineRule="auto"/>
-                    <w:jc w:val="center"/>
-                  </w:pPr>
-                  <w:r>
-                    <w:rPr>
-                      <w:rFonts w:ascii="Cambria" w:hAnsi="Cambria" w:cs="Cambria" w:eastAsia="Cambria"/>
-                      <w:b w:val="0"/>
-                      <w:i w:val="0"/>
-                      <w:sz w:val="21"/>
-                    </w:rPr>
-                    <w:t>22</w:t>
-                  </w:r>
-                </w:p>
-              </w:tc>
-              <w:tc>
-                <w:tcPr>
-                  <w:tcW w:type="dxa" w:w="567"/>
-                  <w:vAlign w:val="center"/>
-                </w:tcPr>
-                <w:p>
-                  <w:pPr>
-                    <w:spacing w:before="0" w:after="0" w:line="240" w:lineRule="auto"/>
-                    <w:jc w:val="center"/>
-                  </w:pPr>
-                  <w:r>
-                    <w:rPr>
-                      <w:rFonts w:ascii="Cambria" w:hAnsi="Cambria" w:cs="Cambria" w:eastAsia="Cambria"/>
-                      <w:b w:val="0"/>
-                      <w:i w:val="0"/>
-                      <w:sz w:val="21"/>
-                    </w:rPr>
-                    <w:t>19</w:t>
-                  </w:r>
-                </w:p>
-              </w:tc>
-              <w:tc>
-                <w:tcPr>
-                  <w:tcW w:type="dxa" w:w="567"/>
-                  <w:vAlign w:val="center"/>
-                </w:tcPr>
-                <w:p>
-                  <w:pPr>
-                    <w:spacing w:before="0" w:after="0" w:line="240" w:lineRule="auto"/>
-                    <w:jc w:val="center"/>
-                  </w:pPr>
-                  <w:r>
-                    <w:rPr>
-                      <w:rFonts w:ascii="Cambria" w:hAnsi="Cambria" w:cs="Cambria" w:eastAsia="Cambria"/>
-                      <w:b w:val="0"/>
-                      <w:i w:val="0"/>
-                      <w:sz w:val="21"/>
-                    </w:rPr>
-                    <w:t>28</w:t>
-                  </w:r>
-                </w:p>
-              </w:tc>
-              <w:tc>
-                <w:tcPr>
-                  <w:tcW w:type="dxa" w:w="567"/>
-                  <w:vAlign w:val="center"/>
-                </w:tcPr>
-                <w:p>
-                  <w:pPr>
-                    <w:spacing w:before="0" w:after="0" w:line="240" w:lineRule="auto"/>
-                    <w:jc w:val="center"/>
-                  </w:pPr>
-                  <w:r>
-                    <w:rPr>
-                      <w:rFonts w:ascii="Cambria" w:hAnsi="Cambria" w:cs="Cambria" w:eastAsia="Cambria"/>
-                      <w:b w:val="0"/>
-                      <w:i w:val="0"/>
-                      <w:sz w:val="21"/>
-                    </w:rPr>
-                    <w:t>17</w:t>
-                  </w:r>
-                </w:p>
-              </w:tc>
-              <w:tc>
-                <w:tcPr>
-                  <w:tcW w:type="dxa" w:w="567"/>
-                  <w:vAlign w:val="center"/>
-                </w:tcPr>
-                <w:p>
-                  <w:pPr>
-                    <w:spacing w:before="0" w:after="0" w:line="240" w:lineRule="auto"/>
-                    <w:jc w:val="center"/>
-                  </w:pPr>
-                  <w:r>
-                    <w:rPr>
-                      <w:rFonts w:ascii="Cambria" w:hAnsi="Cambria" w:cs="Cambria" w:eastAsia="Cambria"/>
-                      <w:b w:val="0"/>
-                      <w:i w:val="0"/>
-                      <w:sz w:val="21"/>
-                    </w:rPr>
-                    <w:t>23</w:t>
-                  </w:r>
-                </w:p>
-              </w:tc>
-              <w:tc>
-                <w:tcPr>
-                  <w:tcW w:type="dxa" w:w="567"/>
-                  <w:vAlign w:val="center"/>
-                </w:tcPr>
-                <w:p>
-                  <w:pPr>
-                    <w:spacing w:before="0" w:after="0" w:line="240" w:lineRule="auto"/>
-                    <w:jc w:val="center"/>
-                  </w:pPr>
-                  <w:r>
-                    <w:rPr>
-                      <w:rFonts w:ascii="Cambria" w:hAnsi="Cambria" w:cs="Cambria" w:eastAsia="Cambria"/>
-                      <w:b w:val="0"/>
-                      <w:i w:val="0"/>
-                      <w:sz w:val="21"/>
-                    </w:rPr>
-                    <w:t>16</w:t>
-                  </w:r>
-                </w:p>
-              </w:tc>
-              <w:tc>
-                <w:tcPr>
-                  <w:tcW w:type="dxa" w:w="567"/>
-                  <w:vAlign w:val="center"/>
-                </w:tcPr>
-                <w:p>
-                  <w:pPr>
-                    <w:spacing w:before="0" w:after="0" w:line="240" w:lineRule="auto"/>
-                    <w:jc w:val="center"/>
-                  </w:pPr>
-                  <w:r>
-                    <w:rPr>
-                      <w:rFonts w:ascii="Cambria" w:hAnsi="Cambria" w:cs="Cambria" w:eastAsia="Cambria"/>
-                      <w:b w:val="0"/>
-                      <w:i w:val="0"/>
-                      <w:sz w:val="21"/>
-                    </w:rPr>
-                    <w:t>30</w:t>
-                  </w:r>
-                </w:p>
-              </w:tc>
-              <w:tc>
-                <w:tcPr>
-                  <w:tcW w:type="dxa" w:w="567"/>
-                  <w:vAlign w:val="center"/>
-                </w:tcPr>
-                <w:p>
-                  <w:pPr>
-                    <w:spacing w:before="0" w:after="0" w:line="240" w:lineRule="auto"/>
-                    <w:jc w:val="center"/>
-                  </w:pPr>
-                  <w:r>
-                    <w:rPr>
-                      <w:rFonts w:ascii="Cambria" w:hAnsi="Cambria" w:cs="Cambria" w:eastAsia="Cambria"/>
-                      <w:b w:val="0"/>
-                      <w:i w:val="0"/>
-                      <w:sz w:val="21"/>
-                    </w:rPr>
-                    <w:t>21</w:t>
-                  </w:r>
-                </w:p>
-              </w:tc>
-              <w:tc>
-                <w:tcPr>
-                  <w:tcW w:type="dxa" w:w="567"/>
-                  <w:vAlign w:val="center"/>
-                </w:tcPr>
-                <w:p>
-                  <w:pPr>
-                    <w:spacing w:before="0" w:after="0" w:line="240" w:lineRule="auto"/>
-                    <w:jc w:val="center"/>
-                  </w:pPr>
-                  <w:r>
-                    <w:rPr>
-                      <w:rFonts w:ascii="Cambria" w:hAnsi="Cambria" w:cs="Cambria" w:eastAsia="Cambria"/>
-                      <w:b w:val="0"/>
-                      <w:i w:val="0"/>
-                      <w:sz w:val="21"/>
-                    </w:rPr>
-                    <w:t>18</w:t>
-                  </w:r>
-                </w:p>
-              </w:tc>
-            </w:tr>
-          </w:tbl>
-          <w:p>
-            <w:pPr>
-              <w:keepNext/>
-              <w:spacing w:before="0" w:after="0" w:lineRule="exact" w:line="68"/>
-            </w:pPr>
-          </w:p>
-        </w:tc>
-        <w:tc>
-          <w:tcPr>
-            <w:tcW w:type="dxa" w:w="680"/>
-            <w:tcMar>
-              <w:left w:w="23" w:type="dxa"/>
-              <w:right w:w="23" w:type="dxa"/>
-            </w:tcMar>
-            <w:vAlign w:val="center"/>
-          </w:tcPr>
-          <w:p>
-            <w:pPr>
-              <w:keepNext/>
-              <w:spacing w:before="0" w:after="0" w:line="240" w:lineRule="auto"/>
-              <w:jc w:val="center"/>
-            </w:pPr>
-          </w:p>
-        </w:tc>
-      </w:tr>
-      <w:tr>
-        <w:trPr>
-          <w:cantSplit/>
-          <w:trHeight w:val="3742" w:hRule="atLeast"/>
-        </w:trPr>
-        <w:tc>
-          <w:tcPr>
-            <w:tcW w:type="dxa" w:w="380"/>
-            <w:tcMar>
-              <w:left w:w="23" w:type="dxa"/>
-              <w:right w:w="23" w:type="dxa"/>
-            </w:tcMar>
-            <w:vAlign w:val="center"/>
-          </w:tcPr>
-          <w:p>
-            <w:pPr>
-              <w:keepNext/>
-              <w:spacing w:before="0" w:after="0" w:line="240" w:lineRule="auto"/>
-              <w:jc w:val="center"/>
-            </w:pPr>
-            <w:r>
-              <w:rPr>
-                <w:rFonts w:ascii="Cambria" w:hAnsi="Cambria" w:cs="Cambria" w:eastAsia="Cambria"/>
-                <w:b w:val="0"/>
-                <w:sz w:val="22"/>
-              </w:rPr>
-              <w:t>a</w:t>
-            </w:r>
-          </w:p>
-        </w:tc>
-        <w:tc>
-          <w:tcPr>
-            <w:tcW w:type="dxa" w:w="3742"/>
-          </w:tcPr>
-          <w:p>
-            <w:pPr>
-              <w:keepNext/>
-              <w:spacing w:before="0" w:after="68" w:line="240" w:lineRule="auto"/>
-              <w:jc w:val="left"/>
-            </w:pPr>
-            <w:r>
-              <w:rPr>
-                <w:rFonts w:ascii="Cambria" w:hAnsi="Cambria" w:cs="Cambria" w:eastAsia="Cambria"/>
-                <w:b w:val="0"/>
-                <w:i w:val="0"/>
-                <w:sz w:val="22"/>
-              </w:rPr>
-              <w:t>Draw an ordered back-to-back stem-and-leaf plot of the data. Include a key.</w:t>
-            </w:r>
-          </w:p>
-        </w:tc>
-        <w:tc>
-          <w:tcPr>
-            <w:tcW w:type="dxa" w:w="5630"/>
-          </w:tcPr>
-          <w:p>
-            <w:pPr>
-              <w:keepNext/>
-            </w:pPr>
-          </w:p>
-        </w:tc>
-        <w:tc>
-          <w:tcPr>
-            <w:tcW w:type="dxa" w:w="680"/>
-            <w:tcMar>
-              <w:left w:w="23" w:type="dxa"/>
-              <w:right w:w="23" w:type="dxa"/>
-            </w:tcMar>
-            <w:vAlign w:val="center"/>
-          </w:tcPr>
-          <w:p>
-            <w:pPr>
-              <w:keepNext/>
-              <w:spacing w:before="0" w:after="0" w:line="240" w:lineRule="auto"/>
-              <w:jc w:val="center"/>
-            </w:pPr>
-            <w:r>
-              <w:rPr>
-                <w:rFonts w:ascii="Cambria" w:hAnsi="Cambria" w:cs="Cambria" w:eastAsia="Cambria"/>
-                <w:b w:val="0"/>
-                <w:sz w:val="22"/>
-              </w:rPr>
-              <w:t>2</w:t>
-            </w:r>
-          </w:p>
-        </w:tc>
-      </w:tr>
-      <w:tr>
-        <w:trPr>
-          <w:cantSplit/>
-          <w:trHeight w:val="1928" w:hRule="atLeast"/>
-        </w:trPr>
-        <w:tc>
-          <w:tcPr>
-            <w:tcW w:type="dxa" w:w="380"/>
-            <w:tcMar>
-              <w:left w:w="23" w:type="dxa"/>
-              <w:right w:w="23" w:type="dxa"/>
-            </w:tcMar>
-            <w:vAlign w:val="center"/>
-          </w:tcPr>
-          <w:p>
-            <w:pPr>
-              <w:keepNext/>
-              <w:spacing w:before="0" w:after="0" w:line="240" w:lineRule="auto"/>
-              <w:jc w:val="center"/>
-            </w:pPr>
-            <w:r>
-              <w:rPr>
-                <w:rFonts w:ascii="Cambria" w:hAnsi="Cambria" w:cs="Cambria" w:eastAsia="Cambria"/>
-                <w:b w:val="0"/>
-                <w:sz w:val="22"/>
-              </w:rPr>
-              <w:t>b</w:t>
-            </w:r>
-          </w:p>
-        </w:tc>
-        <w:tc>
-          <w:tcPr>
-            <w:tcW w:type="dxa" w:w="3742"/>
-          </w:tcPr>
-          <w:p>
-            <w:pPr>
-              <w:keepNext/>
-              <w:spacing w:before="0" w:after="68" w:line="240" w:lineRule="auto"/>
-              <w:jc w:val="left"/>
-            </w:pPr>
-            <w:r>
-              <w:rPr>
-                <w:rFonts w:ascii="Cambria" w:hAnsi="Cambria" w:cs="Cambria" w:eastAsia="Cambria"/>
-                <w:b w:val="0"/>
-                <w:i w:val="0"/>
-                <w:sz w:val="22"/>
-              </w:rPr>
-              <w:t>Find the median delivery time for each shop.</w:t>
-            </w:r>
-          </w:p>
-        </w:tc>
-        <w:tc>
-          <w:tcPr>
-            <w:tcW w:type="dxa" w:w="5630"/>
-          </w:tcPr>
-          <w:p>
-            <w:pPr>
-              <w:keepNext/>
-            </w:pPr>
-          </w:p>
-        </w:tc>
-        <w:tc>
-          <w:tcPr>
-            <w:tcW w:type="dxa" w:w="680"/>
-            <w:tcMar>
-              <w:left w:w="23" w:type="dxa"/>
-              <w:right w:w="23" w:type="dxa"/>
-            </w:tcMar>
-            <w:vAlign w:val="center"/>
-          </w:tcPr>
-          <w:p>
-            <w:pPr>
-              <w:keepNext/>
-              <w:spacing w:before="0" w:after="0" w:line="240" w:lineRule="auto"/>
-              <w:jc w:val="center"/>
-            </w:pPr>
-            <w:r>
-              <w:rPr>
-                <w:rFonts w:ascii="Cambria" w:hAnsi="Cambria" w:cs="Cambria" w:eastAsia="Cambria"/>
-                <w:b w:val="0"/>
-                <w:sz w:val="22"/>
-              </w:rPr>
-              <w:t>1</w:t>
-            </w:r>
-          </w:p>
-        </w:tc>
-      </w:tr>
-      <w:tr>
-        <w:trPr>
-          <w:cantSplit/>
-          <w:trHeight w:val="1928" w:hRule="atLeast"/>
-        </w:trPr>
-        <w:tc>
-          <w:tcPr>
-            <w:tcW w:type="dxa" w:w="380"/>
-            <w:tcMar>
-              <w:left w:w="23" w:type="dxa"/>
-              <w:right w:w="23" w:type="dxa"/>
-            </w:tcMar>
-            <w:vAlign w:val="center"/>
-          </w:tcPr>
-          <w:p>
-            <w:pPr>
-              <w:spacing w:before="0" w:after="0" w:line="240" w:lineRule="auto"/>
-              <w:jc w:val="center"/>
-            </w:pPr>
-            <w:r>
-              <w:rPr>
-                <w:rFonts w:ascii="Cambria" w:hAnsi="Cambria" w:cs="Cambria" w:eastAsia="Cambria"/>
-                <w:b w:val="0"/>
-                <w:sz w:val="22"/>
-              </w:rPr>
-              <w:t>c</w:t>
-            </w:r>
-          </w:p>
-        </w:tc>
-        <w:tc>
-          <w:tcPr>
-            <w:tcW w:type="dxa" w:w="3742"/>
-          </w:tcPr>
-          <w:p>
-            <w:pPr>
-              <w:spacing w:before="0" w:after="68" w:line="240" w:lineRule="auto"/>
-              <w:jc w:val="left"/>
-            </w:pPr>
-            <w:r>
-              <w:rPr>
-                <w:rFonts w:ascii="Cambria" w:hAnsi="Cambria" w:cs="Cambria" w:eastAsia="Cambria"/>
-                <w:b w:val="0"/>
-                <w:i w:val="0"/>
-                <w:sz w:val="22"/>
-              </w:rPr>
-              <w:t>Which shop delivers faster? Give a reason.</w:t>
-            </w:r>
-          </w:p>
-        </w:tc>
-        <w:tc>
-          <w:tcPr>
-            <w:tcW w:type="dxa" w:w="5630"/>
-          </w:tcPr>
-          <w:p/>
-        </w:tc>
-        <w:tc>
-          <w:tcPr>
-            <w:tcW w:type="dxa" w:w="680"/>
-            <w:tcMar>
-              <w:left w:w="23" w:type="dxa"/>
-              <w:right w:w="23" w:type="dxa"/>
-            </w:tcMar>
-            <w:vAlign w:val="center"/>
-          </w:tcPr>
-          <w:p>
-            <w:pPr>
-              <w:spacing w:before="0" w:after="0" w:line="240" w:lineRule="auto"/>
-              <w:jc w:val="center"/>
-            </w:pPr>
-            <w:r>
-              <w:rPr>
-                <w:rFonts w:ascii="Cambria" w:hAnsi="Cambria" w:cs="Cambria" w:eastAsia="Cambria"/>
-                <w:b w:val="0"/>
-                <w:sz w:val="22"/>
-              </w:rPr>
-              <w:t>1</w:t>
-            </w:r>
-          </w:p>
-        </w:tc>
-      </w:tr>
-    </w:tbl>
-    <w:p>
-      <w:pPr>
-        <w:pageBreakBefore/>
-        <w:spacing w:before="0" w:after="0" w:lineRule="exact" w:line="20"/>
-      </w:pPr>
-      <w:r>
-        <w:rPr>
-          <w:rFonts w:ascii="Cambria" w:hAnsi="Cambria" w:cs="Cambria" w:eastAsia="Cambria"/>
-          <w:sz w:val="2"/>
-        </w:rPr>
-      </w:r>
-    </w:p>
-    <w:tbl>
-      <w:tblPr>
-        <w:tblW w:w="10431" w:type="dxa"/>
-        <w:tblBorders>
-          <w:top w:val="single" w:sz="6" w:space="0" w:color="1F1F1F"/>
-          <w:left w:val="single" w:sz="6" w:space="0" w:color="1F1F1F"/>
-          <w:bottom w:val="single" w:sz="6" w:space="0" w:color="1F1F1F"/>
-          <w:right w:val="single" w:sz="6" w:space="0" w:color="1F1F1F"/>
-          <w:insideH w:val="single" w:sz="6" w:space="0" w:color="1F1F1F"/>
-          <w:insideV w:val="single" w:sz="6" w:space="0" w:color="1F1F1F"/>
-        </w:tblBorders>
-        <w:tblLayout w:type="fixed"/>
-        <w:tblCellMar>
-          <w:top w:w="68" w:type="dxa"/>
-          <w:left w:w="91" w:type="dxa"/>
-          <w:bottom w:w="68" w:type="dxa"/>
-          <w:right w:w="91" w:type="dxa"/>
-        </w:tblCellMar>
-        <w:tblLook w:firstColumn="1" w:firstRow="1" w:lastColumn="0" w:lastRow="0" w:noHBand="0" w:noVBand="1" w:val="04A0"/>
-      </w:tblPr>
-      <w:tblGrid>
-        <w:gridCol w:w="380"/>
-        <w:gridCol w:w="3742"/>
-        <w:gridCol w:w="5630"/>
-        <w:gridCol w:w="680"/>
-      </w:tblGrid>
-      <w:tr>
-        <w:trPr>
-          <w:cantSplit/>
-          <w:trHeight w:val="663" w:hRule="atLeast"/>
-          <w:tblHeader/>
-        </w:trPr>
-        <w:tc>
-          <w:tcPr>
-            <w:tcW w:type="dxa" w:w="380"/>
-            <w:shd w:val="clear" w:color="auto" w:fill="0F3A63"/>
-            <w:tcMar>
-              <w:left w:w="17" w:type="dxa"/>
-              <w:right w:w="17" w:type="dxa"/>
-            </w:tcMar>
-            <w:vAlign w:val="center"/>
-          </w:tcPr>
-          <w:p>
-            <w:pPr>
-              <w:keepNext/>
-            </w:pPr>
-          </w:p>
-        </w:tc>
-        <w:tc>
-          <w:tcPr>
-            <w:tcW w:type="dxa" w:w="10052"/>
-            <w:gridSpan w:val="3"/>
-            <w:shd w:val="clear" w:color="auto" w:fill="0F3A63"/>
-            <w:vAlign w:val="center"/>
-          </w:tcPr>
-          <w:p>
-            <w:pPr>
-              <w:keepNext/>
-              <w:spacing w:before="0" w:after="0" w:line="240" w:lineRule="auto"/>
-              <w:jc w:val="center"/>
-            </w:pPr>
-            <w:r>
-              <w:rPr>
-                <w:rFonts w:ascii="Cambria" w:hAnsi="Cambria" w:cs="Cambria" w:eastAsia="Cambria"/>
-                <w:b/>
-                <w:color w:val="FFFFFF"/>
-                <w:sz w:val="32"/>
-              </w:rPr>
-              <w:t>Section 1: Data (continued)</w:t>
-            </w:r>
-          </w:p>
-        </w:tc>
-      </w:tr>
-      <w:tr>
-        <w:trPr>
-          <w:cantSplit/>
-          <w:trHeight w:val="516" w:hRule="atLeast"/>
-        </w:trPr>
-        <w:tc>
-          <w:tcPr>
-            <w:tcW w:type="dxa" w:w="380"/>
-            <w:shd w:val="clear" w:color="auto" w:fill="DBE7F4"/>
-            <w:tcMar>
-              <w:left w:w="17" w:type="dxa"/>
-              <w:right w:w="17" w:type="dxa"/>
-            </w:tcMar>
-            <w:vAlign w:val="center"/>
-          </w:tcPr>
-          <w:p>
-            <w:pPr>
-              <w:keepNext/>
-            </w:pPr>
-          </w:p>
-        </w:tc>
-        <w:tc>
-          <w:tcPr>
-            <w:tcW w:type="dxa" w:w="10052"/>
-            <w:gridSpan w:val="3"/>
-            <w:shd w:val="clear" w:color="auto" w:fill="DBE7F4"/>
-            <w:vAlign w:val="center"/>
-          </w:tcPr>
-          <w:p>
-            <w:pPr>
-              <w:keepNext/>
-              <w:spacing w:before="0" w:after="0" w:line="240" w:lineRule="auto"/>
-              <w:jc w:val="center"/>
-            </w:pPr>
-            <w:r>
-              <w:rPr>
-                <w:rFonts w:ascii="Cambria" w:hAnsi="Cambria" w:cs="Cambria" w:eastAsia="Cambria"/>
-                <w:b/>
-                <w:sz w:val="22"/>
-              </w:rPr>
-              <w:t>Worded Problems:</w:t>
-            </w:r>
-          </w:p>
-        </w:tc>
-      </w:tr>
-      <w:tr>
-        <w:trPr>
-          <w:cantSplit/>
-          <w:trHeight w:val="516" w:hRule="atLeast"/>
-        </w:trPr>
-        <w:tc>
-          <w:tcPr>
-            <w:tcW w:type="dxa" w:w="380"/>
-            <w:shd w:val="clear" w:color="auto" w:fill="EEF4FB"/>
-            <w:tcMar>
-              <w:left w:w="23" w:type="dxa"/>
-              <w:right w:w="23" w:type="dxa"/>
-            </w:tcMar>
-            <w:vAlign w:val="center"/>
-          </w:tcPr>
-          <w:p>
-            <w:pPr>
-              <w:keepNext/>
-              <w:spacing w:before="0" w:after="0" w:line="240" w:lineRule="auto"/>
-              <w:jc w:val="center"/>
-            </w:pPr>
-          </w:p>
-        </w:tc>
-        <w:tc>
-          <w:tcPr>
-            <w:tcW w:type="dxa" w:w="3742"/>
-            <w:shd w:val="clear" w:color="auto" w:fill="EEF4FB"/>
-            <w:vAlign w:val="center"/>
-          </w:tcPr>
-          <w:p>
-            <w:pPr>
-              <w:keepNext/>
-              <w:spacing w:before="0" w:after="0" w:line="240" w:lineRule="auto"/>
-              <w:jc w:val="center"/>
-            </w:pPr>
-            <w:r>
-              <w:rPr>
-                <w:rFonts w:ascii="Cambria" w:hAnsi="Cambria" w:cs="Cambria" w:eastAsia="Cambria"/>
-                <w:b/>
-                <w:sz w:val="22"/>
-              </w:rPr>
-              <w:t>Question</w:t>
-            </w:r>
-          </w:p>
-        </w:tc>
-        <w:tc>
-          <w:tcPr>
-            <w:tcW w:type="dxa" w:w="5630"/>
-            <w:shd w:val="clear" w:color="auto" w:fill="EEF4FB"/>
-            <w:vAlign w:val="center"/>
-          </w:tcPr>
-          <w:p>
-            <w:pPr>
-              <w:keepNext/>
-              <w:spacing w:before="0" w:after="0" w:line="240" w:lineRule="auto"/>
-              <w:jc w:val="center"/>
-            </w:pPr>
-            <w:r>
-              <w:rPr>
-                <w:rFonts w:ascii="Cambria" w:hAnsi="Cambria" w:cs="Cambria" w:eastAsia="Cambria"/>
-                <w:b/>
-                <w:sz w:val="22"/>
-              </w:rPr>
-              <w:t>Working Out</w:t>
-            </w:r>
-          </w:p>
-        </w:tc>
-        <w:tc>
-          <w:tcPr>
-            <w:tcW w:type="dxa" w:w="680"/>
-            <w:shd w:val="clear" w:color="auto" w:fill="EEF4FB"/>
-            <w:tcMar>
-              <w:left w:w="23" w:type="dxa"/>
-              <w:right w:w="23" w:type="dxa"/>
-            </w:tcMar>
-            <w:vAlign w:val="center"/>
-          </w:tcPr>
-          <w:p>
-            <w:pPr>
-              <w:keepNext/>
-              <w:spacing w:before="0" w:after="0" w:line="240" w:lineRule="auto"/>
-              <w:jc w:val="center"/>
-            </w:pPr>
-            <w:r>
-              <w:rPr>
-                <w:rFonts w:ascii="Cambria" w:hAnsi="Cambria" w:cs="Cambria" w:eastAsia="Cambria"/>
-                <w:b/>
-                <w:sz w:val="22"/>
-              </w:rPr>
-              <w:t>Mark</w:t>
-            </w:r>
-          </w:p>
-        </w:tc>
-      </w:tr>
-      <w:tr>
-        <w:trPr>
-          <w:cantSplit/>
-        </w:trPr>
-        <w:tc>
-          <w:tcPr>
-            <w:tcW w:type="dxa" w:w="380"/>
-            <w:tcMar>
-              <w:left w:w="23" w:type="dxa"/>
-              <w:right w:w="23" w:type="dxa"/>
-            </w:tcMar>
-            <w:vAlign w:val="center"/>
-          </w:tcPr>
-          <w:p>
-            <w:pPr>
-              <w:keepNext/>
-              <w:spacing w:before="0" w:after="0" w:line="240" w:lineRule="auto"/>
-              <w:jc w:val="center"/>
-            </w:pPr>
-            <w:r>
-              <w:rPr>
-                <w:rFonts w:ascii="Cambria" w:hAnsi="Cambria" w:cs="Cambria" w:eastAsia="Cambria"/>
-                <w:b w:val="0"/>
-                <w:sz w:val="22"/>
-              </w:rPr>
-              <w:t>12</w:t>
-            </w:r>
-          </w:p>
-        </w:tc>
-        <w:tc>
-          <w:tcPr>
-            <w:tcW w:type="dxa" w:w="9371"/>
-            <w:gridSpan w:val="2"/>
-          </w:tcPr>
-          <w:p>
-            <w:pPr>
-              <w:keepNext/>
-              <w:spacing w:before="0" w:after="68" w:line="240" w:lineRule="auto"/>
-              <w:jc w:val="left"/>
-            </w:pPr>
-            <w:r>
-              <w:rPr>
-                <w:rFonts w:ascii="Cambria" w:hAnsi="Cambria" w:cs="Cambria" w:eastAsia="Cambria"/>
-                <w:b w:val="0"/>
-                <w:i w:val="0"/>
-                <w:sz w:val="22"/>
-              </w:rPr>
-              <w:t>A surf shop has 10 employees, including the manager. Their weekly wages are:</w:t>
-            </w:r>
-          </w:p>
-          <w:p>
-            <w:pPr>
-              <w:keepNext/>
-              <w:spacing w:before="0" w:after="68" w:line="240" w:lineRule="auto"/>
-              <w:jc w:val="left"/>
-            </w:pPr>
-            <w:r>
-              <w:rPr>
-                <w:rFonts w:ascii="Cambria" w:hAnsi="Cambria" w:cs="Cambria" w:eastAsia="Cambria"/>
-                <w:b w:val="0"/>
-                <w:i w:val="0"/>
-                <w:sz w:val="22"/>
-              </w:rPr>
-              <w:t>$860,   $920,   $780,   $1050,   $840,</w:t>
-            </w:r>
-            <w:r>
-              <w:br/>
-            </w:r>
-            <w:r>
-              <w:rPr>
-                <w:rFonts w:ascii="Cambria" w:hAnsi="Cambria" w:cs="Cambria" w:eastAsia="Cambria"/>
-                <w:b w:val="0"/>
-                <w:i w:val="0"/>
-                <w:sz w:val="22"/>
-              </w:rPr>
-              <w:t>$3600,   $900,   $880,   $760,   $950</w:t>
-            </w:r>
-          </w:p>
-          <w:p>
-            <w:pPr>
-              <w:keepNext/>
-              <w:spacing w:before="91" w:after="68" w:line="240" w:lineRule="auto"/>
-              <w:jc w:val="left"/>
-            </w:pPr>
-            <w:r>
-              <w:rPr>
-                <w:rFonts w:ascii="Cambria" w:hAnsi="Cambria" w:cs="Cambria" w:eastAsia="Cambria"/>
-                <w:b w:val="0"/>
-                <w:i w:val="0"/>
-                <w:sz w:val="22"/>
-              </w:rPr>
-              <w:t>Note: Mean = sum of the scores ÷ number of scores</w:t>
-            </w:r>
-          </w:p>
-        </w:tc>
-        <w:tc>
-          <w:tcPr>
-            <w:tcW w:type="dxa" w:w="680"/>
-            <w:tcMar>
-              <w:left w:w="23" w:type="dxa"/>
-              <w:right w:w="23" w:type="dxa"/>
-            </w:tcMar>
-            <w:vAlign w:val="center"/>
-          </w:tcPr>
-          <w:p>
-            <w:pPr>
-              <w:keepNext/>
-              <w:spacing w:before="0" w:after="0" w:line="240" w:lineRule="auto"/>
-              <w:jc w:val="center"/>
-            </w:pPr>
-          </w:p>
-        </w:tc>
-      </w:tr>
-      <w:tr>
-        <w:trPr>
-          <w:cantSplit/>
-          <w:trHeight w:val="1928" w:hRule="atLeast"/>
-        </w:trPr>
-        <w:tc>
-          <w:tcPr>
-            <w:tcW w:type="dxa" w:w="380"/>
-            <w:tcMar>
-              <w:left w:w="23" w:type="dxa"/>
-              <w:right w:w="23" w:type="dxa"/>
-            </w:tcMar>
-            <w:vAlign w:val="center"/>
-          </w:tcPr>
-          <w:p>
-            <w:pPr>
-              <w:keepNext/>
-              <w:spacing w:before="0" w:after="0" w:line="240" w:lineRule="auto"/>
-              <w:jc w:val="center"/>
-            </w:pPr>
-            <w:r>
-              <w:rPr>
-                <w:rFonts w:ascii="Cambria" w:hAnsi="Cambria" w:cs="Cambria" w:eastAsia="Cambria"/>
-                <w:b w:val="0"/>
-                <w:sz w:val="22"/>
-              </w:rPr>
-              <w:t>a</w:t>
-            </w:r>
-          </w:p>
-        </w:tc>
-        <w:tc>
-          <w:tcPr>
-            <w:tcW w:type="dxa" w:w="3742"/>
-          </w:tcPr>
-          <w:p>
-            <w:pPr>
-              <w:keepNext/>
-              <w:spacing w:before="0" w:after="68" w:line="240" w:lineRule="auto"/>
-              <w:jc w:val="left"/>
-            </w:pPr>
-            <w:r>
-              <w:rPr>
-                <w:rFonts w:ascii="Cambria" w:hAnsi="Cambria" w:cs="Cambria" w:eastAsia="Cambria"/>
-                <w:b w:val="0"/>
-                <w:i w:val="0"/>
-                <w:sz w:val="22"/>
-              </w:rPr>
-              <w:t>Find the mean weekly wage.</w:t>
-            </w:r>
-          </w:p>
-        </w:tc>
-        <w:tc>
-          <w:tcPr>
-            <w:tcW w:type="dxa" w:w="5630"/>
-          </w:tcPr>
-          <w:p>
-            <w:pPr>
-              <w:keepNext/>
-            </w:pPr>
-          </w:p>
-        </w:tc>
-        <w:tc>
-          <w:tcPr>
-            <w:tcW w:type="dxa" w:w="680"/>
-            <w:tcMar>
-              <w:left w:w="23" w:type="dxa"/>
-              <w:right w:w="23" w:type="dxa"/>
-            </w:tcMar>
-            <w:vAlign w:val="center"/>
-          </w:tcPr>
-          <w:p>
-            <w:pPr>
-              <w:keepNext/>
-              <w:spacing w:before="0" w:after="0" w:line="240" w:lineRule="auto"/>
-              <w:jc w:val="center"/>
-            </w:pPr>
-            <w:r>
-              <w:rPr>
-                <w:rFonts w:ascii="Cambria" w:hAnsi="Cambria" w:cs="Cambria" w:eastAsia="Cambria"/>
-                <w:b w:val="0"/>
-                <w:sz w:val="22"/>
-              </w:rPr>
-              <w:t>1</w:t>
-            </w:r>
-          </w:p>
-        </w:tc>
-      </w:tr>
-      <w:tr>
-        <w:trPr>
-          <w:cantSplit/>
-          <w:trHeight w:val="1928" w:hRule="atLeast"/>
-        </w:trPr>
-        <w:tc>
-          <w:tcPr>
-            <w:tcW w:type="dxa" w:w="380"/>
-            <w:tcMar>
-              <w:left w:w="23" w:type="dxa"/>
-              <w:right w:w="23" w:type="dxa"/>
-            </w:tcMar>
-            <w:vAlign w:val="center"/>
-          </w:tcPr>
-          <w:p>
-            <w:pPr>
-              <w:keepNext/>
-              <w:spacing w:before="0" w:after="0" w:line="240" w:lineRule="auto"/>
-              <w:jc w:val="center"/>
-            </w:pPr>
-            <w:r>
-              <w:rPr>
-                <w:rFonts w:ascii="Cambria" w:hAnsi="Cambria" w:cs="Cambria" w:eastAsia="Cambria"/>
-                <w:b w:val="0"/>
-                <w:sz w:val="22"/>
-              </w:rPr>
-              <w:t>b</w:t>
-            </w:r>
-          </w:p>
-        </w:tc>
-        <w:tc>
-          <w:tcPr>
-            <w:tcW w:type="dxa" w:w="3742"/>
-          </w:tcPr>
-          <w:p>
-            <w:pPr>
-              <w:keepNext/>
-              <w:spacing w:before="0" w:after="68" w:line="240" w:lineRule="auto"/>
-              <w:jc w:val="left"/>
-            </w:pPr>
-            <w:r>
-              <w:rPr>
-                <w:rFonts w:ascii="Cambria" w:hAnsi="Cambria" w:cs="Cambria" w:eastAsia="Cambria"/>
-                <w:b w:val="0"/>
-                <w:i w:val="0"/>
-                <w:sz w:val="22"/>
-              </w:rPr>
-              <w:t>Find the median weekly wage.</w:t>
-            </w:r>
-          </w:p>
-        </w:tc>
-        <w:tc>
-          <w:tcPr>
-            <w:tcW w:type="dxa" w:w="5630"/>
-          </w:tcPr>
-          <w:p>
-            <w:pPr>
-              <w:keepNext/>
-            </w:pPr>
-          </w:p>
-        </w:tc>
-        <w:tc>
-          <w:tcPr>
-            <w:tcW w:type="dxa" w:w="680"/>
-            <w:tcMar>
-              <w:left w:w="23" w:type="dxa"/>
-              <w:right w:w="23" w:type="dxa"/>
-            </w:tcMar>
-            <w:vAlign w:val="center"/>
-          </w:tcPr>
-          <w:p>
-            <w:pPr>
-              <w:keepNext/>
-              <w:spacing w:before="0" w:after="0" w:line="240" w:lineRule="auto"/>
-              <w:jc w:val="center"/>
-            </w:pPr>
-            <w:r>
-              <w:rPr>
-                <w:rFonts w:ascii="Cambria" w:hAnsi="Cambria" w:cs="Cambria" w:eastAsia="Cambria"/>
-                <w:b w:val="0"/>
-                <w:sz w:val="22"/>
-              </w:rPr>
-              <w:t>1</w:t>
-            </w:r>
-          </w:p>
-        </w:tc>
-      </w:tr>
-      <w:tr>
-        <w:trPr>
-          <w:cantSplit/>
-          <w:trHeight w:val="1928" w:hRule="atLeast"/>
-        </w:trPr>
-        <w:tc>
-          <w:tcPr>
-            <w:tcW w:type="dxa" w:w="380"/>
-            <w:tcMar>
-              <w:left w:w="23" w:type="dxa"/>
-              <w:right w:w="23" w:type="dxa"/>
-            </w:tcMar>
-            <w:vAlign w:val="center"/>
-          </w:tcPr>
-          <w:p>
-            <w:pPr>
-              <w:keepNext/>
-              <w:spacing w:before="0" w:after="0" w:line="240" w:lineRule="auto"/>
-              <w:jc w:val="center"/>
-            </w:pPr>
-            <w:r>
-              <w:rPr>
-                <w:rFonts w:ascii="Cambria" w:hAnsi="Cambria" w:cs="Cambria" w:eastAsia="Cambria"/>
-                <w:b w:val="0"/>
-                <w:sz w:val="22"/>
-              </w:rPr>
-              <w:t>c</w:t>
-            </w:r>
-          </w:p>
-        </w:tc>
-        <w:tc>
-          <w:tcPr>
-            <w:tcW w:type="dxa" w:w="3742"/>
-          </w:tcPr>
-          <w:p>
-            <w:pPr>
-              <w:keepNext/>
-              <w:spacing w:before="0" w:after="68" w:line="240" w:lineRule="auto"/>
-              <w:jc w:val="left"/>
-            </w:pPr>
-            <w:r>
-              <w:rPr>
-                <w:rFonts w:ascii="Cambria" w:hAnsi="Cambria" w:cs="Cambria" w:eastAsia="Cambria"/>
-                <w:b w:val="0"/>
-                <w:i w:val="0"/>
-                <w:sz w:val="22"/>
-              </w:rPr>
-              <w:t>The manager earns $3600. Find the mean weekly wage of the other 9 employees, correct to the nearest cent.</w:t>
-            </w:r>
-          </w:p>
-        </w:tc>
-        <w:tc>
-          <w:tcPr>
-            <w:tcW w:type="dxa" w:w="5630"/>
-          </w:tcPr>
-          <w:p>
-            <w:pPr>
-              <w:keepNext/>
-            </w:pPr>
-          </w:p>
-        </w:tc>
-        <w:tc>
-          <w:tcPr>
-            <w:tcW w:type="dxa" w:w="680"/>
-            <w:tcMar>
-              <w:left w:w="23" w:type="dxa"/>
-              <w:right w:w="23" w:type="dxa"/>
-            </w:tcMar>
-            <w:vAlign w:val="center"/>
-          </w:tcPr>
-          <w:p>
-            <w:pPr>
-              <w:keepNext/>
-              <w:spacing w:before="0" w:after="0" w:line="240" w:lineRule="auto"/>
-              <w:jc w:val="center"/>
-            </w:pPr>
-            <w:r>
-              <w:rPr>
-                <w:rFonts w:ascii="Cambria" w:hAnsi="Cambria" w:cs="Cambria" w:eastAsia="Cambria"/>
-                <w:b w:val="0"/>
-                <w:sz w:val="22"/>
-              </w:rPr>
-              <w:t>1</w:t>
-            </w:r>
-          </w:p>
-        </w:tc>
-      </w:tr>
-      <w:tr>
-        <w:trPr>
-          <w:cantSplit/>
-          <w:trHeight w:val="1928" w:hRule="atLeast"/>
-        </w:trPr>
-        <w:tc>
-          <w:tcPr>
-            <w:tcW w:type="dxa" w:w="380"/>
-            <w:tcMar>
-              <w:left w:w="23" w:type="dxa"/>
-              <w:right w:w="23" w:type="dxa"/>
-            </w:tcMar>
-            <w:vAlign w:val="center"/>
-          </w:tcPr>
-          <w:p>
-            <w:pPr>
-              <w:spacing w:before="0" w:after="0" w:line="240" w:lineRule="auto"/>
-              <w:jc w:val="center"/>
-            </w:pPr>
-            <w:r>
-              <w:rPr>
-                <w:rFonts w:ascii="Cambria" w:hAnsi="Cambria" w:cs="Cambria" w:eastAsia="Cambria"/>
-                <w:b w:val="0"/>
-                <w:sz w:val="22"/>
-              </w:rPr>
-              <w:t>d</w:t>
-            </w:r>
-          </w:p>
-        </w:tc>
-        <w:tc>
-          <w:tcPr>
-            <w:tcW w:type="dxa" w:w="3742"/>
-          </w:tcPr>
-          <w:p>
-            <w:pPr>
-              <w:spacing w:before="0" w:after="68" w:line="240" w:lineRule="auto"/>
-              <w:jc w:val="left"/>
-            </w:pPr>
-            <w:r>
-              <w:rPr>
-                <w:rFonts w:ascii="Cambria" w:hAnsi="Cambria" w:cs="Cambria" w:eastAsia="Cambria"/>
-                <w:b w:val="0"/>
-                <w:i w:val="0"/>
-                <w:sz w:val="22"/>
-              </w:rPr>
-              <w:t>Which measure, the mean or the median, better describes the typical weekly wage at this shop? Give a reason.</w:t>
-            </w:r>
-          </w:p>
-        </w:tc>
-        <w:tc>
-          <w:tcPr>
-            <w:tcW w:type="dxa" w:w="5630"/>
-          </w:tcPr>
-          <w:p/>
-        </w:tc>
-        <w:tc>
-          <w:tcPr>
-            <w:tcW w:type="dxa" w:w="680"/>
-            <w:tcMar>
-              <w:left w:w="23" w:type="dxa"/>
-              <w:right w:w="23" w:type="dxa"/>
-            </w:tcMar>
-            <w:vAlign w:val="center"/>
-          </w:tcPr>
-          <w:p>
-            <w:pPr>
-              <w:spacing w:before="0" w:after="0" w:line="240" w:lineRule="auto"/>
-              <w:jc w:val="center"/>
-            </w:pPr>
-            <w:r>
-              <w:rPr>
-                <w:rFonts w:ascii="Cambria" w:hAnsi="Cambria" w:cs="Cambria" w:eastAsia="Cambria"/>
-                <w:b w:val="0"/>
-                <w:sz w:val="22"/>
-              </w:rPr>
-              <w:t>1</w:t>
-            </w:r>
-          </w:p>
-        </w:tc>
-      </w:tr>
-    </w:tbl>
-    <w:p>
-      <w:pPr>
-        <w:pageBreakBefore/>
-        <w:spacing w:before="0" w:after="0" w:lineRule="exact" w:line="20"/>
-      </w:pPr>
-      <w:r>
-        <w:rPr>
-          <w:rFonts w:ascii="Cambria" w:hAnsi="Cambria" w:cs="Cambria" w:eastAsia="Cambria"/>
-          <w:sz w:val="2"/>
-        </w:rPr>
-      </w:r>
-    </w:p>
-    <w:tbl>
-      <w:tblPr>
-        <w:tblW w:w="10431" w:type="dxa"/>
-        <w:tblBorders>
-          <w:top w:val="single" w:sz="6" w:space="0" w:color="1F1F1F"/>
-          <w:left w:val="single" w:sz="6" w:space="0" w:color="1F1F1F"/>
-          <w:bottom w:val="single" w:sz="6" w:space="0" w:color="1F1F1F"/>
-          <w:right w:val="single" w:sz="6" w:space="0" w:color="1F1F1F"/>
-          <w:insideH w:val="single" w:sz="6" w:space="0" w:color="1F1F1F"/>
-          <w:insideV w:val="single" w:sz="6" w:space="0" w:color="1F1F1F"/>
-        </w:tblBorders>
-        <w:tblLayout w:type="fixed"/>
-        <w:tblCellMar>
-          <w:top w:w="68" w:type="dxa"/>
-          <w:left w:w="91" w:type="dxa"/>
-          <w:bottom w:w="68" w:type="dxa"/>
-          <w:right w:w="91" w:type="dxa"/>
-        </w:tblCellMar>
-        <w:tblLook w:firstColumn="1" w:firstRow="1" w:lastColumn="0" w:lastRow="0" w:noHBand="0" w:noVBand="1" w:val="04A0"/>
-      </w:tblPr>
-      <w:tblGrid>
-        <w:gridCol w:w="380"/>
-        <w:gridCol w:w="3742"/>
-        <w:gridCol w:w="5630"/>
-        <w:gridCol w:w="680"/>
-      </w:tblGrid>
-      <w:tr>
-        <w:trPr>
-          <w:cantSplit/>
-          <w:trHeight w:val="663" w:hRule="atLeast"/>
-          <w:tblHeader/>
-        </w:trPr>
-        <w:tc>
-          <w:tcPr>
-            <w:tcW w:type="dxa" w:w="380"/>
-            <w:shd w:val="clear" w:color="auto" w:fill="0F3A63"/>
-            <w:tcMar>
-              <w:left w:w="17" w:type="dxa"/>
-              <w:right w:w="17" w:type="dxa"/>
-            </w:tcMar>
-            <w:vAlign w:val="center"/>
-          </w:tcPr>
-          <w:p>
-            <w:pPr>
-              <w:keepNext/>
-            </w:pPr>
-          </w:p>
-        </w:tc>
-        <w:tc>
-          <w:tcPr>
-            <w:tcW w:type="dxa" w:w="10052"/>
-            <w:gridSpan w:val="3"/>
-            <w:shd w:val="clear" w:color="auto" w:fill="0F3A63"/>
-            <w:vAlign w:val="center"/>
-          </w:tcPr>
-          <w:p>
-            <w:pPr>
-              <w:keepNext/>
-              <w:spacing w:before="0" w:after="0" w:line="240" w:lineRule="auto"/>
-              <w:jc w:val="center"/>
-            </w:pPr>
-            <w:r>
-              <w:rPr>
-                <w:rFonts w:ascii="Cambria" w:hAnsi="Cambria" w:cs="Cambria" w:eastAsia="Cambria"/>
-                <w:b/>
-                <w:color w:val="FFFFFF"/>
-                <w:sz w:val="32"/>
-              </w:rPr>
-              <w:t>Section 1: Data (continued)</w:t>
-            </w:r>
-          </w:p>
-        </w:tc>
-      </w:tr>
-      <w:tr>
-        <w:trPr>
-          <w:cantSplit/>
-          <w:trHeight w:val="516" w:hRule="atLeast"/>
-          <w:tblHeader/>
-        </w:trPr>
-        <w:tc>
-          <w:tcPr>
-            <w:tcW w:type="dxa" w:w="380"/>
-            <w:shd w:val="clear" w:color="auto" w:fill="EEF4FB"/>
-            <w:tcMar>
-              <w:left w:w="23" w:type="dxa"/>
-              <w:right w:w="23" w:type="dxa"/>
-            </w:tcMar>
-            <w:vAlign w:val="center"/>
-          </w:tcPr>
-          <w:p>
-            <w:pPr>
-              <w:keepNext/>
-              <w:spacing w:before="0" w:after="0" w:line="240" w:lineRule="auto"/>
-              <w:jc w:val="center"/>
-            </w:pPr>
-          </w:p>
-        </w:tc>
-        <w:tc>
-          <w:tcPr>
-            <w:tcW w:type="dxa" w:w="3742"/>
-            <w:shd w:val="clear" w:color="auto" w:fill="EEF4FB"/>
-            <w:vAlign w:val="center"/>
-          </w:tcPr>
-          <w:p>
-            <w:pPr>
-              <w:keepNext/>
-              <w:spacing w:before="0" w:after="0" w:line="240" w:lineRule="auto"/>
-              <w:jc w:val="center"/>
-            </w:pPr>
-            <w:r>
-              <w:rPr>
-                <w:rFonts w:ascii="Cambria" w:hAnsi="Cambria" w:cs="Cambria" w:eastAsia="Cambria"/>
-                <w:b/>
-                <w:sz w:val="22"/>
-              </w:rPr>
-              <w:t>Question</w:t>
-            </w:r>
-          </w:p>
-        </w:tc>
-        <w:tc>
-          <w:tcPr>
-            <w:tcW w:type="dxa" w:w="5630"/>
-            <w:shd w:val="clear" w:color="auto" w:fill="EEF4FB"/>
-            <w:vAlign w:val="center"/>
-          </w:tcPr>
-          <w:p>
-            <w:pPr>
-              <w:keepNext/>
-              <w:spacing w:before="0" w:after="0" w:line="240" w:lineRule="auto"/>
-              <w:jc w:val="center"/>
-            </w:pPr>
-            <w:r>
-              <w:rPr>
-                <w:rFonts w:ascii="Cambria" w:hAnsi="Cambria" w:cs="Cambria" w:eastAsia="Cambria"/>
-                <w:b/>
-                <w:sz w:val="22"/>
-              </w:rPr>
-              <w:t>Working Out</w:t>
-            </w:r>
-          </w:p>
-        </w:tc>
-        <w:tc>
-          <w:tcPr>
-            <w:tcW w:type="dxa" w:w="680"/>
-            <w:shd w:val="clear" w:color="auto" w:fill="EEF4FB"/>
-            <w:tcMar>
-              <w:left w:w="23" w:type="dxa"/>
-              <w:right w:w="23" w:type="dxa"/>
-            </w:tcMar>
-            <w:vAlign w:val="center"/>
-          </w:tcPr>
-          <w:p>
-            <w:pPr>
-              <w:keepNext/>
-              <w:spacing w:before="0" w:after="0" w:line="240" w:lineRule="auto"/>
-              <w:jc w:val="center"/>
-            </w:pPr>
-            <w:r>
-              <w:rPr>
-                <w:rFonts w:ascii="Cambria" w:hAnsi="Cambria" w:cs="Cambria" w:eastAsia="Cambria"/>
-                <w:b/>
-                <w:sz w:val="22"/>
-              </w:rPr>
-              <w:t>Mark</w:t>
-            </w:r>
-          </w:p>
-        </w:tc>
-      </w:tr>
-      <w:tr>
-        <w:trPr>
-          <w:cantSplit/>
-        </w:trPr>
-        <w:tc>
-          <w:tcPr>
-            <w:tcW w:type="dxa" w:w="380"/>
-            <w:tcMar>
-              <w:left w:w="23" w:type="dxa"/>
-              <w:right w:w="23" w:type="dxa"/>
-            </w:tcMar>
-            <w:vAlign w:val="center"/>
-          </w:tcPr>
-          <w:p>
-            <w:pPr>
-              <w:keepNext/>
-              <w:spacing w:before="0" w:after="0" w:line="240" w:lineRule="auto"/>
-              <w:jc w:val="center"/>
-            </w:pPr>
-            <w:r>
-              <w:rPr>
-                <w:rFonts w:ascii="Cambria" w:hAnsi="Cambria" w:cs="Cambria" w:eastAsia="Cambria"/>
-                <w:b w:val="0"/>
-                <w:sz w:val="22"/>
-              </w:rPr>
-              <w:t>13</w:t>
+              <w:t>7</w:t>
             </w:r>
           </w:p>
         </w:tc>
@@ -6041,21 +3371,6 @@
                       <w:i w:val="0"/>
                       <w:sz w:val="22"/>
                     </w:rPr>
-                    <w:t>Note: Mean = sum of the scores ÷ number of scores</w:t>
-                  </w:r>
-                </w:p>
-                <w:p>
-                  <w:pPr>
-                    <w:spacing w:before="91" w:after="68" w:line="240" w:lineRule="auto"/>
-                    <w:jc w:val="left"/>
-                  </w:pPr>
-                  <w:r>
-                    <w:rPr>
-                      <w:rFonts w:ascii="Cambria" w:hAnsi="Cambria" w:cs="Cambria" w:eastAsia="Cambria"/>
-                      <w:b w:val="0"/>
-                      <w:i w:val="0"/>
-                      <w:sz w:val="22"/>
-                    </w:rPr>
                     <w:t>Note: Range = highest score − lowest score</w:t>
                   </w:r>
                 </w:p>
@@ -6072,8 +3387,8 @@
                   <w:r>
                     <w:drawing>
                       <wp:inline xmlns:a="http://schemas.openxmlformats.org/drawingml/2006/main" xmlns:pic="http://schemas.openxmlformats.org/drawingml/2006/picture" distT="0" distB="0" distL="0" distR="0">
-                        <wp:extent cx="1938960" cy="1179179"/>
-                        <wp:docPr id="5" name="Picture 5"/>
+                        <wp:extent cx="1938960" cy="1173661"/>
+                        <wp:docPr id="6" name="Picture 6"/>
                         <wp:cNvGraphicFramePr>
                           <a:graphicFrameLocks noChangeAspect="1"/>
                         </wp:cNvGraphicFramePr>
@@ -6081,11 +3396,11 @@
                           <a:graphicData uri="http://schemas.openxmlformats.org/drawingml/2006/picture">
                             <pic:pic>
                               <pic:nvPicPr>
-                                <pic:cNvPr id="0" name="s1-q13.png"/>
+                                <pic:cNvPr id="0" name="s1-q7.png"/>
                                 <pic:cNvPicPr/>
                               </pic:nvPicPr>
                               <pic:blipFill>
-                                <a:blip r:embed="rId14"/>
+                                <a:blip r:embed="rId15"/>
                                 <a:stretch>
                                   <a:fillRect/>
                                 </a:stretch>
@@ -6093,7 +3408,7 @@
                               <pic:spPr>
                                 <a:xfrm>
                                   <a:off x="0" y="0"/>
-                                  <a:ext cx="1938960" cy="1179179"/>
+                                  <a:ext cx="1938960" cy="1173661"/>
                                 </a:xfrm>
                                 <a:prstGeom prst="rect"/>
                               </pic:spPr>
@@ -6135,7 +3450,7 @@
       <w:tr>
         <w:trPr>
           <w:cantSplit/>
-          <w:trHeight w:val="1928" w:hRule="atLeast"/>
+          <w:trHeight w:val="2041" w:hRule="atLeast"/>
         </w:trPr>
         <w:tc>
           <w:tcPr>
@@ -6159,93 +3474,6 @@
                 <w:sz w:val="22"/>
               </w:rPr>
               <w:t>a</w:t>
-            </w:r>
-          </w:p>
-        </w:tc>
-        <w:tc>
-          <w:tcPr>
-            <w:tcW w:type="dxa" w:w="3742"/>
-          </w:tcPr>
-          <w:p>
-            <w:pPr>
-              <w:keepNext/>
-              <w:spacing w:before="0" w:after="68" w:line="240" w:lineRule="auto"/>
-              <w:jc w:val="left"/>
-            </w:pPr>
-            <w:r>
-              <w:rPr>
-                <w:rFonts w:ascii="Cambria" w:hAnsi="Cambria" w:cs="Cambria" w:eastAsia="Cambria"/>
-                <w:b w:val="0"/>
-                <w:i w:val="0"/>
-                <w:sz w:val="22"/>
-              </w:rPr>
-              <w:t>Find the mean number of goals for each team, correct to 1 decimal place.</w:t>
-            </w:r>
-          </w:p>
-        </w:tc>
-        <w:tc>
-          <w:tcPr>
-            <w:tcW w:type="dxa" w:w="5630"/>
-          </w:tcPr>
-          <w:p>
-            <w:pPr>
-              <w:keepNext/>
-            </w:pPr>
-          </w:p>
-        </w:tc>
-        <w:tc>
-          <w:tcPr>
-            <w:tcW w:type="dxa" w:w="680"/>
-            <w:tcMar>
-              <w:left w:w="23" w:type="dxa"/>
-              <w:right w:w="23" w:type="dxa"/>
-            </w:tcMar>
-            <w:vAlign w:val="center"/>
-          </w:tcPr>
-          <w:p>
-            <w:pPr>
-              <w:keepNext/>
-              <w:spacing w:before="0" w:after="0" w:line="240" w:lineRule="auto"/>
-              <w:jc w:val="center"/>
-            </w:pPr>
-            <w:r>
-              <w:rPr>
-                <w:rFonts w:ascii="Cambria" w:hAnsi="Cambria" w:cs="Cambria" w:eastAsia="Cambria"/>
-                <w:b w:val="0"/>
-                <w:sz w:val="22"/>
-              </w:rPr>
-              <w:t>1</w:t>
-            </w:r>
-          </w:p>
-        </w:tc>
-      </w:tr>
-      <w:tr>
-        <w:trPr>
-          <w:cantSplit/>
-          <w:trHeight w:val="1928" w:hRule="atLeast"/>
-        </w:trPr>
-        <w:tc>
-          <w:tcPr>
-            <w:tcW w:type="dxa" w:w="380"/>
-            <w:tcMar>
-              <w:left w:w="23" w:type="dxa"/>
-              <w:right w:w="23" w:type="dxa"/>
-            </w:tcMar>
-            <w:vAlign w:val="center"/>
-          </w:tcPr>
-          <w:p>
-            <w:pPr>
-              <w:keepNext/>
-              <w:spacing w:before="0" w:after="0" w:line="240" w:lineRule="auto"/>
-              <w:jc w:val="center"/>
-            </w:pPr>
-            <w:r>
-              <w:rPr>
-                <w:rFonts w:ascii="Cambria" w:hAnsi="Cambria" w:cs="Cambria" w:eastAsia="Cambria"/>
-                <w:b w:val="0"/>
-                <w:sz w:val="22"/>
-              </w:rPr>
-              <w:t>b</w:t>
             </w:r>
           </w:p>
         </w:tc>
@@ -6301,7 +3529,7 @@
                 <w:b w:val="0"/>
                 <w:sz w:val="22"/>
               </w:rPr>
-              <w:t>1</w:t>
+              <w:t>2</w:t>
             </w:r>
           </w:p>
         </w:tc>
@@ -6309,7 +3537,7 @@
       <w:tr>
         <w:trPr>
           <w:cantSplit/>
-          <w:trHeight w:val="1928" w:hRule="atLeast"/>
+          <w:trHeight w:val="1587" w:hRule="atLeast"/>
         </w:trPr>
         <w:tc>
           <w:tcPr>
@@ -6332,7 +3560,7 @@
                 <w:b w:val="0"/>
                 <w:sz w:val="22"/>
               </w:rPr>
-              <w:t>c</w:t>
+              <w:t>b</w:t>
             </w:r>
           </w:p>
         </w:tc>
@@ -6396,7 +3624,7 @@
       <w:tr>
         <w:trPr>
           <w:cantSplit/>
-          <w:trHeight w:val="1928" w:hRule="atLeast"/>
+          <w:trHeight w:val="2835" w:hRule="atLeast"/>
         </w:trPr>
         <w:tc>
           <w:tcPr>
@@ -6419,7 +3647,7 @@
                 <w:b w:val="0"/>
                 <w:sz w:val="22"/>
               </w:rPr>
-              <w:t>d</w:t>
+              <w:t>c</w:t>
             </w:r>
           </w:p>
         </w:tc>
@@ -6440,7 +3668,7 @@
                 <w:i w:val="0"/>
                 <w:sz w:val="22"/>
               </w:rPr>
-              <w:t>Which team is more consistent? Use the range of each team to explain.</w:t>
+              <w:t>Which team is more consistent? Find the range of each team to explain.</w:t>
             </w:r>
           </w:p>
         </w:tc>
@@ -6475,7 +3703,7 @@
                 <w:b w:val="0"/>
                 <w:sz w:val="22"/>
               </w:rPr>
-              <w:t>1</w:t>
+              <w:t>3</w:t>
             </w:r>
           </w:p>
         </w:tc>
@@ -6540,7 +3768,7 @@
                 <w:b/>
                 <w:sz w:val="22"/>
               </w:rPr>
-              <w:t>/25</w:t>
+              <w:t>/17</w:t>
             </w:r>
           </w:p>
         </w:tc>
@@ -7310,8 +4538,8 @@
                   <w:r>
                     <w:drawing>
                       <wp:inline xmlns:a="http://schemas.openxmlformats.org/drawingml/2006/main" xmlns:pic="http://schemas.openxmlformats.org/drawingml/2006/picture" distT="0" distB="0" distL="0" distR="0">
-                        <wp:extent cx="1010879" cy="1616196"/>
-                        <wp:docPr id="6" name="Picture 6"/>
+                        <wp:extent cx="1010879" cy="1607116"/>
+                        <wp:docPr id="7" name="Picture 7"/>
                         <wp:cNvGraphicFramePr>
                           <a:graphicFrameLocks noChangeAspect="1"/>
                         </wp:cNvGraphicFramePr>
@@ -7323,7 +4551,7 @@
                                 <pic:cNvPicPr/>
                               </pic:nvPicPr>
                               <pic:blipFill>
-                                <a:blip r:embed="rId15"/>
+                                <a:blip r:embed="rId16"/>
                                 <a:stretch>
                                   <a:fillRect/>
                                 </a:stretch>
@@ -7331,7 +4559,7 @@
                               <pic:spPr>
                                 <a:xfrm>
                                   <a:off x="0" y="0"/>
-                                  <a:ext cx="1010879" cy="1616196"/>
+                                  <a:ext cx="1010879" cy="1607116"/>
                                 </a:xfrm>
                                 <a:prstGeom prst="rect"/>
                               </pic:spPr>
@@ -7720,8 +4948,8 @@
                   <w:r>
                     <w:drawing>
                       <wp:inline xmlns:a="http://schemas.openxmlformats.org/drawingml/2006/main" xmlns:pic="http://schemas.openxmlformats.org/drawingml/2006/picture" distT="0" distB="0" distL="0" distR="0">
-                        <wp:extent cx="1842480" cy="822914"/>
-                        <wp:docPr id="7" name="Picture 7"/>
+                        <wp:extent cx="1842480" cy="826988"/>
+                        <wp:docPr id="8" name="Picture 8"/>
                         <wp:cNvGraphicFramePr>
                           <a:graphicFrameLocks noChangeAspect="1"/>
                         </wp:cNvGraphicFramePr>
@@ -7733,7 +4961,7 @@
                                 <pic:cNvPicPr/>
                               </pic:nvPicPr>
                               <pic:blipFill>
-                                <a:blip r:embed="rId16"/>
+                                <a:blip r:embed="rId17"/>
                                 <a:stretch>
                                   <a:fillRect/>
                                 </a:stretch>
@@ -7741,7 +4969,7 @@
                               <pic:spPr>
                                 <a:xfrm>
                                   <a:off x="0" y="0"/>
-                                  <a:ext cx="1842480" cy="822914"/>
+                                  <a:ext cx="1842480" cy="826988"/>
                                 </a:xfrm>
                                 <a:prstGeom prst="rect"/>
                               </pic:spPr>
@@ -8176,7 +5404,7 @@
                     <w:drawing>
                       <wp:inline xmlns:a="http://schemas.openxmlformats.org/drawingml/2006/main" xmlns:pic="http://schemas.openxmlformats.org/drawingml/2006/picture" distT="0" distB="0" distL="0" distR="0">
                         <wp:extent cx="1362240" cy="1465165"/>
-                        <wp:docPr id="8" name="Picture 8"/>
+                        <wp:docPr id="9" name="Picture 9"/>
                         <wp:cNvGraphicFramePr>
                           <a:graphicFrameLocks noChangeAspect="1"/>
                         </wp:cNvGraphicFramePr>
@@ -8188,7 +5416,7 @@
                                 <pic:cNvPicPr/>
                               </pic:nvPicPr>
                               <pic:blipFill>
-                                <a:blip r:embed="rId17"/>
+                                <a:blip r:embed="rId18"/>
                                 <a:stretch>
                                   <a:fillRect/>
                                 </a:stretch>
@@ -8197,431 +5425,6 @@
                                 <a:xfrm>
                                   <a:off x="0" y="0"/>
                                   <a:ext cx="1362240" cy="1465165"/>
-                                </a:xfrm>
-                                <a:prstGeom prst="rect"/>
-                              </pic:spPr>
-                            </pic:pic>
-                          </a:graphicData>
-                        </a:graphic>
-                      </wp:inline>
-                    </w:drawing>
-                  </w:r>
-                </w:p>
-              </w:tc>
-            </w:tr>
-          </w:tbl>
-          <w:p>
-            <w:pPr>
-              <w:spacing w:before="0" w:after="0" w:lineRule="exact" w:line="34"/>
-            </w:pPr>
-          </w:p>
-        </w:tc>
-        <w:tc>
-          <w:tcPr>
-            <w:tcW w:type="dxa" w:w="680"/>
-            <w:tcMar>
-              <w:left w:w="23" w:type="dxa"/>
-              <w:right w:w="23" w:type="dxa"/>
-            </w:tcMar>
-            <w:vAlign w:val="center"/>
-          </w:tcPr>
-          <w:p>
-            <w:pPr>
-              <w:spacing w:before="0" w:after="0" w:line="240" w:lineRule="auto"/>
-              <w:jc w:val="center"/>
-            </w:pPr>
-            <w:r>
-              <w:rPr>
-                <w:rFonts w:ascii="Cambria" w:hAnsi="Cambria" w:cs="Cambria" w:eastAsia="Cambria"/>
-                <w:b w:val="0"/>
-                <w:sz w:val="22"/>
-              </w:rPr>
-              <w:t>1</w:t>
-            </w:r>
-          </w:p>
-        </w:tc>
-      </w:tr>
-      <w:tr>
-        <w:trPr>
-          <w:cantSplit/>
-        </w:trPr>
-        <w:tc>
-          <w:tcPr>
-            <w:tcW w:type="dxa" w:w="380"/>
-            <w:tcMar>
-              <w:left w:w="23" w:type="dxa"/>
-              <w:right w:w="23" w:type="dxa"/>
-            </w:tcMar>
-            <w:vAlign w:val="center"/>
-          </w:tcPr>
-          <w:p>
-            <w:pPr>
-              <w:spacing w:before="0" w:after="0" w:line="240" w:lineRule="auto"/>
-              <w:jc w:val="center"/>
-            </w:pPr>
-            <w:r>
-              <w:rPr>
-                <w:rFonts w:ascii="Cambria" w:hAnsi="Cambria" w:cs="Cambria" w:eastAsia="Cambria"/>
-                <w:b w:val="0"/>
-                <w:sz w:val="22"/>
-              </w:rPr>
-              <w:t>5</w:t>
-            </w:r>
-          </w:p>
-        </w:tc>
-        <w:tc>
-          <w:tcPr>
-            <w:tcW w:type="dxa" w:w="9371"/>
-            <w:gridSpan w:val="2"/>
-            <w:tcMar>
-              <w:top w:w="147" w:type="dxa"/>
-              <w:left w:w="170" w:type="dxa"/>
-              <w:bottom w:w="170" w:type="dxa"/>
-              <w:right w:w="170" w:type="dxa"/>
-            </w:tcMar>
-          </w:tcPr>
-          <w:p>
-            <w:pPr>
-              <w:spacing w:before="0" w:after="0" w:lineRule="exact" w:line="34"/>
-            </w:pPr>
-          </w:p>
-          <w:tbl>
-            <w:tblPr>
-              <w:tblW w:w="9031" w:type="dxa"/>
-              <w:tblBorders>
-                <w:top w:val="nil"/>
-                <w:left w:val="nil"/>
-                <w:bottom w:val="nil"/>
-                <w:right w:val="nil"/>
-                <w:insideH w:val="nil"/>
-                <w:insideV w:val="nil"/>
-              </w:tblBorders>
-              <w:tblLayout w:type="fixed"/>
-              <w:tblCellMar>
-                <w:top w:w="0" w:type="dxa"/>
-                <w:left w:w="0" w:type="dxa"/>
-                <w:bottom w:w="0" w:type="dxa"/>
-                <w:right w:w="0" w:type="dxa"/>
-              </w:tblCellMar>
-              <w:tblLook w:firstColumn="1" w:firstRow="1" w:lastColumn="0" w:lastRow="0" w:noHBand="0" w:noVBand="1" w:val="04A0"/>
-            </w:tblPr>
-            <w:tblGrid>
-              <w:gridCol w:w="5977"/>
-              <w:gridCol w:w="3054"/>
-            </w:tblGrid>
-            <w:tr>
-              <w:tc>
-                <w:tcPr>
-                  <w:tcW w:type="dxa" w:w="5977"/>
-                  <w:tcMar>
-                    <w:right w:w="227" w:type="dxa"/>
-                  </w:tcMar>
-                  <w:vAlign w:val="center"/>
-                </w:tcPr>
-                <w:p>
-                  <w:pPr>
-                    <w:spacing w:before="0" w:after="68" w:line="240" w:lineRule="auto"/>
-                    <w:jc w:val="center"/>
-                  </w:pPr>
-                  <w:r>
-                    <w:rPr>
-                      <w:rFonts w:ascii="Cambria" w:hAnsi="Cambria" w:cs="Cambria" w:eastAsia="Cambria"/>
-                      <w:b w:val="0"/>
-                      <w:i w:val="0"/>
-                      <w:sz w:val="22"/>
-                    </w:rPr>
-                    <w:t>A photo frame is a 30 cm by 25 cm rectangle with a 20 cm by 15 cm hole for the photo.</w:t>
-                  </w:r>
-                </w:p>
-                <w:p>
-                  <w:pPr>
-                    <w:spacing w:before="0" w:after="68" w:line="240" w:lineRule="auto"/>
-                    <w:jc w:val="center"/>
-                  </w:pPr>
-                  <w:r>
-                    <w:rPr>
-                      <w:rFonts w:ascii="Cambria" w:hAnsi="Cambria" w:cs="Cambria" w:eastAsia="Cambria"/>
-                      <w:b w:val="0"/>
-                      <w:i w:val="0"/>
-                      <w:sz w:val="22"/>
-                    </w:rPr>
-                    <w:t>What is the area of the frame (the shaded part)?</w:t>
-                  </w:r>
-                </w:p>
-                <w:p>
-                  <w:pPr>
-                    <w:spacing w:before="0" w:after="68" w:line="240" w:lineRule="auto"/>
-                    <w:jc w:val="center"/>
-                  </w:pPr>
-                  <w:r>
-                    <w:rPr>
-                      <w:rFonts w:ascii="Cambria" w:hAnsi="Cambria" w:cs="Cambria" w:eastAsia="Cambria"/>
-                      <w:b w:val="0"/>
-                      <w:i w:val="0"/>
-                      <w:sz w:val="22"/>
-                    </w:rPr>
-                    <w:t xml:space="preserve">Note: Area of a rectangle: </w:t>
-                  </w:r>
-                  <w:r>
-                    <w:rPr>
-                      <w:rFonts w:ascii="Cambria" w:hAnsi="Cambria" w:cs="Cambria" w:eastAsia="Cambria"/>
-                      <w:b w:val="0"/>
-                      <w:i/>
-                      <w:sz w:val="22"/>
-                    </w:rPr>
-                    <w:t>A</w:t>
-                  </w:r>
-                  <w:r>
-                    <w:rPr>
-                      <w:rFonts w:ascii="Cambria" w:hAnsi="Cambria" w:cs="Cambria" w:eastAsia="Cambria"/>
-                      <w:b w:val="0"/>
-                      <w:i w:val="0"/>
-                      <w:sz w:val="22"/>
-                    </w:rPr>
-                    <w:t xml:space="preserve"> = </w:t>
-                  </w:r>
-                  <w:r>
-                    <w:rPr>
-                      <w:rFonts w:ascii="Cambria" w:hAnsi="Cambria" w:cs="Cambria" w:eastAsia="Cambria"/>
-                      <w:b w:val="0"/>
-                      <w:i/>
-                      <w:sz w:val="22"/>
-                    </w:rPr>
-                    <w:t>lb</w:t>
-                  </w:r>
-                </w:p>
-                <w:p>
-                  <w:pPr>
-                    <w:spacing w:before="0" w:after="0" w:lineRule="exact" w:line="204"/>
-                  </w:pPr>
-                </w:p>
-                <w:tbl>
-                  <w:tblPr>
-                    <w:tblW w:w="5013" w:type="dxa"/>
-                    <w:tblInd w:w="510" w:type="dxa"/>
-                    <w:tblBorders>
-                      <w:top w:val="nil"/>
-                      <w:left w:val="nil"/>
-                      <w:bottom w:val="nil"/>
-                      <w:right w:val="nil"/>
-                      <w:insideH w:val="nil"/>
-                      <w:insideV w:val="nil"/>
-                    </w:tblBorders>
-                    <w:tblLayout w:type="fixed"/>
-                    <w:tblCellMar>
-                      <w:top w:w="0" w:type="dxa"/>
-                      <w:left w:w="0" w:type="dxa"/>
-                      <w:bottom w:w="0" w:type="dxa"/>
-                      <w:right w:w="0" w:type="dxa"/>
-                    </w:tblCellMar>
-                    <w:tblLook w:firstColumn="1" w:firstRow="1" w:lastColumn="0" w:lastRow="0" w:noHBand="0" w:noVBand="1" w:val="04A0"/>
-                  </w:tblPr>
-                  <w:tblGrid>
-                    <w:gridCol w:w="1253"/>
-                    <w:gridCol w:w="1253"/>
-                    <w:gridCol w:w="1253"/>
-                    <w:gridCol w:w="1253"/>
-                  </w:tblGrid>
-                  <w:tr>
-                    <w:tc>
-                      <w:tcPr>
-                        <w:tcW w:type="dxa" w:w="1253"/>
-                      </w:tcPr>
-                      <w:p>
-                        <w:pPr>
-                          <w:tabs>
-                            <w:tab w:pos="351" w:val="left"/>
-                          </w:tabs>
-                          <w:spacing w:before="0" w:after="0" w:line="240" w:lineRule="auto"/>
-                          <w:ind w:left="351" w:hanging="351"/>
-                          <w:jc w:val="left"/>
-                        </w:pPr>
-                        <w:r>
-                          <w:rPr>
-                            <w:rFonts w:ascii="Cambria" w:hAnsi="Cambria" w:cs="Cambria" w:eastAsia="Cambria"/>
-                            <w:b w:val="0"/>
-                            <w:sz w:val="22"/>
-                          </w:rPr>
-                          <w:t>A.</w:t>
-                        </w:r>
-                        <w:r>
-                          <w:rPr>
-                            <w:rFonts w:ascii="Cambria" w:hAnsi="Cambria" w:cs="Cambria" w:eastAsia="Cambria"/>
-                            <w:sz w:val="22"/>
-                          </w:rPr>
-                          <w:tab/>
-                        </w:r>
-                        <w:r>
-                          <w:rPr>
-                            <w:rFonts w:ascii="Cambria" w:hAnsi="Cambria" w:cs="Cambria" w:eastAsia="Cambria"/>
-                            <w:b w:val="0"/>
-                            <w:i w:val="0"/>
-                            <w:sz w:val="22"/>
-                          </w:rPr>
-                          <w:t>750 cm²</w:t>
-                        </w:r>
-                      </w:p>
-                    </w:tc>
-                    <w:tc>
-                      <w:tcPr>
-                        <w:tcW w:type="dxa" w:w="1253"/>
-                      </w:tcPr>
-                      <w:p>
-                        <w:pPr>
-                          <w:tabs>
-                            <w:tab w:pos="351" w:val="left"/>
-                          </w:tabs>
-                          <w:spacing w:before="0" w:after="0" w:line="240" w:lineRule="auto"/>
-                          <w:ind w:left="351" w:hanging="351"/>
-                          <w:jc w:val="left"/>
-                        </w:pPr>
-                        <w:r>
-                          <w:rPr>
-                            <w:rFonts w:ascii="Cambria" w:hAnsi="Cambria" w:cs="Cambria" w:eastAsia="Cambria"/>
-                            <w:b w:val="0"/>
-                            <w:sz w:val="22"/>
-                          </w:rPr>
-                          <w:t>B.</w:t>
-                        </w:r>
-                        <w:r>
-                          <w:rPr>
-                            <w:rFonts w:ascii="Cambria" w:hAnsi="Cambria" w:cs="Cambria" w:eastAsia="Cambria"/>
-                            <w:sz w:val="22"/>
-                          </w:rPr>
-                          <w:tab/>
-                        </w:r>
-                        <w:r>
-                          <w:rPr>
-                            <w:rFonts w:ascii="Cambria" w:hAnsi="Cambria" w:cs="Cambria" w:eastAsia="Cambria"/>
-                            <w:b w:val="0"/>
-                            <w:i w:val="0"/>
-                            <w:sz w:val="22"/>
-                          </w:rPr>
-                          <w:t>1050 cm²</w:t>
-                        </w:r>
-                      </w:p>
-                    </w:tc>
-                    <w:tc>
-                      <w:tcPr>
-                        <w:tcW w:type="dxa" w:w="1253"/>
-                      </w:tcPr>
-                      <w:p>
-                        <w:pPr>
-                          <w:tabs>
-                            <w:tab w:pos="351" w:val="left"/>
-                          </w:tabs>
-                          <w:spacing w:before="0" w:after="0" w:line="240" w:lineRule="auto"/>
-                          <w:ind w:left="351" w:hanging="351"/>
-                          <w:jc w:val="left"/>
-                        </w:pPr>
-                        <w:r>
-                          <w:rPr>
-                            <w:rFonts w:ascii="Cambria" w:hAnsi="Cambria" w:cs="Cambria" w:eastAsia="Cambria"/>
-                            <w:b w:val="0"/>
-                            <w:sz w:val="22"/>
-                          </w:rPr>
-                          <w:t>C.</w:t>
-                        </w:r>
-                        <w:r>
-                          <w:rPr>
-                            <w:rFonts w:ascii="Cambria" w:hAnsi="Cambria" w:cs="Cambria" w:eastAsia="Cambria"/>
-                            <w:sz w:val="22"/>
-                          </w:rPr>
-                          <w:tab/>
-                        </w:r>
-                        <w:r>
-                          <w:rPr>
-                            <w:rFonts w:ascii="Cambria" w:hAnsi="Cambria" w:cs="Cambria" w:eastAsia="Cambria"/>
-                            <w:b w:val="0"/>
-                            <w:i w:val="0"/>
-                            <w:sz w:val="22"/>
-                          </w:rPr>
-                          <w:t>450 cm²</w:t>
-                        </w:r>
-                      </w:p>
-                    </w:tc>
-                    <w:tc>
-                      <w:tcPr>
-                        <w:tcW w:type="dxa" w:w="1253"/>
-                      </w:tcPr>
-                      <w:p>
-                        <w:pPr>
-                          <w:tabs>
-                            <w:tab w:pos="351" w:val="left"/>
-                          </w:tabs>
-                          <w:spacing w:before="0" w:after="0" w:line="240" w:lineRule="auto"/>
-                          <w:ind w:left="351" w:hanging="351"/>
-                          <w:jc w:val="left"/>
-                        </w:pPr>
-                        <w:r>
-                          <w:rPr>
-                            <w:rFonts w:ascii="Cambria" w:hAnsi="Cambria" w:cs="Cambria" w:eastAsia="Cambria"/>
-                            <w:b w:val="0"/>
-                            <w:sz w:val="22"/>
-                          </w:rPr>
-                          <w:t>D.</w:t>
-                        </w:r>
-                        <w:r>
-                          <w:rPr>
-                            <w:rFonts w:ascii="Cambria" w:hAnsi="Cambria" w:cs="Cambria" w:eastAsia="Cambria"/>
-                            <w:sz w:val="22"/>
-                          </w:rPr>
-                          <w:tab/>
-                        </w:r>
-                        <w:r>
-                          <w:rPr>
-                            <w:rFonts w:ascii="Cambria" w:hAnsi="Cambria" w:cs="Cambria" w:eastAsia="Cambria"/>
-                            <w:b w:val="0"/>
-                            <w:i w:val="0"/>
-                            <w:sz w:val="22"/>
-                          </w:rPr>
-                          <w:t>100 cm²</w:t>
-                        </w:r>
-                      </w:p>
-                    </w:tc>
-                  </w:tr>
-                </w:tbl>
-                <w:p>
-                  <w:pPr>
-                    <w:spacing w:before="0" w:after="0" w:lineRule="exact" w:line="34"/>
-                  </w:pPr>
-                </w:p>
-              </w:tc>
-              <w:tc>
-                <w:tcPr>
-                  <w:tcW w:type="dxa" w:w="3054"/>
-                  <w:vAlign w:val="center"/>
-                </w:tcPr>
-                <w:p>
-                  <w:pPr>
-                    <w:spacing w:before="91" w:after="57" w:line="240" w:lineRule="auto"/>
-                    <w:jc w:val="center"/>
-                  </w:pPr>
-                  <w:r>
-                    <w:drawing>
-                      <wp:inline xmlns:a="http://schemas.openxmlformats.org/drawingml/2006/main" xmlns:pic="http://schemas.openxmlformats.org/drawingml/2006/picture" distT="0" distB="0" distL="0" distR="0">
-                        <wp:extent cx="1867320" cy="1421710"/>
-                        <wp:docPr id="9" name="Picture 9"/>
-                        <wp:cNvGraphicFramePr>
-                          <a:graphicFrameLocks noChangeAspect="1"/>
-                        </wp:cNvGraphicFramePr>
-                        <a:graphic>
-                          <a:graphicData uri="http://schemas.openxmlformats.org/drawingml/2006/picture">
-                            <pic:pic>
-                              <pic:nvPicPr>
-                                <pic:cNvPr id="0" name="s2-q5.png"/>
-                                <pic:cNvPicPr/>
-                              </pic:nvPicPr>
-                              <pic:blipFill>
-                                <a:blip r:embed="rId18"/>
-                                <a:stretch>
-                                  <a:fillRect/>
-                                </a:stretch>
-                              </pic:blipFill>
-                              <pic:spPr>
-                                <a:xfrm>
-                                  <a:off x="0" y="0"/>
-                                  <a:ext cx="1867320" cy="1421710"/>
                                 </a:xfrm>
                                 <a:prstGeom prst="rect"/>
                               </pic:spPr>
@@ -8894,7 +5697,7 @@
       <w:tr>
         <w:trPr>
           <w:cantSplit/>
-          <w:trHeight w:val="2041" w:hRule="atLeast"/>
+          <w:trHeight w:val="2494" w:hRule="atLeast"/>
         </w:trPr>
         <w:tc>
           <w:tcPr>
@@ -8916,7 +5719,7 @@
                 <w:b w:val="0"/>
                 <w:sz w:val="22"/>
               </w:rPr>
-              <w:t>6</w:t>
+              <w:t>5</w:t>
             </w:r>
           </w:p>
         </w:tc>
@@ -8936,7 +5739,7 @@
                 <w:i w:val="0"/>
                 <w:sz w:val="22"/>
               </w:rPr>
-              <w:t>Find the perimeter of this shape.</w:t>
+              <w:t>For this right-angled triangle, find:</w:t>
             </w:r>
           </w:p>
           <w:p>
@@ -8947,7 +5750,7 @@
             <w:r>
               <w:drawing>
                 <wp:inline xmlns:a="http://schemas.openxmlformats.org/drawingml/2006/main" xmlns:pic="http://schemas.openxmlformats.org/drawingml/2006/picture" distT="0" distB="0" distL="0" distR="0">
-                  <wp:extent cx="1709640" cy="1415084"/>
+                  <wp:extent cx="1804680" cy="1300342"/>
                   <wp:docPr id="10" name="Picture 10"/>
                   <wp:cNvGraphicFramePr>
                     <a:graphicFrameLocks noChangeAspect="1"/>
@@ -8956,7 +5759,7 @@
                     <a:graphicData uri="http://schemas.openxmlformats.org/drawingml/2006/picture">
                       <pic:pic>
                         <pic:nvPicPr>
-                          <pic:cNvPr id="0" name="s2-q6.png"/>
+                          <pic:cNvPr id="0" name="s2-q5.png"/>
                           <pic:cNvPicPr/>
                         </pic:nvPicPr>
                         <pic:blipFill>
@@ -8968,7 +5771,7 @@
                         <pic:spPr>
                           <a:xfrm>
                             <a:off x="0" y="0"/>
-                            <a:ext cx="1709640" cy="1415084"/>
+                            <a:ext cx="1804680" cy="1300342"/>
                           </a:xfrm>
                           <a:prstGeom prst="rect"/>
                         </pic:spPr>
@@ -8981,26 +5784,20 @@
           </w:p>
           <w:p>
             <w:pPr>
-              <w:spacing w:before="91" w:after="68" w:line="240" w:lineRule="auto"/>
+              <w:tabs>
+                <w:tab w:pos="340" w:val="left"/>
+              </w:tabs>
+              <w:spacing w:before="34" w:after="34" w:line="240" w:lineRule="auto"/>
+              <w:ind w:left="340" w:hanging="312"/>
               <w:jc w:val="left"/>
             </w:pPr>
             <w:r>
               <w:rPr>
                 <w:rFonts w:ascii="Cambria" w:hAnsi="Cambria" w:cs="Cambria" w:eastAsia="Cambria"/>
-                <w:b w:val="0"/>
-                <w:i w:val="0"/>
                 <w:sz w:val="22"/>
               </w:rPr>
-              <w:t xml:space="preserve">Note: Pythagoras’ theorem: </w:t>
-            </w:r>
-            <w:r>
-              <w:rPr>
-                <w:rFonts w:ascii="Cambria" w:hAnsi="Cambria" w:cs="Cambria" w:eastAsia="Cambria"/>
-                <w:b w:val="0"/>
-                <w:i/>
-                <w:sz w:val="22"/>
-              </w:rPr>
-              <w:t>c</w:t>
+              <w:t>a.</w:t>
+              <w:tab/>
             </w:r>
             <w:r>
               <w:rPr>
@@ -9009,16 +5806,25 @@
                 <w:i w:val="0"/>
                 <w:sz w:val="22"/>
               </w:rPr>
-              <w:t xml:space="preserve">² = </w:t>
+              <w:t>its perimeter</w:t>
             </w:r>
+          </w:p>
+          <w:p>
+            <w:pPr>
+              <w:tabs>
+                <w:tab w:pos="340" w:val="left"/>
+              </w:tabs>
+              <w:spacing w:before="34" w:after="34" w:line="240" w:lineRule="auto"/>
+              <w:ind w:left="340" w:hanging="312"/>
+              <w:jc w:val="left"/>
+            </w:pPr>
             <w:r>
               <w:rPr>
                 <w:rFonts w:ascii="Cambria" w:hAnsi="Cambria" w:cs="Cambria" w:eastAsia="Cambria"/>
-                <w:b w:val="0"/>
-                <w:i/>
                 <w:sz w:val="22"/>
               </w:rPr>
-              <w:t>a</w:t>
+              <w:t>b.</w:t>
+              <w:tab/>
             </w:r>
             <w:r>
               <w:rPr>
@@ -9027,187 +5833,7 @@
                 <w:i w:val="0"/>
                 <w:sz w:val="22"/>
               </w:rPr>
-              <w:t xml:space="preserve">² + </w:t>
-            </w:r>
-            <w:r>
-              <w:rPr>
-                <w:rFonts w:ascii="Cambria" w:hAnsi="Cambria" w:cs="Cambria" w:eastAsia="Cambria"/>
-                <w:b w:val="0"/>
-                <w:i/>
-                <w:sz w:val="22"/>
-              </w:rPr>
-              <w:t>b</w:t>
-            </w:r>
-            <w:r>
-              <w:rPr>
-                <w:rFonts w:ascii="Cambria" w:hAnsi="Cambria" w:cs="Cambria" w:eastAsia="Cambria"/>
-                <w:b w:val="0"/>
-                <w:i w:val="0"/>
-                <w:sz w:val="22"/>
-              </w:rPr>
-              <w:t>²</w:t>
-            </w:r>
-          </w:p>
-        </w:tc>
-        <w:tc>
-          <w:tcPr>
-            <w:tcW w:type="dxa" w:w="5630"/>
-          </w:tcPr>
-          <w:p/>
-        </w:tc>
-        <w:tc>
-          <w:tcPr>
-            <w:tcW w:type="dxa" w:w="680"/>
-            <w:tcMar>
-              <w:left w:w="23" w:type="dxa"/>
-              <w:right w:w="23" w:type="dxa"/>
-            </w:tcMar>
-            <w:vAlign w:val="center"/>
-          </w:tcPr>
-          <w:p>
-            <w:pPr>
-              <w:spacing w:before="0" w:after="0" w:line="240" w:lineRule="auto"/>
-              <w:jc w:val="center"/>
-            </w:pPr>
-            <w:r>
-              <w:rPr>
-                <w:rFonts w:ascii="Cambria" w:hAnsi="Cambria" w:cs="Cambria" w:eastAsia="Cambria"/>
-                <w:b w:val="0"/>
-                <w:sz w:val="22"/>
-              </w:rPr>
-              <w:t>2</w:t>
-            </w:r>
-          </w:p>
-        </w:tc>
-      </w:tr>
-      <w:tr>
-        <w:trPr>
-          <w:cantSplit/>
-          <w:trHeight w:val="2835" w:hRule="atLeast"/>
-        </w:trPr>
-        <w:tc>
-          <w:tcPr>
-            <w:tcW w:type="dxa" w:w="380"/>
-            <w:tcMar>
-              <w:left w:w="23" w:type="dxa"/>
-              <w:right w:w="23" w:type="dxa"/>
-            </w:tcMar>
-            <w:vAlign w:val="center"/>
-          </w:tcPr>
-          <w:p>
-            <w:pPr>
-              <w:spacing w:before="0" w:after="0" w:line="240" w:lineRule="auto"/>
-              <w:jc w:val="center"/>
-            </w:pPr>
-            <w:r>
-              <w:rPr>
-                <w:rFonts w:ascii="Cambria" w:hAnsi="Cambria" w:cs="Cambria" w:eastAsia="Cambria"/>
-                <w:b w:val="0"/>
-                <w:sz w:val="22"/>
-              </w:rPr>
-              <w:t>7</w:t>
-            </w:r>
-          </w:p>
-        </w:tc>
-        <w:tc>
-          <w:tcPr>
-            <w:tcW w:type="dxa" w:w="3742"/>
-          </w:tcPr>
-          <w:p>
-            <w:pPr>
-              <w:spacing w:before="0" w:after="68" w:line="240" w:lineRule="auto"/>
-              <w:jc w:val="left"/>
-            </w:pPr>
-            <w:r>
-              <w:rPr>
-                <w:rFonts w:ascii="Cambria" w:hAnsi="Cambria" w:cs="Cambria" w:eastAsia="Cambria"/>
-                <w:b w:val="0"/>
-                <w:i w:val="0"/>
-                <w:sz w:val="22"/>
-              </w:rPr>
-              <w:t>Find the area of this shape.</w:t>
-            </w:r>
-          </w:p>
-          <w:p>
-            <w:pPr>
-              <w:spacing w:before="91" w:after="57" w:line="240" w:lineRule="auto"/>
-              <w:jc w:val="center"/>
-            </w:pPr>
-            <w:r>
-              <w:drawing>
-                <wp:inline xmlns:a="http://schemas.openxmlformats.org/drawingml/2006/main" xmlns:pic="http://schemas.openxmlformats.org/drawingml/2006/picture" distT="0" distB="0" distL="0" distR="0">
-                  <wp:extent cx="1540800" cy="1477231"/>
-                  <wp:docPr id="11" name="Picture 11"/>
-                  <wp:cNvGraphicFramePr>
-                    <a:graphicFrameLocks noChangeAspect="1"/>
-                  </wp:cNvGraphicFramePr>
-                  <a:graphic>
-                    <a:graphicData uri="http://schemas.openxmlformats.org/drawingml/2006/picture">
-                      <pic:pic>
-                        <pic:nvPicPr>
-                          <pic:cNvPr id="0" name="s2-q7.png"/>
-                          <pic:cNvPicPr/>
-                        </pic:nvPicPr>
-                        <pic:blipFill>
-                          <a:blip r:embed="rId20"/>
-                          <a:stretch>
-                            <a:fillRect/>
-                          </a:stretch>
-                        </pic:blipFill>
-                        <pic:spPr>
-                          <a:xfrm>
-                            <a:off x="0" y="0"/>
-                            <a:ext cx="1540800" cy="1477231"/>
-                          </a:xfrm>
-                          <a:prstGeom prst="rect"/>
-                        </pic:spPr>
-                      </pic:pic>
-                    </a:graphicData>
-                  </a:graphic>
-                </wp:inline>
-              </w:drawing>
-            </w:r>
-          </w:p>
-          <w:p>
-            <w:pPr>
-              <w:spacing w:before="91" w:after="68" w:line="240" w:lineRule="auto"/>
-              <w:jc w:val="left"/>
-            </w:pPr>
-            <w:r>
-              <w:rPr>
-                <w:rFonts w:ascii="Cambria" w:hAnsi="Cambria" w:cs="Cambria" w:eastAsia="Cambria"/>
-                <w:b w:val="0"/>
-                <w:i w:val="0"/>
-                <w:sz w:val="22"/>
-              </w:rPr>
-              <w:t xml:space="preserve">Note: Area of a rectangle: </w:t>
-            </w:r>
-            <w:r>
-              <w:rPr>
-                <w:rFonts w:ascii="Cambria" w:hAnsi="Cambria" w:cs="Cambria" w:eastAsia="Cambria"/>
-                <w:b w:val="0"/>
-                <w:i/>
-                <w:sz w:val="22"/>
-              </w:rPr>
-              <w:t>A</w:t>
-            </w:r>
-            <w:r>
-              <w:rPr>
-                <w:rFonts w:ascii="Cambria" w:hAnsi="Cambria" w:cs="Cambria" w:eastAsia="Cambria"/>
-                <w:b w:val="0"/>
-                <w:i w:val="0"/>
-                <w:sz w:val="22"/>
-              </w:rPr>
-              <w:t xml:space="preserve"> = </w:t>
-            </w:r>
-            <w:r>
-              <w:rPr>
-                <w:rFonts w:ascii="Cambria" w:hAnsi="Cambria" w:cs="Cambria" w:eastAsia="Cambria"/>
-                <w:b w:val="0"/>
-                <w:i/>
-                <w:sz w:val="22"/>
-              </w:rPr>
-              <w:t>lb</w:t>
+              <w:t>its area.</w:t>
             </w:r>
           </w:p>
           <w:p>
@@ -9257,7 +5883,30 @@
           <w:tcPr>
             <w:tcW w:type="dxa" w:w="5630"/>
           </w:tcPr>
-          <w:p/>
+          <w:p>
+            <w:pPr>
+              <w:spacing w:before="0" w:after="0" w:line="240" w:lineRule="auto"/>
+            </w:pPr>
+            <w:r>
+              <w:rPr>
+                <w:rFonts w:ascii="Cambria" w:hAnsi="Cambria" w:cs="Cambria" w:eastAsia="Cambria"/>
+                <w:sz w:val="22"/>
+              </w:rPr>
+              <w:t>a.</w:t>
+            </w:r>
+          </w:p>
+          <w:p>
+            <w:pPr>
+              <w:spacing w:before="853" w:after="0" w:line="240" w:lineRule="auto"/>
+            </w:pPr>
+            <w:r>
+              <w:rPr>
+                <w:rFonts w:ascii="Cambria" w:hAnsi="Cambria" w:cs="Cambria" w:eastAsia="Cambria"/>
+                <w:sz w:val="22"/>
+              </w:rPr>
+              <w:t>b.</w:t>
+            </w:r>
+          </w:p>
         </w:tc>
         <w:tc>
           <w:tcPr>
@@ -9266,20 +5915,31 @@
               <w:left w:w="23" w:type="dxa"/>
               <w:right w:w="23" w:type="dxa"/>
             </w:tcMar>
-            <w:vAlign w:val="center"/>
           </w:tcPr>
           <w:p>
             <w:pPr>
-              <w:spacing w:before="0" w:after="0" w:line="240" w:lineRule="auto"/>
+              <w:spacing w:before="427" w:after="0" w:line="240" w:lineRule="auto"/>
               <w:jc w:val="center"/>
             </w:pPr>
             <w:r>
               <w:rPr>
                 <w:rFonts w:ascii="Cambria" w:hAnsi="Cambria" w:cs="Cambria" w:eastAsia="Cambria"/>
-                <w:b w:val="0"/>
                 <w:sz w:val="22"/>
               </w:rPr>
-              <w:t>3</w:t>
+              <w:t>1</w:t>
+            </w:r>
+          </w:p>
+          <w:p>
+            <w:pPr>
+              <w:spacing w:before="989" w:after="0" w:line="240" w:lineRule="auto"/>
+              <w:jc w:val="center"/>
+            </w:pPr>
+            <w:r>
+              <w:rPr>
+                <w:rFonts w:ascii="Cambria" w:hAnsi="Cambria" w:cs="Cambria" w:eastAsia="Cambria"/>
+                <w:sz w:val="22"/>
+              </w:rPr>
+              <w:t>1</w:t>
             </w:r>
           </w:p>
         </w:tc>
@@ -9287,7 +5947,7 @@
       <w:tr>
         <w:trPr>
           <w:cantSplit/>
-          <w:trHeight w:val="2041" w:hRule="atLeast"/>
+          <w:trHeight w:val="2494" w:hRule="atLeast"/>
         </w:trPr>
         <w:tc>
           <w:tcPr>
@@ -9309,7 +5969,7 @@
                 <w:b w:val="0"/>
                 <w:sz w:val="22"/>
               </w:rPr>
-              <w:t>8</w:t>
+              <w:t>6</w:t>
             </w:r>
           </w:p>
         </w:tc>
@@ -9329,25 +5989,7 @@
                 <w:i w:val="0"/>
                 <w:sz w:val="22"/>
               </w:rPr>
-              <w:t xml:space="preserve">A storage tub is a rectangular prism with </w:t>
-            </w:r>
-            <w:r>
-              <w:rPr>
-                <w:rFonts w:ascii="Cambria" w:hAnsi="Cambria" w:cs="Cambria" w:eastAsia="Cambria"/>
-                <w:b/>
-                <w:i w:val="0"/>
-                <w:sz w:val="22"/>
-              </w:rPr>
-              <w:t>no lid</w:t>
-            </w:r>
-            <w:r>
-              <w:rPr>
-                <w:rFonts w:ascii="Cambria" w:hAnsi="Cambria" w:cs="Cambria" w:eastAsia="Cambria"/>
-                <w:b w:val="0"/>
-                <w:i w:val="0"/>
-                <w:sz w:val="22"/>
-              </w:rPr>
-              <w:t xml:space="preserve"> (it is open at the top). Find the surface area of the tub.</w:t>
+              <w:t>For this circle, find, correct to 1 decimal place:</w:t>
             </w:r>
           </w:p>
           <w:p>
@@ -9358,8 +6000,8 @@
             <w:r>
               <w:drawing>
                 <wp:inline xmlns:a="http://schemas.openxmlformats.org/drawingml/2006/main" xmlns:pic="http://schemas.openxmlformats.org/drawingml/2006/picture" distT="0" distB="0" distL="0" distR="0">
-                  <wp:extent cx="2056320" cy="1012995"/>
-                  <wp:docPr id="12" name="Picture 12"/>
+                  <wp:extent cx="1180800" cy="1180800"/>
+                  <wp:docPr id="11" name="Picture 11"/>
                   <wp:cNvGraphicFramePr>
                     <a:graphicFrameLocks noChangeAspect="1"/>
                   </wp:cNvGraphicFramePr>
@@ -9367,11 +6009,11 @@
                     <a:graphicData uri="http://schemas.openxmlformats.org/drawingml/2006/picture">
                       <pic:pic>
                         <pic:nvPicPr>
-                          <pic:cNvPr id="0" name="s2-q8.png"/>
+                          <pic:cNvPr id="0" name="s2-q6.png"/>
                           <pic:cNvPicPr/>
                         </pic:nvPicPr>
                         <pic:blipFill>
-                          <a:blip r:embed="rId21"/>
+                          <a:blip r:embed="rId20"/>
                           <a:stretch>
                             <a:fillRect/>
                           </a:stretch>
@@ -9379,7 +6021,7 @@
                         <pic:spPr>
                           <a:xfrm>
                             <a:off x="0" y="0"/>
-                            <a:ext cx="2056320" cy="1012995"/>
+                            <a:ext cx="1180800" cy="1180800"/>
                           </a:xfrm>
                           <a:prstGeom prst="rect"/>
                         </pic:spPr>
@@ -9388,6 +6030,60 @@
                   </a:graphic>
                 </wp:inline>
               </w:drawing>
+            </w:r>
+          </w:p>
+          <w:p>
+            <w:pPr>
+              <w:tabs>
+                <w:tab w:pos="340" w:val="left"/>
+              </w:tabs>
+              <w:spacing w:before="34" w:after="34" w:line="240" w:lineRule="auto"/>
+              <w:ind w:left="340" w:hanging="312"/>
+              <w:jc w:val="left"/>
+            </w:pPr>
+            <w:r>
+              <w:rPr>
+                <w:rFonts w:ascii="Cambria" w:hAnsi="Cambria" w:cs="Cambria" w:eastAsia="Cambria"/>
+                <w:sz w:val="22"/>
+              </w:rPr>
+              <w:t>a.</w:t>
+              <w:tab/>
+            </w:r>
+            <w:r>
+              <w:rPr>
+                <w:rFonts w:ascii="Cambria" w:hAnsi="Cambria" w:cs="Cambria" w:eastAsia="Cambria"/>
+                <w:b w:val="0"/>
+                <w:i w:val="0"/>
+                <w:sz w:val="22"/>
+              </w:rPr>
+              <w:t>its circumference</w:t>
+            </w:r>
+          </w:p>
+          <w:p>
+            <w:pPr>
+              <w:tabs>
+                <w:tab w:pos="340" w:val="left"/>
+              </w:tabs>
+              <w:spacing w:before="34" w:after="34" w:line="240" w:lineRule="auto"/>
+              <w:ind w:left="340" w:hanging="312"/>
+              <w:jc w:val="left"/>
+            </w:pPr>
+            <w:r>
+              <w:rPr>
+                <w:rFonts w:ascii="Cambria" w:hAnsi="Cambria" w:cs="Cambria" w:eastAsia="Cambria"/>
+                <w:sz w:val="22"/>
+              </w:rPr>
+              <w:t>b.</w:t>
+              <w:tab/>
+            </w:r>
+            <w:r>
+              <w:rPr>
+                <w:rFonts w:ascii="Cambria" w:hAnsi="Cambria" w:cs="Cambria" w:eastAsia="Cambria"/>
+                <w:b w:val="0"/>
+                <w:i w:val="0"/>
+                <w:sz w:val="22"/>
+              </w:rPr>
+              <w:t>its area.</w:t>
             </w:r>
           </w:p>
           <w:p>
@@ -9402,7 +6098,49 @@
                 <w:i w:val="0"/>
                 <w:sz w:val="22"/>
               </w:rPr>
-              <w:t xml:space="preserve">Note: Surface area = the total area of the faces; area of a rectangle: </w:t>
+              <w:t xml:space="preserve">Note: Circumference: </w:t>
+            </w:r>
+            <w:r>
+              <w:rPr>
+                <w:rFonts w:ascii="Cambria" w:hAnsi="Cambria" w:cs="Cambria" w:eastAsia="Cambria"/>
+                <w:b w:val="0"/>
+                <w:i/>
+                <w:sz w:val="22"/>
+              </w:rPr>
+              <w:t>C</w:t>
+            </w:r>
+            <w:r>
+              <w:rPr>
+                <w:rFonts w:ascii="Cambria" w:hAnsi="Cambria" w:cs="Cambria" w:eastAsia="Cambria"/>
+                <w:b w:val="0"/>
+                <w:i w:val="0"/>
+                <w:sz w:val="22"/>
+              </w:rPr>
+              <w:t xml:space="preserve"> = 2π</w:t>
+            </w:r>
+            <w:r>
+              <w:rPr>
+                <w:rFonts w:ascii="Cambria" w:hAnsi="Cambria" w:cs="Cambria" w:eastAsia="Cambria"/>
+                <w:b w:val="0"/>
+                <w:i/>
+                <w:sz w:val="22"/>
+              </w:rPr>
+              <w:t>r</w:t>
+            </w:r>
+          </w:p>
+          <w:p>
+            <w:pPr>
+              <w:spacing w:before="91" w:after="68" w:line="240" w:lineRule="auto"/>
+              <w:jc w:val="left"/>
+            </w:pPr>
+            <w:r>
+              <w:rPr>
+                <w:rFonts w:ascii="Cambria" w:hAnsi="Cambria" w:cs="Cambria" w:eastAsia="Cambria"/>
+                <w:b w:val="0"/>
+                <w:i w:val="0"/>
+                <w:sz w:val="22"/>
+              </w:rPr>
+              <w:t xml:space="preserve">Note: Area: </w:t>
             </w:r>
             <w:r>
               <w:rPr>
@@ -9420,7 +6158,7 @@
                 <w:i w:val="0"/>
                 <w:sz w:val="22"/>
               </w:rPr>
-              <w:t xml:space="preserve"> = </w:t>
+              <w:t xml:space="preserve"> = π</w:t>
             </w:r>
             <w:r>
               <w:rPr>
@@ -9429,7 +6167,16 @@
                 <w:i/>
                 <w:sz w:val="22"/>
               </w:rPr>
-              <w:t>lb</w:t>
+              <w:t>r</w:t>
+            </w:r>
+            <w:r>
+              <w:rPr>
+                <w:rFonts w:ascii="Cambria" w:hAnsi="Cambria" w:cs="Cambria" w:eastAsia="Cambria"/>
+                <w:b w:val="0"/>
+                <w:i w:val="0"/>
+                <w:sz w:val="22"/>
+              </w:rPr>
+              <w:t>²</w:t>
             </w:r>
           </w:p>
         </w:tc>
@@ -9437,7 +6184,30 @@
           <w:tcPr>
             <w:tcW w:type="dxa" w:w="5630"/>
           </w:tcPr>
-          <w:p/>
+          <w:p>
+            <w:pPr>
+              <w:spacing w:before="0" w:after="0" w:line="240" w:lineRule="auto"/>
+            </w:pPr>
+            <w:r>
+              <w:rPr>
+                <w:rFonts w:ascii="Cambria" w:hAnsi="Cambria" w:cs="Cambria" w:eastAsia="Cambria"/>
+                <w:sz w:val="22"/>
+              </w:rPr>
+              <w:t>a.</w:t>
+            </w:r>
+          </w:p>
+          <w:p>
+            <w:pPr>
+              <w:spacing w:before="853" w:after="0" w:line="240" w:lineRule="auto"/>
+            </w:pPr>
+            <w:r>
+              <w:rPr>
+                <w:rFonts w:ascii="Cambria" w:hAnsi="Cambria" w:cs="Cambria" w:eastAsia="Cambria"/>
+                <w:sz w:val="22"/>
+              </w:rPr>
+              <w:t>b.</w:t>
+            </w:r>
+          </w:p>
         </w:tc>
         <w:tc>
           <w:tcPr>
@@ -9446,201 +6216,31 @@
               <w:left w:w="23" w:type="dxa"/>
               <w:right w:w="23" w:type="dxa"/>
             </w:tcMar>
-            <w:vAlign w:val="center"/>
           </w:tcPr>
           <w:p>
             <w:pPr>
-              <w:spacing w:before="0" w:after="0" w:line="240" w:lineRule="auto"/>
+              <w:spacing w:before="427" w:after="0" w:line="240" w:lineRule="auto"/>
               <w:jc w:val="center"/>
             </w:pPr>
             <w:r>
               <w:rPr>
                 <w:rFonts w:ascii="Cambria" w:hAnsi="Cambria" w:cs="Cambria" w:eastAsia="Cambria"/>
-                <w:b w:val="0"/>
                 <w:sz w:val="22"/>
               </w:rPr>
-              <w:t>2</w:t>
+              <w:t>1</w:t>
             </w:r>
           </w:p>
-        </w:tc>
-      </w:tr>
-    </w:tbl>
-    <w:p>
-      <w:pPr>
-        <w:pageBreakBefore/>
-        <w:spacing w:before="0" w:after="0" w:lineRule="exact" w:line="20"/>
-      </w:pPr>
-      <w:r>
-        <w:rPr>
-          <w:rFonts w:ascii="Cambria" w:hAnsi="Cambria" w:cs="Cambria" w:eastAsia="Cambria"/>
-          <w:sz w:val="2"/>
-        </w:rPr>
-      </w:r>
-    </w:p>
-    <w:tbl>
-      <w:tblPr>
-        <w:tblW w:w="10431" w:type="dxa"/>
-        <w:tblBorders>
-          <w:top w:val="single" w:sz="6" w:space="0" w:color="1F1F1F"/>
-          <w:left w:val="single" w:sz="6" w:space="0" w:color="1F1F1F"/>
-          <w:bottom w:val="single" w:sz="6" w:space="0" w:color="1F1F1F"/>
-          <w:right w:val="single" w:sz="6" w:space="0" w:color="1F1F1F"/>
-          <w:insideH w:val="single" w:sz="6" w:space="0" w:color="1F1F1F"/>
-          <w:insideV w:val="single" w:sz="6" w:space="0" w:color="1F1F1F"/>
-        </w:tblBorders>
-        <w:tblLayout w:type="fixed"/>
-        <w:tblCellMar>
-          <w:top w:w="68" w:type="dxa"/>
-          <w:left w:w="91" w:type="dxa"/>
-          <w:bottom w:w="68" w:type="dxa"/>
-          <w:right w:w="91" w:type="dxa"/>
-        </w:tblCellMar>
-        <w:tblLook w:firstColumn="1" w:firstRow="1" w:lastColumn="0" w:lastRow="0" w:noHBand="0" w:noVBand="1" w:val="04A0"/>
-      </w:tblPr>
-      <w:tblGrid>
-        <w:gridCol w:w="380"/>
-        <w:gridCol w:w="3742"/>
-        <w:gridCol w:w="5630"/>
-        <w:gridCol w:w="680"/>
-      </w:tblGrid>
-      <w:tr>
-        <w:trPr>
-          <w:cantSplit/>
-          <w:trHeight w:val="663" w:hRule="atLeast"/>
-          <w:tblHeader/>
-        </w:trPr>
-        <w:tc>
-          <w:tcPr>
-            <w:tcW w:type="dxa" w:w="380"/>
-            <w:shd w:val="clear" w:color="auto" w:fill="0F3A63"/>
-            <w:tcMar>
-              <w:left w:w="17" w:type="dxa"/>
-              <w:right w:w="17" w:type="dxa"/>
-            </w:tcMar>
-            <w:vAlign w:val="center"/>
-          </w:tcPr>
           <w:p>
             <w:pPr>
-              <w:keepNext/>
-            </w:pPr>
-          </w:p>
-        </w:tc>
-        <w:tc>
-          <w:tcPr>
-            <w:tcW w:type="dxa" w:w="10052"/>
-            <w:gridSpan w:val="3"/>
-            <w:shd w:val="clear" w:color="auto" w:fill="0F3A63"/>
-            <w:vAlign w:val="center"/>
-          </w:tcPr>
-          <w:p>
-            <w:pPr>
-              <w:keepNext/>
-              <w:spacing w:before="0" w:after="0" w:line="240" w:lineRule="auto"/>
+              <w:spacing w:before="989" w:after="0" w:line="240" w:lineRule="auto"/>
               <w:jc w:val="center"/>
             </w:pPr>
             <w:r>
               <w:rPr>
                 <w:rFonts w:ascii="Cambria" w:hAnsi="Cambria" w:cs="Cambria" w:eastAsia="Cambria"/>
-                <w:b/>
-                <w:color w:val="FFFFFF"/>
-                <w:sz w:val="32"/>
-              </w:rPr>
-              <w:t>Section 2: Surface area and volume (continued)</w:t>
-            </w:r>
-          </w:p>
-        </w:tc>
-      </w:tr>
-      <w:tr>
-        <w:trPr>
-          <w:cantSplit/>
-          <w:trHeight w:val="516" w:hRule="atLeast"/>
-          <w:tblHeader/>
-        </w:trPr>
-        <w:tc>
-          <w:tcPr>
-            <w:tcW w:type="dxa" w:w="380"/>
-            <w:shd w:val="clear" w:color="auto" w:fill="EEF4FB"/>
-            <w:tcMar>
-              <w:left w:w="23" w:type="dxa"/>
-              <w:right w:w="23" w:type="dxa"/>
-            </w:tcMar>
-            <w:vAlign w:val="center"/>
-          </w:tcPr>
-          <w:p>
-            <w:pPr>
-              <w:keepNext/>
-              <w:spacing w:before="0" w:after="0" w:line="240" w:lineRule="auto"/>
-              <w:jc w:val="center"/>
-            </w:pPr>
-          </w:p>
-        </w:tc>
-        <w:tc>
-          <w:tcPr>
-            <w:tcW w:type="dxa" w:w="3742"/>
-            <w:shd w:val="clear" w:color="auto" w:fill="EEF4FB"/>
-            <w:vAlign w:val="center"/>
-          </w:tcPr>
-          <w:p>
-            <w:pPr>
-              <w:keepNext/>
-              <w:spacing w:before="0" w:after="0" w:line="240" w:lineRule="auto"/>
-              <w:jc w:val="center"/>
-            </w:pPr>
-            <w:r>
-              <w:rPr>
-                <w:rFonts w:ascii="Cambria" w:hAnsi="Cambria" w:cs="Cambria" w:eastAsia="Cambria"/>
-                <w:b/>
                 <w:sz w:val="22"/>
               </w:rPr>
-              <w:t>Question</w:t>
-            </w:r>
-          </w:p>
-        </w:tc>
-        <w:tc>
-          <w:tcPr>
-            <w:tcW w:type="dxa" w:w="5630"/>
-            <w:shd w:val="clear" w:color="auto" w:fill="EEF4FB"/>
-            <w:vAlign w:val="center"/>
-          </w:tcPr>
-          <w:p>
-            <w:pPr>
-              <w:keepNext/>
-              <w:spacing w:before="0" w:after="0" w:line="240" w:lineRule="auto"/>
-              <w:jc w:val="center"/>
-            </w:pPr>
-            <w:r>
-              <w:rPr>
-                <w:rFonts w:ascii="Cambria" w:hAnsi="Cambria" w:cs="Cambria" w:eastAsia="Cambria"/>
-                <w:b/>
-                <w:sz w:val="22"/>
-              </w:rPr>
-              <w:t>Working Out</w:t>
-            </w:r>
-          </w:p>
-        </w:tc>
-        <w:tc>
-          <w:tcPr>
-            <w:tcW w:type="dxa" w:w="680"/>
-            <w:shd w:val="clear" w:color="auto" w:fill="EEF4FB"/>
-            <w:tcMar>
-              <w:left w:w="23" w:type="dxa"/>
-              <w:right w:w="23" w:type="dxa"/>
-            </w:tcMar>
-            <w:vAlign w:val="center"/>
-          </w:tcPr>
-          <w:p>
-            <w:pPr>
-              <w:keepNext/>
-              <w:spacing w:before="0" w:after="0" w:line="240" w:lineRule="auto"/>
-              <w:jc w:val="center"/>
-            </w:pPr>
-            <w:r>
-              <w:rPr>
-                <w:rFonts w:ascii="Cambria" w:hAnsi="Cambria" w:cs="Cambria" w:eastAsia="Cambria"/>
-                <w:b/>
-                <w:sz w:val="22"/>
-              </w:rPr>
-              <w:t>Mark</w:t>
+              <w:t>1</w:t>
             </w:r>
           </w:p>
         </w:tc>
@@ -9670,7 +6270,7 @@
                 <w:b w:val="0"/>
                 <w:sz w:val="22"/>
               </w:rPr>
-              <w:t>9</w:t>
+              <w:t>7</w:t>
             </w:r>
           </w:p>
         </w:tc>
@@ -9690,7 +6290,7 @@
                 <w:i w:val="0"/>
                 <w:sz w:val="22"/>
               </w:rPr>
-              <w:t>This closed cylinder has a diameter of 12 cm and a height of 15 cm.</w:t>
+              <w:t>This closed cylinder has a radius of 6 cm and a height of 15 cm.</w:t>
             </w:r>
           </w:p>
           <w:p>
@@ -9701,8 +6301,8 @@
             <w:r>
               <w:drawing>
                 <wp:inline xmlns:a="http://schemas.openxmlformats.org/drawingml/2006/main" xmlns:pic="http://schemas.openxmlformats.org/drawingml/2006/picture" distT="0" distB="0" distL="0" distR="0">
-                  <wp:extent cx="1064520" cy="1197208"/>
-                  <wp:docPr id="13" name="Picture 13"/>
+                  <wp:extent cx="1064520" cy="1206255"/>
+                  <wp:docPr id="12" name="Picture 12"/>
                   <wp:cNvGraphicFramePr>
                     <a:graphicFrameLocks noChangeAspect="1"/>
                   </wp:cNvGraphicFramePr>
@@ -9710,11 +6310,11 @@
                     <a:graphicData uri="http://schemas.openxmlformats.org/drawingml/2006/picture">
                       <pic:pic>
                         <pic:nvPicPr>
-                          <pic:cNvPr id="0" name="s2-q9.png"/>
+                          <pic:cNvPr id="0" name="s2-q7.png"/>
                           <pic:cNvPicPr/>
                         </pic:nvPicPr>
                         <pic:blipFill>
-                          <a:blip r:embed="rId22"/>
+                          <a:blip r:embed="rId21"/>
                           <a:stretch>
                             <a:fillRect/>
                           </a:stretch>
@@ -9722,7 +6322,7 @@
                         <pic:spPr>
                           <a:xfrm>
                             <a:off x="0" y="0"/>
-                            <a:ext cx="1064520" cy="1197208"/>
+                            <a:ext cx="1064520" cy="1206255"/>
                           </a:xfrm>
                           <a:prstGeom prst="rect"/>
                         </pic:spPr>
@@ -9973,6 +6573,92 @@
           </w:p>
         </w:tc>
       </w:tr>
+    </w:tbl>
+    <w:p>
+      <w:pPr>
+        <w:pageBreakBefore/>
+        <w:spacing w:before="0" w:after="0" w:lineRule="exact" w:line="20"/>
+      </w:pPr>
+      <w:r>
+        <w:rPr>
+          <w:rFonts w:ascii="Cambria" w:hAnsi="Cambria" w:cs="Cambria" w:eastAsia="Cambria"/>
+          <w:sz w:val="2"/>
+        </w:rPr>
+      </w:r>
+    </w:p>
+    <w:tbl>
+      <w:tblPr>
+        <w:tblW w:w="10431" w:type="dxa"/>
+        <w:tblBorders>
+          <w:top w:val="single" w:sz="6" w:space="0" w:color="1F1F1F"/>
+          <w:left w:val="single" w:sz="6" w:space="0" w:color="1F1F1F"/>
+          <w:bottom w:val="single" w:sz="6" w:space="0" w:color="1F1F1F"/>
+          <w:right w:val="single" w:sz="6" w:space="0" w:color="1F1F1F"/>
+          <w:insideH w:val="single" w:sz="6" w:space="0" w:color="1F1F1F"/>
+          <w:insideV w:val="single" w:sz="6" w:space="0" w:color="1F1F1F"/>
+        </w:tblBorders>
+        <w:tblLayout w:type="fixed"/>
+        <w:tblCellMar>
+          <w:top w:w="68" w:type="dxa"/>
+          <w:left w:w="91" w:type="dxa"/>
+          <w:bottom w:w="68" w:type="dxa"/>
+          <w:right w:w="91" w:type="dxa"/>
+        </w:tblCellMar>
+        <w:tblLook w:firstColumn="1" w:firstRow="1" w:lastColumn="0" w:lastRow="0" w:noHBand="0" w:noVBand="1" w:val="04A0"/>
+      </w:tblPr>
+      <w:tblGrid>
+        <w:gridCol w:w="380"/>
+        <w:gridCol w:w="3742"/>
+        <w:gridCol w:w="5630"/>
+        <w:gridCol w:w="680"/>
+      </w:tblGrid>
+      <w:tr>
+        <w:trPr>
+          <w:cantSplit/>
+          <w:trHeight w:val="663" w:hRule="atLeast"/>
+          <w:tblHeader/>
+        </w:trPr>
+        <w:tc>
+          <w:tcPr>
+            <w:tcW w:type="dxa" w:w="380"/>
+            <w:shd w:val="clear" w:color="auto" w:fill="0F3A63"/>
+            <w:tcMar>
+              <w:left w:w="17" w:type="dxa"/>
+              <w:right w:w="17" w:type="dxa"/>
+            </w:tcMar>
+            <w:vAlign w:val="center"/>
+          </w:tcPr>
+          <w:p>
+            <w:pPr>
+              <w:keepNext/>
+            </w:pPr>
+          </w:p>
+        </w:tc>
+        <w:tc>
+          <w:tcPr>
+            <w:tcW w:type="dxa" w:w="10052"/>
+            <w:gridSpan w:val="3"/>
+            <w:shd w:val="clear" w:color="auto" w:fill="0F3A63"/>
+            <w:vAlign w:val="center"/>
+          </w:tcPr>
+          <w:p>
+            <w:pPr>
+              <w:keepNext/>
+              <w:spacing w:before="0" w:after="0" w:line="240" w:lineRule="auto"/>
+              <w:jc w:val="center"/>
+            </w:pPr>
+            <w:r>
+              <w:rPr>
+                <w:rFonts w:ascii="Cambria" w:hAnsi="Cambria" w:cs="Cambria" w:eastAsia="Cambria"/>
+                <w:b/>
+                <w:color w:val="FFFFFF"/>
+                <w:sz w:val="32"/>
+              </w:rPr>
+              <w:t>Section 2: Surface area and volume (continued)</w:t>
+            </w:r>
+          </w:p>
+        </w:tc>
+      </w:tr>
       <w:tr>
         <w:trPr>
           <w:cantSplit/>
@@ -10137,7 +6823,7 @@
                 <w:b w:val="0"/>
                 <w:sz w:val="22"/>
               </w:rPr>
-              <w:t>10</w:t>
+              <w:t>8</w:t>
             </w:r>
           </w:p>
         </w:tc>
@@ -10254,8 +6940,8 @@
                   <w:r>
                     <w:drawing>
                       <wp:inline xmlns:a="http://schemas.openxmlformats.org/drawingml/2006/main" xmlns:pic="http://schemas.openxmlformats.org/drawingml/2006/picture" distT="0" distB="0" distL="0" distR="0">
-                        <wp:extent cx="1869840" cy="1195969"/>
-                        <wp:docPr id="14" name="Picture 14"/>
+                        <wp:extent cx="1869840" cy="1205075"/>
+                        <wp:docPr id="13" name="Picture 13"/>
                         <wp:cNvGraphicFramePr>
                           <a:graphicFrameLocks noChangeAspect="1"/>
                         </wp:cNvGraphicFramePr>
@@ -10263,11 +6949,11 @@
                           <a:graphicData uri="http://schemas.openxmlformats.org/drawingml/2006/picture">
                             <pic:pic>
                               <pic:nvPicPr>
-                                <pic:cNvPr id="0" name="s2-q10.png"/>
+                                <pic:cNvPr id="0" name="s2-q8.png"/>
                                 <pic:cNvPicPr/>
                               </pic:nvPicPr>
                               <pic:blipFill>
-                                <a:blip r:embed="rId23"/>
+                                <a:blip r:embed="rId22"/>
                                 <a:stretch>
                                   <a:fillRect/>
                                 </a:stretch>
@@ -10275,7 +6961,7 @@
                               <pic:spPr>
                                 <a:xfrm>
                                   <a:off x="0" y="0"/>
-                                  <a:ext cx="1869840" cy="1195969"/>
+                                  <a:ext cx="1869840" cy="1205075"/>
                                 </a:xfrm>
                                 <a:prstGeom prst="rect"/>
                               </pic:spPr>
@@ -10404,7 +7090,7 @@
       <w:tr>
         <w:trPr>
           <w:cantSplit/>
-          <w:trHeight w:val="1928" w:hRule="atLeast"/>
+          <w:trHeight w:val="2835" w:hRule="atLeast"/>
         </w:trPr>
         <w:tc>
           <w:tcPr>
@@ -10483,7 +7169,7 @@
                 <w:b w:val="0"/>
                 <w:sz w:val="22"/>
               </w:rPr>
-              <w:t>2</w:t>
+              <w:t>3</w:t>
             </w:r>
           </w:p>
         </w:tc>
@@ -10774,7 +7460,7 @@
                 <w:b w:val="0"/>
                 <w:sz w:val="22"/>
               </w:rPr>
-              <w:t>11</w:t>
+              <w:t>9</w:t>
             </w:r>
           </w:p>
         </w:tc>
@@ -10810,13 +7496,13 @@
               <w:tblLook w:firstColumn="1" w:firstRow="1" w:lastColumn="0" w:lastRow="0" w:noHBand="0" w:noVBand="1" w:val="04A0"/>
             </w:tblPr>
             <w:tblGrid>
-              <w:gridCol w:w="5501"/>
-              <w:gridCol w:w="3689"/>
+              <w:gridCol w:w="5838"/>
+              <w:gridCol w:w="3352"/>
             </w:tblGrid>
             <w:tr>
               <w:tc>
                 <w:tcPr>
-                  <w:tcW w:type="dxa" w:w="5501"/>
+                  <w:tcW w:type="dxa" w:w="5838"/>
                   <w:tcMar>
                     <w:right w:w="227" w:type="dxa"/>
                   </w:tcMar>
@@ -10833,13 +7519,13 @@
                       <w:i w:val="0"/>
                       <w:sz w:val="22"/>
                     </w:rPr>
-                    <w:t>A farmer’s water trough is a prism 150 cm long, open at the top. Its end is a trapezium with the measurements shown.</w:t>
+                    <w:t>A closed wooden storage box is a rectangular prism 60 cm long, 40 cm wide and 30 cm high.</w:t>
                   </w:r>
                 </w:p>
               </w:tc>
               <w:tc>
                 <w:tcPr>
-                  <w:tcW w:type="dxa" w:w="3689"/>
+                  <w:tcW w:type="dxa" w:w="3352"/>
                 </w:tcPr>
                 <w:p>
                   <w:pPr>
@@ -10849,8 +7535,8 @@
                   <w:r>
                     <w:drawing>
                       <wp:inline xmlns:a="http://schemas.openxmlformats.org/drawingml/2006/main" xmlns:pic="http://schemas.openxmlformats.org/drawingml/2006/picture" distT="0" distB="0" distL="0" distR="0">
-                        <wp:extent cx="2270520" cy="1758896"/>
-                        <wp:docPr id="15" name="Picture 15"/>
+                        <wp:extent cx="2056320" cy="1088818"/>
+                        <wp:docPr id="14" name="Picture 14"/>
                         <wp:cNvGraphicFramePr>
                           <a:graphicFrameLocks noChangeAspect="1"/>
                         </wp:cNvGraphicFramePr>
@@ -10858,11 +7544,11 @@
                           <a:graphicData uri="http://schemas.openxmlformats.org/drawingml/2006/picture">
                             <pic:pic>
                               <pic:nvPicPr>
-                                <pic:cNvPr id="0" name="s2-q11.png"/>
+                                <pic:cNvPr id="0" name="s2-q9.png"/>
                                 <pic:cNvPicPr/>
                               </pic:nvPicPr>
                               <pic:blipFill>
-                                <a:blip r:embed="rId24"/>
+                                <a:blip r:embed="rId23"/>
                                 <a:stretch>
                                   <a:fillRect/>
                                 </a:stretch>
@@ -10870,7 +7556,7 @@
                               <pic:spPr>
                                 <a:xfrm>
                                   <a:off x="0" y="0"/>
-                                  <a:ext cx="2270520" cy="1758896"/>
+                                  <a:ext cx="2056320" cy="1088818"/>
                                 </a:xfrm>
                                 <a:prstGeom prst="rect"/>
                               </pic:spPr>
@@ -10912,7 +7598,7 @@
       <w:tr>
         <w:trPr>
           <w:cantSplit/>
-          <w:trHeight w:val="2835" w:hRule="atLeast"/>
+          <w:trHeight w:val="1474" w:hRule="atLeast"/>
         </w:trPr>
         <w:tc>
           <w:tcPr>
@@ -10925,6 +7611,7 @@
           </w:tcPr>
           <w:p>
             <w:pPr>
+              <w:keepNext/>
               <w:spacing w:before="0" w:after="0" w:line="240" w:lineRule="auto"/>
               <w:jc w:val="center"/>
             </w:pPr>
@@ -10944,6 +7631,7 @@
           </w:tcPr>
           <w:p>
             <w:pPr>
+              <w:keepNext/>
               <w:spacing w:before="0" w:after="68" w:line="240" w:lineRule="auto"/>
               <w:jc w:val="left"/>
             </w:pPr>
@@ -10954,11 +7642,12 @@
                 <w:i w:val="0"/>
                 <w:sz w:val="22"/>
               </w:rPr>
-              <w:t>Find the area of the trapezium-shaped end of the trough.</w:t>
+              <w:t>Find the volume of the box in cm³.</w:t>
             </w:r>
           </w:p>
           <w:p>
             <w:pPr>
+              <w:keepNext/>
               <w:spacing w:before="91" w:after="68" w:line="240" w:lineRule="auto"/>
               <w:jc w:val="left"/>
             </w:pPr>
@@ -10969,174 +7658,7 @@
                 <w:i w:val="0"/>
                 <w:sz w:val="22"/>
               </w:rPr>
-              <w:t xml:space="preserve">Note: Trapezium: </w:t>
-            </w:r>
-            <w:r>
-              <w:rPr>
-                <w:rFonts w:ascii="Cambria" w:hAnsi="Cambria" w:cs="Cambria" w:eastAsia="Cambria"/>
-                <w:b w:val="0"/>
-                <w:i/>
-                <w:sz w:val="22"/>
-              </w:rPr>
-              <w:t>A</w:t>
-            </w:r>
-            <w:r>
-              <w:rPr>
-                <w:rFonts w:ascii="Cambria" w:hAnsi="Cambria" w:cs="Cambria" w:eastAsia="Cambria"/>
-                <w:b w:val="0"/>
-                <w:i w:val="0"/>
-                <w:sz w:val="22"/>
-              </w:rPr>
-              <w:t xml:space="preserve"> = ½</w:t>
-            </w:r>
-            <w:r>
-              <w:rPr>
-                <w:rFonts w:ascii="Cambria" w:hAnsi="Cambria" w:cs="Cambria" w:eastAsia="Cambria"/>
-                <w:b w:val="0"/>
-                <w:i/>
-                <w:sz w:val="22"/>
-              </w:rPr>
-              <w:t>h</w:t>
-            </w:r>
-            <w:r>
-              <w:rPr>
-                <w:rFonts w:ascii="Cambria" w:hAnsi="Cambria" w:cs="Cambria" w:eastAsia="Cambria"/>
-                <w:b w:val="0"/>
-                <w:i w:val="0"/>
-                <w:sz w:val="22"/>
-              </w:rPr>
-              <w:t>(</w:t>
-            </w:r>
-            <w:r>
-              <w:rPr>
-                <w:rFonts w:ascii="Cambria" w:hAnsi="Cambria" w:cs="Cambria" w:eastAsia="Cambria"/>
-                <w:b w:val="0"/>
-                <w:i/>
-                <w:sz w:val="22"/>
-              </w:rPr>
-              <w:t>a</w:t>
-            </w:r>
-            <w:r>
-              <w:rPr>
-                <w:rFonts w:ascii="Cambria" w:hAnsi="Cambria" w:cs="Cambria" w:eastAsia="Cambria"/>
-                <w:b w:val="0"/>
-                <w:i w:val="0"/>
-                <w:sz w:val="22"/>
-              </w:rPr>
-              <w:t xml:space="preserve"> + </w:t>
-            </w:r>
-            <w:r>
-              <w:rPr>
-                <w:rFonts w:ascii="Cambria" w:hAnsi="Cambria" w:cs="Cambria" w:eastAsia="Cambria"/>
-                <w:b w:val="0"/>
-                <w:i/>
-                <w:sz w:val="22"/>
-              </w:rPr>
-              <w:t>b</w:t>
-            </w:r>
-            <w:r>
-              <w:rPr>
-                <w:rFonts w:ascii="Cambria" w:hAnsi="Cambria" w:cs="Cambria" w:eastAsia="Cambria"/>
-                <w:b w:val="0"/>
-                <w:i w:val="0"/>
-                <w:sz w:val="22"/>
-              </w:rPr>
-              <w:t>)</w:t>
-            </w:r>
-          </w:p>
-        </w:tc>
-        <w:tc>
-          <w:tcPr>
-            <w:tcW w:type="dxa" w:w="5630"/>
-          </w:tcPr>
-          <w:p/>
-        </w:tc>
-        <w:tc>
-          <w:tcPr>
-            <w:tcW w:type="dxa" w:w="680"/>
-            <w:tcMar>
-              <w:left w:w="23" w:type="dxa"/>
-              <w:right w:w="23" w:type="dxa"/>
-            </w:tcMar>
-            <w:vAlign w:val="center"/>
-          </w:tcPr>
-          <w:p>
-            <w:pPr>
-              <w:spacing w:before="0" w:after="0" w:line="240" w:lineRule="auto"/>
-              <w:jc w:val="center"/>
-            </w:pPr>
-            <w:r>
-              <w:rPr>
-                <w:rFonts w:ascii="Cambria" w:hAnsi="Cambria" w:cs="Cambria" w:eastAsia="Cambria"/>
-                <w:b w:val="0"/>
-                <w:sz w:val="22"/>
-              </w:rPr>
-              <w:t>2</w:t>
-            </w:r>
-          </w:p>
-        </w:tc>
-      </w:tr>
-      <w:tr>
-        <w:trPr>
-          <w:cantSplit/>
-          <w:trHeight w:val="2041" w:hRule="atLeast"/>
-        </w:trPr>
-        <w:tc>
-          <w:tcPr>
-            <w:tcW w:type="dxa" w:w="380"/>
-            <w:tcMar>
-              <w:left w:w="23" w:type="dxa"/>
-              <w:right w:w="23" w:type="dxa"/>
-            </w:tcMar>
-            <w:vAlign w:val="center"/>
-          </w:tcPr>
-          <w:p>
-            <w:pPr>
-              <w:spacing w:before="0" w:after="0" w:line="240" w:lineRule="auto"/>
-              <w:jc w:val="center"/>
-            </w:pPr>
-            <w:r>
-              <w:rPr>
-                <w:rFonts w:ascii="Cambria" w:hAnsi="Cambria" w:cs="Cambria" w:eastAsia="Cambria"/>
-                <w:b w:val="0"/>
-                <w:sz w:val="22"/>
-              </w:rPr>
-              <w:t>b</w:t>
-            </w:r>
-          </w:p>
-        </w:tc>
-        <w:tc>
-          <w:tcPr>
-            <w:tcW w:type="dxa" w:w="3742"/>
-          </w:tcPr>
-          <w:p>
-            <w:pPr>
-              <w:spacing w:before="0" w:after="68" w:line="240" w:lineRule="auto"/>
-              <w:jc w:val="left"/>
-            </w:pPr>
-            <w:r>
-              <w:rPr>
-                <w:rFonts w:ascii="Cambria" w:hAnsi="Cambria" w:cs="Cambria" w:eastAsia="Cambria"/>
-                <w:b w:val="0"/>
-                <w:i w:val="0"/>
-                <w:sz w:val="22"/>
-              </w:rPr>
-              <w:t>Find the volume of the trough in cm³.</w:t>
-            </w:r>
-          </w:p>
-          <w:p>
-            <w:pPr>
-              <w:spacing w:before="91" w:after="68" w:line="240" w:lineRule="auto"/>
-              <w:jc w:val="left"/>
-            </w:pPr>
-            <w:r>
-              <w:rPr>
-                <w:rFonts w:ascii="Cambria" w:hAnsi="Cambria" w:cs="Cambria" w:eastAsia="Cambria"/>
-                <w:b w:val="0"/>
-                <w:i w:val="0"/>
-                <w:sz w:val="22"/>
-              </w:rPr>
-              <w:t xml:space="preserve">Note: Volume of a prism: </w:t>
+              <w:t xml:space="preserve">Note: Volume of a rectangular prism: </w:t>
             </w:r>
             <w:r>
               <w:rPr>
@@ -11163,73 +7685,7 @@
                 <w:i/>
                 <w:sz w:val="22"/>
               </w:rPr>
-              <w:t>A</w:t>
-            </w:r>
-            <w:r>
-              <w:rPr>
-                <w:rFonts w:ascii="Cambria" w:hAnsi="Cambria" w:cs="Cambria" w:eastAsia="Cambria"/>
-                <w:b w:val="0"/>
-                <w:i w:val="0"/>
-                <w:sz w:val="22"/>
-              </w:rPr>
-              <w:t xml:space="preserve"> × </w:t>
-            </w:r>
-            <w:r>
-              <w:rPr>
-                <w:rFonts w:ascii="Cambria" w:hAnsi="Cambria" w:cs="Cambria" w:eastAsia="Cambria"/>
-                <w:b w:val="0"/>
-                <w:i/>
-                <w:sz w:val="22"/>
-              </w:rPr>
-              <w:t>l</w:t>
-            </w:r>
-            <w:r>
-              <w:br/>
-            </w:r>
-            <w:r>
-              <w:rPr>
-                <w:rFonts w:ascii="Cambria" w:hAnsi="Cambria" w:cs="Cambria" w:eastAsia="Cambria"/>
-                <w:b w:val="0"/>
-                <w:i w:val="0"/>
-                <w:sz w:val="22"/>
-              </w:rPr>
-              <w:t>(</w:t>
-            </w:r>
-            <w:r>
-              <w:rPr>
-                <w:rFonts w:ascii="Cambria" w:hAnsi="Cambria" w:cs="Cambria" w:eastAsia="Cambria"/>
-                <w:b w:val="0"/>
-                <w:i/>
-                <w:sz w:val="22"/>
-              </w:rPr>
-              <w:t>A</w:t>
-            </w:r>
-            <w:r>
-              <w:rPr>
-                <w:rFonts w:ascii="Cambria" w:hAnsi="Cambria" w:cs="Cambria" w:eastAsia="Cambria"/>
-                <w:b w:val="0"/>
-                <w:i w:val="0"/>
-                <w:sz w:val="22"/>
-              </w:rPr>
-              <w:t xml:space="preserve"> = area of the end, </w:t>
-            </w:r>
-            <w:r>
-              <w:rPr>
-                <w:rFonts w:ascii="Cambria" w:hAnsi="Cambria" w:cs="Cambria" w:eastAsia="Cambria"/>
-                <w:b w:val="0"/>
-                <w:i/>
-                <w:sz w:val="22"/>
-              </w:rPr>
-              <w:t>l</w:t>
-            </w:r>
-            <w:r>
-              <w:rPr>
-                <w:rFonts w:ascii="Cambria" w:hAnsi="Cambria" w:cs="Cambria" w:eastAsia="Cambria"/>
-                <w:b w:val="0"/>
-                <w:i w:val="0"/>
-                <w:sz w:val="22"/>
-              </w:rPr>
-              <w:t xml:space="preserve"> = length of the prism)</w:t>
+              <w:t>lwh</w:t>
             </w:r>
           </w:p>
         </w:tc>
@@ -11237,7 +7693,11 @@
           <w:tcPr>
             <w:tcW w:type="dxa" w:w="5630"/>
           </w:tcPr>
-          <w:p/>
+          <w:p>
+            <w:pPr>
+              <w:keepNext/>
+            </w:pPr>
+          </w:p>
         </w:tc>
         <w:tc>
           <w:tcPr>
@@ -11250,6 +7710,7 @@
           </w:tcPr>
           <w:p>
             <w:pPr>
+              <w:keepNext/>
               <w:spacing w:before="0" w:after="0" w:line="240" w:lineRule="auto"/>
               <w:jc w:val="center"/>
             </w:pPr>
@@ -11267,7 +7728,7 @@
       <w:tr>
         <w:trPr>
           <w:cantSplit/>
-          <w:trHeight w:val="2041" w:hRule="atLeast"/>
+          <w:trHeight w:val="1474" w:hRule="atLeast"/>
         </w:trPr>
         <w:tc>
           <w:tcPr>
@@ -11290,7 +7751,7 @@
                 <w:b w:val="0"/>
                 <w:sz w:val="22"/>
               </w:rPr>
-              <w:t>c</w:t>
+              <w:t>b</w:t>
             </w:r>
           </w:p>
         </w:tc>
@@ -11311,7 +7772,7 @@
                 <w:i w:val="0"/>
                 <w:sz w:val="22"/>
               </w:rPr>
-              <w:t>How many litres of water does the trough hold when it is full?</w:t>
+              <w:t>How many litres does the box hold?</w:t>
             </w:r>
           </w:p>
           <w:p>
@@ -11363,6 +7824,136 @@
                 <w:sz w:val="22"/>
               </w:rPr>
               <w:t>1</w:t>
+            </w:r>
+          </w:p>
+        </w:tc>
+      </w:tr>
+      <w:tr>
+        <w:trPr>
+          <w:cantSplit/>
+          <w:trHeight w:val="2835" w:hRule="atLeast"/>
+        </w:trPr>
+        <w:tc>
+          <w:tcPr>
+            <w:tcW w:type="dxa" w:w="380"/>
+            <w:tcMar>
+              <w:left w:w="23" w:type="dxa"/>
+              <w:right w:w="23" w:type="dxa"/>
+            </w:tcMar>
+            <w:vAlign w:val="center"/>
+          </w:tcPr>
+          <w:p>
+            <w:pPr>
+              <w:keepNext/>
+              <w:spacing w:before="0" w:after="0" w:line="240" w:lineRule="auto"/>
+              <w:jc w:val="center"/>
+            </w:pPr>
+            <w:r>
+              <w:rPr>
+                <w:rFonts w:ascii="Cambria" w:hAnsi="Cambria" w:cs="Cambria" w:eastAsia="Cambria"/>
+                <w:b w:val="0"/>
+                <w:sz w:val="22"/>
+              </w:rPr>
+              <w:t>c</w:t>
+            </w:r>
+          </w:p>
+        </w:tc>
+        <w:tc>
+          <w:tcPr>
+            <w:tcW w:type="dxa" w:w="3742"/>
+          </w:tcPr>
+          <w:p>
+            <w:pPr>
+              <w:keepNext/>
+              <w:spacing w:before="0" w:after="68" w:line="240" w:lineRule="auto"/>
+              <w:jc w:val="left"/>
+            </w:pPr>
+            <w:r>
+              <w:rPr>
+                <w:rFonts w:ascii="Cambria" w:hAnsi="Cambria" w:cs="Cambria" w:eastAsia="Cambria"/>
+                <w:b w:val="0"/>
+                <w:i w:val="0"/>
+                <w:sz w:val="22"/>
+              </w:rPr>
+              <w:t>The outside of the box is to be painted. Find the surface area of the box.</w:t>
+            </w:r>
+          </w:p>
+          <w:p>
+            <w:pPr>
+              <w:keepNext/>
+              <w:spacing w:before="91" w:after="68" w:line="240" w:lineRule="auto"/>
+              <w:jc w:val="left"/>
+            </w:pPr>
+            <w:r>
+              <w:rPr>
+                <w:rFonts w:ascii="Cambria" w:hAnsi="Cambria" w:cs="Cambria" w:eastAsia="Cambria"/>
+                <w:b w:val="0"/>
+                <w:i w:val="0"/>
+                <w:sz w:val="22"/>
+              </w:rPr>
+              <w:t xml:space="preserve">Note: Surface area = the total area of the 6 faces; area of a rectangle: </w:t>
+            </w:r>
+            <w:r>
+              <w:rPr>
+                <w:rFonts w:ascii="Cambria" w:hAnsi="Cambria" w:cs="Cambria" w:eastAsia="Cambria"/>
+                <w:b w:val="0"/>
+                <w:i/>
+                <w:sz w:val="22"/>
+              </w:rPr>
+              <w:t>A</w:t>
+            </w:r>
+            <w:r>
+              <w:rPr>
+                <w:rFonts w:ascii="Cambria" w:hAnsi="Cambria" w:cs="Cambria" w:eastAsia="Cambria"/>
+                <w:b w:val="0"/>
+                <w:i w:val="0"/>
+                <w:sz w:val="22"/>
+              </w:rPr>
+              <w:t xml:space="preserve"> = </w:t>
+            </w:r>
+            <w:r>
+              <w:rPr>
+                <w:rFonts w:ascii="Cambria" w:hAnsi="Cambria" w:cs="Cambria" w:eastAsia="Cambria"/>
+                <w:b w:val="0"/>
+                <w:i/>
+                <w:sz w:val="22"/>
+              </w:rPr>
+              <w:t>lb</w:t>
+            </w:r>
+          </w:p>
+        </w:tc>
+        <w:tc>
+          <w:tcPr>
+            <w:tcW w:type="dxa" w:w="5630"/>
+          </w:tcPr>
+          <w:p>
+            <w:pPr>
+              <w:keepNext/>
+            </w:pPr>
+          </w:p>
+        </w:tc>
+        <w:tc>
+          <w:tcPr>
+            <w:tcW w:type="dxa" w:w="680"/>
+            <w:tcMar>
+              <w:left w:w="23" w:type="dxa"/>
+              <w:right w:w="23" w:type="dxa"/>
+            </w:tcMar>
+            <w:vAlign w:val="center"/>
+          </w:tcPr>
+          <w:p>
+            <w:pPr>
+              <w:keepNext/>
+              <w:spacing w:before="0" w:after="0" w:line="240" w:lineRule="auto"/>
+              <w:jc w:val="center"/>
+            </w:pPr>
+            <w:r>
+              <w:rPr>
+                <w:rFonts w:ascii="Cambria" w:hAnsi="Cambria" w:cs="Cambria" w:eastAsia="Cambria"/>
+                <w:b w:val="0"/>
+                <w:sz w:val="22"/>
+              </w:rPr>
+              <w:t>3</w:t>
             </w:r>
           </w:p>
         </w:tc>
@@ -11427,7 +8018,7 @@
                 <w:b/>
                 <w:sz w:val="22"/>
               </w:rPr>
-              <w:t>/24</w:t>
+              <w:t>/22</w:t>
             </w:r>
           </w:p>
         </w:tc>
@@ -12335,8 +8926,8 @@
                   <w:r>
                     <w:drawing>
                       <wp:inline xmlns:a="http://schemas.openxmlformats.org/drawingml/2006/main" xmlns:pic="http://schemas.openxmlformats.org/drawingml/2006/picture" distT="0" distB="0" distL="0" distR="0">
-                        <wp:extent cx="1897920" cy="1090165"/>
-                        <wp:docPr id="16" name="Picture 16"/>
+                        <wp:extent cx="1897920" cy="1084958"/>
+                        <wp:docPr id="15" name="Picture 15"/>
                         <wp:cNvGraphicFramePr>
                           <a:graphicFrameLocks noChangeAspect="1"/>
                         </wp:cNvGraphicFramePr>
@@ -12348,7 +8939,7 @@
                                 <pic:cNvPicPr/>
                               </pic:nvPicPr>
                               <pic:blipFill>
-                                <a:blip r:embed="rId25"/>
+                                <a:blip r:embed="rId24"/>
                                 <a:stretch>
                                   <a:fillRect/>
                                 </a:stretch>
@@ -12356,7 +8947,7 @@
                               <pic:spPr>
                                 <a:xfrm>
                                   <a:off x="0" y="0"/>
-                                  <a:ext cx="1897920" cy="1090165"/>
+                                  <a:ext cx="1897920" cy="1084958"/>
                                 </a:xfrm>
                                 <a:prstGeom prst="rect"/>
                               </pic:spPr>
@@ -13527,7 +10118,7 @@
       <w:tr>
         <w:trPr>
           <w:cantSplit/>
-          <w:trHeight w:val="2041" w:hRule="atLeast"/>
+          <w:trHeight w:val="3742" w:hRule="atLeast"/>
         </w:trPr>
         <w:tc>
           <w:tcPr>
@@ -13569,14 +10160,26 @@
                 <w:i w:val="0"/>
                 <w:sz w:val="22"/>
               </w:rPr>
-              <w:t>Expand and simplify:</w:t>
+              <w:t>Simplify:</w:t>
             </w:r>
           </w:p>
           <w:p>
             <w:pPr>
-              <w:spacing w:before="0" w:after="68" w:line="240" w:lineRule="auto"/>
+              <w:tabs>
+                <w:tab w:pos="340" w:val="left"/>
+              </w:tabs>
+              <w:spacing w:before="34" w:after="34" w:line="240" w:lineRule="auto"/>
+              <w:ind w:left="340" w:hanging="312"/>
               <w:jc w:val="left"/>
             </w:pPr>
+            <w:r>
+              <w:rPr>
+                <w:rFonts w:ascii="Cambria" w:hAnsi="Cambria" w:cs="Cambria" w:eastAsia="Cambria"/>
+                <w:sz w:val="22"/>
+              </w:rPr>
+              <w:t>a.</w:t>
+              <w:tab/>
+            </w:r>
             <w:r>
               <w:rPr>
                 <w:rFonts w:ascii="Cambria" w:hAnsi="Cambria" w:cs="Cambria" w:eastAsia="Cambria"/>
@@ -13584,7 +10187,97 @@
                 <w:i w:val="0"/>
                 <w:sz w:val="22"/>
               </w:rPr>
-              <w:t>3(4</w:t>
+              <w:t>5</w:t>
+            </w:r>
+            <w:r>
+              <w:rPr>
+                <w:rFonts w:ascii="Cambria" w:hAnsi="Cambria" w:cs="Cambria" w:eastAsia="Cambria"/>
+                <w:b w:val="0"/>
+                <w:i/>
+                <w:sz w:val="22"/>
+              </w:rPr>
+              <w:t>a</w:t>
+            </w:r>
+            <w:r>
+              <w:rPr>
+                <w:rFonts w:ascii="Cambria" w:hAnsi="Cambria" w:cs="Cambria" w:eastAsia="Cambria"/>
+                <w:b w:val="0"/>
+                <w:i w:val="0"/>
+                <w:sz w:val="22"/>
+              </w:rPr>
+              <w:t xml:space="preserve"> + 3</w:t>
+            </w:r>
+            <w:r>
+              <w:rPr>
+                <w:rFonts w:ascii="Cambria" w:hAnsi="Cambria" w:cs="Cambria" w:eastAsia="Cambria"/>
+                <w:b w:val="0"/>
+                <w:i/>
+                <w:sz w:val="22"/>
+              </w:rPr>
+              <w:t>b</w:t>
+            </w:r>
+            <w:r>
+              <w:rPr>
+                <w:rFonts w:ascii="Cambria" w:hAnsi="Cambria" w:cs="Cambria" w:eastAsia="Cambria"/>
+                <w:b w:val="0"/>
+                <w:i w:val="0"/>
+                <w:sz w:val="22"/>
+              </w:rPr>
+              <w:t xml:space="preserve"> − 2</w:t>
+            </w:r>
+            <w:r>
+              <w:rPr>
+                <w:rFonts w:ascii="Cambria" w:hAnsi="Cambria" w:cs="Cambria" w:eastAsia="Cambria"/>
+                <w:b w:val="0"/>
+                <w:i/>
+                <w:sz w:val="22"/>
+              </w:rPr>
+              <w:t>a</w:t>
+            </w:r>
+            <w:r>
+              <w:rPr>
+                <w:rFonts w:ascii="Cambria" w:hAnsi="Cambria" w:cs="Cambria" w:eastAsia="Cambria"/>
+                <w:b w:val="0"/>
+                <w:i w:val="0"/>
+                <w:sz w:val="22"/>
+              </w:rPr>
+              <w:t xml:space="preserve"> + </w:t>
+            </w:r>
+            <w:r>
+              <w:rPr>
+                <w:rFonts w:ascii="Cambria" w:hAnsi="Cambria" w:cs="Cambria" w:eastAsia="Cambria"/>
+                <w:b w:val="0"/>
+                <w:i/>
+                <w:sz w:val="22"/>
+              </w:rPr>
+              <w:t>b</w:t>
+            </w:r>
+          </w:p>
+          <w:p>
+            <w:pPr>
+              <w:tabs>
+                <w:tab w:pos="340" w:val="left"/>
+              </w:tabs>
+              <w:spacing w:before="34" w:after="34" w:line="240" w:lineRule="auto"/>
+              <w:ind w:left="340" w:hanging="312"/>
+              <w:jc w:val="left"/>
+            </w:pPr>
+            <w:r>
+              <w:rPr>
+                <w:rFonts w:ascii="Cambria" w:hAnsi="Cambria" w:cs="Cambria" w:eastAsia="Cambria"/>
+                <w:sz w:val="22"/>
+              </w:rPr>
+              <w:t>b.</w:t>
+              <w:tab/>
+            </w:r>
+            <w:r>
+              <w:rPr>
+                <w:rFonts w:ascii="Cambria" w:hAnsi="Cambria" w:cs="Cambria" w:eastAsia="Cambria"/>
+                <w:b w:val="0"/>
+                <w:i w:val="0"/>
+                <w:sz w:val="22"/>
+              </w:rPr>
+              <w:t>4</w:t>
             </w:r>
             <w:r>
               <w:rPr>
@@ -13602,7 +10295,7 @@
                 <w:i w:val="0"/>
                 <w:sz w:val="22"/>
               </w:rPr>
-              <w:t xml:space="preserve"> − 5) − 2(</w:t>
+              <w:t xml:space="preserve"> × 3</w:t>
             </w:r>
             <w:r>
               <w:rPr>
@@ -13611,7 +10304,25 @@
                 <w:i/>
                 <w:sz w:val="22"/>
               </w:rPr>
-              <w:t>x</w:t>
+              <w:t>y</w:t>
+            </w:r>
+          </w:p>
+          <w:p>
+            <w:pPr>
+              <w:tabs>
+                <w:tab w:pos="340" w:val="left"/>
+              </w:tabs>
+              <w:spacing w:before="34" w:after="34" w:line="240" w:lineRule="auto"/>
+              <w:ind w:left="340" w:hanging="312"/>
+              <w:jc w:val="left"/>
+            </w:pPr>
+            <w:r>
+              <w:rPr>
+                <w:rFonts w:ascii="Cambria" w:hAnsi="Cambria" w:cs="Cambria" w:eastAsia="Cambria"/>
+                <w:sz w:val="22"/>
+              </w:rPr>
+              <w:t>c.</w:t>
+              <w:tab/>
             </w:r>
             <w:r>
               <w:rPr>
@@ -13620,7 +10331,43 @@
                 <w:i w:val="0"/>
                 <w:sz w:val="22"/>
               </w:rPr>
-              <w:t xml:space="preserve"> − 6)</w:t>
+              <w:t>18</w:t>
+            </w:r>
+            <w:r>
+              <w:rPr>
+                <w:rFonts w:ascii="Cambria" w:hAnsi="Cambria" w:cs="Cambria" w:eastAsia="Cambria"/>
+                <w:b w:val="0"/>
+                <w:i/>
+                <w:sz w:val="22"/>
+              </w:rPr>
+              <w:t>m</w:t>
+            </w:r>
+            <w:r>
+              <w:rPr>
+                <w:rFonts w:ascii="Cambria" w:hAnsi="Cambria" w:cs="Cambria" w:eastAsia="Cambria"/>
+                <w:b w:val="0"/>
+                <w:i/>
+                <w:sz w:val="22"/>
+              </w:rPr>
+              <w:t>n</w:t>
+            </w:r>
+            <w:r>
+              <w:rPr>
+                <w:rFonts w:ascii="Cambria" w:hAnsi="Cambria" w:cs="Cambria" w:eastAsia="Cambria"/>
+                <w:b w:val="0"/>
+                <w:i w:val="0"/>
+                <w:sz w:val="22"/>
+              </w:rPr>
+              <w:t xml:space="preserve"> ÷ 6</w:t>
+            </w:r>
+            <w:r>
+              <w:rPr>
+                <w:rFonts w:ascii="Cambria" w:hAnsi="Cambria" w:cs="Cambria" w:eastAsia="Cambria"/>
+                <w:b w:val="0"/>
+                <w:i/>
+                <w:sz w:val="22"/>
+              </w:rPr>
+              <w:t>m</w:t>
             </w:r>
           </w:p>
         </w:tc>
@@ -13628,7 +10375,42 @@
           <w:tcPr>
             <w:tcW w:type="dxa" w:w="5630"/>
           </w:tcPr>
-          <w:p/>
+          <w:p>
+            <w:pPr>
+              <w:spacing w:before="0" w:after="0" w:line="240" w:lineRule="auto"/>
+            </w:pPr>
+            <w:r>
+              <w:rPr>
+                <w:rFonts w:ascii="Cambria" w:hAnsi="Cambria" w:cs="Cambria" w:eastAsia="Cambria"/>
+                <w:sz w:val="22"/>
+              </w:rPr>
+              <w:t>a.</w:t>
+            </w:r>
+          </w:p>
+          <w:p>
+            <w:pPr>
+              <w:spacing w:before="853" w:after="0" w:line="240" w:lineRule="auto"/>
+            </w:pPr>
+            <w:r>
+              <w:rPr>
+                <w:rFonts w:ascii="Cambria" w:hAnsi="Cambria" w:cs="Cambria" w:eastAsia="Cambria"/>
+                <w:sz w:val="22"/>
+              </w:rPr>
+              <w:t>b.</w:t>
+            </w:r>
+          </w:p>
+          <w:p>
+            <w:pPr>
+              <w:spacing w:before="989" w:after="0" w:line="240" w:lineRule="auto"/>
+            </w:pPr>
+            <w:r>
+              <w:rPr>
+                <w:rFonts w:ascii="Cambria" w:hAnsi="Cambria" w:cs="Cambria" w:eastAsia="Cambria"/>
+                <w:sz w:val="22"/>
+              </w:rPr>
+              <w:t>c.</w:t>
+            </w:r>
+          </w:p>
         </w:tc>
         <w:tc>
           <w:tcPr>
@@ -13637,142 +10419,44 @@
               <w:left w:w="23" w:type="dxa"/>
               <w:right w:w="23" w:type="dxa"/>
             </w:tcMar>
-            <w:vAlign w:val="center"/>
           </w:tcPr>
           <w:p>
             <w:pPr>
-              <w:spacing w:before="0" w:after="0" w:line="240" w:lineRule="auto"/>
+              <w:spacing w:before="427" w:after="0" w:line="240" w:lineRule="auto"/>
               <w:jc w:val="center"/>
             </w:pPr>
             <w:r>
               <w:rPr>
                 <w:rFonts w:ascii="Cambria" w:hAnsi="Cambria" w:cs="Cambria" w:eastAsia="Cambria"/>
-                <w:b w:val="0"/>
                 <w:sz w:val="22"/>
               </w:rPr>
-              <w:t>2</w:t>
+              <w:t>1</w:t>
             </w:r>
           </w:p>
-        </w:tc>
-      </w:tr>
-      <w:tr>
-        <w:trPr>
-          <w:cantSplit/>
-          <w:trHeight w:val="2041" w:hRule="atLeast"/>
-        </w:trPr>
-        <w:tc>
-          <w:tcPr>
-            <w:tcW w:type="dxa" w:w="380"/>
-            <w:tcMar>
-              <w:left w:w="23" w:type="dxa"/>
-              <w:right w:w="23" w:type="dxa"/>
-            </w:tcMar>
-            <w:vAlign w:val="center"/>
-          </w:tcPr>
           <w:p>
             <w:pPr>
-              <w:spacing w:before="0" w:after="0" w:line="240" w:lineRule="auto"/>
+              <w:spacing w:before="989" w:after="0" w:line="240" w:lineRule="auto"/>
               <w:jc w:val="center"/>
             </w:pPr>
             <w:r>
               <w:rPr>
                 <w:rFonts w:ascii="Cambria" w:hAnsi="Cambria" w:cs="Cambria" w:eastAsia="Cambria"/>
-                <w:b w:val="0"/>
                 <w:sz w:val="22"/>
               </w:rPr>
-              <w:t>7</w:t>
-            </w:r>
-          </w:p>
-        </w:tc>
-        <w:tc>
-          <w:tcPr>
-            <w:tcW w:type="dxa" w:w="3742"/>
-          </w:tcPr>
-          <w:p>
-            <w:pPr>
-              <w:spacing w:before="0" w:after="68" w:line="240" w:lineRule="auto"/>
-              <w:jc w:val="left"/>
-            </w:pPr>
-            <w:r>
-              <w:rPr>
-                <w:rFonts w:ascii="Cambria" w:hAnsi="Cambria" w:cs="Cambria" w:eastAsia="Cambria"/>
-                <w:b w:val="0"/>
-                <w:i w:val="0"/>
-                <w:sz w:val="22"/>
-              </w:rPr>
-              <w:t>Liam invests $7250 for 3 years at 4.2% p.a. simple interest. Calculate the interest he earns.</w:t>
+              <w:t>1</w:t>
             </w:r>
           </w:p>
           <w:p>
             <w:pPr>
-              <w:spacing w:before="91" w:after="68" w:line="240" w:lineRule="auto"/>
-              <w:jc w:val="left"/>
-            </w:pPr>
-            <w:r>
-              <w:rPr>
-                <w:rFonts w:ascii="Cambria" w:hAnsi="Cambria" w:cs="Cambria" w:eastAsia="Cambria"/>
-                <w:b w:val="0"/>
-                <w:i w:val="0"/>
-                <w:sz w:val="22"/>
-              </w:rPr>
-              <w:t xml:space="preserve">Note: Simple interest: </w:t>
-            </w:r>
-            <w:r>
-              <w:rPr>
-                <w:rFonts w:ascii="Cambria" w:hAnsi="Cambria" w:cs="Cambria" w:eastAsia="Cambria"/>
-                <w:b w:val="0"/>
-                <w:i/>
-                <w:sz w:val="22"/>
-              </w:rPr>
-              <w:t>I</w:t>
-            </w:r>
-            <w:r>
-              <w:rPr>
-                <w:rFonts w:ascii="Cambria" w:hAnsi="Cambria" w:cs="Cambria" w:eastAsia="Cambria"/>
-                <w:b w:val="0"/>
-                <w:i w:val="0"/>
-                <w:sz w:val="22"/>
-              </w:rPr>
-              <w:t xml:space="preserve"> = </w:t>
-            </w:r>
-            <w:r>
-              <w:rPr>
-                <w:rFonts w:ascii="Cambria" w:hAnsi="Cambria" w:cs="Cambria" w:eastAsia="Cambria"/>
-                <w:b w:val="0"/>
-                <w:i/>
-                <w:sz w:val="22"/>
-              </w:rPr>
-              <w:t>Prn</w:t>
-            </w:r>
-          </w:p>
-        </w:tc>
-        <w:tc>
-          <w:tcPr>
-            <w:tcW w:type="dxa" w:w="5630"/>
-          </w:tcPr>
-          <w:p/>
-        </w:tc>
-        <w:tc>
-          <w:tcPr>
-            <w:tcW w:type="dxa" w:w="680"/>
-            <w:tcMar>
-              <w:left w:w="23" w:type="dxa"/>
-              <w:right w:w="23" w:type="dxa"/>
-            </w:tcMar>
-            <w:vAlign w:val="center"/>
-          </w:tcPr>
-          <w:p>
-            <w:pPr>
-              <w:spacing w:before="0" w:after="0" w:line="240" w:lineRule="auto"/>
+              <w:spacing w:before="989" w:after="0" w:line="240" w:lineRule="auto"/>
               <w:jc w:val="center"/>
             </w:pPr>
             <w:r>
               <w:rPr>
                 <w:rFonts w:ascii="Cambria" w:hAnsi="Cambria" w:cs="Cambria" w:eastAsia="Cambria"/>
-                <w:b w:val="0"/>
                 <w:sz w:val="22"/>
               </w:rPr>
-              <w:t>2</w:t>
+              <w:t>1</w:t>
             </w:r>
           </w:p>
         </w:tc>
@@ -13983,7 +10667,7 @@
                 <w:b w:val="0"/>
                 <w:sz w:val="22"/>
               </w:rPr>
-              <w:t>8</w:t>
+              <w:t>7</w:t>
             </w:r>
           </w:p>
         </w:tc>
@@ -14003,7 +10687,22 @@
                 <w:i w:val="0"/>
                 <w:sz w:val="22"/>
               </w:rPr>
-              <w:t xml:space="preserve">Find the value of </w:t>
+              <w:t>Expand and simplify:</w:t>
+            </w:r>
+          </w:p>
+          <w:p>
+            <w:pPr>
+              <w:spacing w:before="0" w:after="68" w:line="240" w:lineRule="auto"/>
+              <w:jc w:val="left"/>
+            </w:pPr>
+            <w:r>
+              <w:rPr>
+                <w:rFonts w:ascii="Cambria" w:hAnsi="Cambria" w:cs="Cambria" w:eastAsia="Cambria"/>
+                <w:b w:val="0"/>
+                <w:i w:val="0"/>
+                <w:sz w:val="22"/>
+              </w:rPr>
+              <w:t>3(4</w:t>
             </w:r>
             <w:r>
               <w:rPr>
@@ -14021,62 +10720,16 @@
                 <w:i w:val="0"/>
                 <w:sz w:val="22"/>
               </w:rPr>
-              <w:t>, correct to 2 decimal places.</w:t>
+              <w:t xml:space="preserve"> − 5) − 2(</w:t>
             </w:r>
-          </w:p>
-          <w:p>
-            <w:pPr>
-              <w:spacing w:before="91" w:after="57" w:line="240" w:lineRule="auto"/>
-              <w:jc w:val="center"/>
-            </w:pPr>
-            <w:r>
-              <w:drawing>
-                <wp:inline xmlns:a="http://schemas.openxmlformats.org/drawingml/2006/main" xmlns:pic="http://schemas.openxmlformats.org/drawingml/2006/picture" distT="0" distB="0" distL="0" distR="0">
-                  <wp:extent cx="1801080" cy="1231041"/>
-                  <wp:docPr id="17" name="Picture 17"/>
-                  <wp:cNvGraphicFramePr>
-                    <a:graphicFrameLocks noChangeAspect="1"/>
-                  </wp:cNvGraphicFramePr>
-                  <a:graphic>
-                    <a:graphicData uri="http://schemas.openxmlformats.org/drawingml/2006/picture">
-                      <pic:pic>
-                        <pic:nvPicPr>
-                          <pic:cNvPr id="0" name="s3-q8.png"/>
-                          <pic:cNvPicPr/>
-                        </pic:nvPicPr>
-                        <pic:blipFill>
-                          <a:blip r:embed="rId26"/>
-                          <a:stretch>
-                            <a:fillRect/>
-                          </a:stretch>
-                        </pic:blipFill>
-                        <pic:spPr>
-                          <a:xfrm>
-                            <a:off x="0" y="0"/>
-                            <a:ext cx="1801080" cy="1231041"/>
-                          </a:xfrm>
-                          <a:prstGeom prst="rect"/>
-                        </pic:spPr>
-                      </pic:pic>
-                    </a:graphicData>
-                  </a:graphic>
-                </wp:inline>
-              </w:drawing>
-            </w:r>
-          </w:p>
-          <w:p>
-            <w:pPr>
-              <w:spacing w:before="91" w:after="68" w:line="240" w:lineRule="auto"/>
-              <w:jc w:val="left"/>
-            </w:pPr>
             <w:r>
               <w:rPr>
                 <w:rFonts w:ascii="Cambria" w:hAnsi="Cambria" w:cs="Cambria" w:eastAsia="Cambria"/>
                 <w:b w:val="0"/>
-                <w:i w:val="0"/>
+                <w:i/>
                 <w:sz w:val="22"/>
               </w:rPr>
-              <w:t xml:space="preserve">Note: </w:t>
+              <w:t>x</w:t>
             </w:r>
             <w:r>
               <w:rPr>
@@ -14085,206 +10738,8 @@
                 <w:i w:val="0"/>
                 <w:sz w:val="22"/>
               </w:rPr>
-              <w:t xml:space="preserve">sin </w:t>
+              <w:t xml:space="preserve"> − 6)</w:t>
             </w:r>
-            <w:r>
-              <w:rPr>
-                <w:rFonts w:ascii="Cambria" w:hAnsi="Cambria" w:cs="Cambria" w:eastAsia="Cambria"/>
-                <w:b w:val="0"/>
-                <w:i/>
-                <w:sz w:val="22"/>
-              </w:rPr>
-              <w:t>θ</w:t>
-            </w:r>
-            <w:r>
-              <w:rPr>
-                <w:rFonts w:ascii="Cambria" w:hAnsi="Cambria" w:cs="Cambria" w:eastAsia="Cambria"/>
-                <w:b w:val="0"/>
-                <w:i w:val="0"/>
-                <w:sz w:val="22"/>
-              </w:rPr>
-              <w:t xml:space="preserve"> = </w:t>
-            </w:r>
-            <m:oMath>
-              <m:f>
-                <m:fPr>
-                  <m:ctrlPr>
-                    <w:rPr>
-                      <w:rFonts w:ascii="Cambria Math" w:hAnsi="Cambria Math"/>
-                    </w:rPr>
-                  </m:ctrlPr>
-                </m:fPr>
-                <m:num>
-                  <m:r>
-                    <m:rPr>
-                      <m:nor/>
-                    </m:rPr>
-                    <w:rPr>
-                      <w:rFonts w:ascii="Cambria Math" w:hAnsi="Cambria Math"/>
-                      <w:sz w:val="22"/>
-                    </w:rPr>
-                    <m:t xml:space="preserve">opp</m:t>
-                  </m:r>
-                </m:num>
-                <m:den>
-                  <m:r>
-                    <m:rPr>
-                      <m:nor/>
-                    </m:rPr>
-                    <w:rPr>
-                      <w:rFonts w:ascii="Cambria Math" w:hAnsi="Cambria Math"/>
-                      <w:sz w:val="22"/>
-                    </w:rPr>
-                    <m:t xml:space="preserve">hyp</m:t>
-                  </m:r>
-                </m:den>
-              </m:f>
-            </m:oMath>
-            <w:r>
-              <w:rPr>
-                <w:rFonts w:ascii="Cambria" w:hAnsi="Cambria" w:cs="Cambria" w:eastAsia="Cambria"/>
-                <w:b w:val="0"/>
-                <w:i w:val="0"/>
-                <w:sz w:val="22"/>
-              </w:rPr>
-              <w:t xml:space="preserve">, </w:t>
-            </w:r>
-            <w:r>
-              <w:rPr>
-                <w:rFonts w:ascii="Cambria" w:hAnsi="Cambria" w:cs="Cambria" w:eastAsia="Cambria"/>
-                <w:b w:val="0"/>
-                <w:i w:val="0"/>
-                <w:sz w:val="22"/>
-              </w:rPr>
-              <w:t xml:space="preserve">cos </w:t>
-            </w:r>
-            <w:r>
-              <w:rPr>
-                <w:rFonts w:ascii="Cambria" w:hAnsi="Cambria" w:cs="Cambria" w:eastAsia="Cambria"/>
-                <w:b w:val="0"/>
-                <w:i/>
-                <w:sz w:val="22"/>
-              </w:rPr>
-              <w:t>θ</w:t>
-            </w:r>
-            <w:r>
-              <w:rPr>
-                <w:rFonts w:ascii="Cambria" w:hAnsi="Cambria" w:cs="Cambria" w:eastAsia="Cambria"/>
-                <w:b w:val="0"/>
-                <w:i w:val="0"/>
-                <w:sz w:val="22"/>
-              </w:rPr>
-              <w:t xml:space="preserve"> = </w:t>
-            </w:r>
-            <m:oMath>
-              <m:f>
-                <m:fPr>
-                  <m:ctrlPr>
-                    <w:rPr>
-                      <w:rFonts w:ascii="Cambria Math" w:hAnsi="Cambria Math"/>
-                    </w:rPr>
-                  </m:ctrlPr>
-                </m:fPr>
-                <m:num>
-                  <m:r>
-                    <m:rPr>
-                      <m:nor/>
-                    </m:rPr>
-                    <w:rPr>
-                      <w:rFonts w:ascii="Cambria Math" w:hAnsi="Cambria Math"/>
-                      <w:sz w:val="22"/>
-                    </w:rPr>
-                    <m:t xml:space="preserve">adj</m:t>
-                  </m:r>
-                </m:num>
-                <m:den>
-                  <m:r>
-                    <m:rPr>
-                      <m:nor/>
-                    </m:rPr>
-                    <w:rPr>
-                      <w:rFonts w:ascii="Cambria Math" w:hAnsi="Cambria Math"/>
-                      <w:sz w:val="22"/>
-                    </w:rPr>
-                    <m:t xml:space="preserve">hyp</m:t>
-                  </m:r>
-                </m:den>
-              </m:f>
-            </m:oMath>
-            <w:r>
-              <w:rPr>
-                <w:rFonts w:ascii="Cambria" w:hAnsi="Cambria" w:cs="Cambria" w:eastAsia="Cambria"/>
-                <w:b w:val="0"/>
-                <w:i w:val="0"/>
-                <w:sz w:val="22"/>
-              </w:rPr>
-              <w:t>,</w:t>
-            </w:r>
-            <w:r>
-              <w:br/>
-            </w:r>
-            <w:r>
-              <w:rPr>
-                <w:rFonts w:ascii="Cambria" w:hAnsi="Cambria" w:cs="Cambria" w:eastAsia="Cambria"/>
-                <w:b w:val="0"/>
-                <w:i w:val="0"/>
-                <w:sz w:val="22"/>
-              </w:rPr>
-              <w:t xml:space="preserve">tan </w:t>
-            </w:r>
-            <w:r>
-              <w:rPr>
-                <w:rFonts w:ascii="Cambria" w:hAnsi="Cambria" w:cs="Cambria" w:eastAsia="Cambria"/>
-                <w:b w:val="0"/>
-                <w:i/>
-                <w:sz w:val="22"/>
-              </w:rPr>
-              <w:t>θ</w:t>
-            </w:r>
-            <w:r>
-              <w:rPr>
-                <w:rFonts w:ascii="Cambria" w:hAnsi="Cambria" w:cs="Cambria" w:eastAsia="Cambria"/>
-                <w:b w:val="0"/>
-                <w:i w:val="0"/>
-                <w:sz w:val="22"/>
-              </w:rPr>
-              <w:t xml:space="preserve"> = </w:t>
-            </w:r>
-            <m:oMath>
-              <m:f>
-                <m:fPr>
-                  <m:ctrlPr>
-                    <w:rPr>
-                      <w:rFonts w:ascii="Cambria Math" w:hAnsi="Cambria Math"/>
-                    </w:rPr>
-                  </m:ctrlPr>
-                </m:fPr>
-                <m:num>
-                  <m:r>
-                    <m:rPr>
-                      <m:nor/>
-                    </m:rPr>
-                    <w:rPr>
-                      <w:rFonts w:ascii="Cambria Math" w:hAnsi="Cambria Math"/>
-                      <w:sz w:val="22"/>
-                    </w:rPr>
-                    <m:t xml:space="preserve">opp</m:t>
-                  </m:r>
-                </m:num>
-                <m:den>
-                  <m:r>
-                    <m:rPr>
-                      <m:nor/>
-                    </m:rPr>
-                    <w:rPr>
-                      <w:rFonts w:ascii="Cambria Math" w:hAnsi="Cambria Math"/>
-                      <w:sz w:val="22"/>
-                    </w:rPr>
-                    <m:t xml:space="preserve">adj</m:t>
-                  </m:r>
-                </m:den>
-              </m:f>
-            </m:oMath>
           </w:p>
         </w:tc>
         <w:tc>
@@ -14343,7 +10798,7 @@
                 <w:b w:val="0"/>
                 <w:sz w:val="22"/>
               </w:rPr>
-              <w:t>9</w:t>
+              <w:t>8</w:t>
             </w:r>
           </w:p>
         </w:tc>
@@ -14351,6 +10806,21 @@
           <w:tcPr>
             <w:tcW w:type="dxa" w:w="3742"/>
           </w:tcPr>
+          <w:p>
+            <w:pPr>
+              <w:spacing w:before="0" w:after="68" w:line="240" w:lineRule="auto"/>
+              <w:jc w:val="left"/>
+            </w:pPr>
+            <w:r>
+              <w:rPr>
+                <w:rFonts w:ascii="Cambria" w:hAnsi="Cambria" w:cs="Cambria" w:eastAsia="Cambria"/>
+                <w:b w:val="0"/>
+                <w:i w:val="0"/>
+                <w:sz w:val="22"/>
+              </w:rPr>
+              <w:t>Factorise:</w:t>
+            </w:r>
+          </w:p>
           <w:p>
             <w:pPr>
               <w:tabs>
@@ -14375,7 +10845,16 @@
                 <w:i w:val="0"/>
                 <w:sz w:val="22"/>
               </w:rPr>
-              <w:t xml:space="preserve">Write </w:t>
+              <w:t>6</w:t>
+            </w:r>
+            <w:r>
+              <w:rPr>
+                <w:rFonts w:ascii="Cambria" w:hAnsi="Cambria" w:cs="Cambria" w:eastAsia="Cambria"/>
+                <w:b w:val="0"/>
+                <w:i/>
+                <w:sz w:val="22"/>
+              </w:rPr>
+              <w:t>x</w:t>
             </w:r>
             <w:r>
               <w:rPr>
@@ -14384,16 +10863,7 @@
                 <w:i w:val="0"/>
                 <w:sz w:val="22"/>
               </w:rPr>
-              <w:t>0.000 724</w:t>
-            </w:r>
-            <w:r>
-              <w:rPr>
-                <w:rFonts w:ascii="Cambria" w:hAnsi="Cambria" w:cs="Cambria" w:eastAsia="Cambria"/>
-                <w:b w:val="0"/>
-                <w:i w:val="0"/>
-                <w:sz w:val="22"/>
-              </w:rPr>
-              <w:t xml:space="preserve"> in scientific notation.</w:t>
+              <w:t xml:space="preserve"> + 15</w:t>
             </w:r>
           </w:p>
           <w:p>
@@ -14417,10 +10887,10 @@
               <w:rPr>
                 <w:rFonts w:ascii="Cambria" w:hAnsi="Cambria" w:cs="Cambria" w:eastAsia="Cambria"/>
                 <w:b w:val="0"/>
-                <w:i w:val="0"/>
+                <w:i/>
                 <w:sz w:val="22"/>
               </w:rPr>
-              <w:t xml:space="preserve">Evaluate </w:t>
+              <w:t>y</w:t>
             </w:r>
             <w:r>
               <w:rPr>
@@ -14429,72 +10899,16 @@
                 <w:i w:val="0"/>
                 <w:sz w:val="22"/>
               </w:rPr>
-              <w:t>(4.8 × 10</w:t>
+              <w:t>² − 8</w:t>
             </w:r>
             <w:r>
               <w:rPr>
                 <w:rFonts w:ascii="Cambria" w:hAnsi="Cambria" w:cs="Cambria" w:eastAsia="Cambria"/>
                 <w:b w:val="0"/>
-                <w:i w:val="0"/>
-                <w:sz w:val="22"/>
-                <w:vertAlign w:val="superscript"/>
-              </w:rPr>
-              <w:t>6</w:t>
-            </w:r>
-            <w:r>
-              <w:rPr>
-                <w:rFonts w:ascii="Cambria" w:hAnsi="Cambria" w:cs="Cambria" w:eastAsia="Cambria"/>
-                <w:b w:val="0"/>
-                <w:i w:val="0"/>
+                <w:i/>
                 <w:sz w:val="22"/>
               </w:rPr>
-              <w:t>)</w:t>
-            </w:r>
-            <w:r>
-              <w:rPr>
-                <w:rFonts w:ascii="Cambria" w:hAnsi="Cambria" w:cs="Cambria" w:eastAsia="Cambria"/>
-                <w:b w:val="0"/>
-                <w:i w:val="0"/>
-                <w:sz w:val="22"/>
-              </w:rPr>
-              <w:t xml:space="preserve"> × </w:t>
-            </w:r>
-            <w:r>
-              <w:rPr>
-                <w:rFonts w:ascii="Cambria" w:hAnsi="Cambria" w:cs="Cambria" w:eastAsia="Cambria"/>
-                <w:b w:val="0"/>
-                <w:i w:val="0"/>
-                <w:sz w:val="22"/>
-              </w:rPr>
-              <w:t>(3.5 × 10</w:t>
-            </w:r>
-            <w:r>
-              <w:rPr>
-                <w:rFonts w:ascii="Cambria" w:hAnsi="Cambria" w:cs="Cambria" w:eastAsia="Cambria"/>
-                <w:b w:val="0"/>
-                <w:i w:val="0"/>
-                <w:sz w:val="22"/>
-                <w:vertAlign w:val="superscript"/>
-              </w:rPr>
-              <w:t>−2</w:t>
-            </w:r>
-            <w:r>
-              <w:rPr>
-                <w:rFonts w:ascii="Cambria" w:hAnsi="Cambria" w:cs="Cambria" w:eastAsia="Cambria"/>
-                <w:b w:val="0"/>
-                <w:i w:val="0"/>
-                <w:sz w:val="22"/>
-              </w:rPr>
-              <w:t>)</w:t>
-            </w:r>
-            <w:r>
-              <w:rPr>
-                <w:rFonts w:ascii="Cambria" w:hAnsi="Cambria" w:cs="Cambria" w:eastAsia="Cambria"/>
-                <w:b w:val="0"/>
-                <w:i w:val="0"/>
-                <w:sz w:val="22"/>
-              </w:rPr>
-              <w:t>, giving your answer in scientific notation.</w:t>
+              <w:t>y</w:t>
             </w:r>
           </w:p>
         </w:tc>
@@ -14566,7 +10980,129 @@
       <w:tr>
         <w:trPr>
           <w:cantSplit/>
-          <w:trHeight w:val="2948" w:hRule="atLeast"/>
+          <w:trHeight w:val="2041" w:hRule="atLeast"/>
+        </w:trPr>
+        <w:tc>
+          <w:tcPr>
+            <w:tcW w:type="dxa" w:w="380"/>
+            <w:tcMar>
+              <w:left w:w="23" w:type="dxa"/>
+              <w:right w:w="23" w:type="dxa"/>
+            </w:tcMar>
+            <w:vAlign w:val="center"/>
+          </w:tcPr>
+          <w:p>
+            <w:pPr>
+              <w:spacing w:before="0" w:after="0" w:line="240" w:lineRule="auto"/>
+              <w:jc w:val="center"/>
+            </w:pPr>
+            <w:r>
+              <w:rPr>
+                <w:rFonts w:ascii="Cambria" w:hAnsi="Cambria" w:cs="Cambria" w:eastAsia="Cambria"/>
+                <w:b w:val="0"/>
+                <w:sz w:val="22"/>
+              </w:rPr>
+              <w:t>9</w:t>
+            </w:r>
+          </w:p>
+        </w:tc>
+        <w:tc>
+          <w:tcPr>
+            <w:tcW w:type="dxa" w:w="3742"/>
+          </w:tcPr>
+          <w:p>
+            <w:pPr>
+              <w:spacing w:before="0" w:after="68" w:line="240" w:lineRule="auto"/>
+              <w:jc w:val="left"/>
+            </w:pPr>
+            <w:r>
+              <w:rPr>
+                <w:rFonts w:ascii="Cambria" w:hAnsi="Cambria" w:cs="Cambria" w:eastAsia="Cambria"/>
+                <w:b w:val="0"/>
+                <w:i w:val="0"/>
+                <w:sz w:val="22"/>
+              </w:rPr>
+              <w:t>Liam invests $7250 for 3 years at 4.2% p.a. simple interest. Calculate the interest he earns.</w:t>
+            </w:r>
+          </w:p>
+          <w:p>
+            <w:pPr>
+              <w:spacing w:before="91" w:after="68" w:line="240" w:lineRule="auto"/>
+              <w:jc w:val="left"/>
+            </w:pPr>
+            <w:r>
+              <w:rPr>
+                <w:rFonts w:ascii="Cambria" w:hAnsi="Cambria" w:cs="Cambria" w:eastAsia="Cambria"/>
+                <w:b w:val="0"/>
+                <w:i w:val="0"/>
+                <w:sz w:val="22"/>
+              </w:rPr>
+              <w:t xml:space="preserve">Note: Simple interest: </w:t>
+            </w:r>
+            <w:r>
+              <w:rPr>
+                <w:rFonts w:ascii="Cambria" w:hAnsi="Cambria" w:cs="Cambria" w:eastAsia="Cambria"/>
+                <w:b w:val="0"/>
+                <w:i/>
+                <w:sz w:val="22"/>
+              </w:rPr>
+              <w:t>I</w:t>
+            </w:r>
+            <w:r>
+              <w:rPr>
+                <w:rFonts w:ascii="Cambria" w:hAnsi="Cambria" w:cs="Cambria" w:eastAsia="Cambria"/>
+                <w:b w:val="0"/>
+                <w:i w:val="0"/>
+                <w:sz w:val="22"/>
+              </w:rPr>
+              <w:t xml:space="preserve"> = </w:t>
+            </w:r>
+            <w:r>
+              <w:rPr>
+                <w:rFonts w:ascii="Cambria" w:hAnsi="Cambria" w:cs="Cambria" w:eastAsia="Cambria"/>
+                <w:b w:val="0"/>
+                <w:i/>
+                <w:sz w:val="22"/>
+              </w:rPr>
+              <w:t>Prn</w:t>
+            </w:r>
+          </w:p>
+        </w:tc>
+        <w:tc>
+          <w:tcPr>
+            <w:tcW w:type="dxa" w:w="5630"/>
+          </w:tcPr>
+          <w:p/>
+        </w:tc>
+        <w:tc>
+          <w:tcPr>
+            <w:tcW w:type="dxa" w:w="680"/>
+            <w:tcMar>
+              <w:left w:w="23" w:type="dxa"/>
+              <w:right w:w="23" w:type="dxa"/>
+            </w:tcMar>
+            <w:vAlign w:val="center"/>
+          </w:tcPr>
+          <w:p>
+            <w:pPr>
+              <w:spacing w:before="0" w:after="0" w:line="240" w:lineRule="auto"/>
+              <w:jc w:val="center"/>
+            </w:pPr>
+            <w:r>
+              <w:rPr>
+                <w:rFonts w:ascii="Cambria" w:hAnsi="Cambria" w:cs="Cambria" w:eastAsia="Cambria"/>
+                <w:b w:val="0"/>
+                <w:sz w:val="22"/>
+              </w:rPr>
+              <w:t>2</w:t>
+            </w:r>
+          </w:p>
+        </w:tc>
+      </w:tr>
+      <w:tr>
+        <w:trPr>
+          <w:cantSplit/>
+          <w:trHeight w:val="2494" w:hRule="atLeast"/>
         </w:trPr>
         <w:tc>
           <w:tcPr>
@@ -14589,6 +11125,370 @@
                 <w:sz w:val="22"/>
               </w:rPr>
               <w:t>10</w:t>
+            </w:r>
+          </w:p>
+        </w:tc>
+        <w:tc>
+          <w:tcPr>
+            <w:tcW w:type="dxa" w:w="3742"/>
+          </w:tcPr>
+          <w:p>
+            <w:pPr>
+              <w:spacing w:before="0" w:after="68" w:line="240" w:lineRule="auto"/>
+              <w:jc w:val="left"/>
+            </w:pPr>
+            <w:r>
+              <w:rPr>
+                <w:rFonts w:ascii="Cambria" w:hAnsi="Cambria" w:cs="Cambria" w:eastAsia="Cambria"/>
+                <w:b w:val="0"/>
+                <w:i w:val="0"/>
+                <w:sz w:val="22"/>
+              </w:rPr>
+              <w:t>A surf shop buys a surfboard for $480 and sells it for $612.</w:t>
+            </w:r>
+          </w:p>
+          <w:p>
+            <w:pPr>
+              <w:tabs>
+                <w:tab w:pos="340" w:val="left"/>
+              </w:tabs>
+              <w:spacing w:before="34" w:after="34" w:line="240" w:lineRule="auto"/>
+              <w:ind w:left="340" w:hanging="312"/>
+              <w:jc w:val="left"/>
+            </w:pPr>
+            <w:r>
+              <w:rPr>
+                <w:rFonts w:ascii="Cambria" w:hAnsi="Cambria" w:cs="Cambria" w:eastAsia="Cambria"/>
+                <w:sz w:val="22"/>
+              </w:rPr>
+              <w:t>a.</w:t>
+              <w:tab/>
+            </w:r>
+            <w:r>
+              <w:rPr>
+                <w:rFonts w:ascii="Cambria" w:hAnsi="Cambria" w:cs="Cambria" w:eastAsia="Cambria"/>
+                <w:b w:val="0"/>
+                <w:i w:val="0"/>
+                <w:sz w:val="22"/>
+              </w:rPr>
+              <w:t>Find the profit.</w:t>
+            </w:r>
+          </w:p>
+          <w:p>
+            <w:pPr>
+              <w:tabs>
+                <w:tab w:pos="340" w:val="left"/>
+              </w:tabs>
+              <w:spacing w:before="34" w:after="34" w:line="240" w:lineRule="auto"/>
+              <w:ind w:left="340" w:hanging="312"/>
+              <w:jc w:val="left"/>
+            </w:pPr>
+            <w:r>
+              <w:rPr>
+                <w:rFonts w:ascii="Cambria" w:hAnsi="Cambria" w:cs="Cambria" w:eastAsia="Cambria"/>
+                <w:sz w:val="22"/>
+              </w:rPr>
+              <w:t>b.</w:t>
+              <w:tab/>
+            </w:r>
+            <w:r>
+              <w:rPr>
+                <w:rFonts w:ascii="Cambria" w:hAnsi="Cambria" w:cs="Cambria" w:eastAsia="Cambria"/>
+                <w:b w:val="0"/>
+                <w:i w:val="0"/>
+                <w:sz w:val="22"/>
+              </w:rPr>
+              <w:t>Find the profit as a percentage of the cost price.</w:t>
+            </w:r>
+          </w:p>
+          <w:p>
+            <w:pPr>
+              <w:spacing w:before="91" w:after="68" w:line="240" w:lineRule="auto"/>
+              <w:jc w:val="left"/>
+            </w:pPr>
+            <w:r>
+              <w:rPr>
+                <w:rFonts w:ascii="Cambria" w:hAnsi="Cambria" w:cs="Cambria" w:eastAsia="Cambria"/>
+                <w:b w:val="0"/>
+                <w:i w:val="0"/>
+                <w:sz w:val="22"/>
+              </w:rPr>
+              <w:t>Note: Percentage profit = profit ÷ cost price × 100%</w:t>
+            </w:r>
+          </w:p>
+        </w:tc>
+        <w:tc>
+          <w:tcPr>
+            <w:tcW w:type="dxa" w:w="5630"/>
+          </w:tcPr>
+          <w:p>
+            <w:pPr>
+              <w:spacing w:before="0" w:after="0" w:line="240" w:lineRule="auto"/>
+            </w:pPr>
+            <w:r>
+              <w:rPr>
+                <w:rFonts w:ascii="Cambria" w:hAnsi="Cambria" w:cs="Cambria" w:eastAsia="Cambria"/>
+                <w:sz w:val="22"/>
+              </w:rPr>
+              <w:t>a.</w:t>
+            </w:r>
+          </w:p>
+          <w:p>
+            <w:pPr>
+              <w:spacing w:before="853" w:after="0" w:line="240" w:lineRule="auto"/>
+            </w:pPr>
+            <w:r>
+              <w:rPr>
+                <w:rFonts w:ascii="Cambria" w:hAnsi="Cambria" w:cs="Cambria" w:eastAsia="Cambria"/>
+                <w:sz w:val="22"/>
+              </w:rPr>
+              <w:t>b.</w:t>
+            </w:r>
+          </w:p>
+        </w:tc>
+        <w:tc>
+          <w:tcPr>
+            <w:tcW w:type="dxa" w:w="680"/>
+            <w:tcMar>
+              <w:left w:w="23" w:type="dxa"/>
+              <w:right w:w="23" w:type="dxa"/>
+            </w:tcMar>
+          </w:tcPr>
+          <w:p>
+            <w:pPr>
+              <w:spacing w:before="427" w:after="0" w:line="240" w:lineRule="auto"/>
+              <w:jc w:val="center"/>
+            </w:pPr>
+            <w:r>
+              <w:rPr>
+                <w:rFonts w:ascii="Cambria" w:hAnsi="Cambria" w:cs="Cambria" w:eastAsia="Cambria"/>
+                <w:sz w:val="22"/>
+              </w:rPr>
+              <w:t>1</w:t>
+            </w:r>
+          </w:p>
+          <w:p>
+            <w:pPr>
+              <w:spacing w:before="989" w:after="0" w:line="240" w:lineRule="auto"/>
+              <w:jc w:val="center"/>
+            </w:pPr>
+            <w:r>
+              <w:rPr>
+                <w:rFonts w:ascii="Cambria" w:hAnsi="Cambria" w:cs="Cambria" w:eastAsia="Cambria"/>
+                <w:sz w:val="22"/>
+              </w:rPr>
+              <w:t>1</w:t>
+            </w:r>
+          </w:p>
+        </w:tc>
+      </w:tr>
+    </w:tbl>
+    <w:p>
+      <w:pPr>
+        <w:pageBreakBefore/>
+        <w:spacing w:before="0" w:after="0" w:lineRule="exact" w:line="20"/>
+      </w:pPr>
+      <w:r>
+        <w:rPr>
+          <w:rFonts w:ascii="Cambria" w:hAnsi="Cambria" w:cs="Cambria" w:eastAsia="Cambria"/>
+          <w:sz w:val="2"/>
+        </w:rPr>
+      </w:r>
+    </w:p>
+    <w:tbl>
+      <w:tblPr>
+        <w:tblW w:w="10431" w:type="dxa"/>
+        <w:tblBorders>
+          <w:top w:val="single" w:sz="6" w:space="0" w:color="1F1F1F"/>
+          <w:left w:val="single" w:sz="6" w:space="0" w:color="1F1F1F"/>
+          <w:bottom w:val="single" w:sz="6" w:space="0" w:color="1F1F1F"/>
+          <w:right w:val="single" w:sz="6" w:space="0" w:color="1F1F1F"/>
+          <w:insideH w:val="single" w:sz="6" w:space="0" w:color="1F1F1F"/>
+          <w:insideV w:val="single" w:sz="6" w:space="0" w:color="1F1F1F"/>
+        </w:tblBorders>
+        <w:tblLayout w:type="fixed"/>
+        <w:tblCellMar>
+          <w:top w:w="68" w:type="dxa"/>
+          <w:left w:w="91" w:type="dxa"/>
+          <w:bottom w:w="68" w:type="dxa"/>
+          <w:right w:w="91" w:type="dxa"/>
+        </w:tblCellMar>
+        <w:tblLook w:firstColumn="1" w:firstRow="1" w:lastColumn="0" w:lastRow="0" w:noHBand="0" w:noVBand="1" w:val="04A0"/>
+      </w:tblPr>
+      <w:tblGrid>
+        <w:gridCol w:w="380"/>
+        <w:gridCol w:w="3742"/>
+        <w:gridCol w:w="5630"/>
+        <w:gridCol w:w="680"/>
+      </w:tblGrid>
+      <w:tr>
+        <w:trPr>
+          <w:cantSplit/>
+          <w:trHeight w:val="663" w:hRule="atLeast"/>
+          <w:tblHeader/>
+        </w:trPr>
+        <w:tc>
+          <w:tcPr>
+            <w:tcW w:type="dxa" w:w="380"/>
+            <w:shd w:val="clear" w:color="auto" w:fill="0F3A63"/>
+            <w:tcMar>
+              <w:left w:w="17" w:type="dxa"/>
+              <w:right w:w="17" w:type="dxa"/>
+            </w:tcMar>
+            <w:vAlign w:val="center"/>
+          </w:tcPr>
+          <w:p>
+            <w:pPr>
+              <w:keepNext/>
+            </w:pPr>
+          </w:p>
+        </w:tc>
+        <w:tc>
+          <w:tcPr>
+            <w:tcW w:type="dxa" w:w="10052"/>
+            <w:gridSpan w:val="3"/>
+            <w:shd w:val="clear" w:color="auto" w:fill="0F3A63"/>
+            <w:vAlign w:val="center"/>
+          </w:tcPr>
+          <w:p>
+            <w:pPr>
+              <w:keepNext/>
+              <w:spacing w:before="0" w:after="0" w:line="240" w:lineRule="auto"/>
+              <w:jc w:val="center"/>
+            </w:pPr>
+            <w:r>
+              <w:rPr>
+                <w:rFonts w:ascii="Cambria" w:hAnsi="Cambria" w:cs="Cambria" w:eastAsia="Cambria"/>
+                <w:b/>
+                <w:color w:val="FFFFFF"/>
+                <w:sz w:val="32"/>
+              </w:rPr>
+              <w:t>Section 3: Mixed Topics (Chapters 1–8) (continued)</w:t>
+            </w:r>
+          </w:p>
+        </w:tc>
+      </w:tr>
+      <w:tr>
+        <w:trPr>
+          <w:cantSplit/>
+          <w:trHeight w:val="516" w:hRule="atLeast"/>
+          <w:tblHeader/>
+        </w:trPr>
+        <w:tc>
+          <w:tcPr>
+            <w:tcW w:type="dxa" w:w="380"/>
+            <w:shd w:val="clear" w:color="auto" w:fill="EEF4FB"/>
+            <w:tcMar>
+              <w:left w:w="23" w:type="dxa"/>
+              <w:right w:w="23" w:type="dxa"/>
+            </w:tcMar>
+            <w:vAlign w:val="center"/>
+          </w:tcPr>
+          <w:p>
+            <w:pPr>
+              <w:keepNext/>
+              <w:spacing w:before="0" w:after="0" w:line="240" w:lineRule="auto"/>
+              <w:jc w:val="center"/>
+            </w:pPr>
+          </w:p>
+        </w:tc>
+        <w:tc>
+          <w:tcPr>
+            <w:tcW w:type="dxa" w:w="3742"/>
+            <w:shd w:val="clear" w:color="auto" w:fill="EEF4FB"/>
+            <w:vAlign w:val="center"/>
+          </w:tcPr>
+          <w:p>
+            <w:pPr>
+              <w:keepNext/>
+              <w:spacing w:before="0" w:after="0" w:line="240" w:lineRule="auto"/>
+              <w:jc w:val="center"/>
+            </w:pPr>
+            <w:r>
+              <w:rPr>
+                <w:rFonts w:ascii="Cambria" w:hAnsi="Cambria" w:cs="Cambria" w:eastAsia="Cambria"/>
+                <w:b/>
+                <w:sz w:val="22"/>
+              </w:rPr>
+              <w:t>Question</w:t>
+            </w:r>
+          </w:p>
+        </w:tc>
+        <w:tc>
+          <w:tcPr>
+            <w:tcW w:type="dxa" w:w="5630"/>
+            <w:shd w:val="clear" w:color="auto" w:fill="EEF4FB"/>
+            <w:vAlign w:val="center"/>
+          </w:tcPr>
+          <w:p>
+            <w:pPr>
+              <w:keepNext/>
+              <w:spacing w:before="0" w:after="0" w:line="240" w:lineRule="auto"/>
+              <w:jc w:val="center"/>
+            </w:pPr>
+            <w:r>
+              <w:rPr>
+                <w:rFonts w:ascii="Cambria" w:hAnsi="Cambria" w:cs="Cambria" w:eastAsia="Cambria"/>
+                <w:b/>
+                <w:sz w:val="22"/>
+              </w:rPr>
+              <w:t>Working Out</w:t>
+            </w:r>
+          </w:p>
+        </w:tc>
+        <w:tc>
+          <w:tcPr>
+            <w:tcW w:type="dxa" w:w="680"/>
+            <w:shd w:val="clear" w:color="auto" w:fill="EEF4FB"/>
+            <w:tcMar>
+              <w:left w:w="23" w:type="dxa"/>
+              <w:right w:w="23" w:type="dxa"/>
+            </w:tcMar>
+            <w:vAlign w:val="center"/>
+          </w:tcPr>
+          <w:p>
+            <w:pPr>
+              <w:keepNext/>
+              <w:spacing w:before="0" w:after="0" w:line="240" w:lineRule="auto"/>
+              <w:jc w:val="center"/>
+            </w:pPr>
+            <w:r>
+              <w:rPr>
+                <w:rFonts w:ascii="Cambria" w:hAnsi="Cambria" w:cs="Cambria" w:eastAsia="Cambria"/>
+                <w:b/>
+                <w:sz w:val="22"/>
+              </w:rPr>
+              <w:t>Mark</w:t>
+            </w:r>
+          </w:p>
+        </w:tc>
+      </w:tr>
+      <w:tr>
+        <w:trPr>
+          <w:cantSplit/>
+          <w:trHeight w:val="4309" w:hRule="atLeast"/>
+        </w:trPr>
+        <w:tc>
+          <w:tcPr>
+            <w:tcW w:type="dxa" w:w="380"/>
+            <w:tcMar>
+              <w:left w:w="23" w:type="dxa"/>
+              <w:right w:w="23" w:type="dxa"/>
+            </w:tcMar>
+            <w:vAlign w:val="center"/>
+          </w:tcPr>
+          <w:p>
+            <w:pPr>
+              <w:spacing w:before="0" w:after="0" w:line="240" w:lineRule="auto"/>
+              <w:jc w:val="center"/>
+            </w:pPr>
+            <w:r>
+              <w:rPr>
+                <w:rFonts w:ascii="Cambria" w:hAnsi="Cambria" w:cs="Cambria" w:eastAsia="Cambria"/>
+                <w:b w:val="0"/>
+                <w:sz w:val="22"/>
+              </w:rPr>
+              <w:t>11</w:t>
             </w:r>
           </w:p>
         </w:tc>
@@ -14756,7 +11656,7 @@
           </w:p>
           <w:p>
             <w:pPr>
-              <w:spacing w:before="853" w:after="0" w:line="240" w:lineRule="auto"/>
+              <w:spacing w:before="1647" w:after="0" w:line="240" w:lineRule="auto"/>
             </w:pPr>
             <w:r>
               <w:rPr>
@@ -14777,7 +11677,7 @@
           </w:tcPr>
           <w:p>
             <w:pPr>
-              <w:spacing w:before="427" w:after="0" w:line="240" w:lineRule="auto"/>
+              <w:spacing w:before="824" w:after="0" w:line="240" w:lineRule="auto"/>
               <w:jc w:val="center"/>
             </w:pPr>
             <w:r>
@@ -14785,12 +11685,12 @@
                 <w:rFonts w:ascii="Cambria" w:hAnsi="Cambria" w:cs="Cambria" w:eastAsia="Cambria"/>
                 <w:sz w:val="22"/>
               </w:rPr>
-              <w:t>1</w:t>
+              <w:t>2</w:t>
             </w:r>
           </w:p>
           <w:p>
             <w:pPr>
-              <w:spacing w:before="1216" w:after="0" w:line="240" w:lineRule="auto"/>
+              <w:spacing w:before="1896" w:after="0" w:line="240" w:lineRule="auto"/>
               <w:jc w:val="center"/>
             </w:pPr>
             <w:r>
@@ -14798,93 +11698,87 @@
                 <w:rFonts w:ascii="Cambria" w:hAnsi="Cambria" w:cs="Cambria" w:eastAsia="Cambria"/>
                 <w:sz w:val="22"/>
               </w:rPr>
-              <w:t>1</w:t>
+              <w:t>3</w:t>
             </w:r>
           </w:p>
         </w:tc>
       </w:tr>
-    </w:tbl>
-    <w:p>
-      <w:pPr>
-        <w:pageBreakBefore/>
-        <w:spacing w:before="0" w:after="0" w:lineRule="exact" w:line="20"/>
-      </w:pPr>
-      <w:r>
-        <w:rPr>
-          <w:rFonts w:ascii="Cambria" w:hAnsi="Cambria" w:cs="Cambria" w:eastAsia="Cambria"/>
-          <w:sz w:val="2"/>
-        </w:rPr>
-      </w:r>
-    </w:p>
-    <w:tbl>
-      <w:tblPr>
-        <w:tblW w:w="10431" w:type="dxa"/>
-        <w:tblBorders>
-          <w:top w:val="single" w:sz="6" w:space="0" w:color="1F1F1F"/>
-          <w:left w:val="single" w:sz="6" w:space="0" w:color="1F1F1F"/>
-          <w:bottom w:val="single" w:sz="6" w:space="0" w:color="1F1F1F"/>
-          <w:right w:val="single" w:sz="6" w:space="0" w:color="1F1F1F"/>
-          <w:insideH w:val="single" w:sz="6" w:space="0" w:color="1F1F1F"/>
-          <w:insideV w:val="single" w:sz="6" w:space="0" w:color="1F1F1F"/>
-        </w:tblBorders>
-        <w:tblLayout w:type="fixed"/>
-        <w:tblCellMar>
-          <w:top w:w="68" w:type="dxa"/>
-          <w:left w:w="91" w:type="dxa"/>
-          <w:bottom w:w="68" w:type="dxa"/>
-          <w:right w:w="91" w:type="dxa"/>
-        </w:tblCellMar>
-        <w:tblLook w:firstColumn="1" w:firstRow="1" w:lastColumn="0" w:lastRow="0" w:noHBand="0" w:noVBand="1" w:val="04A0"/>
-      </w:tblPr>
-      <w:tblGrid>
-        <w:gridCol w:w="380"/>
-        <w:gridCol w:w="3742"/>
-        <w:gridCol w:w="5630"/>
-        <w:gridCol w:w="680"/>
-      </w:tblGrid>
       <w:tr>
         <w:trPr>
           <w:cantSplit/>
-          <w:trHeight w:val="663" w:hRule="atLeast"/>
-          <w:tblHeader/>
+          <w:trHeight w:val="2041" w:hRule="atLeast"/>
         </w:trPr>
         <w:tc>
           <w:tcPr>
             <w:tcW w:type="dxa" w:w="380"/>
-            <w:shd w:val="clear" w:color="auto" w:fill="0F3A63"/>
             <w:tcMar>
-              <w:left w:w="17" w:type="dxa"/>
-              <w:right w:w="17" w:type="dxa"/>
+              <w:left w:w="23" w:type="dxa"/>
+              <w:right w:w="23" w:type="dxa"/>
             </w:tcMar>
             <w:vAlign w:val="center"/>
           </w:tcPr>
           <w:p>
             <w:pPr>
-              <w:keepNext/>
-            </w:pPr>
-          </w:p>
-        </w:tc>
-        <w:tc>
-          <w:tcPr>
-            <w:tcW w:type="dxa" w:w="10052"/>
-            <w:gridSpan w:val="3"/>
-            <w:shd w:val="clear" w:color="auto" w:fill="0F3A63"/>
-            <w:vAlign w:val="center"/>
-          </w:tcPr>
-          <w:p>
-            <w:pPr>
-              <w:keepNext/>
               <w:spacing w:before="0" w:after="0" w:line="240" w:lineRule="auto"/>
               <w:jc w:val="center"/>
             </w:pPr>
             <w:r>
               <w:rPr>
                 <w:rFonts w:ascii="Cambria" w:hAnsi="Cambria" w:cs="Cambria" w:eastAsia="Cambria"/>
-                <w:b/>
-                <w:color w:val="FFFFFF"/>
-                <w:sz w:val="32"/>
+                <w:b w:val="0"/>
+                <w:sz w:val="22"/>
               </w:rPr>
-              <w:t>Section 3: Mixed Topics (Chapters 1–8) (continued)</w:t>
+              <w:t>12</w:t>
+            </w:r>
+          </w:p>
+        </w:tc>
+        <w:tc>
+          <w:tcPr>
+            <w:tcW w:type="dxa" w:w="3742"/>
+          </w:tcPr>
+          <w:p>
+            <w:pPr>
+              <w:spacing w:before="0" w:after="68" w:line="240" w:lineRule="auto"/>
+              <w:jc w:val="left"/>
+            </w:pPr>
+            <w:r>
+              <w:rPr>
+                <w:rFonts w:ascii="Cambria" w:hAnsi="Cambria" w:cs="Cambria" w:eastAsia="Cambria"/>
+                <w:b w:val="0"/>
+                <w:i w:val="0"/>
+                <w:sz w:val="22"/>
+              </w:rPr>
+              <w:t>Jake sells cars. He is paid $520 per week plus 2.5% commission on his sales. Last week he sold $46 800 worth of cars. Calculate Jake’s total pay for the week.</w:t>
+            </w:r>
+          </w:p>
+        </w:tc>
+        <w:tc>
+          <w:tcPr>
+            <w:tcW w:type="dxa" w:w="5630"/>
+          </w:tcPr>
+          <w:p/>
+        </w:tc>
+        <w:tc>
+          <w:tcPr>
+            <w:tcW w:type="dxa" w:w="680"/>
+            <w:tcMar>
+              <w:left w:w="23" w:type="dxa"/>
+              <w:right w:w="23" w:type="dxa"/>
+            </w:tcMar>
+            <w:vAlign w:val="center"/>
+          </w:tcPr>
+          <w:p>
+            <w:pPr>
+              <w:spacing w:before="0" w:after="0" w:line="240" w:lineRule="auto"/>
+              <w:jc w:val="center"/>
+            </w:pPr>
+            <w:r>
+              <w:rPr>
+                <w:rFonts w:ascii="Cambria" w:hAnsi="Cambria" w:cs="Cambria" w:eastAsia="Cambria"/>
+                <w:b w:val="0"/>
+                <w:sz w:val="22"/>
+              </w:rPr>
+              <w:t>2</w:t>
             </w:r>
           </w:p>
         </w:tc>
@@ -15053,7 +11947,7 @@
                 <w:b w:val="0"/>
                 <w:sz w:val="22"/>
               </w:rPr>
-              <w:t>11</w:t>
+              <w:t>13</w:t>
             </w:r>
           </w:p>
         </w:tc>
@@ -15075,7 +11969,7 @@
                 <w:i w:val="0"/>
                 <w:sz w:val="22"/>
               </w:rPr>
-              <w:t>Mia works in a bakery. Her normal rate of pay is $26.80 per hour, and she is paid according to the award shown below.</w:t>
+              <w:t>Mia works in a bakery. Her normal rate of pay is $26.80 per hour for the first 38 hours each week. She is paid time-and-a-half for each hour after that.</w:t>
             </w:r>
           </w:p>
           <w:p>
@@ -15093,228 +11987,6 @@
               </w:rPr>
               <w:t>Last week Mia worked 44 hours.</w:t>
             </w:r>
-          </w:p>
-          <w:tbl>
-            <w:tblPr>
-              <w:tblW w:w="4388" w:type="dxa"/>
-              <w:tblInd w:w="2401" w:type="dxa"/>
-              <w:tblBorders>
-                <w:top w:val="single" w:sz="5" w:space="0" w:color="1F1F1F"/>
-                <w:left w:val="single" w:sz="5" w:space="0" w:color="1F1F1F"/>
-                <w:bottom w:val="single" w:sz="5" w:space="0" w:color="1F1F1F"/>
-                <w:right w:val="single" w:sz="5" w:space="0" w:color="1F1F1F"/>
-                <w:insideH w:val="single" w:sz="5" w:space="0" w:color="1F1F1F"/>
-                <w:insideV w:val="single" w:sz="5" w:space="0" w:color="1F1F1F"/>
-              </w:tblBorders>
-              <w:tblLayout w:type="fixed"/>
-              <w:tblCellMar>
-                <w:top w:w="40" w:type="dxa"/>
-                <w:left w:w="136" w:type="dxa"/>
-                <w:bottom w:w="40" w:type="dxa"/>
-                <w:right w:w="136" w:type="dxa"/>
-              </w:tblCellMar>
-              <w:tblLook w:firstColumn="1" w:firstRow="1" w:lastColumn="0" w:lastRow="0" w:noHBand="0" w:noVBand="1" w:val="04A0"/>
-            </w:tblPr>
-            <w:tblGrid>
-              <w:gridCol w:w="2007"/>
-              <w:gridCol w:w="2381"/>
-            </w:tblGrid>
-            <w:tr>
-              <w:trPr>
-                <w:cantSplit/>
-              </w:trPr>
-              <w:tc>
-                <w:tcPr>
-                  <w:tcW w:type="dxa" w:w="2007"/>
-                  <w:shd w:val="clear" w:color="auto" w:fill="EEF4FB"/>
-                  <w:vAlign w:val="center"/>
-                </w:tcPr>
-                <w:p>
-                  <w:pPr>
-                    <w:spacing w:before="0" w:after="0" w:line="240" w:lineRule="auto"/>
-                    <w:jc w:val="left"/>
-                  </w:pPr>
-                  <w:r>
-                    <w:rPr>
-                      <w:rFonts w:ascii="Cambria" w:hAnsi="Cambria" w:cs="Cambria" w:eastAsia="Cambria"/>
-                      <w:b/>
-                      <w:i w:val="0"/>
-                      <w:sz w:val="21"/>
-                    </w:rPr>
-                    <w:t>Pay rate</w:t>
-                  </w:r>
-                </w:p>
-              </w:tc>
-              <w:tc>
-                <w:tcPr>
-                  <w:tcW w:type="dxa" w:w="2381"/>
-                  <w:shd w:val="clear" w:color="auto" w:fill="EEF4FB"/>
-                  <w:vAlign w:val="center"/>
-                </w:tcPr>
-                <w:p>
-                  <w:pPr>
-                    <w:spacing w:before="0" w:after="0" w:line="240" w:lineRule="auto"/>
-                    <w:jc w:val="left"/>
-                  </w:pPr>
-                  <w:r>
-                    <w:rPr>
-                      <w:rFonts w:ascii="Cambria" w:hAnsi="Cambria" w:cs="Cambria" w:eastAsia="Cambria"/>
-                      <w:b/>
-                      <w:i w:val="0"/>
-                      <w:sz w:val="21"/>
-                    </w:rPr>
-                    <w:t>Hours worked</w:t>
-                  </w:r>
-                </w:p>
-              </w:tc>
-            </w:tr>
-            <w:tr>
-              <w:trPr>
-                <w:cantSplit/>
-              </w:trPr>
-              <w:tc>
-                <w:tcPr>
-                  <w:tcW w:type="dxa" w:w="2007"/>
-                  <w:vAlign w:val="center"/>
-                </w:tcPr>
-                <w:p>
-                  <w:pPr>
-                    <w:spacing w:before="0" w:after="0" w:line="240" w:lineRule="auto"/>
-                    <w:jc w:val="left"/>
-                  </w:pPr>
-                  <w:r>
-                    <w:rPr>
-                      <w:rFonts w:ascii="Cambria" w:hAnsi="Cambria" w:cs="Cambria" w:eastAsia="Cambria"/>
-                      <w:b w:val="0"/>
-                      <w:i w:val="0"/>
-                      <w:sz w:val="21"/>
-                    </w:rPr>
-                    <w:t>Normal rate</w:t>
-                  </w:r>
-                </w:p>
-              </w:tc>
-              <w:tc>
-                <w:tcPr>
-                  <w:tcW w:type="dxa" w:w="2381"/>
-                  <w:vAlign w:val="center"/>
-                </w:tcPr>
-                <w:p>
-                  <w:pPr>
-                    <w:spacing w:before="0" w:after="0" w:line="240" w:lineRule="auto"/>
-                    <w:jc w:val="left"/>
-                  </w:pPr>
-                  <w:r>
-                    <w:rPr>
-                      <w:rFonts w:ascii="Cambria" w:hAnsi="Cambria" w:cs="Cambria" w:eastAsia="Cambria"/>
-                      <w:b w:val="0"/>
-                      <w:i w:val="0"/>
-                      <w:sz w:val="21"/>
-                    </w:rPr>
-                    <w:t>For 0 to 38 hours</w:t>
-                  </w:r>
-                </w:p>
-              </w:tc>
-            </w:tr>
-            <w:tr>
-              <w:trPr>
-                <w:cantSplit/>
-              </w:trPr>
-              <w:tc>
-                <w:tcPr>
-                  <w:tcW w:type="dxa" w:w="2007"/>
-                  <w:vAlign w:val="center"/>
-                </w:tcPr>
-                <w:p>
-                  <w:pPr>
-                    <w:spacing w:before="0" w:after="0" w:line="240" w:lineRule="auto"/>
-                    <w:jc w:val="left"/>
-                  </w:pPr>
-                  <w:r>
-                    <w:rPr>
-                      <w:rFonts w:ascii="Cambria" w:hAnsi="Cambria" w:cs="Cambria" w:eastAsia="Cambria"/>
-                      <w:b w:val="0"/>
-                      <w:i w:val="0"/>
-                      <w:sz w:val="21"/>
-                    </w:rPr>
-                    <w:t>Time-and-a-half</w:t>
-                  </w:r>
-                </w:p>
-              </w:tc>
-              <w:tc>
-                <w:tcPr>
-                  <w:tcW w:type="dxa" w:w="2381"/>
-                  <w:vAlign w:val="center"/>
-                </w:tcPr>
-                <w:p>
-                  <w:pPr>
-                    <w:spacing w:before="0" w:after="0" w:line="240" w:lineRule="auto"/>
-                    <w:jc w:val="left"/>
-                  </w:pPr>
-                  <w:r>
-                    <w:rPr>
-                      <w:rFonts w:ascii="Cambria" w:hAnsi="Cambria" w:cs="Cambria" w:eastAsia="Cambria"/>
-                      <w:b w:val="0"/>
-                      <w:i w:val="0"/>
-                      <w:sz w:val="21"/>
-                    </w:rPr>
-                    <w:t>For the next 3 hours</w:t>
-                  </w:r>
-                </w:p>
-              </w:tc>
-            </w:tr>
-            <w:tr>
-              <w:trPr>
-                <w:cantSplit/>
-              </w:trPr>
-              <w:tc>
-                <w:tcPr>
-                  <w:tcW w:type="dxa" w:w="2007"/>
-                  <w:vAlign w:val="center"/>
-                </w:tcPr>
-                <w:p>
-                  <w:pPr>
-                    <w:spacing w:before="0" w:after="0" w:line="240" w:lineRule="auto"/>
-                    <w:jc w:val="left"/>
-                  </w:pPr>
-                  <w:r>
-                    <w:rPr>
-                      <w:rFonts w:ascii="Cambria" w:hAnsi="Cambria" w:cs="Cambria" w:eastAsia="Cambria"/>
-                      <w:b w:val="0"/>
-                      <w:i w:val="0"/>
-                      <w:sz w:val="21"/>
-                    </w:rPr>
-                    <w:t>Double time</w:t>
-                  </w:r>
-                </w:p>
-              </w:tc>
-              <w:tc>
-                <w:tcPr>
-                  <w:tcW w:type="dxa" w:w="2381"/>
-                  <w:vAlign w:val="center"/>
-                </w:tcPr>
-                <w:p>
-                  <w:pPr>
-                    <w:spacing w:before="0" w:after="0" w:line="240" w:lineRule="auto"/>
-                    <w:jc w:val="left"/>
-                  </w:pPr>
-                  <w:r>
-                    <w:rPr>
-                      <w:rFonts w:ascii="Cambria" w:hAnsi="Cambria" w:cs="Cambria" w:eastAsia="Cambria"/>
-                      <w:b w:val="0"/>
-                      <w:i w:val="0"/>
-                      <w:sz w:val="21"/>
-                    </w:rPr>
-                    <w:t>For each hour after that</w:t>
-                  </w:r>
-                </w:p>
-              </w:tc>
-            </w:tr>
-          </w:tbl>
-          <w:p>
-            <w:pPr>
-              <w:keepNext/>
-              <w:spacing w:before="0" w:after="0" w:lineRule="exact" w:line="68"/>
-            </w:pPr>
           </w:p>
         </w:tc>
         <w:tc>
@@ -15338,7 +12010,7 @@
       <w:tr>
         <w:trPr>
           <w:cantSplit/>
-          <w:trHeight w:val="1928" w:hRule="atLeast"/>
+          <w:trHeight w:val="1247" w:hRule="atLeast"/>
         </w:trPr>
         <w:tc>
           <w:tcPr>
@@ -15425,7 +12097,7 @@
       <w:tr>
         <w:trPr>
           <w:cantSplit/>
-          <w:trHeight w:val="3288" w:hRule="atLeast"/>
+          <w:trHeight w:val="2041" w:hRule="atLeast"/>
         </w:trPr>
         <w:tc>
           <w:tcPr>
@@ -15708,7 +12380,313 @@
                 <w:b w:val="0"/>
                 <w:sz w:val="22"/>
               </w:rPr>
-              <w:t>12</w:t>
+              <w:t>14</w:t>
+            </w:r>
+          </w:p>
+        </w:tc>
+        <w:tc>
+          <w:tcPr>
+            <w:tcW w:type="dxa" w:w="9371"/>
+            <w:gridSpan w:val="2"/>
+          </w:tcPr>
+          <w:p>
+            <w:pPr>
+              <w:keepNext/>
+              <w:spacing w:before="0" w:after="68" w:line="240" w:lineRule="auto"/>
+              <w:jc w:val="left"/>
+            </w:pPr>
+            <w:r>
+              <w:rPr>
+                <w:rFonts w:ascii="Cambria" w:hAnsi="Cambria" w:cs="Cambria" w:eastAsia="Cambria"/>
+                <w:b w:val="0"/>
+                <w:i w:val="0"/>
+                <w:sz w:val="22"/>
+              </w:rPr>
+              <w:t xml:space="preserve">A gym charges a joining fee of $60 plus $15 per week. The total cost, </w:t>
+            </w:r>
+            <w:r>
+              <w:rPr>
+                <w:rFonts w:ascii="Cambria" w:hAnsi="Cambria" w:cs="Cambria" w:eastAsia="Cambria"/>
+                <w:b w:val="0"/>
+                <w:i/>
+                <w:sz w:val="22"/>
+              </w:rPr>
+              <w:t>C</w:t>
+            </w:r>
+            <w:r>
+              <w:rPr>
+                <w:rFonts w:ascii="Cambria" w:hAnsi="Cambria" w:cs="Cambria" w:eastAsia="Cambria"/>
+                <w:b w:val="0"/>
+                <w:i w:val="0"/>
+                <w:sz w:val="22"/>
+              </w:rPr>
+              <w:t xml:space="preserve"> dollars, for </w:t>
+            </w:r>
+            <w:r>
+              <w:rPr>
+                <w:rFonts w:ascii="Cambria" w:hAnsi="Cambria" w:cs="Cambria" w:eastAsia="Cambria"/>
+                <w:b w:val="0"/>
+                <w:i/>
+                <w:sz w:val="22"/>
+              </w:rPr>
+              <w:t>w</w:t>
+            </w:r>
+            <w:r>
+              <w:rPr>
+                <w:rFonts w:ascii="Cambria" w:hAnsi="Cambria" w:cs="Cambria" w:eastAsia="Cambria"/>
+                <w:b w:val="0"/>
+                <w:i w:val="0"/>
+                <w:sz w:val="22"/>
+              </w:rPr>
+              <w:t xml:space="preserve"> weeks is given by the formula</w:t>
+            </w:r>
+          </w:p>
+          <w:p>
+            <w:pPr>
+              <w:keepNext/>
+              <w:spacing w:before="0" w:after="68" w:line="240" w:lineRule="auto"/>
+              <w:jc w:val="left"/>
+            </w:pPr>
+            <w:r>
+              <w:rPr>
+                <w:rFonts w:ascii="Cambria" w:hAnsi="Cambria" w:cs="Cambria" w:eastAsia="Cambria"/>
+                <w:b/>
+                <w:i/>
+                <w:sz w:val="22"/>
+              </w:rPr>
+              <w:t>C</w:t>
+            </w:r>
+            <w:r>
+              <w:rPr>
+                <w:rFonts w:ascii="Cambria" w:hAnsi="Cambria" w:cs="Cambria" w:eastAsia="Cambria"/>
+                <w:b/>
+                <w:i w:val="0"/>
+                <w:sz w:val="22"/>
+              </w:rPr>
+              <w:t xml:space="preserve"> = 60 + 15</w:t>
+            </w:r>
+            <w:r>
+              <w:rPr>
+                <w:rFonts w:ascii="Cambria" w:hAnsi="Cambria" w:cs="Cambria" w:eastAsia="Cambria"/>
+                <w:b/>
+                <w:i/>
+                <w:sz w:val="22"/>
+              </w:rPr>
+              <w:t>w</w:t>
+            </w:r>
+          </w:p>
+        </w:tc>
+        <w:tc>
+          <w:tcPr>
+            <w:tcW w:type="dxa" w:w="680"/>
+            <w:tcMar>
+              <w:left w:w="23" w:type="dxa"/>
+              <w:right w:w="23" w:type="dxa"/>
+            </w:tcMar>
+            <w:vAlign w:val="center"/>
+          </w:tcPr>
+          <w:p>
+            <w:pPr>
+              <w:keepNext/>
+              <w:spacing w:before="0" w:after="0" w:line="240" w:lineRule="auto"/>
+              <w:jc w:val="center"/>
+            </w:pPr>
+          </w:p>
+        </w:tc>
+      </w:tr>
+      <w:tr>
+        <w:trPr>
+          <w:cantSplit/>
+          <w:trHeight w:val="1247" w:hRule="atLeast"/>
+        </w:trPr>
+        <w:tc>
+          <w:tcPr>
+            <w:tcW w:type="dxa" w:w="380"/>
+            <w:tcMar>
+              <w:left w:w="23" w:type="dxa"/>
+              <w:right w:w="23" w:type="dxa"/>
+            </w:tcMar>
+            <w:vAlign w:val="center"/>
+          </w:tcPr>
+          <w:p>
+            <w:pPr>
+              <w:keepNext/>
+              <w:spacing w:before="0" w:after="0" w:line="240" w:lineRule="auto"/>
+              <w:jc w:val="center"/>
+            </w:pPr>
+            <w:r>
+              <w:rPr>
+                <w:rFonts w:ascii="Cambria" w:hAnsi="Cambria" w:cs="Cambria" w:eastAsia="Cambria"/>
+                <w:b w:val="0"/>
+                <w:sz w:val="22"/>
+              </w:rPr>
+              <w:t>a</w:t>
+            </w:r>
+          </w:p>
+        </w:tc>
+        <w:tc>
+          <w:tcPr>
+            <w:tcW w:type="dxa" w:w="3742"/>
+          </w:tcPr>
+          <w:p>
+            <w:pPr>
+              <w:keepNext/>
+              <w:spacing w:before="0" w:after="68" w:line="240" w:lineRule="auto"/>
+              <w:jc w:val="left"/>
+            </w:pPr>
+            <w:r>
+              <w:rPr>
+                <w:rFonts w:ascii="Cambria" w:hAnsi="Cambria" w:cs="Cambria" w:eastAsia="Cambria"/>
+                <w:b w:val="0"/>
+                <w:i w:val="0"/>
+                <w:sz w:val="22"/>
+              </w:rPr>
+              <w:t>Find the total cost for 12 weeks.</w:t>
+            </w:r>
+          </w:p>
+        </w:tc>
+        <w:tc>
+          <w:tcPr>
+            <w:tcW w:type="dxa" w:w="5630"/>
+          </w:tcPr>
+          <w:p>
+            <w:pPr>
+              <w:keepNext/>
+            </w:pPr>
+          </w:p>
+        </w:tc>
+        <w:tc>
+          <w:tcPr>
+            <w:tcW w:type="dxa" w:w="680"/>
+            <w:tcMar>
+              <w:left w:w="23" w:type="dxa"/>
+              <w:right w:w="23" w:type="dxa"/>
+            </w:tcMar>
+            <w:vAlign w:val="center"/>
+          </w:tcPr>
+          <w:p>
+            <w:pPr>
+              <w:keepNext/>
+              <w:spacing w:before="0" w:after="0" w:line="240" w:lineRule="auto"/>
+              <w:jc w:val="center"/>
+            </w:pPr>
+            <w:r>
+              <w:rPr>
+                <w:rFonts w:ascii="Cambria" w:hAnsi="Cambria" w:cs="Cambria" w:eastAsia="Cambria"/>
+                <w:b w:val="0"/>
+                <w:sz w:val="22"/>
+              </w:rPr>
+              <w:t>1</w:t>
+            </w:r>
+          </w:p>
+        </w:tc>
+      </w:tr>
+      <w:tr>
+        <w:trPr>
+          <w:cantSplit/>
+          <w:trHeight w:val="2041" w:hRule="atLeast"/>
+        </w:trPr>
+        <w:tc>
+          <w:tcPr>
+            <w:tcW w:type="dxa" w:w="380"/>
+            <w:tcMar>
+              <w:left w:w="23" w:type="dxa"/>
+              <w:right w:w="23" w:type="dxa"/>
+            </w:tcMar>
+            <w:vAlign w:val="center"/>
+          </w:tcPr>
+          <w:p>
+            <w:pPr>
+              <w:spacing w:before="0" w:after="0" w:line="240" w:lineRule="auto"/>
+              <w:jc w:val="center"/>
+            </w:pPr>
+            <w:r>
+              <w:rPr>
+                <w:rFonts w:ascii="Cambria" w:hAnsi="Cambria" w:cs="Cambria" w:eastAsia="Cambria"/>
+                <w:b w:val="0"/>
+                <w:sz w:val="22"/>
+              </w:rPr>
+              <w:t>b</w:t>
+            </w:r>
+          </w:p>
+        </w:tc>
+        <w:tc>
+          <w:tcPr>
+            <w:tcW w:type="dxa" w:w="3742"/>
+          </w:tcPr>
+          <w:p>
+            <w:pPr>
+              <w:spacing w:before="0" w:after="68" w:line="240" w:lineRule="auto"/>
+              <w:jc w:val="left"/>
+            </w:pPr>
+            <w:r>
+              <w:rPr>
+                <w:rFonts w:ascii="Cambria" w:hAnsi="Cambria" w:cs="Cambria" w:eastAsia="Cambria"/>
+                <w:b w:val="0"/>
+                <w:i w:val="0"/>
+                <w:sz w:val="22"/>
+              </w:rPr>
+              <w:t>Jo paid $300 altogether. Write an equation and solve it to find how many weeks Jo went to the gym.</w:t>
+            </w:r>
+          </w:p>
+        </w:tc>
+        <w:tc>
+          <w:tcPr>
+            <w:tcW w:type="dxa" w:w="5630"/>
+          </w:tcPr>
+          <w:p/>
+        </w:tc>
+        <w:tc>
+          <w:tcPr>
+            <w:tcW w:type="dxa" w:w="680"/>
+            <w:tcMar>
+              <w:left w:w="23" w:type="dxa"/>
+              <w:right w:w="23" w:type="dxa"/>
+            </w:tcMar>
+            <w:vAlign w:val="center"/>
+          </w:tcPr>
+          <w:p>
+            <w:pPr>
+              <w:spacing w:before="0" w:after="0" w:line="240" w:lineRule="auto"/>
+              <w:jc w:val="center"/>
+            </w:pPr>
+            <w:r>
+              <w:rPr>
+                <w:rFonts w:ascii="Cambria" w:hAnsi="Cambria" w:cs="Cambria" w:eastAsia="Cambria"/>
+                <w:b w:val="0"/>
+                <w:sz w:val="22"/>
+              </w:rPr>
+              <w:t>2</w:t>
+            </w:r>
+          </w:p>
+        </w:tc>
+      </w:tr>
+      <w:tr>
+        <w:trPr>
+          <w:cantSplit/>
+        </w:trPr>
+        <w:tc>
+          <w:tcPr>
+            <w:tcW w:type="dxa" w:w="380"/>
+            <w:tcMar>
+              <w:left w:w="23" w:type="dxa"/>
+              <w:right w:w="23" w:type="dxa"/>
+            </w:tcMar>
+            <w:vAlign w:val="center"/>
+          </w:tcPr>
+          <w:p>
+            <w:pPr>
+              <w:keepNext/>
+              <w:spacing w:before="0" w:after="0" w:line="240" w:lineRule="auto"/>
+              <w:jc w:val="center"/>
+            </w:pPr>
+            <w:r>
+              <w:rPr>
+                <w:rFonts w:ascii="Cambria" w:hAnsi="Cambria" w:cs="Cambria" w:eastAsia="Cambria"/>
+                <w:b w:val="0"/>
+                <w:sz w:val="22"/>
+              </w:rPr>
+              <w:t>15</w:t>
             </w:r>
           </w:p>
         </w:tc>
@@ -16071,8 +13049,8 @@
                   <w:r>
                     <w:drawing>
                       <wp:inline xmlns:a="http://schemas.openxmlformats.org/drawingml/2006/main" xmlns:pic="http://schemas.openxmlformats.org/drawingml/2006/picture" distT="0" distB="0" distL="0" distR="0">
-                        <wp:extent cx="1213560" cy="1966389"/>
-                        <wp:docPr id="18" name="Picture 18"/>
+                        <wp:extent cx="1213560" cy="1981137"/>
+                        <wp:docPr id="16" name="Picture 16"/>
                         <wp:cNvGraphicFramePr>
                           <a:graphicFrameLocks noChangeAspect="1"/>
                         </wp:cNvGraphicFramePr>
@@ -16080,11 +13058,11 @@
                           <a:graphicData uri="http://schemas.openxmlformats.org/drawingml/2006/picture">
                             <pic:pic>
                               <pic:nvPicPr>
-                                <pic:cNvPr id="0" name="s3-q12.png"/>
+                                <pic:cNvPr id="0" name="s3-q15.png"/>
                                 <pic:cNvPicPr/>
                               </pic:nvPicPr>
                               <pic:blipFill>
-                                <a:blip r:embed="rId27"/>
+                                <a:blip r:embed="rId25"/>
                                 <a:stretch>
                                   <a:fillRect/>
                                 </a:stretch>
@@ -16092,7 +13070,7 @@
                               <pic:spPr>
                                 <a:xfrm>
                                   <a:off x="0" y="0"/>
-                                  <a:ext cx="1213560" cy="1966389"/>
+                                  <a:ext cx="1213560" cy="1981137"/>
                                 </a:xfrm>
                                 <a:prstGeom prst="rect"/>
                               </pic:spPr>
@@ -16134,7 +13112,7 @@
       <w:tr>
         <w:trPr>
           <w:cantSplit/>
-          <w:trHeight w:val="1928" w:hRule="atLeast"/>
+          <w:trHeight w:val="2041" w:hRule="atLeast"/>
         </w:trPr>
         <w:tc>
           <w:tcPr>
@@ -16231,7 +13209,7 @@
                 <w:b w:val="0"/>
                 <w:sz w:val="22"/>
               </w:rPr>
-              <w:t>1</w:t>
+              <w:t>2</w:t>
             </w:r>
           </w:p>
         </w:tc>
@@ -16239,7 +13217,7 @@
       <w:tr>
         <w:trPr>
           <w:cantSplit/>
-          <w:trHeight w:val="1814" w:hRule="atLeast"/>
+          <w:trHeight w:val="2041" w:hRule="atLeast"/>
         </w:trPr>
         <w:tc>
           <w:tcPr>
@@ -16336,94 +13314,7 @@
                 <w:b w:val="0"/>
                 <w:sz w:val="22"/>
               </w:rPr>
-              <w:t>1</w:t>
-            </w:r>
-          </w:p>
-        </w:tc>
-      </w:tr>
-      <w:tr>
-        <w:trPr>
-          <w:cantSplit/>
-          <w:trHeight w:val="2608" w:hRule="atLeast"/>
-        </w:trPr>
-        <w:tc>
-          <w:tcPr>
-            <w:tcW w:type="dxa" w:w="380"/>
-            <w:tcMar>
-              <w:left w:w="23" w:type="dxa"/>
-              <w:right w:w="23" w:type="dxa"/>
-            </w:tcMar>
-            <w:vAlign w:val="center"/>
-          </w:tcPr>
-          <w:p>
-            <w:pPr>
-              <w:keepNext/>
-              <w:spacing w:before="0" w:after="0" w:line="240" w:lineRule="auto"/>
-              <w:jc w:val="center"/>
-            </w:pPr>
-            <w:r>
-              <w:rPr>
-                <w:rFonts w:ascii="Cambria" w:hAnsi="Cambria" w:cs="Cambria" w:eastAsia="Cambria"/>
-                <w:b w:val="0"/>
-                <w:sz w:val="22"/>
-              </w:rPr>
-              <w:t>c</w:t>
-            </w:r>
-          </w:p>
-        </w:tc>
-        <w:tc>
-          <w:tcPr>
-            <w:tcW w:type="dxa" w:w="3742"/>
-          </w:tcPr>
-          <w:p>
-            <w:pPr>
-              <w:keepNext/>
-              <w:spacing w:before="0" w:after="68" w:line="240" w:lineRule="auto"/>
-              <w:jc w:val="left"/>
-            </w:pPr>
-            <w:r>
-              <w:rPr>
-                <w:rFonts w:ascii="Cambria" w:hAnsi="Cambria" w:cs="Cambria" w:eastAsia="Cambria"/>
-                <w:b w:val="0"/>
-                <w:i w:val="0"/>
-                <w:sz w:val="22"/>
-              </w:rPr>
-              <w:t>For safety, a ladder should make an angle of 75° with the ground. A longer ladder is placed at 75° so that its top reaches 6.5 m up the wall. How long is this ladder? Answer correct to 2 decimal places.</w:t>
-            </w:r>
-          </w:p>
-        </w:tc>
-        <w:tc>
-          <w:tcPr>
-            <w:tcW w:type="dxa" w:w="5630"/>
-          </w:tcPr>
-          <w:p>
-            <w:pPr>
-              <w:keepNext/>
-            </w:pPr>
-          </w:p>
-        </w:tc>
-        <w:tc>
-          <w:tcPr>
-            <w:tcW w:type="dxa" w:w="680"/>
-            <w:tcMar>
-              <w:left w:w="23" w:type="dxa"/>
-              <w:right w:w="23" w:type="dxa"/>
-            </w:tcMar>
-            <w:vAlign w:val="center"/>
-          </w:tcPr>
-          <w:p>
-            <w:pPr>
-              <w:keepNext/>
-              <w:spacing w:before="0" w:after="0" w:line="240" w:lineRule="auto"/>
-              <w:jc w:val="center"/>
-            </w:pPr>
-            <w:r>
-              <w:rPr>
-                <w:rFonts w:ascii="Cambria" w:hAnsi="Cambria" w:cs="Cambria" w:eastAsia="Cambria"/>
-                <w:b w:val="0"/>
-                <w:sz w:val="22"/>
-              </w:rPr>
-              <w:t>1</w:t>
+              <w:t>2</w:t>
             </w:r>
           </w:p>
         </w:tc>
@@ -16488,7 +13379,7 @@
                 <w:b/>
                 <w:sz w:val="22"/>
               </w:rPr>
-              <w:t>/21</w:t>
+              <w:t>/33</w:t>
             </w:r>
           </w:p>
         </w:tc>

--- a/Yearly exam 2026/Year9-5.2-Yearly-Exam-2026.docx
+++ b/Yearly exam 2026/Year9-5.2-Yearly-Exam-2026.docx
@@ -3387,7 +3387,7 @@
                   <w:r>
                     <w:drawing>
                       <wp:inline xmlns:a="http://schemas.openxmlformats.org/drawingml/2006/main" xmlns:pic="http://schemas.openxmlformats.org/drawingml/2006/picture" distT="0" distB="0" distL="0" distR="0">
-                        <wp:extent cx="1938960" cy="1173661"/>
+                        <wp:extent cx="1938960" cy="1161561"/>
                         <wp:docPr id="6" name="Picture 6"/>
                         <wp:cNvGraphicFramePr>
                           <a:graphicFrameLocks noChangeAspect="1"/>
@@ -3408,7 +3408,7 @@
                               <pic:spPr>
                                 <a:xfrm>
                                   <a:off x="0" y="0"/>
-                                  <a:ext cx="1938960" cy="1173661"/>
+                                  <a:ext cx="1938960" cy="1161561"/>
                                 </a:xfrm>
                                 <a:prstGeom prst="rect"/>
                               </pic:spPr>
@@ -4271,13 +4271,13 @@
               <w:tblLook w:firstColumn="1" w:firstRow="1" w:lastColumn="0" w:lastRow="0" w:noHBand="0" w:noVBand="1" w:val="04A0"/>
             </w:tblPr>
             <w:tblGrid>
-              <w:gridCol w:w="7326"/>
-              <w:gridCol w:w="1705"/>
+              <w:gridCol w:w="7058"/>
+              <w:gridCol w:w="1973"/>
             </w:tblGrid>
             <w:tr>
               <w:tc>
                 <w:tcPr>
-                  <w:tcW w:type="dxa" w:w="7326"/>
+                  <w:tcW w:type="dxa" w:w="7058"/>
                   <w:tcMar>
                     <w:right w:w="227" w:type="dxa"/>
                   </w:tcMar>
@@ -4295,7 +4295,7 @@
                       <w:i w:val="0"/>
                       <w:sz w:val="22"/>
                     </w:rPr>
-                    <w:t>The scale on this measuring cylinder is shown.</w:t>
+                    <w:t>Select the correct formula for the area of a triangle.</w:t>
                   </w:r>
                 </w:p>
                 <w:p>
@@ -4310,14 +4310,17 @@
                       <w:i w:val="0"/>
                       <w:sz w:val="22"/>
                     </w:rPr>
-                    <w:t>What is the absolute error of a reading taken with this measuring cylinder?</w:t>
+                    <w:t xml:space="preserve">Note: </w:t>
                   </w:r>
-                </w:p>
-                <w:p>
-                  <w:pPr>
-                    <w:spacing w:before="0" w:after="68" w:line="240" w:lineRule="auto"/>
-                    <w:jc w:val="center"/>
-                  </w:pPr>
+                  <w:r>
+                    <w:rPr>
+                      <w:rFonts w:ascii="Cambria" w:hAnsi="Cambria" w:cs="Cambria" w:eastAsia="Cambria"/>
+                      <w:b w:val="0"/>
+                      <w:i/>
+                      <w:sz w:val="22"/>
+                    </w:rPr>
+                    <w:t>b</w:t>
+                  </w:r>
                   <w:r>
                     <w:rPr>
                       <w:rFonts w:ascii="Cambria" w:hAnsi="Cambria" w:cs="Cambria" w:eastAsia="Cambria"/>
@@ -4325,7 +4328,25 @@
                       <w:i w:val="0"/>
                       <w:sz w:val="22"/>
                     </w:rPr>
-                    <w:t>Note: absolute error = ½ × precision (the smallest marked unit on the scale)</w:t>
+                    <w:t xml:space="preserve"> is the base and </w:t>
+                  </w:r>
+                  <w:r>
+                    <w:rPr>
+                      <w:rFonts w:ascii="Cambria" w:hAnsi="Cambria" w:cs="Cambria" w:eastAsia="Cambria"/>
+                      <w:b w:val="0"/>
+                      <w:i/>
+                      <w:sz w:val="22"/>
+                    </w:rPr>
+                    <w:t>h</w:t>
+                  </w:r>
+                  <w:r>
+                    <w:rPr>
+                      <w:rFonts w:ascii="Cambria" w:hAnsi="Cambria" w:cs="Cambria" w:eastAsia="Cambria"/>
+                      <w:b w:val="0"/>
+                      <w:i w:val="0"/>
+                      <w:sz w:val="22"/>
+                    </w:rPr>
+                    <w:t xml:space="preserve"> is the perpendicular height</w:t>
                   </w:r>
                 </w:p>
                 <w:p>
@@ -4335,7 +4356,7 @@
                 </w:p>
                 <w:tbl>
                   <w:tblPr>
-                    <w:tblW w:w="6362" w:type="dxa"/>
+                    <w:tblW w:w="6094" w:type="dxa"/>
                     <w:tblInd w:w="510" w:type="dxa"/>
                     <w:tblBorders>
                       <w:top w:val="nil"/>
@@ -4355,15 +4376,15 @@
                     <w:tblLook w:firstColumn="1" w:firstRow="1" w:lastColumn="0" w:lastRow="0" w:noHBand="0" w:noVBand="1" w:val="04A0"/>
                   </w:tblPr>
                   <w:tblGrid>
-                    <w:gridCol w:w="1591"/>
-                    <w:gridCol w:w="1591"/>
-                    <w:gridCol w:w="1591"/>
-                    <w:gridCol w:w="1591"/>
+                    <w:gridCol w:w="1524"/>
+                    <w:gridCol w:w="1524"/>
+                    <w:gridCol w:w="1524"/>
+                    <w:gridCol w:w="1524"/>
                   </w:tblGrid>
                   <w:tr>
                     <w:tc>
                       <w:tcPr>
-                        <w:tcW w:type="dxa" w:w="1591"/>
+                        <w:tcW w:type="dxa" w:w="1524"/>
                       </w:tcPr>
                       <w:p>
                         <w:pPr>
@@ -4393,16 +4414,34 @@
                           <w:rPr>
                             <w:rFonts w:ascii="Cambria" w:hAnsi="Cambria" w:cs="Cambria" w:eastAsia="Cambria"/>
                             <w:b w:val="0"/>
+                            <w:i/>
+                            <w:sz w:val="22"/>
+                          </w:rPr>
+                          <w:t>A</w:t>
+                        </w:r>
+                        <w:r>
+                          <w:rPr>
+                            <w:rFonts w:ascii="Cambria" w:hAnsi="Cambria" w:cs="Cambria" w:eastAsia="Cambria"/>
+                            <w:b w:val="0"/>
                             <w:i w:val="0"/>
                             <w:sz w:val="22"/>
                           </w:rPr>
-                          <w:t>±25 mL</w:t>
+                          <w:t xml:space="preserve"> = 2</w:t>
+                        </w:r>
+                        <w:r>
+                          <w:rPr>
+                            <w:rFonts w:ascii="Cambria" w:hAnsi="Cambria" w:cs="Cambria" w:eastAsia="Cambria"/>
+                            <w:b w:val="0"/>
+                            <w:i/>
+                            <w:sz w:val="22"/>
+                          </w:rPr>
+                          <w:t>bh</w:t>
                         </w:r>
                       </w:p>
                     </w:tc>
                     <w:tc>
                       <w:tcPr>
-                        <w:tcW w:type="dxa" w:w="1591"/>
+                        <w:tcW w:type="dxa" w:w="1524"/>
                       </w:tcPr>
                       <w:p>
                         <w:pPr>
@@ -4432,16 +4471,34 @@
                           <w:rPr>
                             <w:rFonts w:ascii="Cambria" w:hAnsi="Cambria" w:cs="Cambria" w:eastAsia="Cambria"/>
                             <w:b w:val="0"/>
+                            <w:i/>
+                            <w:sz w:val="22"/>
+                          </w:rPr>
+                          <w:t>A</w:t>
+                        </w:r>
+                        <w:r>
+                          <w:rPr>
+                            <w:rFonts w:ascii="Cambria" w:hAnsi="Cambria" w:cs="Cambria" w:eastAsia="Cambria"/>
+                            <w:b w:val="0"/>
                             <w:i w:val="0"/>
                             <w:sz w:val="22"/>
                           </w:rPr>
-                          <w:t>±50 mL</w:t>
+                          <w:t xml:space="preserve"> = </w:t>
+                        </w:r>
+                        <w:r>
+                          <w:rPr>
+                            <w:rFonts w:ascii="Cambria" w:hAnsi="Cambria" w:cs="Cambria" w:eastAsia="Cambria"/>
+                            <w:b w:val="0"/>
+                            <w:i/>
+                            <w:sz w:val="22"/>
+                          </w:rPr>
+                          <w:t>bh</w:t>
                         </w:r>
                       </w:p>
                     </w:tc>
                     <w:tc>
                       <w:tcPr>
-                        <w:tcW w:type="dxa" w:w="1591"/>
+                        <w:tcW w:type="dxa" w:w="1524"/>
                       </w:tcPr>
                       <w:p>
                         <w:pPr>
@@ -4471,16 +4528,34 @@
                           <w:rPr>
                             <w:rFonts w:ascii="Cambria" w:hAnsi="Cambria" w:cs="Cambria" w:eastAsia="Cambria"/>
                             <w:b w:val="0"/>
+                            <w:i/>
+                            <w:sz w:val="22"/>
+                          </w:rPr>
+                          <w:t>A</w:t>
+                        </w:r>
+                        <w:r>
+                          <w:rPr>
+                            <w:rFonts w:ascii="Cambria" w:hAnsi="Cambria" w:cs="Cambria" w:eastAsia="Cambria"/>
+                            <w:b w:val="0"/>
                             <w:i w:val="0"/>
                             <w:sz w:val="22"/>
                           </w:rPr>
-                          <w:t>±100 mL</w:t>
+                          <w:t xml:space="preserve"> = ½</w:t>
+                        </w:r>
+                        <w:r>
+                          <w:rPr>
+                            <w:rFonts w:ascii="Cambria" w:hAnsi="Cambria" w:cs="Cambria" w:eastAsia="Cambria"/>
+                            <w:b w:val="0"/>
+                            <w:i/>
+                            <w:sz w:val="22"/>
+                          </w:rPr>
+                          <w:t>bh</w:t>
                         </w:r>
                       </w:p>
                     </w:tc>
                     <w:tc>
                       <w:tcPr>
-                        <w:tcW w:type="dxa" w:w="1591"/>
+                        <w:tcW w:type="dxa" w:w="1524"/>
                       </w:tcPr>
                       <w:p>
                         <w:pPr>
@@ -4510,10 +4585,55 @@
                           <w:rPr>
                             <w:rFonts w:ascii="Cambria" w:hAnsi="Cambria" w:cs="Cambria" w:eastAsia="Cambria"/>
                             <w:b w:val="0"/>
+                            <w:i/>
+                            <w:sz w:val="22"/>
+                          </w:rPr>
+                          <w:t>A</w:t>
+                        </w:r>
+                        <w:r>
+                          <w:rPr>
+                            <w:rFonts w:ascii="Cambria" w:hAnsi="Cambria" w:cs="Cambria" w:eastAsia="Cambria"/>
+                            <w:b w:val="0"/>
                             <w:i w:val="0"/>
                             <w:sz w:val="22"/>
                           </w:rPr>
-                          <w:t>±0.5 mL</w:t>
+                          <w:t xml:space="preserve"> = ½(</w:t>
+                        </w:r>
+                        <w:r>
+                          <w:rPr>
+                            <w:rFonts w:ascii="Cambria" w:hAnsi="Cambria" w:cs="Cambria" w:eastAsia="Cambria"/>
+                            <w:b w:val="0"/>
+                            <w:i/>
+                            <w:sz w:val="22"/>
+                          </w:rPr>
+                          <w:t>b</w:t>
+                        </w:r>
+                        <w:r>
+                          <w:rPr>
+                            <w:rFonts w:ascii="Cambria" w:hAnsi="Cambria" w:cs="Cambria" w:eastAsia="Cambria"/>
+                            <w:b w:val="0"/>
+                            <w:i w:val="0"/>
+                            <w:sz w:val="22"/>
+                          </w:rPr>
+                          <w:t xml:space="preserve"> + </w:t>
+                        </w:r>
+                        <w:r>
+                          <w:rPr>
+                            <w:rFonts w:ascii="Cambria" w:hAnsi="Cambria" w:cs="Cambria" w:eastAsia="Cambria"/>
+                            <w:b w:val="0"/>
+                            <w:i/>
+                            <w:sz w:val="22"/>
+                          </w:rPr>
+                          <w:t>h</w:t>
+                        </w:r>
+                        <w:r>
+                          <w:rPr>
+                            <w:rFonts w:ascii="Cambria" w:hAnsi="Cambria" w:cs="Cambria" w:eastAsia="Cambria"/>
+                            <w:b w:val="0"/>
+                            <w:i w:val="0"/>
+                            <w:sz w:val="22"/>
+                          </w:rPr>
+                          <w:t>)</w:t>
                         </w:r>
                       </w:p>
                     </w:tc>
@@ -4527,7 +4647,7 @@
               </w:tc>
               <w:tc>
                 <w:tcPr>
-                  <w:tcW w:type="dxa" w:w="1705"/>
+                  <w:tcW w:type="dxa" w:w="1973"/>
                   <w:vAlign w:val="center"/>
                 </w:tcPr>
                 <w:p>
@@ -4538,7 +4658,7 @@
                   <w:r>
                     <w:drawing>
                       <wp:inline xmlns:a="http://schemas.openxmlformats.org/drawingml/2006/main" xmlns:pic="http://schemas.openxmlformats.org/drawingml/2006/picture" distT="0" distB="0" distL="0" distR="0">
-                        <wp:extent cx="1010879" cy="1607116"/>
+                        <wp:extent cx="1180800" cy="1075102"/>
                         <wp:docPr id="7" name="Picture 7"/>
                         <wp:cNvGraphicFramePr>
                           <a:graphicFrameLocks noChangeAspect="1"/>
@@ -4559,7 +4679,7 @@
                               <pic:spPr>
                                 <a:xfrm>
                                   <a:off x="0" y="0"/>
-                                  <a:ext cx="1010879" cy="1607116"/>
+                                  <a:ext cx="1180800" cy="1075102"/>
                                 </a:xfrm>
                                 <a:prstGeom prst="rect"/>
                               </pic:spPr>
@@ -4948,7 +5068,7 @@
                   <w:r>
                     <w:drawing>
                       <wp:inline xmlns:a="http://schemas.openxmlformats.org/drawingml/2006/main" xmlns:pic="http://schemas.openxmlformats.org/drawingml/2006/picture" distT="0" distB="0" distL="0" distR="0">
-                        <wp:extent cx="1842480" cy="826988"/>
+                        <wp:extent cx="1842480" cy="817867"/>
                         <wp:docPr id="8" name="Picture 8"/>
                         <wp:cNvGraphicFramePr>
                           <a:graphicFrameLocks noChangeAspect="1"/>
@@ -4969,7 +5089,7 @@
                               <pic:spPr>
                                 <a:xfrm>
                                   <a:off x="0" y="0"/>
-                                  <a:ext cx="1842480" cy="826988"/>
+                                  <a:ext cx="1842480" cy="817867"/>
                                 </a:xfrm>
                                 <a:prstGeom prst="rect"/>
                               </pic:spPr>
@@ -5403,7 +5523,7 @@
                   <w:r>
                     <w:drawing>
                       <wp:inline xmlns:a="http://schemas.openxmlformats.org/drawingml/2006/main" xmlns:pic="http://schemas.openxmlformats.org/drawingml/2006/picture" distT="0" distB="0" distL="0" distR="0">
-                        <wp:extent cx="1362240" cy="1465165"/>
+                        <wp:extent cx="1362240" cy="1456083"/>
                         <wp:docPr id="9" name="Picture 9"/>
                         <wp:cNvGraphicFramePr>
                           <a:graphicFrameLocks noChangeAspect="1"/>
@@ -5424,7 +5544,7 @@
                               <pic:spPr>
                                 <a:xfrm>
                                   <a:off x="0" y="0"/>
-                                  <a:ext cx="1362240" cy="1465165"/>
+                                  <a:ext cx="1362240" cy="1456083"/>
                                 </a:xfrm>
                                 <a:prstGeom prst="rect"/>
                               </pic:spPr>
@@ -5465,92 +5585,6 @@
                 <w:sz w:val="22"/>
               </w:rPr>
               <w:t>1</w:t>
-            </w:r>
-          </w:p>
-        </w:tc>
-      </w:tr>
-    </w:tbl>
-    <w:p>
-      <w:pPr>
-        <w:pageBreakBefore/>
-        <w:spacing w:before="0" w:after="0" w:lineRule="exact" w:line="20"/>
-      </w:pPr>
-      <w:r>
-        <w:rPr>
-          <w:rFonts w:ascii="Cambria" w:hAnsi="Cambria" w:cs="Cambria" w:eastAsia="Cambria"/>
-          <w:sz w:val="2"/>
-        </w:rPr>
-      </w:r>
-    </w:p>
-    <w:tbl>
-      <w:tblPr>
-        <w:tblW w:w="10431" w:type="dxa"/>
-        <w:tblBorders>
-          <w:top w:val="single" w:sz="6" w:space="0" w:color="1F1F1F"/>
-          <w:left w:val="single" w:sz="6" w:space="0" w:color="1F1F1F"/>
-          <w:bottom w:val="single" w:sz="6" w:space="0" w:color="1F1F1F"/>
-          <w:right w:val="single" w:sz="6" w:space="0" w:color="1F1F1F"/>
-          <w:insideH w:val="single" w:sz="6" w:space="0" w:color="1F1F1F"/>
-          <w:insideV w:val="single" w:sz="6" w:space="0" w:color="1F1F1F"/>
-        </w:tblBorders>
-        <w:tblLayout w:type="fixed"/>
-        <w:tblCellMar>
-          <w:top w:w="68" w:type="dxa"/>
-          <w:left w:w="91" w:type="dxa"/>
-          <w:bottom w:w="68" w:type="dxa"/>
-          <w:right w:w="91" w:type="dxa"/>
-        </w:tblCellMar>
-        <w:tblLook w:firstColumn="1" w:firstRow="1" w:lastColumn="0" w:lastRow="0" w:noHBand="0" w:noVBand="1" w:val="04A0"/>
-      </w:tblPr>
-      <w:tblGrid>
-        <w:gridCol w:w="380"/>
-        <w:gridCol w:w="3742"/>
-        <w:gridCol w:w="5630"/>
-        <w:gridCol w:w="680"/>
-      </w:tblGrid>
-      <w:tr>
-        <w:trPr>
-          <w:cantSplit/>
-          <w:trHeight w:val="663" w:hRule="atLeast"/>
-          <w:tblHeader/>
-        </w:trPr>
-        <w:tc>
-          <w:tcPr>
-            <w:tcW w:type="dxa" w:w="380"/>
-            <w:shd w:val="clear" w:color="auto" w:fill="0F3A63"/>
-            <w:tcMar>
-              <w:left w:w="17" w:type="dxa"/>
-              <w:right w:w="17" w:type="dxa"/>
-            </w:tcMar>
-            <w:vAlign w:val="center"/>
-          </w:tcPr>
-          <w:p>
-            <w:pPr>
-              <w:keepNext/>
-            </w:pPr>
-          </w:p>
-        </w:tc>
-        <w:tc>
-          <w:tcPr>
-            <w:tcW w:type="dxa" w:w="10052"/>
-            <w:gridSpan w:val="3"/>
-            <w:shd w:val="clear" w:color="auto" w:fill="0F3A63"/>
-            <w:vAlign w:val="center"/>
-          </w:tcPr>
-          <w:p>
-            <w:pPr>
-              <w:keepNext/>
-              <w:spacing w:before="0" w:after="0" w:line="240" w:lineRule="auto"/>
-              <w:jc w:val="center"/>
-            </w:pPr>
-            <w:r>
-              <w:rPr>
-                <w:rFonts w:ascii="Cambria" w:hAnsi="Cambria" w:cs="Cambria" w:eastAsia="Cambria"/>
-                <w:b/>
-                <w:color w:val="FFFFFF"/>
-                <w:sz w:val="32"/>
-              </w:rPr>
-              <w:t>Section 2: Surface area and volume (continued)</w:t>
             </w:r>
           </w:p>
         </w:tc>
@@ -5750,7 +5784,7 @@
             <w:r>
               <w:drawing>
                 <wp:inline xmlns:a="http://schemas.openxmlformats.org/drawingml/2006/main" xmlns:pic="http://schemas.openxmlformats.org/drawingml/2006/picture" distT="0" distB="0" distL="0" distR="0">
-                  <wp:extent cx="1804680" cy="1300342"/>
+                  <wp:extent cx="1804680" cy="1293808"/>
                   <wp:docPr id="10" name="Picture 10"/>
                   <wp:cNvGraphicFramePr>
                     <a:graphicFrameLocks noChangeAspect="1"/>
@@ -5771,7 +5805,7 @@
                         <pic:spPr>
                           <a:xfrm>
                             <a:off x="0" y="0"/>
-                            <a:ext cx="1804680" cy="1300342"/>
+                            <a:ext cx="1804680" cy="1293808"/>
                           </a:xfrm>
                           <a:prstGeom prst="rect"/>
                         </pic:spPr>
@@ -5940,6 +5974,187 @@
                 <w:sz w:val="22"/>
               </w:rPr>
               <w:t>1</w:t>
+            </w:r>
+          </w:p>
+        </w:tc>
+      </w:tr>
+    </w:tbl>
+    <w:p>
+      <w:pPr>
+        <w:pageBreakBefore/>
+        <w:spacing w:before="0" w:after="0" w:lineRule="exact" w:line="20"/>
+      </w:pPr>
+      <w:r>
+        <w:rPr>
+          <w:rFonts w:ascii="Cambria" w:hAnsi="Cambria" w:cs="Cambria" w:eastAsia="Cambria"/>
+          <w:sz w:val="2"/>
+        </w:rPr>
+      </w:r>
+    </w:p>
+    <w:tbl>
+      <w:tblPr>
+        <w:tblW w:w="10431" w:type="dxa"/>
+        <w:tblBorders>
+          <w:top w:val="single" w:sz="6" w:space="0" w:color="1F1F1F"/>
+          <w:left w:val="single" w:sz="6" w:space="0" w:color="1F1F1F"/>
+          <w:bottom w:val="single" w:sz="6" w:space="0" w:color="1F1F1F"/>
+          <w:right w:val="single" w:sz="6" w:space="0" w:color="1F1F1F"/>
+          <w:insideH w:val="single" w:sz="6" w:space="0" w:color="1F1F1F"/>
+          <w:insideV w:val="single" w:sz="6" w:space="0" w:color="1F1F1F"/>
+        </w:tblBorders>
+        <w:tblLayout w:type="fixed"/>
+        <w:tblCellMar>
+          <w:top w:w="68" w:type="dxa"/>
+          <w:left w:w="91" w:type="dxa"/>
+          <w:bottom w:w="68" w:type="dxa"/>
+          <w:right w:w="91" w:type="dxa"/>
+        </w:tblCellMar>
+        <w:tblLook w:firstColumn="1" w:firstRow="1" w:lastColumn="0" w:lastRow="0" w:noHBand="0" w:noVBand="1" w:val="04A0"/>
+      </w:tblPr>
+      <w:tblGrid>
+        <w:gridCol w:w="380"/>
+        <w:gridCol w:w="3742"/>
+        <w:gridCol w:w="5630"/>
+        <w:gridCol w:w="680"/>
+      </w:tblGrid>
+      <w:tr>
+        <w:trPr>
+          <w:cantSplit/>
+          <w:trHeight w:val="663" w:hRule="atLeast"/>
+          <w:tblHeader/>
+        </w:trPr>
+        <w:tc>
+          <w:tcPr>
+            <w:tcW w:type="dxa" w:w="380"/>
+            <w:shd w:val="clear" w:color="auto" w:fill="0F3A63"/>
+            <w:tcMar>
+              <w:left w:w="17" w:type="dxa"/>
+              <w:right w:w="17" w:type="dxa"/>
+            </w:tcMar>
+            <w:vAlign w:val="center"/>
+          </w:tcPr>
+          <w:p>
+            <w:pPr>
+              <w:keepNext/>
+            </w:pPr>
+          </w:p>
+        </w:tc>
+        <w:tc>
+          <w:tcPr>
+            <w:tcW w:type="dxa" w:w="10052"/>
+            <w:gridSpan w:val="3"/>
+            <w:shd w:val="clear" w:color="auto" w:fill="0F3A63"/>
+            <w:vAlign w:val="center"/>
+          </w:tcPr>
+          <w:p>
+            <w:pPr>
+              <w:keepNext/>
+              <w:spacing w:before="0" w:after="0" w:line="240" w:lineRule="auto"/>
+              <w:jc w:val="center"/>
+            </w:pPr>
+            <w:r>
+              <w:rPr>
+                <w:rFonts w:ascii="Cambria" w:hAnsi="Cambria" w:cs="Cambria" w:eastAsia="Cambria"/>
+                <w:b/>
+                <w:color w:val="FFFFFF"/>
+                <w:sz w:val="32"/>
+              </w:rPr>
+              <w:t>Section 2: Surface area and volume (continued)</w:t>
+            </w:r>
+          </w:p>
+        </w:tc>
+      </w:tr>
+      <w:tr>
+        <w:trPr>
+          <w:cantSplit/>
+          <w:trHeight w:val="516" w:hRule="atLeast"/>
+          <w:tblHeader/>
+        </w:trPr>
+        <w:tc>
+          <w:tcPr>
+            <w:tcW w:type="dxa" w:w="380"/>
+            <w:shd w:val="clear" w:color="auto" w:fill="EEF4FB"/>
+            <w:tcMar>
+              <w:left w:w="23" w:type="dxa"/>
+              <w:right w:w="23" w:type="dxa"/>
+            </w:tcMar>
+            <w:vAlign w:val="center"/>
+          </w:tcPr>
+          <w:p>
+            <w:pPr>
+              <w:keepNext/>
+              <w:spacing w:before="0" w:after="0" w:line="240" w:lineRule="auto"/>
+              <w:jc w:val="center"/>
+            </w:pPr>
+          </w:p>
+        </w:tc>
+        <w:tc>
+          <w:tcPr>
+            <w:tcW w:type="dxa" w:w="3742"/>
+            <w:shd w:val="clear" w:color="auto" w:fill="EEF4FB"/>
+            <w:vAlign w:val="center"/>
+          </w:tcPr>
+          <w:p>
+            <w:pPr>
+              <w:keepNext/>
+              <w:spacing w:before="0" w:after="0" w:line="240" w:lineRule="auto"/>
+              <w:jc w:val="center"/>
+            </w:pPr>
+            <w:r>
+              <w:rPr>
+                <w:rFonts w:ascii="Cambria" w:hAnsi="Cambria" w:cs="Cambria" w:eastAsia="Cambria"/>
+                <w:b/>
+                <w:sz w:val="22"/>
+              </w:rPr>
+              <w:t>Question</w:t>
+            </w:r>
+          </w:p>
+        </w:tc>
+        <w:tc>
+          <w:tcPr>
+            <w:tcW w:type="dxa" w:w="5630"/>
+            <w:shd w:val="clear" w:color="auto" w:fill="EEF4FB"/>
+            <w:vAlign w:val="center"/>
+          </w:tcPr>
+          <w:p>
+            <w:pPr>
+              <w:keepNext/>
+              <w:spacing w:before="0" w:after="0" w:line="240" w:lineRule="auto"/>
+              <w:jc w:val="center"/>
+            </w:pPr>
+            <w:r>
+              <w:rPr>
+                <w:rFonts w:ascii="Cambria" w:hAnsi="Cambria" w:cs="Cambria" w:eastAsia="Cambria"/>
+                <w:b/>
+                <w:sz w:val="22"/>
+              </w:rPr>
+              <w:t>Working Out</w:t>
+            </w:r>
+          </w:p>
+        </w:tc>
+        <w:tc>
+          <w:tcPr>
+            <w:tcW w:type="dxa" w:w="680"/>
+            <w:shd w:val="clear" w:color="auto" w:fill="EEF4FB"/>
+            <w:tcMar>
+              <w:left w:w="23" w:type="dxa"/>
+              <w:right w:w="23" w:type="dxa"/>
+            </w:tcMar>
+            <w:vAlign w:val="center"/>
+          </w:tcPr>
+          <w:p>
+            <w:pPr>
+              <w:keepNext/>
+              <w:spacing w:before="0" w:after="0" w:line="240" w:lineRule="auto"/>
+              <w:jc w:val="center"/>
+            </w:pPr>
+            <w:r>
+              <w:rPr>
+                <w:rFonts w:ascii="Cambria" w:hAnsi="Cambria" w:cs="Cambria" w:eastAsia="Cambria"/>
+                <w:b/>
+                <w:sz w:val="22"/>
+              </w:rPr>
+              <w:t>Mark</w:t>
             </w:r>
           </w:p>
         </w:tc>
@@ -6301,7 +6516,7 @@
             <w:r>
               <w:drawing>
                 <wp:inline xmlns:a="http://schemas.openxmlformats.org/drawingml/2006/main" xmlns:pic="http://schemas.openxmlformats.org/drawingml/2006/picture" distT="0" distB="0" distL="0" distR="0">
-                  <wp:extent cx="1064520" cy="1206255"/>
+                  <wp:extent cx="1064520" cy="1197208"/>
                   <wp:docPr id="12" name="Picture 12"/>
                   <wp:cNvGraphicFramePr>
                     <a:graphicFrameLocks noChangeAspect="1"/>
@@ -6322,7 +6537,7 @@
                         <pic:spPr>
                           <a:xfrm>
                             <a:off x="0" y="0"/>
-                            <a:ext cx="1064520" cy="1206255"/>
+                            <a:ext cx="1064520" cy="1197208"/>
                           </a:xfrm>
                           <a:prstGeom prst="rect"/>
                         </pic:spPr>
@@ -6940,7 +7155,7 @@
                   <w:r>
                     <w:drawing>
                       <wp:inline xmlns:a="http://schemas.openxmlformats.org/drawingml/2006/main" xmlns:pic="http://schemas.openxmlformats.org/drawingml/2006/picture" distT="0" distB="0" distL="0" distR="0">
-                        <wp:extent cx="1869840" cy="1205075"/>
+                        <wp:extent cx="1869840" cy="1195969"/>
                         <wp:docPr id="13" name="Picture 13"/>
                         <wp:cNvGraphicFramePr>
                           <a:graphicFrameLocks noChangeAspect="1"/>
@@ -6961,7 +7176,7 @@
                               <pic:spPr>
                                 <a:xfrm>
                                   <a:off x="0" y="0"/>
-                                  <a:ext cx="1869840" cy="1205075"/>
+                                  <a:ext cx="1869840" cy="1195969"/>
                                 </a:xfrm>
                                 <a:prstGeom prst="rect"/>
                               </pic:spPr>
@@ -7535,7 +7750,7 @@
                   <w:r>
                     <w:drawing>
                       <wp:inline xmlns:a="http://schemas.openxmlformats.org/drawingml/2006/main" xmlns:pic="http://schemas.openxmlformats.org/drawingml/2006/picture" distT="0" distB="0" distL="0" distR="0">
-                        <wp:extent cx="2056320" cy="1088818"/>
+                        <wp:extent cx="2056320" cy="1079720"/>
                         <wp:docPr id="14" name="Picture 14"/>
                         <wp:cNvGraphicFramePr>
                           <a:graphicFrameLocks noChangeAspect="1"/>
@@ -7556,7 +7771,7 @@
                               <pic:spPr>
                                 <a:xfrm>
                                   <a:off x="0" y="0"/>
-                                  <a:ext cx="2056320" cy="1088818"/>
+                                  <a:ext cx="2056320" cy="1079720"/>
                                 </a:xfrm>
                                 <a:prstGeom prst="rect"/>
                               </pic:spPr>
@@ -8926,7 +9141,7 @@
                   <w:r>
                     <w:drawing>
                       <wp:inline xmlns:a="http://schemas.openxmlformats.org/drawingml/2006/main" xmlns:pic="http://schemas.openxmlformats.org/drawingml/2006/picture" distT="0" distB="0" distL="0" distR="0">
-                        <wp:extent cx="1897920" cy="1084958"/>
+                        <wp:extent cx="1897920" cy="1075891"/>
                         <wp:docPr id="15" name="Picture 15"/>
                         <wp:cNvGraphicFramePr>
                           <a:graphicFrameLocks noChangeAspect="1"/>
@@ -8947,7 +9162,7 @@
                               <pic:spPr>
                                 <a:xfrm>
                                   <a:off x="0" y="0"/>
-                                  <a:ext cx="1897920" cy="1084958"/>
+                                  <a:ext cx="1897920" cy="1075891"/>
                                 </a:xfrm>
                                 <a:prstGeom prst="rect"/>
                               </pic:spPr>
@@ -13049,7 +13264,7 @@
                   <w:r>
                     <w:drawing>
                       <wp:inline xmlns:a="http://schemas.openxmlformats.org/drawingml/2006/main" xmlns:pic="http://schemas.openxmlformats.org/drawingml/2006/picture" distT="0" distB="0" distL="0" distR="0">
-                        <wp:extent cx="1213560" cy="1981137"/>
+                        <wp:extent cx="1213560" cy="1972035"/>
                         <wp:docPr id="16" name="Picture 16"/>
                         <wp:cNvGraphicFramePr>
                           <a:graphicFrameLocks noChangeAspect="1"/>
@@ -13070,7 +13285,7 @@
                               <pic:spPr>
                                 <a:xfrm>
                                   <a:off x="0" y="0"/>
-                                  <a:ext cx="1213560" cy="1981137"/>
+                                  <a:ext cx="1213560" cy="1972035"/>
                                 </a:xfrm>
                                 <a:prstGeom prst="rect"/>
                               </pic:spPr>
